--- a/documents/MCG_Setup_Guide.docx
+++ b/documents/MCG_Setup_Guide.docx
@@ -12172,57 +12172,57 @@
                 <w:sz w:val="19"/>
                 <w:szCs w:val="19"/>
               </w:rPr>
-              <w:t xml:space="preserve">gold.supply_chain_360</w:t>
-            </w:r>
-          </w:p>
-        </w:tc>
-        <w:tc>
-          <w:tcPr>
-            <w:shd w:color="F6F7F8" w:val="solid"/>
-            <w:tcMar>
-              <w:top w:type="dxa" w:w="30"/>
-              <w:left w:type="dxa" w:w="80"/>
-              <w:bottom w:type="dxa" w:w="30"/>
-              <w:right w:type="dxa" w:w="80"/>
-            </w:tcMar>
-          </w:tcPr>
-          <w:p>
-            <w:pPr>
-              <w:spacing w:after="0"/>
-            </w:pPr>
-            <w:r>
-              <w:rPr>
-                <w:rFonts w:ascii="Inter" w:cs="Inter" w:eastAsia="Inter" w:hAnsi="Inter"/>
-                <w:color w:val="454659"/>
-                <w:sz w:val="19"/>
-                <w:szCs w:val="19"/>
-              </w:rPr>
-              <w:t xml:space="preserve">orders_cleansed + inventory_current + shipments_enriched</w:t>
-            </w:r>
-          </w:p>
-        </w:tc>
-        <w:tc>
-          <w:tcPr>
-            <w:shd w:color="F6F7F8" w:val="solid"/>
-            <w:tcMar>
-              <w:top w:type="dxa" w:w="30"/>
-              <w:left w:type="dxa" w:w="80"/>
-              <w:bottom w:type="dxa" w:w="30"/>
-              <w:right w:type="dxa" w:w="80"/>
-            </w:tcMar>
-          </w:tcPr>
-          <w:p>
-            <w:pPr>
-              <w:spacing w:after="0"/>
-            </w:pPr>
-            <w:r>
-              <w:rPr>
-                <w:rFonts w:ascii="Inter" w:cs="Inter" w:eastAsia="Inter" w:hAnsi="Inter"/>
-                <w:color w:val="454659"/>
-                <w:sz w:val="19"/>
-                <w:szCs w:val="19"/>
-              </w:rPr>
-              <w:t xml:space="preserve">Unified supply chain view for operations dashboards</w:t>
+              <w:t xml:space="preserve">gold.supply_chain_health</w:t>
+            </w:r>
+          </w:p>
+        </w:tc>
+        <w:tc>
+          <w:tcPr>
+            <w:shd w:color="F6F7F8" w:val="solid"/>
+            <w:tcMar>
+              <w:top w:type="dxa" w:w="30"/>
+              <w:left w:type="dxa" w:w="80"/>
+              <w:bottom w:type="dxa" w:w="30"/>
+              <w:right w:type="dxa" w:w="80"/>
+            </w:tcMar>
+          </w:tcPr>
+          <w:p>
+            <w:pPr>
+              <w:spacing w:after="0"/>
+            </w:pPr>
+            <w:r>
+              <w:rPr>
+                <w:rFonts w:ascii="Inter" w:cs="Inter" w:eastAsia="Inter" w:hAnsi="Inter"/>
+                <w:color w:val="454659"/>
+                <w:sz w:val="19"/>
+                <w:szCs w:val="19"/>
+              </w:rPr>
+              <w:t xml:space="preserve">inventory_reconciled + timestamps_audit</w:t>
+            </w:r>
+          </w:p>
+        </w:tc>
+        <w:tc>
+          <w:tcPr>
+            <w:shd w:color="F6F7F8" w:val="solid"/>
+            <w:tcMar>
+              <w:top w:type="dxa" w:w="30"/>
+              <w:left w:type="dxa" w:w="80"/>
+              <w:bottom w:type="dxa" w:w="30"/>
+              <w:right w:type="dxa" w:w="80"/>
+            </w:tcMar>
+          </w:tcPr>
+          <w:p>
+            <w:pPr>
+              <w:spacing w:after="0"/>
+            </w:pPr>
+            <w:r>
+              <w:rPr>
+                <w:rFonts w:ascii="Inter" w:cs="Inter" w:eastAsia="Inter" w:hAnsi="Inter"/>
+                <w:color w:val="454659"/>
+                <w:sz w:val="19"/>
+                <w:szCs w:val="19"/>
+              </w:rPr>
+              <w:t xml:space="preserve">Inventory accuracy, phantom inventory detection, and pipeline health KPIs per DC</w:t>
             </w:r>
           </w:p>
         </w:tc>
@@ -12248,157 +12248,6 @@
                 <w:sz w:val="19"/>
                 <w:szCs w:val="19"/>
               </w:rPr>
-              <w:t xml:space="preserve">gold.customer_experience</w:t>
-            </w:r>
-          </w:p>
-        </w:tc>
-        <w:tc>
-          <w:tcPr>
-            <w:tcMar>
-              <w:top w:type="dxa" w:w="30"/>
-              <w:left w:type="dxa" w:w="80"/>
-              <w:bottom w:type="dxa" w:w="30"/>
-              <w:right w:type="dxa" w:w="80"/>
-            </w:tcMar>
-          </w:tcPr>
-          <w:p>
-            <w:pPr>
-              <w:spacing w:after="0"/>
-            </w:pPr>
-            <w:r>
-              <w:rPr>
-                <w:rFonts w:ascii="Inter" w:cs="Inter" w:eastAsia="Inter" w:hAnsi="Inter"/>
-                <w:color w:val="454659"/>
-                <w:sz w:val="19"/>
-                <w:szCs w:val="19"/>
-              </w:rPr>
-              <w:t xml:space="preserve">contacts_unified + orders_crm + carrier_events_parsed</w:t>
-            </w:r>
-          </w:p>
-        </w:tc>
-        <w:tc>
-          <w:tcPr>
-            <w:tcMar>
-              <w:top w:type="dxa" w:w="30"/>
-              <w:left w:type="dxa" w:w="80"/>
-              <w:bottom w:type="dxa" w:w="30"/>
-              <w:right w:type="dxa" w:w="80"/>
-            </w:tcMar>
-          </w:tcPr>
-          <w:p>
-            <w:pPr>
-              <w:spacing w:after="0"/>
-            </w:pPr>
-            <w:r>
-              <w:rPr>
-                <w:rFonts w:ascii="Inter" w:cs="Inter" w:eastAsia="Inter" w:hAnsi="Inter"/>
-                <w:color w:val="454659"/>
-                <w:sz w:val="19"/>
-                <w:szCs w:val="19"/>
-              </w:rPr>
-              <w:t xml:space="preserve">Customer journey and delivery experience analytics</w:t>
-            </w:r>
-          </w:p>
-        </w:tc>
-      </w:tr>
-      <w:tr>
-        <w:tc>
-          <w:tcPr>
-            <w:shd w:color="F6F7F8" w:val="solid"/>
-            <w:tcMar>
-              <w:top w:type="dxa" w:w="30"/>
-              <w:left w:type="dxa" w:w="80"/>
-              <w:bottom w:type="dxa" w:w="30"/>
-              <w:right w:type="dxa" w:w="80"/>
-            </w:tcMar>
-          </w:tcPr>
-          <w:p>
-            <w:pPr>
-              <w:spacing w:after="0"/>
-            </w:pPr>
-            <w:r>
-              <w:rPr>
-                <w:rFonts w:ascii="Inter" w:cs="Inter" w:eastAsia="Inter" w:hAnsi="Inter"/>
-                <w:color w:val="454659"/>
-                <w:sz w:val="19"/>
-                <w:szCs w:val="19"/>
-              </w:rPr>
-              <w:t xml:space="preserve">gold.cold_chain_compliance</w:t>
-            </w:r>
-          </w:p>
-        </w:tc>
-        <w:tc>
-          <w:tcPr>
-            <w:shd w:color="F6F7F8" w:val="solid"/>
-            <w:tcMar>
-              <w:top w:type="dxa" w:w="30"/>
-              <w:left w:type="dxa" w:w="80"/>
-              <w:bottom w:type="dxa" w:w="30"/>
-              <w:right w:type="dxa" w:w="80"/>
-            </w:tcMar>
-          </w:tcPr>
-          <w:p>
-            <w:pPr>
-              <w:spacing w:after="0"/>
-            </w:pPr>
-            <w:r>
-              <w:rPr>
-                <w:rFonts w:ascii="Inter" w:cs="Inter" w:eastAsia="Inter" w:hAnsi="Inter"/>
-                <w:color w:val="454659"/>
-                <w:sz w:val="19"/>
-                <w:szCs w:val="19"/>
-              </w:rPr>
-              <w:t xml:space="preserve">cold_chain_readings + shipments_enriched</w:t>
-            </w:r>
-          </w:p>
-        </w:tc>
-        <w:tc>
-          <w:tcPr>
-            <w:shd w:color="F6F7F8" w:val="solid"/>
-            <w:tcMar>
-              <w:top w:type="dxa" w:w="30"/>
-              <w:left w:type="dxa" w:w="80"/>
-              <w:bottom w:type="dxa" w:w="30"/>
-              <w:right w:type="dxa" w:w="80"/>
-            </w:tcMar>
-          </w:tcPr>
-          <w:p>
-            <w:pPr>
-              <w:spacing w:after="0"/>
-            </w:pPr>
-            <w:r>
-              <w:rPr>
-                <w:rFonts w:ascii="Inter" w:cs="Inter" w:eastAsia="Inter" w:hAnsi="Inter"/>
-                <w:color w:val="454659"/>
-                <w:sz w:val="19"/>
-                <w:szCs w:val="19"/>
-              </w:rPr>
-              <w:t xml:space="preserve">Temperature compliance and spoilage risk scoring</w:t>
-            </w:r>
-          </w:p>
-        </w:tc>
-      </w:tr>
-      <w:tr>
-        <w:tc>
-          <w:tcPr>
-            <w:tcMar>
-              <w:top w:type="dxa" w:w="30"/>
-              <w:left w:type="dxa" w:w="80"/>
-              <w:bottom w:type="dxa" w:w="30"/>
-              <w:right w:type="dxa" w:w="80"/>
-            </w:tcMar>
-          </w:tcPr>
-          <w:p>
-            <w:pPr>
-              <w:spacing w:after="0"/>
-            </w:pPr>
-            <w:r>
-              <w:rPr>
-                <w:rFonts w:ascii="Inter" w:cs="Inter" w:eastAsia="Inter" w:hAnsi="Inter"/>
-                <w:color w:val="454659"/>
-                <w:sz w:val="19"/>
-                <w:szCs w:val="19"/>
-              </w:rPr>
               <w:t xml:space="preserve">gold.last_mile_performance</w:t>
             </w:r>
           </w:p>
@@ -12423,259 +12272,31 @@
                 <w:sz w:val="19"/>
                 <w:szCs w:val="19"/>
               </w:rPr>
-              <w:t xml:space="preserve">shipments_enriched + carrier_events_parsed</w:t>
-            </w:r>
-          </w:p>
-        </w:tc>
-        <w:tc>
-          <w:tcPr>
-            <w:tcMar>
-              <w:top w:type="dxa" w:w="30"/>
-              <w:left w:type="dxa" w:w="80"/>
-              <w:bottom w:type="dxa" w:w="30"/>
-              <w:right w:type="dxa" w:w="80"/>
-            </w:tcMar>
-          </w:tcPr>
-          <w:p>
-            <w:pPr>
-              <w:spacing w:after="0"/>
-            </w:pPr>
-            <w:r>
-              <w:rPr>
-                <w:rFonts w:ascii="Inter" w:cs="Inter" w:eastAsia="Inter" w:hAnsi="Inter"/>
-                <w:color w:val="454659"/>
-                <w:sz w:val="19"/>
-                <w:szCs w:val="19"/>
-              </w:rPr>
-              <w:t xml:space="preserve">Delivery SLA tracking and carrier performance metrics</w:t>
-            </w:r>
-          </w:p>
-        </w:tc>
-      </w:tr>
-      <w:tr>
-        <w:tc>
-          <w:tcPr>
-            <w:shd w:color="F6F7F8" w:val="solid"/>
-            <w:tcMar>
-              <w:top w:type="dxa" w:w="30"/>
-              <w:left w:type="dxa" w:w="80"/>
-              <w:bottom w:type="dxa" w:w="30"/>
-              <w:right w:type="dxa" w:w="80"/>
-            </w:tcMar>
-          </w:tcPr>
-          <w:p>
-            <w:pPr>
-              <w:spacing w:after="0"/>
-            </w:pPr>
-            <w:r>
-              <w:rPr>
-                <w:rFonts w:ascii="Inter" w:cs="Inter" w:eastAsia="Inter" w:hAnsi="Inter"/>
-                <w:color w:val="454659"/>
-                <w:sz w:val="19"/>
-                <w:szCs w:val="19"/>
-              </w:rPr>
-              <w:t xml:space="preserve">gold.inventory_health</w:t>
-            </w:r>
-          </w:p>
-        </w:tc>
-        <w:tc>
-          <w:tcPr>
-            <w:shd w:color="F6F7F8" w:val="solid"/>
-            <w:tcMar>
-              <w:top w:type="dxa" w:w="30"/>
-              <w:left w:type="dxa" w:w="80"/>
-              <w:bottom w:type="dxa" w:w="30"/>
-              <w:right w:type="dxa" w:w="80"/>
-            </w:tcMar>
-          </w:tcPr>
-          <w:p>
-            <w:pPr>
-              <w:spacing w:after="0"/>
-            </w:pPr>
-            <w:r>
-              <w:rPr>
-                <w:rFonts w:ascii="Inter" w:cs="Inter" w:eastAsia="Inter" w:hAnsi="Inter"/>
-                <w:color w:val="454659"/>
-                <w:sz w:val="19"/>
-                <w:szCs w:val="19"/>
-              </w:rPr>
-              <w:t xml:space="preserve">inventory_current + orders_cleansed</w:t>
-            </w:r>
-          </w:p>
-        </w:tc>
-        <w:tc>
-          <w:tcPr>
-            <w:shd w:color="F6F7F8" w:val="solid"/>
-            <w:tcMar>
-              <w:top w:type="dxa" w:w="30"/>
-              <w:left w:type="dxa" w:w="80"/>
-              <w:bottom w:type="dxa" w:w="30"/>
-              <w:right w:type="dxa" w:w="80"/>
-            </w:tcMar>
-          </w:tcPr>
-          <w:p>
-            <w:pPr>
-              <w:spacing w:after="0"/>
-            </w:pPr>
-            <w:r>
-              <w:rPr>
-                <w:rFonts w:ascii="Inter" w:cs="Inter" w:eastAsia="Inter" w:hAnsi="Inter"/>
-                <w:color w:val="454659"/>
-                <w:sz w:val="19"/>
-                <w:szCs w:val="19"/>
-              </w:rPr>
-              <w:t xml:space="preserve">Real-time inventory accuracy and phantom inventory detection</w:t>
-            </w:r>
-          </w:p>
-        </w:tc>
-      </w:tr>
-      <w:tr>
-        <w:tc>
-          <w:tcPr>
-            <w:tcMar>
-              <w:top w:type="dxa" w:w="30"/>
-              <w:left w:type="dxa" w:w="80"/>
-              <w:bottom w:type="dxa" w:w="30"/>
-              <w:right w:type="dxa" w:w="80"/>
-            </w:tcMar>
-          </w:tcPr>
-          <w:p>
-            <w:pPr>
-              <w:spacing w:after="0"/>
-            </w:pPr>
-            <w:r>
-              <w:rPr>
-                <w:rFonts w:ascii="Inter" w:cs="Inter" w:eastAsia="Inter" w:hAnsi="Inter"/>
-                <w:color w:val="454659"/>
-                <w:sz w:val="19"/>
-                <w:szCs w:val="19"/>
-              </w:rPr>
-              <w:t xml:space="preserve">gold.product_catalog</w:t>
-            </w:r>
-          </w:p>
-        </w:tc>
-        <w:tc>
-          <w:tcPr>
-            <w:tcMar>
-              <w:top w:type="dxa" w:w="30"/>
-              <w:left w:type="dxa" w:w="80"/>
-              <w:bottom w:type="dxa" w:w="30"/>
-              <w:right w:type="dxa" w:w="80"/>
-            </w:tcMar>
-          </w:tcPr>
-          <w:p>
-            <w:pPr>
-              <w:spacing w:after="0"/>
-            </w:pPr>
-            <w:r>
-              <w:rPr>
-                <w:rFonts w:ascii="Inter" w:cs="Inter" w:eastAsia="Inter" w:hAnsi="Inter"/>
-                <w:color w:val="454659"/>
-                <w:sz w:val="19"/>
-                <w:szCs w:val="19"/>
-              </w:rPr>
-              <w:t xml:space="preserve">products_master + inventory_current</w:t>
-            </w:r>
-          </w:p>
-        </w:tc>
-        <w:tc>
-          <w:tcPr>
-            <w:tcMar>
-              <w:top w:type="dxa" w:w="30"/>
-              <w:left w:type="dxa" w:w="80"/>
-              <w:bottom w:type="dxa" w:w="30"/>
-              <w:right w:type="dxa" w:w="80"/>
-            </w:tcMar>
-          </w:tcPr>
-          <w:p>
-            <w:pPr>
-              <w:spacing w:after="0"/>
-            </w:pPr>
-            <w:r>
-              <w:rPr>
-                <w:rFonts w:ascii="Inter" w:cs="Inter" w:eastAsia="Inter" w:hAnsi="Inter"/>
-                <w:color w:val="454659"/>
-                <w:sz w:val="19"/>
-                <w:szCs w:val="19"/>
-              </w:rPr>
-              <w:t xml:space="preserve">Enriched product data with availability and quality metrics</w:t>
-            </w:r>
-          </w:p>
-        </w:tc>
-      </w:tr>
-      <w:tr>
-        <w:tc>
-          <w:tcPr>
-            <w:shd w:color="F6F7F8" w:val="solid"/>
-            <w:tcMar>
-              <w:top w:type="dxa" w:w="30"/>
-              <w:left w:type="dxa" w:w="80"/>
-              <w:bottom w:type="dxa" w:w="30"/>
-              <w:right w:type="dxa" w:w="80"/>
-            </w:tcMar>
-          </w:tcPr>
-          <w:p>
-            <w:pPr>
-              <w:spacing w:after="0"/>
-            </w:pPr>
-            <w:r>
-              <w:rPr>
-                <w:rFonts w:ascii="Inter" w:cs="Inter" w:eastAsia="Inter" w:hAnsi="Inter"/>
-                <w:color w:val="454659"/>
-                <w:sz w:val="19"/>
-                <w:szCs w:val="19"/>
-              </w:rPr>
-              <w:t xml:space="preserve">gold.operational_kpis</w:t>
-            </w:r>
-          </w:p>
-        </w:tc>
-        <w:tc>
-          <w:tcPr>
-            <w:shd w:color="F6F7F8" w:val="solid"/>
-            <w:tcMar>
-              <w:top w:type="dxa" w:w="30"/>
-              <w:left w:type="dxa" w:w="80"/>
-              <w:bottom w:type="dxa" w:w="30"/>
-              <w:right w:type="dxa" w:w="80"/>
-            </w:tcMar>
-          </w:tcPr>
-          <w:p>
-            <w:pPr>
-              <w:spacing w:after="0"/>
-            </w:pPr>
-            <w:r>
-              <w:rPr>
-                <w:rFonts w:ascii="Inter" w:cs="Inter" w:eastAsia="Inter" w:hAnsi="Inter"/>
-                <w:color w:val="454659"/>
-                <w:sz w:val="19"/>
-                <w:szCs w:val="19"/>
-              </w:rPr>
-              <w:t xml:space="preserve">All silver tables</w:t>
-            </w:r>
-          </w:p>
-        </w:tc>
-        <w:tc>
-          <w:tcPr>
-            <w:shd w:color="F6F7F8" w:val="solid"/>
-            <w:tcMar>
-              <w:top w:type="dxa" w:w="30"/>
-              <w:left w:type="dxa" w:w="80"/>
-              <w:bottom w:type="dxa" w:w="30"/>
-              <w:right w:type="dxa" w:w="80"/>
-            </w:tcMar>
-          </w:tcPr>
-          <w:p>
-            <w:pPr>
-              <w:spacing w:after="0"/>
-            </w:pPr>
-            <w:r>
-              <w:rPr>
-                <w:rFonts w:ascii="Inter" w:cs="Inter" w:eastAsia="Inter" w:hAnsi="Inter"/>
-                <w:color w:val="454659"/>
-                <w:sz w:val="19"/>
-                <w:szCs w:val="19"/>
-              </w:rPr>
-              <w:t xml:space="preserve">Pre-aggregated KPIs for executive dashboards</w:t>
+              <w:t xml:space="preserve">shipments_canonical + orders_enriched + customers_deduped</w:t>
+            </w:r>
+          </w:p>
+        </w:tc>
+        <w:tc>
+          <w:tcPr>
+            <w:tcMar>
+              <w:top w:type="dxa" w:w="30"/>
+              <w:left w:type="dxa" w:w="80"/>
+              <w:bottom w:type="dxa" w:w="30"/>
+              <w:right w:type="dxa" w:w="80"/>
+            </w:tcMar>
+          </w:tcPr>
+          <w:p>
+            <w:pPr>
+              <w:spacing w:after="0"/>
+            </w:pPr>
+            <w:r>
+              <w:rPr>
+                <w:rFonts w:ascii="Inter" w:cs="Inter" w:eastAsia="Inter" w:hAnsi="Inter"/>
+                <w:color w:val="454659"/>
+                <w:sz w:val="19"/>
+                <w:szCs w:val="19"/>
+              </w:rPr>
+              <w:t xml:space="preserve">Carrier SLA metrics, address quality scoring, and WISMO correlation by region</w:t>
             </w:r>
           </w:p>
         </w:tc>
@@ -15480,7 +15101,7 @@
           <w:sz w:val="21"/>
           <w:szCs w:val="21"/>
         </w:rPr>
-        <w:t xml:space="preserve">Link 'Cold Chain' to gold.cold_chain_compliance data product</w:t>
+        <w:t xml:space="preserve">Link 'Cold Chain' to gold.supply_chain_health data product</w:t>
       </w:r>
     </w:p>
     <w:p>
@@ -15504,7 +15125,7 @@
           <w:sz w:val="21"/>
           <w:szCs w:val="21"/>
         </w:rPr>
-        <w:t xml:space="preserve">Link 'WISMO' to gold.customer_experience data product</w:t>
+        <w:t xml:space="preserve">Link 'WISMO' to gold.last_mile_performance data product</w:t>
       </w:r>
     </w:p>
     <w:p>
@@ -17116,7 +16737,7 @@
                 <w:sz w:val="19"/>
                 <w:szCs w:val="19"/>
               </w:rPr>
-              <w:t xml:space="preserve">gold.cold_chain_compliance</w:t>
+              <w:t xml:space="preserve">silver.iot_normalized</w:t>
             </w:r>
           </w:p>
         </w:tc>
@@ -20632,7 +20253,7 @@
                 <w:sz w:val="19"/>
                 <w:szCs w:val="19"/>
               </w:rPr>
-              <w:t xml:space="preserve">7 data products with data</w:t>
+              <w:t xml:space="preserve">2 data products with data</w:t>
             </w:r>
           </w:p>
         </w:tc>
@@ -20734,7 +20355,7 @@
                 <w:sz w:val="19"/>
                 <w:szCs w:val="19"/>
               </w:rPr>
-              <w:t xml:space="preserve">7 products registered with Trust Scores</w:t>
+              <w:t xml:space="preserve">2 products registered with Trust Scores</w:t>
             </w:r>
           </w:p>
         </w:tc>

--- a/documents/MCG_Setup_Guide.docx
+++ b/documents/MCG_Setup_Guide.docx
@@ -7958,7 +7958,7 @@
                 <w:sz w:val="19"/>
                 <w:szCs w:val="19"/>
               </w:rPr>
-              <w:t xml:space="preserve">qlik_reader</w:t>
+              <w:t xml:space="preserve">mcg_admin</w:t>
             </w:r>
           </w:p>
         </w:tc>
@@ -8711,7 +8711,7 @@
                 <w:sz w:val="20"/>
                 <w:szCs w:val="20"/>
               </w:rPr>
-              <w:t xml:space="preserve">Kafka connections from Qlik Cloud to an on-premises Kafka cluster require Qlik Remote Engine Gen2 (Data Gateway). For cloud-hosted Kafka (e.g., Confluent Cloud), a direct connection is possible with SASL authentication.</w:t>
+              <w:t xml:space="preserve">Kafka connections from Qlik Cloud to an on-premises Kafka cluster require Data Gateway - Streaming. For cloud-hosted Kafka (e.g., Confluent Cloud), a direct connection is possible with SASL authentication.</w:t>
             </w:r>
           </w:p>
         </w:tc>
@@ -12045,3239 +12045,6 @@
           <w:szCs w:val="21"/>
         </w:rPr>
         <w:t xml:space="preserve">The gold layer contains business-ready, governed data products created from silver layer sources. Use Table Recipes to define the gold tables:</w:t>
-      </w:r>
-    </w:p>
-    <w:tbl>
-      <w:tblPr>
-        <w:tblW w:type="pct" w:w="100%"/>
-        <w:tblBorders>
-          <w:top w:val="single" w:color="auto" w:sz="4"/>
-          <w:left w:val="single" w:color="auto" w:sz="4"/>
-          <w:bottom w:val="single" w:color="auto" w:sz="4"/>
-          <w:right w:val="single" w:color="auto" w:sz="4"/>
-          <w:insideH w:val="single" w:color="auto" w:sz="4"/>
-          <w:insideV w:val="single" w:color="auto" w:sz="4"/>
-        </w:tblBorders>
-      </w:tblPr>
-      <w:tblGrid>
-        <w:gridCol w:w="100"/>
-        <w:gridCol w:w="100"/>
-        <w:gridCol w:w="100"/>
-      </w:tblGrid>
-      <w:tr>
-        <w:trPr>
-          <w:tblHeader/>
-        </w:trPr>
-        <w:tc>
-          <w:tcPr>
-            <w:shd w:color="006580" w:val="solid"/>
-            <w:tcMar>
-              <w:top w:type="dxa" w:w="40"/>
-              <w:left w:type="dxa" w:w="80"/>
-              <w:bottom w:type="dxa" w:w="40"/>
-              <w:right w:type="dxa" w:w="80"/>
-            </w:tcMar>
-          </w:tcPr>
-          <w:p>
-            <w:pPr>
-              <w:spacing w:after="0"/>
-            </w:pPr>
-            <w:r>
-              <w:rPr>
-                <w:rFonts w:ascii="Inter" w:cs="Inter" w:eastAsia="Inter" w:hAnsi="Inter"/>
-                <w:b/>
-                <w:bCs/>
-                <w:color w:val="FFFFFF"/>
-                <w:sz w:val="19"/>
-                <w:szCs w:val="19"/>
-              </w:rPr>
-              <w:t xml:space="preserve">Gold Table</w:t>
-            </w:r>
-          </w:p>
-        </w:tc>
-        <w:tc>
-          <w:tcPr>
-            <w:shd w:color="006580" w:val="solid"/>
-            <w:tcMar>
-              <w:top w:type="dxa" w:w="40"/>
-              <w:left w:type="dxa" w:w="80"/>
-              <w:bottom w:type="dxa" w:w="40"/>
-              <w:right w:type="dxa" w:w="80"/>
-            </w:tcMar>
-          </w:tcPr>
-          <w:p>
-            <w:pPr>
-              <w:spacing w:after="0"/>
-            </w:pPr>
-            <w:r>
-              <w:rPr>
-                <w:rFonts w:ascii="Inter" w:cs="Inter" w:eastAsia="Inter" w:hAnsi="Inter"/>
-                <w:b/>
-                <w:bCs/>
-                <w:color w:val="FFFFFF"/>
-                <w:sz w:val="19"/>
-                <w:szCs w:val="19"/>
-              </w:rPr>
-              <w:t xml:space="preserve">Source (Silver)</w:t>
-            </w:r>
-          </w:p>
-        </w:tc>
-        <w:tc>
-          <w:tcPr>
-            <w:shd w:color="006580" w:val="solid"/>
-            <w:tcMar>
-              <w:top w:type="dxa" w:w="40"/>
-              <w:left w:type="dxa" w:w="80"/>
-              <w:bottom w:type="dxa" w:w="40"/>
-              <w:right w:type="dxa" w:w="80"/>
-            </w:tcMar>
-          </w:tcPr>
-          <w:p>
-            <w:pPr>
-              <w:spacing w:after="0"/>
-            </w:pPr>
-            <w:r>
-              <w:rPr>
-                <w:rFonts w:ascii="Inter" w:cs="Inter" w:eastAsia="Inter" w:hAnsi="Inter"/>
-                <w:b/>
-                <w:bCs/>
-                <w:color w:val="FFFFFF"/>
-                <w:sz w:val="19"/>
-                <w:szCs w:val="19"/>
-              </w:rPr>
-              <w:t xml:space="preserve">Business Purpose</w:t>
-            </w:r>
-          </w:p>
-        </w:tc>
-      </w:tr>
-      <w:tr>
-        <w:tc>
-          <w:tcPr>
-            <w:shd w:color="F6F7F8" w:val="solid"/>
-            <w:tcMar>
-              <w:top w:type="dxa" w:w="30"/>
-              <w:left w:type="dxa" w:w="80"/>
-              <w:bottom w:type="dxa" w:w="30"/>
-              <w:right w:type="dxa" w:w="80"/>
-            </w:tcMar>
-          </w:tcPr>
-          <w:p>
-            <w:pPr>
-              <w:spacing w:after="0"/>
-            </w:pPr>
-            <w:r>
-              <w:rPr>
-                <w:rFonts w:ascii="Inter" w:cs="Inter" w:eastAsia="Inter" w:hAnsi="Inter"/>
-                <w:color w:val="454659"/>
-                <w:sz w:val="19"/>
-                <w:szCs w:val="19"/>
-              </w:rPr>
-              <w:t xml:space="preserve">gold.supply_chain_health</w:t>
-            </w:r>
-          </w:p>
-        </w:tc>
-        <w:tc>
-          <w:tcPr>
-            <w:shd w:color="F6F7F8" w:val="solid"/>
-            <w:tcMar>
-              <w:top w:type="dxa" w:w="30"/>
-              <w:left w:type="dxa" w:w="80"/>
-              <w:bottom w:type="dxa" w:w="30"/>
-              <w:right w:type="dxa" w:w="80"/>
-            </w:tcMar>
-          </w:tcPr>
-          <w:p>
-            <w:pPr>
-              <w:spacing w:after="0"/>
-            </w:pPr>
-            <w:r>
-              <w:rPr>
-                <w:rFonts w:ascii="Inter" w:cs="Inter" w:eastAsia="Inter" w:hAnsi="Inter"/>
-                <w:color w:val="454659"/>
-                <w:sz w:val="19"/>
-                <w:szCs w:val="19"/>
-              </w:rPr>
-              <w:t xml:space="preserve">inventory_reconciled + timestamps_audit</w:t>
-            </w:r>
-          </w:p>
-        </w:tc>
-        <w:tc>
-          <w:tcPr>
-            <w:shd w:color="F6F7F8" w:val="solid"/>
-            <w:tcMar>
-              <w:top w:type="dxa" w:w="30"/>
-              <w:left w:type="dxa" w:w="80"/>
-              <w:bottom w:type="dxa" w:w="30"/>
-              <w:right w:type="dxa" w:w="80"/>
-            </w:tcMar>
-          </w:tcPr>
-          <w:p>
-            <w:pPr>
-              <w:spacing w:after="0"/>
-            </w:pPr>
-            <w:r>
-              <w:rPr>
-                <w:rFonts w:ascii="Inter" w:cs="Inter" w:eastAsia="Inter" w:hAnsi="Inter"/>
-                <w:color w:val="454659"/>
-                <w:sz w:val="19"/>
-                <w:szCs w:val="19"/>
-              </w:rPr>
-              <w:t xml:space="preserve">Inventory accuracy, phantom inventory detection, and pipeline health KPIs per DC</w:t>
-            </w:r>
-          </w:p>
-        </w:tc>
-      </w:tr>
-      <w:tr>
-        <w:tc>
-          <w:tcPr>
-            <w:tcMar>
-              <w:top w:type="dxa" w:w="30"/>
-              <w:left w:type="dxa" w:w="80"/>
-              <w:bottom w:type="dxa" w:w="30"/>
-              <w:right w:type="dxa" w:w="80"/>
-            </w:tcMar>
-          </w:tcPr>
-          <w:p>
-            <w:pPr>
-              <w:spacing w:after="0"/>
-            </w:pPr>
-            <w:r>
-              <w:rPr>
-                <w:rFonts w:ascii="Inter" w:cs="Inter" w:eastAsia="Inter" w:hAnsi="Inter"/>
-                <w:color w:val="454659"/>
-                <w:sz w:val="19"/>
-                <w:szCs w:val="19"/>
-              </w:rPr>
-              <w:t xml:space="preserve">gold.last_mile_performance</w:t>
-            </w:r>
-          </w:p>
-        </w:tc>
-        <w:tc>
-          <w:tcPr>
-            <w:tcMar>
-              <w:top w:type="dxa" w:w="30"/>
-              <w:left w:type="dxa" w:w="80"/>
-              <w:bottom w:type="dxa" w:w="30"/>
-              <w:right w:type="dxa" w:w="80"/>
-            </w:tcMar>
-          </w:tcPr>
-          <w:p>
-            <w:pPr>
-              <w:spacing w:after="0"/>
-            </w:pPr>
-            <w:r>
-              <w:rPr>
-                <w:rFonts w:ascii="Inter" w:cs="Inter" w:eastAsia="Inter" w:hAnsi="Inter"/>
-                <w:color w:val="454659"/>
-                <w:sz w:val="19"/>
-                <w:szCs w:val="19"/>
-              </w:rPr>
-              <w:t xml:space="preserve">shipments_canonical + orders_enriched + customers_deduped</w:t>
-            </w:r>
-          </w:p>
-        </w:tc>
-        <w:tc>
-          <w:tcPr>
-            <w:tcMar>
-              <w:top w:type="dxa" w:w="30"/>
-              <w:left w:type="dxa" w:w="80"/>
-              <w:bottom w:type="dxa" w:w="30"/>
-              <w:right w:type="dxa" w:w="80"/>
-            </w:tcMar>
-          </w:tcPr>
-          <w:p>
-            <w:pPr>
-              <w:spacing w:after="0"/>
-            </w:pPr>
-            <w:r>
-              <w:rPr>
-                <w:rFonts w:ascii="Inter" w:cs="Inter" w:eastAsia="Inter" w:hAnsi="Inter"/>
-                <w:color w:val="454659"/>
-                <w:sz w:val="19"/>
-                <w:szCs w:val="19"/>
-              </w:rPr>
-              <w:t xml:space="preserve">Carrier SLA metrics, address quality scoring, and WISMO correlation by region</w:t>
-            </w:r>
-          </w:p>
-        </w:tc>
-      </w:tr>
-    </w:tbl>
-    <w:p>
-      <w:r>
-        <w:br w:type="page"/>
-      </w:r>
-    </w:p>
-    <w:p>
-      <w:pPr>
-        <w:pBdr>
-          <w:bottom w:val="single" w:color="006580" w:sz="2" w:space="4"/>
-        </w:pBdr>
-        <w:spacing w:after="160" w:before="360"/>
-      </w:pPr>
-      <w:r>
-        <w:rPr>
-          <w:rFonts w:ascii="Inter" w:cs="Inter" w:eastAsia="Inter" w:hAnsi="Inter"/>
-          <w:b/>
-          <w:bCs/>
-          <w:color w:val="19416C"/>
-          <w:sz w:val="30"/>
-          <w:szCs w:val="30"/>
-        </w:rPr>
-        <w:t xml:space="preserve">9. Data Products &amp; Governance</w:t>
-      </w:r>
-    </w:p>
-    <w:p>
-      <w:pPr>
-        <w:spacing w:after="120"/>
-        <w:jc w:val="left"/>
-      </w:pPr>
-      <w:r>
-        <w:rPr>
-          <w:rFonts w:ascii="Inter" w:cs="Inter" w:eastAsia="Inter" w:hAnsi="Inter"/>
-          <w:b w:val="false"/>
-          <w:bCs w:val="false"/>
-          <w:i w:val="false"/>
-          <w:iCs w:val="false"/>
-          <w:color w:val="454659"/>
-          <w:sz w:val="21"/>
-          <w:szCs w:val="21"/>
-        </w:rPr>
-        <w:t xml:space="preserve">Register each gold layer table as a governed data product for discovery, sharing, and consumption across the organization.</w:t>
-      </w:r>
-    </w:p>
-    <w:p>
-      <w:pPr>
-        <w:spacing w:after="120" w:before="280"/>
-      </w:pPr>
-      <w:r>
-        <w:rPr>
-          <w:rFonts w:ascii="Inter" w:cs="Inter" w:eastAsia="Inter" w:hAnsi="Inter"/>
-          <w:b/>
-          <w:bCs/>
-          <w:color w:val="006580"/>
-          <w:sz w:val="26"/>
-          <w:szCs w:val="26"/>
-        </w:rPr>
-        <w:t xml:space="preserve">9.1 Register Data Products</w:t>
-      </w:r>
-    </w:p>
-    <w:p>
-      <w:pPr>
-        <w:spacing w:after="120"/>
-        <w:jc w:val="left"/>
-      </w:pPr>
-      <w:r>
-        <w:rPr>
-          <w:rFonts w:ascii="Inter" w:cs="Inter" w:eastAsia="Inter" w:hAnsi="Inter"/>
-          <w:b w:val="false"/>
-          <w:bCs w:val="false"/>
-          <w:i w:val="false"/>
-          <w:iCs w:val="false"/>
-          <w:color w:val="454659"/>
-          <w:sz w:val="21"/>
-          <w:szCs w:val="21"/>
-        </w:rPr>
-        <w:t xml:space="preserve">For each gold table:</w:t>
-      </w:r>
-    </w:p>
-    <w:p>
-      <w:pPr>
-        <w:spacing w:after="80"/>
-        <w:ind w:left="431"/>
-      </w:pPr>
-      <w:r>
-        <w:rPr>
-          <w:rFonts w:ascii="Inter" w:cs="Inter" w:eastAsia="Inter" w:hAnsi="Inter"/>
-          <w:b/>
-          <w:bCs/>
-          <w:color w:val="006580"/>
-          <w:sz w:val="21"/>
-          <w:szCs w:val="21"/>
-        </w:rPr>
-        <w:t xml:space="preserve">1. </w:t>
-      </w:r>
-      <w:r>
-        <w:rPr>
-          <w:rFonts w:ascii="Inter" w:cs="Inter" w:eastAsia="Inter" w:hAnsi="Inter"/>
-          <w:b w:val="false"/>
-          <w:bCs w:val="false"/>
-          <w:color w:val="454659"/>
-          <w:sz w:val="21"/>
-          <w:szCs w:val="21"/>
-        </w:rPr>
-        <w:t xml:space="preserve">Navigate to Data Integration → Data Products</w:t>
-      </w:r>
-    </w:p>
-    <w:p>
-      <w:pPr>
-        <w:spacing w:after="80"/>
-        <w:ind w:left="431"/>
-      </w:pPr>
-      <w:r>
-        <w:rPr>
-          <w:rFonts w:ascii="Inter" w:cs="Inter" w:eastAsia="Inter" w:hAnsi="Inter"/>
-          <w:b/>
-          <w:bCs/>
-          <w:color w:val="006580"/>
-          <w:sz w:val="21"/>
-          <w:szCs w:val="21"/>
-        </w:rPr>
-        <w:t xml:space="preserve">2. </w:t>
-      </w:r>
-      <w:r>
-        <w:rPr>
-          <w:rFonts w:ascii="Inter" w:cs="Inter" w:eastAsia="Inter" w:hAnsi="Inter"/>
-          <w:b w:val="false"/>
-          <w:bCs w:val="false"/>
-          <w:color w:val="454659"/>
-          <w:sz w:val="21"/>
-          <w:szCs w:val="21"/>
-        </w:rPr>
-        <w:t xml:space="preserve">Click Register Data Product</w:t>
-      </w:r>
-    </w:p>
-    <w:p>
-      <w:pPr>
-        <w:spacing w:after="80"/>
-        <w:ind w:left="431"/>
-      </w:pPr>
-      <w:r>
-        <w:rPr>
-          <w:rFonts w:ascii="Inter" w:cs="Inter" w:eastAsia="Inter" w:hAnsi="Inter"/>
-          <w:b/>
-          <w:bCs/>
-          <w:color w:val="006580"/>
-          <w:sz w:val="21"/>
-          <w:szCs w:val="21"/>
-        </w:rPr>
-        <w:t xml:space="preserve">3. </w:t>
-      </w:r>
-      <w:r>
-        <w:rPr>
-          <w:rFonts w:ascii="Inter" w:cs="Inter" w:eastAsia="Inter" w:hAnsi="Inter"/>
-          <w:b w:val="false"/>
-          <w:bCs w:val="false"/>
-          <w:color w:val="454659"/>
-          <w:sz w:val="21"/>
-          <w:szCs w:val="21"/>
-        </w:rPr>
-        <w:t xml:space="preserve">Select the gold table from the lakehouse</w:t>
-      </w:r>
-    </w:p>
-    <w:p>
-      <w:pPr>
-        <w:spacing w:after="80"/>
-        <w:ind w:left="431"/>
-      </w:pPr>
-      <w:r>
-        <w:rPr>
-          <w:rFonts w:ascii="Inter" w:cs="Inter" w:eastAsia="Inter" w:hAnsi="Inter"/>
-          <w:b/>
-          <w:bCs/>
-          <w:color w:val="006580"/>
-          <w:sz w:val="21"/>
-          <w:szCs w:val="21"/>
-        </w:rPr>
-        <w:t xml:space="preserve">4. </w:t>
-      </w:r>
-      <w:r>
-        <w:rPr>
-          <w:rFonts w:ascii="Inter" w:cs="Inter" w:eastAsia="Inter" w:hAnsi="Inter"/>
-          <w:b w:val="false"/>
-          <w:bCs w:val="false"/>
-          <w:color w:val="454659"/>
-          <w:sz w:val="21"/>
-          <w:szCs w:val="21"/>
-        </w:rPr>
-        <w:t xml:space="preserve">Set the owner (e.g., Data Engineering Team)</w:t>
-      </w:r>
-    </w:p>
-    <w:p>
-      <w:pPr>
-        <w:spacing w:after="80"/>
-        <w:ind w:left="431"/>
-      </w:pPr>
-      <w:r>
-        <w:rPr>
-          <w:rFonts w:ascii="Inter" w:cs="Inter" w:eastAsia="Inter" w:hAnsi="Inter"/>
-          <w:b/>
-          <w:bCs/>
-          <w:color w:val="006580"/>
-          <w:sz w:val="21"/>
-          <w:szCs w:val="21"/>
-        </w:rPr>
-        <w:t xml:space="preserve">5. </w:t>
-      </w:r>
-      <w:r>
-        <w:rPr>
-          <w:rFonts w:ascii="Inter" w:cs="Inter" w:eastAsia="Inter" w:hAnsi="Inter"/>
-          <w:b w:val="false"/>
-          <w:bCs w:val="false"/>
-          <w:color w:val="454659"/>
-          <w:sz w:val="21"/>
-          <w:szCs w:val="21"/>
-        </w:rPr>
-        <w:t xml:space="preserve">Add a description — use AI-generated descriptions for consistency</w:t>
-      </w:r>
-    </w:p>
-    <w:p>
-      <w:pPr>
-        <w:spacing w:after="80"/>
-        <w:ind w:left="431"/>
-      </w:pPr>
-      <w:r>
-        <w:rPr>
-          <w:rFonts w:ascii="Inter" w:cs="Inter" w:eastAsia="Inter" w:hAnsi="Inter"/>
-          <w:b/>
-          <w:bCs/>
-          <w:color w:val="006580"/>
-          <w:sz w:val="21"/>
-          <w:szCs w:val="21"/>
-        </w:rPr>
-        <w:t xml:space="preserve">6. </w:t>
-      </w:r>
-      <w:r>
-        <w:rPr>
-          <w:rFonts w:ascii="Inter" w:cs="Inter" w:eastAsia="Inter" w:hAnsi="Inter"/>
-          <w:b w:val="false"/>
-          <w:bCs w:val="false"/>
-          <w:color w:val="454659"/>
-          <w:sz w:val="21"/>
-          <w:szCs w:val="21"/>
-        </w:rPr>
-        <w:t xml:space="preserve">Set classification level (Internal for demo purposes)</w:t>
-      </w:r>
-    </w:p>
-    <w:p>
-      <w:pPr>
-        <w:spacing w:after="80"/>
-        <w:ind w:left="431"/>
-      </w:pPr>
-      <w:r>
-        <w:rPr>
-          <w:rFonts w:ascii="Inter" w:cs="Inter" w:eastAsia="Inter" w:hAnsi="Inter"/>
-          <w:b/>
-          <w:bCs/>
-          <w:color w:val="006580"/>
-          <w:sz w:val="21"/>
-          <w:szCs w:val="21"/>
-        </w:rPr>
-        <w:t xml:space="preserve">7. </w:t>
-      </w:r>
-      <w:r>
-        <w:rPr>
-          <w:rFonts w:ascii="Inter" w:cs="Inter" w:eastAsia="Inter" w:hAnsi="Inter"/>
-          <w:b w:val="false"/>
-          <w:bCs w:val="false"/>
-          <w:color w:val="454659"/>
-          <w:sz w:val="21"/>
-          <w:szCs w:val="21"/>
-        </w:rPr>
-        <w:t xml:space="preserve">Enable API Sharing to make the data product accessible via REST API</w:t>
-      </w:r>
-    </w:p>
-    <w:tbl>
-      <w:tblPr>
-        <w:tblW w:type="pct" w:w="100%"/>
-        <w:tblBorders>
-          <w:top w:val="single" w:color="auto" w:sz="4"/>
-          <w:left w:val="single" w:color="auto" w:sz="4"/>
-          <w:bottom w:val="single" w:color="auto" w:sz="4"/>
-          <w:right w:val="single" w:color="auto" w:sz="4"/>
-          <w:insideH w:val="single" w:color="auto" w:sz="4"/>
-          <w:insideV w:val="single" w:color="auto" w:sz="4"/>
-        </w:tblBorders>
-      </w:tblPr>
-      <w:tblGrid>
-        <w:gridCol w:w="100"/>
-        <w:gridCol w:w="100"/>
-      </w:tblGrid>
-      <w:tr>
-        <w:tc>
-          <w:tcPr>
-            <w:tcW w:type="pct" w:w="1%"/>
-            <w:tcBorders>
-              <w:top w:val="none"/>
-              <w:left w:val="none"/>
-              <w:bottom w:val="none"/>
-              <w:right w:val="none"/>
-            </w:tcBorders>
-            <w:shd w:color="006580" w:val="solid"/>
-          </w:tcPr>
-          <w:p>
-            <w:pPr>
-              <w:spacing w:after="0"/>
-            </w:pPr>
-            <w:r>
-              <w:rPr>
-                <w:sz w:val="10"/>
-                <w:szCs w:val="10"/>
-              </w:rPr>
-              <w:t xml:space="preserve"> </w:t>
-            </w:r>
-          </w:p>
-        </w:tc>
-        <w:tc>
-          <w:tcPr>
-            <w:tcW w:type="pct" w:w="99%"/>
-            <w:shd w:color="F6F7F8" w:val="solid"/>
-            <w:tcMar>
-              <w:top w:type="dxa" w:w="80"/>
-              <w:left w:type="dxa" w:w="120"/>
-              <w:bottom w:type="dxa" w:w="80"/>
-              <w:right w:type="dxa" w:w="120"/>
-            </w:tcMar>
-          </w:tcPr>
-          <w:p>
-            <w:pPr>
-              <w:spacing w:after="0"/>
-            </w:pPr>
-            <w:r>
-              <w:rPr>
-                <w:rFonts w:ascii="Inter" w:cs="Inter" w:eastAsia="Inter" w:hAnsi="Inter"/>
-                <w:color w:val="454659"/>
-                <w:sz w:val="20"/>
-                <w:szCs w:val="20"/>
-              </w:rPr>
-              <w:t xml:space="preserve">[Screenshot: Data Product registration screen showing a gold table being registered with owner, description, and API sharing enabled]</w:t>
-            </w:r>
-          </w:p>
-        </w:tc>
-      </w:tr>
-    </w:tbl>
-    <w:p>
-      <w:pPr>
-        <w:spacing w:after="120" w:before="280"/>
-      </w:pPr>
-      <w:r>
-        <w:rPr>
-          <w:rFonts w:ascii="Inter" w:cs="Inter" w:eastAsia="Inter" w:hAnsi="Inter"/>
-          <w:b/>
-          <w:bCs/>
-          <w:color w:val="006580"/>
-          <w:sz w:val="26"/>
-          <w:szCs w:val="26"/>
-        </w:rPr>
-        <w:t xml:space="preserve">9.2 Configure Trust Score</w:t>
-      </w:r>
-    </w:p>
-    <w:p>
-      <w:pPr>
-        <w:spacing w:after="120"/>
-        <w:jc w:val="left"/>
-      </w:pPr>
-      <w:r>
-        <w:rPr>
-          <w:rFonts w:ascii="Inter" w:cs="Inter" w:eastAsia="Inter" w:hAnsi="Inter"/>
-          <w:b w:val="false"/>
-          <w:bCs w:val="false"/>
-          <w:i w:val="false"/>
-          <w:iCs w:val="false"/>
-          <w:color w:val="454659"/>
-          <w:sz w:val="21"/>
-          <w:szCs w:val="21"/>
-        </w:rPr>
-        <w:t xml:space="preserve">Each data product has a Trust Score composed of multiple dimensions:</w:t>
-      </w:r>
-    </w:p>
-    <w:tbl>
-      <w:tblPr>
-        <w:tblW w:type="pct" w:w="100%"/>
-        <w:tblBorders>
-          <w:top w:val="single" w:color="auto" w:sz="4"/>
-          <w:left w:val="single" w:color="auto" w:sz="4"/>
-          <w:bottom w:val="single" w:color="auto" w:sz="4"/>
-          <w:right w:val="single" w:color="auto" w:sz="4"/>
-          <w:insideH w:val="single" w:color="auto" w:sz="4"/>
-          <w:insideV w:val="single" w:color="auto" w:sz="4"/>
-        </w:tblBorders>
-      </w:tblPr>
-      <w:tblGrid>
-        <w:gridCol w:w="100"/>
-        <w:gridCol w:w="100"/>
-        <w:gridCol w:w="100"/>
-      </w:tblGrid>
-      <w:tr>
-        <w:trPr>
-          <w:tblHeader/>
-        </w:trPr>
-        <w:tc>
-          <w:tcPr>
-            <w:shd w:color="006580" w:val="solid"/>
-            <w:tcMar>
-              <w:top w:type="dxa" w:w="40"/>
-              <w:left w:type="dxa" w:w="80"/>
-              <w:bottom w:type="dxa" w:w="40"/>
-              <w:right w:type="dxa" w:w="80"/>
-            </w:tcMar>
-          </w:tcPr>
-          <w:p>
-            <w:pPr>
-              <w:spacing w:after="0"/>
-            </w:pPr>
-            <w:r>
-              <w:rPr>
-                <w:rFonts w:ascii="Inter" w:cs="Inter" w:eastAsia="Inter" w:hAnsi="Inter"/>
-                <w:b/>
-                <w:bCs/>
-                <w:color w:val="FFFFFF"/>
-                <w:sz w:val="19"/>
-                <w:szCs w:val="19"/>
-              </w:rPr>
-              <w:t xml:space="preserve">Dimension</w:t>
-            </w:r>
-          </w:p>
-        </w:tc>
-        <w:tc>
-          <w:tcPr>
-            <w:shd w:color="006580" w:val="solid"/>
-            <w:tcMar>
-              <w:top w:type="dxa" w:w="40"/>
-              <w:left w:type="dxa" w:w="80"/>
-              <w:bottom w:type="dxa" w:w="40"/>
-              <w:right w:type="dxa" w:w="80"/>
-            </w:tcMar>
-          </w:tcPr>
-          <w:p>
-            <w:pPr>
-              <w:spacing w:after="0"/>
-            </w:pPr>
-            <w:r>
-              <w:rPr>
-                <w:rFonts w:ascii="Inter" w:cs="Inter" w:eastAsia="Inter" w:hAnsi="Inter"/>
-                <w:b/>
-                <w:bCs/>
-                <w:color w:val="FFFFFF"/>
-                <w:sz w:val="19"/>
-                <w:szCs w:val="19"/>
-              </w:rPr>
-              <w:t xml:space="preserve">Description</w:t>
-            </w:r>
-          </w:p>
-        </w:tc>
-        <w:tc>
-          <w:tcPr>
-            <w:shd w:color="006580" w:val="solid"/>
-            <w:tcMar>
-              <w:top w:type="dxa" w:w="40"/>
-              <w:left w:type="dxa" w:w="80"/>
-              <w:bottom w:type="dxa" w:w="40"/>
-              <w:right w:type="dxa" w:w="80"/>
-            </w:tcMar>
-          </w:tcPr>
-          <w:p>
-            <w:pPr>
-              <w:spacing w:after="0"/>
-            </w:pPr>
-            <w:r>
-              <w:rPr>
-                <w:rFonts w:ascii="Inter" w:cs="Inter" w:eastAsia="Inter" w:hAnsi="Inter"/>
-                <w:b/>
-                <w:bCs/>
-                <w:color w:val="FFFFFF"/>
-                <w:sz w:val="19"/>
-                <w:szCs w:val="19"/>
-              </w:rPr>
-              <w:t xml:space="preserve">Target Score</w:t>
-            </w:r>
-          </w:p>
-        </w:tc>
-      </w:tr>
-      <w:tr>
-        <w:tc>
-          <w:tcPr>
-            <w:shd w:color="F6F7F8" w:val="solid"/>
-            <w:tcMar>
-              <w:top w:type="dxa" w:w="30"/>
-              <w:left w:type="dxa" w:w="80"/>
-              <w:bottom w:type="dxa" w:w="30"/>
-              <w:right w:type="dxa" w:w="80"/>
-            </w:tcMar>
-          </w:tcPr>
-          <w:p>
-            <w:pPr>
-              <w:spacing w:after="0"/>
-            </w:pPr>
-            <w:r>
-              <w:rPr>
-                <w:rFonts w:ascii="Inter" w:cs="Inter" w:eastAsia="Inter" w:hAnsi="Inter"/>
-                <w:color w:val="454659"/>
-                <w:sz w:val="19"/>
-                <w:szCs w:val="19"/>
-              </w:rPr>
-              <w:t xml:space="preserve">Freshness</w:t>
-            </w:r>
-          </w:p>
-        </w:tc>
-        <w:tc>
-          <w:tcPr>
-            <w:shd w:color="F6F7F8" w:val="solid"/>
-            <w:tcMar>
-              <w:top w:type="dxa" w:w="30"/>
-              <w:left w:type="dxa" w:w="80"/>
-              <w:bottom w:type="dxa" w:w="30"/>
-              <w:right w:type="dxa" w:w="80"/>
-            </w:tcMar>
-          </w:tcPr>
-          <w:p>
-            <w:pPr>
-              <w:spacing w:after="0"/>
-            </w:pPr>
-            <w:r>
-              <w:rPr>
-                <w:rFonts w:ascii="Inter" w:cs="Inter" w:eastAsia="Inter" w:hAnsi="Inter"/>
-                <w:color w:val="454659"/>
-                <w:sz w:val="19"/>
-                <w:szCs w:val="19"/>
-              </w:rPr>
-              <w:t xml:space="preserve">How recently the data was updated</w:t>
-            </w:r>
-          </w:p>
-        </w:tc>
-        <w:tc>
-          <w:tcPr>
-            <w:shd w:color="F6F7F8" w:val="solid"/>
-            <w:tcMar>
-              <w:top w:type="dxa" w:w="30"/>
-              <w:left w:type="dxa" w:w="80"/>
-              <w:bottom w:type="dxa" w:w="30"/>
-              <w:right w:type="dxa" w:w="80"/>
-            </w:tcMar>
-          </w:tcPr>
-          <w:p>
-            <w:pPr>
-              <w:spacing w:after="0"/>
-            </w:pPr>
-            <w:r>
-              <w:rPr>
-                <w:rFonts w:ascii="Inter" w:cs="Inter" w:eastAsia="Inter" w:hAnsi="Inter"/>
-                <w:color w:val="454659"/>
-                <w:sz w:val="19"/>
-                <w:szCs w:val="19"/>
-              </w:rPr>
-              <w:t xml:space="preserve">95%+</w:t>
-            </w:r>
-          </w:p>
-        </w:tc>
-      </w:tr>
-      <w:tr>
-        <w:tc>
-          <w:tcPr>
-            <w:tcMar>
-              <w:top w:type="dxa" w:w="30"/>
-              <w:left w:type="dxa" w:w="80"/>
-              <w:bottom w:type="dxa" w:w="30"/>
-              <w:right w:type="dxa" w:w="80"/>
-            </w:tcMar>
-          </w:tcPr>
-          <w:p>
-            <w:pPr>
-              <w:spacing w:after="0"/>
-            </w:pPr>
-            <w:r>
-              <w:rPr>
-                <w:rFonts w:ascii="Inter" w:cs="Inter" w:eastAsia="Inter" w:hAnsi="Inter"/>
-                <w:color w:val="454659"/>
-                <w:sz w:val="19"/>
-                <w:szCs w:val="19"/>
-              </w:rPr>
-              <w:t xml:space="preserve">Completeness</w:t>
-            </w:r>
-          </w:p>
-        </w:tc>
-        <w:tc>
-          <w:tcPr>
-            <w:tcMar>
-              <w:top w:type="dxa" w:w="30"/>
-              <w:left w:type="dxa" w:w="80"/>
-              <w:bottom w:type="dxa" w:w="30"/>
-              <w:right w:type="dxa" w:w="80"/>
-            </w:tcMar>
-          </w:tcPr>
-          <w:p>
-            <w:pPr>
-              <w:spacing w:after="0"/>
-            </w:pPr>
-            <w:r>
-              <w:rPr>
-                <w:rFonts w:ascii="Inter" w:cs="Inter" w:eastAsia="Inter" w:hAnsi="Inter"/>
-                <w:color w:val="454659"/>
-                <w:sz w:val="19"/>
-                <w:szCs w:val="19"/>
-              </w:rPr>
-              <w:t xml:space="preserve">Percentage of non-null values in key columns</w:t>
-            </w:r>
-          </w:p>
-        </w:tc>
-        <w:tc>
-          <w:tcPr>
-            <w:tcMar>
-              <w:top w:type="dxa" w:w="30"/>
-              <w:left w:type="dxa" w:w="80"/>
-              <w:bottom w:type="dxa" w:w="30"/>
-              <w:right w:type="dxa" w:w="80"/>
-            </w:tcMar>
-          </w:tcPr>
-          <w:p>
-            <w:pPr>
-              <w:spacing w:after="0"/>
-            </w:pPr>
-            <w:r>
-              <w:rPr>
-                <w:rFonts w:ascii="Inter" w:cs="Inter" w:eastAsia="Inter" w:hAnsi="Inter"/>
-                <w:color w:val="454659"/>
-                <w:sz w:val="19"/>
-                <w:szCs w:val="19"/>
-              </w:rPr>
-              <w:t xml:space="preserve">98%+</w:t>
-            </w:r>
-          </w:p>
-        </w:tc>
-      </w:tr>
-      <w:tr>
-        <w:tc>
-          <w:tcPr>
-            <w:shd w:color="F6F7F8" w:val="solid"/>
-            <w:tcMar>
-              <w:top w:type="dxa" w:w="30"/>
-              <w:left w:type="dxa" w:w="80"/>
-              <w:bottom w:type="dxa" w:w="30"/>
-              <w:right w:type="dxa" w:w="80"/>
-            </w:tcMar>
-          </w:tcPr>
-          <w:p>
-            <w:pPr>
-              <w:spacing w:after="0"/>
-            </w:pPr>
-            <w:r>
-              <w:rPr>
-                <w:rFonts w:ascii="Inter" w:cs="Inter" w:eastAsia="Inter" w:hAnsi="Inter"/>
-                <w:color w:val="454659"/>
-                <w:sz w:val="19"/>
-                <w:szCs w:val="19"/>
-              </w:rPr>
-              <w:t xml:space="preserve">Accuracy</w:t>
-            </w:r>
-          </w:p>
-        </w:tc>
-        <w:tc>
-          <w:tcPr>
-            <w:shd w:color="F6F7F8" w:val="solid"/>
-            <w:tcMar>
-              <w:top w:type="dxa" w:w="30"/>
-              <w:left w:type="dxa" w:w="80"/>
-              <w:bottom w:type="dxa" w:w="30"/>
-              <w:right w:type="dxa" w:w="80"/>
-            </w:tcMar>
-          </w:tcPr>
-          <w:p>
-            <w:pPr>
-              <w:spacing w:after="0"/>
-            </w:pPr>
-            <w:r>
-              <w:rPr>
-                <w:rFonts w:ascii="Inter" w:cs="Inter" w:eastAsia="Inter" w:hAnsi="Inter"/>
-                <w:color w:val="454659"/>
-                <w:sz w:val="19"/>
-                <w:szCs w:val="19"/>
-              </w:rPr>
-              <w:t xml:space="preserve">Data validation rule pass rate</w:t>
-            </w:r>
-          </w:p>
-        </w:tc>
-        <w:tc>
-          <w:tcPr>
-            <w:shd w:color="F6F7F8" w:val="solid"/>
-            <w:tcMar>
-              <w:top w:type="dxa" w:w="30"/>
-              <w:left w:type="dxa" w:w="80"/>
-              <w:bottom w:type="dxa" w:w="30"/>
-              <w:right w:type="dxa" w:w="80"/>
-            </w:tcMar>
-          </w:tcPr>
-          <w:p>
-            <w:pPr>
-              <w:spacing w:after="0"/>
-            </w:pPr>
-            <w:r>
-              <w:rPr>
-                <w:rFonts w:ascii="Inter" w:cs="Inter" w:eastAsia="Inter" w:hAnsi="Inter"/>
-                <w:color w:val="454659"/>
-                <w:sz w:val="19"/>
-                <w:szCs w:val="19"/>
-              </w:rPr>
-              <w:t xml:space="preserve">95%+</w:t>
-            </w:r>
-          </w:p>
-        </w:tc>
-      </w:tr>
-      <w:tr>
-        <w:tc>
-          <w:tcPr>
-            <w:tcMar>
-              <w:top w:type="dxa" w:w="30"/>
-              <w:left w:type="dxa" w:w="80"/>
-              <w:bottom w:type="dxa" w:w="30"/>
-              <w:right w:type="dxa" w:w="80"/>
-            </w:tcMar>
-          </w:tcPr>
-          <w:p>
-            <w:pPr>
-              <w:spacing w:after="0"/>
-            </w:pPr>
-            <w:r>
-              <w:rPr>
-                <w:rFonts w:ascii="Inter" w:cs="Inter" w:eastAsia="Inter" w:hAnsi="Inter"/>
-                <w:color w:val="454659"/>
-                <w:sz w:val="19"/>
-                <w:szCs w:val="19"/>
-              </w:rPr>
-              <w:t xml:space="preserve">Consistency</w:t>
-            </w:r>
-          </w:p>
-        </w:tc>
-        <w:tc>
-          <w:tcPr>
-            <w:tcMar>
-              <w:top w:type="dxa" w:w="30"/>
-              <w:left w:type="dxa" w:w="80"/>
-              <w:bottom w:type="dxa" w:w="30"/>
-              <w:right w:type="dxa" w:w="80"/>
-            </w:tcMar>
-          </w:tcPr>
-          <w:p>
-            <w:pPr>
-              <w:spacing w:after="0"/>
-            </w:pPr>
-            <w:r>
-              <w:rPr>
-                <w:rFonts w:ascii="Inter" w:cs="Inter" w:eastAsia="Inter" w:hAnsi="Inter"/>
-                <w:color w:val="454659"/>
-                <w:sz w:val="19"/>
-                <w:szCs w:val="19"/>
-              </w:rPr>
-              <w:t xml:space="preserve">Cross-source reconciliation match rate</w:t>
-            </w:r>
-          </w:p>
-        </w:tc>
-        <w:tc>
-          <w:tcPr>
-            <w:tcMar>
-              <w:top w:type="dxa" w:w="30"/>
-              <w:left w:type="dxa" w:w="80"/>
-              <w:bottom w:type="dxa" w:w="30"/>
-              <w:right w:type="dxa" w:w="80"/>
-            </w:tcMar>
-          </w:tcPr>
-          <w:p>
-            <w:pPr>
-              <w:spacing w:after="0"/>
-            </w:pPr>
-            <w:r>
-              <w:rPr>
-                <w:rFonts w:ascii="Inter" w:cs="Inter" w:eastAsia="Inter" w:hAnsi="Inter"/>
-                <w:color w:val="454659"/>
-                <w:sz w:val="19"/>
-                <w:szCs w:val="19"/>
-              </w:rPr>
-              <w:t xml:space="preserve">90%+</w:t>
-            </w:r>
-          </w:p>
-        </w:tc>
-      </w:tr>
-      <w:tr>
-        <w:tc>
-          <w:tcPr>
-            <w:shd w:color="F6F7F8" w:val="solid"/>
-            <w:tcMar>
-              <w:top w:type="dxa" w:w="30"/>
-              <w:left w:type="dxa" w:w="80"/>
-              <w:bottom w:type="dxa" w:w="30"/>
-              <w:right w:type="dxa" w:w="80"/>
-            </w:tcMar>
-          </w:tcPr>
-          <w:p>
-            <w:pPr>
-              <w:spacing w:after="0"/>
-            </w:pPr>
-            <w:r>
-              <w:rPr>
-                <w:rFonts w:ascii="Inter" w:cs="Inter" w:eastAsia="Inter" w:hAnsi="Inter"/>
-                <w:color w:val="454659"/>
-                <w:sz w:val="19"/>
-                <w:szCs w:val="19"/>
-              </w:rPr>
-              <w:t xml:space="preserve">Timeliness</w:t>
-            </w:r>
-          </w:p>
-        </w:tc>
-        <w:tc>
-          <w:tcPr>
-            <w:shd w:color="F6F7F8" w:val="solid"/>
-            <w:tcMar>
-              <w:top w:type="dxa" w:w="30"/>
-              <w:left w:type="dxa" w:w="80"/>
-              <w:bottom w:type="dxa" w:w="30"/>
-              <w:right w:type="dxa" w:w="80"/>
-            </w:tcMar>
-          </w:tcPr>
-          <w:p>
-            <w:pPr>
-              <w:spacing w:after="0"/>
-            </w:pPr>
-            <w:r>
-              <w:rPr>
-                <w:rFonts w:ascii="Inter" w:cs="Inter" w:eastAsia="Inter" w:hAnsi="Inter"/>
-                <w:color w:val="454659"/>
-                <w:sz w:val="19"/>
-                <w:szCs w:val="19"/>
-              </w:rPr>
-              <w:t xml:space="preserve">Pipeline execution within SLA</w:t>
-            </w:r>
-          </w:p>
-        </w:tc>
-        <w:tc>
-          <w:tcPr>
-            <w:shd w:color="F6F7F8" w:val="solid"/>
-            <w:tcMar>
-              <w:top w:type="dxa" w:w="30"/>
-              <w:left w:type="dxa" w:w="80"/>
-              <w:bottom w:type="dxa" w:w="30"/>
-              <w:right w:type="dxa" w:w="80"/>
-            </w:tcMar>
-          </w:tcPr>
-          <w:p>
-            <w:pPr>
-              <w:spacing w:after="0"/>
-            </w:pPr>
-            <w:r>
-              <w:rPr>
-                <w:rFonts w:ascii="Inter" w:cs="Inter" w:eastAsia="Inter" w:hAnsi="Inter"/>
-                <w:color w:val="454659"/>
-                <w:sz w:val="19"/>
-                <w:szCs w:val="19"/>
-              </w:rPr>
-              <w:t xml:space="preserve">99%+</w:t>
-            </w:r>
-          </w:p>
-        </w:tc>
-      </w:tr>
-    </w:tbl>
-    <w:tbl>
-      <w:tblPr>
-        <w:tblW w:type="pct" w:w="100%"/>
-        <w:tblBorders>
-          <w:top w:val="single" w:color="auto" w:sz="4"/>
-          <w:left w:val="single" w:color="auto" w:sz="4"/>
-          <w:bottom w:val="single" w:color="auto" w:sz="4"/>
-          <w:right w:val="single" w:color="auto" w:sz="4"/>
-          <w:insideH w:val="single" w:color="auto" w:sz="4"/>
-          <w:insideV w:val="single" w:color="auto" w:sz="4"/>
-        </w:tblBorders>
-      </w:tblPr>
-      <w:tblGrid>
-        <w:gridCol w:w="100"/>
-        <w:gridCol w:w="100"/>
-      </w:tblGrid>
-      <w:tr>
-        <w:tc>
-          <w:tcPr>
-            <w:tcW w:type="pct" w:w="1%"/>
-            <w:tcBorders>
-              <w:top w:val="none"/>
-              <w:left w:val="none"/>
-              <w:bottom w:val="none"/>
-              <w:right w:val="none"/>
-            </w:tcBorders>
-            <w:shd w:color="006580" w:val="solid"/>
-          </w:tcPr>
-          <w:p>
-            <w:pPr>
-              <w:spacing w:after="0"/>
-            </w:pPr>
-            <w:r>
-              <w:rPr>
-                <w:sz w:val="10"/>
-                <w:szCs w:val="10"/>
-              </w:rPr>
-              <w:t xml:space="preserve"> </w:t>
-            </w:r>
-          </w:p>
-        </w:tc>
-        <w:tc>
-          <w:tcPr>
-            <w:tcW w:type="pct" w:w="99%"/>
-            <w:shd w:color="F6F7F8" w:val="solid"/>
-            <w:tcMar>
-              <w:top w:type="dxa" w:w="80"/>
-              <w:left w:type="dxa" w:w="120"/>
-              <w:bottom w:type="dxa" w:w="80"/>
-              <w:right w:type="dxa" w:w="120"/>
-            </w:tcMar>
-          </w:tcPr>
-          <w:p>
-            <w:pPr>
-              <w:spacing w:after="0"/>
-            </w:pPr>
-            <w:r>
-              <w:rPr>
-                <w:rFonts w:ascii="Inter" w:cs="Inter" w:eastAsia="Inter" w:hAnsi="Inter"/>
-                <w:color w:val="454659"/>
-                <w:sz w:val="20"/>
-                <w:szCs w:val="20"/>
-              </w:rPr>
-              <w:t xml:space="preserve">Trust Scores are calculated automatically by Qlik based on pipeline health, data profiling results, and lineage completeness. Higher scores indicate more reliable data products.</w:t>
-            </w:r>
-          </w:p>
-        </w:tc>
-      </w:tr>
-    </w:tbl>
-    <w:p>
-      <w:r>
-        <w:br w:type="page"/>
-      </w:r>
-    </w:p>
-    <w:p>
-      <w:pPr>
-        <w:pBdr>
-          <w:bottom w:val="single" w:color="006580" w:sz="2" w:space="4"/>
-        </w:pBdr>
-        <w:spacing w:after="160" w:before="360"/>
-      </w:pPr>
-      <w:r>
-        <w:rPr>
-          <w:rFonts w:ascii="Inter" w:cs="Inter" w:eastAsia="Inter" w:hAnsi="Inter"/>
-          <w:b/>
-          <w:bCs/>
-          <w:color w:val="19416C"/>
-          <w:sz w:val="30"/>
-          <w:szCs w:val="30"/>
-        </w:rPr>
-        <w:t xml:space="preserve">10. Qlik Answers (Knowledge Base)</w:t>
-      </w:r>
-    </w:p>
-    <w:p>
-      <w:pPr>
-        <w:spacing w:after="120"/>
-        <w:jc w:val="left"/>
-      </w:pPr>
-      <w:r>
-        <w:rPr>
-          <w:rFonts w:ascii="Inter" w:cs="Inter" w:eastAsia="Inter" w:hAnsi="Inter"/>
-          <w:b w:val="false"/>
-          <w:bCs w:val="false"/>
-          <w:i w:val="false"/>
-          <w:iCs w:val="false"/>
-          <w:color w:val="454659"/>
-          <w:sz w:val="21"/>
-          <w:szCs w:val="21"/>
-        </w:rPr>
-        <w:t xml:space="preserve">Qlik Answers provides AI-powered natural language Q&amp;A over enterprise documents. Set up a knowledge base with the MCG documents.</w:t>
-      </w:r>
-    </w:p>
-    <w:p>
-      <w:pPr>
-        <w:spacing w:after="120" w:before="280"/>
-      </w:pPr>
-      <w:r>
-        <w:rPr>
-          <w:rFonts w:ascii="Inter" w:cs="Inter" w:eastAsia="Inter" w:hAnsi="Inter"/>
-          <w:b/>
-          <w:bCs/>
-          <w:color w:val="006580"/>
-          <w:sz w:val="26"/>
-          <w:szCs w:val="26"/>
-        </w:rPr>
-        <w:t xml:space="preserve">10.1 Create Knowledge Base</w:t>
-      </w:r>
-    </w:p>
-    <w:p>
-      <w:pPr>
-        <w:spacing w:after="80"/>
-        <w:ind w:left="431"/>
-      </w:pPr>
-      <w:r>
-        <w:rPr>
-          <w:rFonts w:ascii="Inter" w:cs="Inter" w:eastAsia="Inter" w:hAnsi="Inter"/>
-          <w:b/>
-          <w:bCs/>
-          <w:color w:val="006580"/>
-          <w:sz w:val="21"/>
-          <w:szCs w:val="21"/>
-        </w:rPr>
-        <w:t xml:space="preserve">1. </w:t>
-      </w:r>
-      <w:r>
-        <w:rPr>
-          <w:rFonts w:ascii="Inter" w:cs="Inter" w:eastAsia="Inter" w:hAnsi="Inter"/>
-          <w:b w:val="false"/>
-          <w:bCs w:val="false"/>
-          <w:color w:val="454659"/>
-          <w:sz w:val="21"/>
-          <w:szCs w:val="21"/>
-        </w:rPr>
-        <w:t xml:space="preserve">Navigate to Qlik Answers in the left navigation</w:t>
-      </w:r>
-    </w:p>
-    <w:p>
-      <w:pPr>
-        <w:spacing w:after="80"/>
-        <w:ind w:left="431"/>
-      </w:pPr>
-      <w:r>
-        <w:rPr>
-          <w:rFonts w:ascii="Inter" w:cs="Inter" w:eastAsia="Inter" w:hAnsi="Inter"/>
-          <w:b/>
-          <w:bCs/>
-          <w:color w:val="006580"/>
-          <w:sz w:val="21"/>
-          <w:szCs w:val="21"/>
-        </w:rPr>
-        <w:t xml:space="preserve">2. </w:t>
-      </w:r>
-      <w:r>
-        <w:rPr>
-          <w:rFonts w:ascii="Inter" w:cs="Inter" w:eastAsia="Inter" w:hAnsi="Inter"/>
-          <w:b w:val="false"/>
-          <w:bCs w:val="false"/>
-          <w:color w:val="454659"/>
-          <w:sz w:val="21"/>
-          <w:szCs w:val="21"/>
-        </w:rPr>
-        <w:t xml:space="preserve">Click Create Knowledge Base</w:t>
-      </w:r>
-    </w:p>
-    <w:p>
-      <w:pPr>
-        <w:spacing w:after="80"/>
-        <w:ind w:left="431"/>
-      </w:pPr>
-      <w:r>
-        <w:rPr>
-          <w:rFonts w:ascii="Inter" w:cs="Inter" w:eastAsia="Inter" w:hAnsi="Inter"/>
-          <w:b/>
-          <w:bCs/>
-          <w:color w:val="006580"/>
-          <w:sz w:val="21"/>
-          <w:szCs w:val="21"/>
-        </w:rPr>
-        <w:t xml:space="preserve">3. </w:t>
-      </w:r>
-      <w:r>
-        <w:rPr>
-          <w:rFonts w:ascii="Inter" w:cs="Inter" w:eastAsia="Inter" w:hAnsi="Inter"/>
-          <w:b w:val="false"/>
-          <w:bCs w:val="false"/>
-          <w:color w:val="454659"/>
-          <w:sz w:val="21"/>
-          <w:szCs w:val="21"/>
-        </w:rPr>
-        <w:t xml:space="preserve">Name: MCG Operations Knowledge Base</w:t>
-      </w:r>
-    </w:p>
-    <w:p>
-      <w:pPr>
-        <w:spacing w:after="80"/>
-        <w:ind w:left="431"/>
-      </w:pPr>
-      <w:r>
-        <w:rPr>
-          <w:rFonts w:ascii="Inter" w:cs="Inter" w:eastAsia="Inter" w:hAnsi="Inter"/>
-          <w:b/>
-          <w:bCs/>
-          <w:color w:val="006580"/>
-          <w:sz w:val="21"/>
-          <w:szCs w:val="21"/>
-        </w:rPr>
-        <w:t xml:space="preserve">4. </w:t>
-      </w:r>
-      <w:r>
-        <w:rPr>
-          <w:rFonts w:ascii="Inter" w:cs="Inter" w:eastAsia="Inter" w:hAnsi="Inter"/>
-          <w:b w:val="false"/>
-          <w:bCs w:val="false"/>
-          <w:color w:val="454659"/>
-          <w:sz w:val="21"/>
-          <w:szCs w:val="21"/>
-        </w:rPr>
-        <w:t xml:space="preserve">Description: Comprehensive documentation for Meridian Commerce Group operations, policies, SOPs, and governance frameworks</w:t>
-      </w:r>
-    </w:p>
-    <w:p>
-      <w:pPr>
-        <w:spacing w:after="120" w:before="280"/>
-      </w:pPr>
-      <w:r>
-        <w:rPr>
-          <w:rFonts w:ascii="Inter" w:cs="Inter" w:eastAsia="Inter" w:hAnsi="Inter"/>
-          <w:b/>
-          <w:bCs/>
-          <w:color w:val="006580"/>
-          <w:sz w:val="26"/>
-          <w:szCs w:val="26"/>
-        </w:rPr>
-        <w:t xml:space="preserve">10.2 Upload Documents</w:t>
-      </w:r>
-    </w:p>
-    <w:p>
-      <w:pPr>
-        <w:spacing w:after="80"/>
-        <w:ind w:left="431"/>
-      </w:pPr>
-      <w:r>
-        <w:rPr>
-          <w:rFonts w:ascii="Inter" w:cs="Inter" w:eastAsia="Inter" w:hAnsi="Inter"/>
-          <w:b/>
-          <w:bCs/>
-          <w:color w:val="006580"/>
-          <w:sz w:val="21"/>
-          <w:szCs w:val="21"/>
-        </w:rPr>
-        <w:t xml:space="preserve">1. </w:t>
-      </w:r>
-      <w:r>
-        <w:rPr>
-          <w:rFonts w:ascii="Inter" w:cs="Inter" w:eastAsia="Inter" w:hAnsi="Inter"/>
-          <w:b w:val="false"/>
-          <w:bCs w:val="false"/>
-          <w:color w:val="454659"/>
-          <w:sz w:val="21"/>
-          <w:szCs w:val="21"/>
-        </w:rPr>
-        <w:t xml:space="preserve">Click Add Documents in the knowledge base</w:t>
-      </w:r>
-    </w:p>
-    <w:p>
-      <w:pPr>
-        <w:spacing w:after="80"/>
-        <w:ind w:left="431"/>
-      </w:pPr>
-      <w:r>
-        <w:rPr>
-          <w:rFonts w:ascii="Inter" w:cs="Inter" w:eastAsia="Inter" w:hAnsi="Inter"/>
-          <w:b/>
-          <w:bCs/>
-          <w:color w:val="006580"/>
-          <w:sz w:val="21"/>
-          <w:szCs w:val="21"/>
-        </w:rPr>
-        <w:t xml:space="preserve">2. </w:t>
-      </w:r>
-      <w:r>
-        <w:rPr>
-          <w:rFonts w:ascii="Inter" w:cs="Inter" w:eastAsia="Inter" w:hAnsi="Inter"/>
-          <w:b w:val="false"/>
-          <w:bCs w:val="false"/>
-          <w:color w:val="454659"/>
-          <w:sz w:val="21"/>
-          <w:szCs w:val="21"/>
-        </w:rPr>
-        <w:t xml:space="preserve">Upload all 25 documents from the documents/ folder</w:t>
-      </w:r>
-    </w:p>
-    <w:p>
-      <w:pPr>
-        <w:spacing w:after="80"/>
-        <w:ind w:left="431"/>
-      </w:pPr>
-      <w:r>
-        <w:rPr>
-          <w:rFonts w:ascii="Inter" w:cs="Inter" w:eastAsia="Inter" w:hAnsi="Inter"/>
-          <w:b/>
-          <w:bCs/>
-          <w:color w:val="006580"/>
-          <w:sz w:val="21"/>
-          <w:szCs w:val="21"/>
-        </w:rPr>
-        <w:t xml:space="preserve">3. </w:t>
-      </w:r>
-      <w:r>
-        <w:rPr>
-          <w:rFonts w:ascii="Inter" w:cs="Inter" w:eastAsia="Inter" w:hAnsi="Inter"/>
-          <w:b w:val="false"/>
-          <w:bCs w:val="false"/>
-          <w:color w:val="454659"/>
-          <w:sz w:val="21"/>
-          <w:szCs w:val="21"/>
-        </w:rPr>
-        <w:t xml:space="preserve">Exclude the demo-scripts/ subfolder (those are presenter guides, not knowledge content)</w:t>
-      </w:r>
-    </w:p>
-    <w:p>
-      <w:pPr>
-        <w:spacing w:after="120"/>
-        <w:jc w:val="left"/>
-      </w:pPr>
-      <w:r>
-        <w:rPr>
-          <w:rFonts w:ascii="Inter" w:cs="Inter" w:eastAsia="Inter" w:hAnsi="Inter"/>
-          <w:b w:val="false"/>
-          <w:bCs w:val="false"/>
-          <w:i w:val="false"/>
-          <w:iCs w:val="false"/>
-          <w:color w:val="454659"/>
-          <w:sz w:val="21"/>
-          <w:szCs w:val="21"/>
-        </w:rPr>
-        <w:t xml:space="preserve">Expected document categories:</w:t>
-      </w:r>
-    </w:p>
-    <w:p>
-      <w:pPr>
-        <w:pStyle w:val="ListParagraph"/>
-        <w:numPr>
-          <w:ilvl w:val="0"/>
-          <w:numId w:val="1"/>
-        </w:numPr>
-        <w:spacing w:after="120"/>
-        <w:jc w:val="left"/>
-      </w:pPr>
-      <w:r>
-        <w:rPr>
-          <w:rFonts w:ascii="Inter" w:cs="Inter" w:eastAsia="Inter" w:hAnsi="Inter"/>
-          <w:b w:val="false"/>
-          <w:bCs w:val="false"/>
-          <w:i w:val="false"/>
-          <w:iCs w:val="false"/>
-          <w:color w:val="454659"/>
-          <w:sz w:val="21"/>
-          <w:szCs w:val="21"/>
-        </w:rPr>
-        <w:t xml:space="preserve">Standard Operating Procedures (SOPs) — warehouse, cold chain, quality assurance</w:t>
-      </w:r>
-    </w:p>
-    <w:p>
-      <w:pPr>
-        <w:pStyle w:val="ListParagraph"/>
-        <w:numPr>
-          <w:ilvl w:val="0"/>
-          <w:numId w:val="1"/>
-        </w:numPr>
-        <w:spacing w:after="120"/>
-        <w:jc w:val="left"/>
-      </w:pPr>
-      <w:r>
-        <w:rPr>
-          <w:rFonts w:ascii="Inter" w:cs="Inter" w:eastAsia="Inter" w:hAnsi="Inter"/>
-          <w:b w:val="false"/>
-          <w:bCs w:val="false"/>
-          <w:i w:val="false"/>
-          <w:iCs w:val="false"/>
-          <w:color w:val="454659"/>
-          <w:sz w:val="21"/>
-          <w:szCs w:val="21"/>
-        </w:rPr>
-        <w:t xml:space="preserve">Policies — data governance, compliance, security</w:t>
-      </w:r>
-    </w:p>
-    <w:p>
-      <w:pPr>
-        <w:pStyle w:val="ListParagraph"/>
-        <w:numPr>
-          <w:ilvl w:val="0"/>
-          <w:numId w:val="1"/>
-        </w:numPr>
-        <w:spacing w:after="120"/>
-        <w:jc w:val="left"/>
-      </w:pPr>
-      <w:r>
-        <w:rPr>
-          <w:rFonts w:ascii="Inter" w:cs="Inter" w:eastAsia="Inter" w:hAnsi="Inter"/>
-          <w:b w:val="false"/>
-          <w:bCs w:val="false"/>
-          <w:i w:val="false"/>
-          <w:iCs w:val="false"/>
-          <w:color w:val="454659"/>
-          <w:sz w:val="21"/>
-          <w:szCs w:val="21"/>
-        </w:rPr>
-        <w:t xml:space="preserve">Business Documents — carrier reports, incident analyses, operational reviews</w:t>
-      </w:r>
-    </w:p>
-    <w:p>
-      <w:pPr>
-        <w:pStyle w:val="ListParagraph"/>
-        <w:numPr>
-          <w:ilvl w:val="0"/>
-          <w:numId w:val="1"/>
-        </w:numPr>
-        <w:spacing w:after="120"/>
-        <w:jc w:val="left"/>
-      </w:pPr>
-      <w:r>
-        <w:rPr>
-          <w:rFonts w:ascii="Inter" w:cs="Inter" w:eastAsia="Inter" w:hAnsi="Inter"/>
-          <w:b w:val="false"/>
-          <w:bCs w:val="false"/>
-          <w:i w:val="false"/>
-          <w:iCs w:val="false"/>
-          <w:color w:val="454659"/>
-          <w:sz w:val="21"/>
-          <w:szCs w:val="21"/>
-        </w:rPr>
-        <w:t xml:space="preserve">Governance Frameworks — data quality rules, stewardship guides</w:t>
-      </w:r>
-    </w:p>
-    <w:tbl>
-      <w:tblPr>
-        <w:tblW w:type="pct" w:w="100%"/>
-        <w:tblBorders>
-          <w:top w:val="single" w:color="auto" w:sz="4"/>
-          <w:left w:val="single" w:color="auto" w:sz="4"/>
-          <w:bottom w:val="single" w:color="auto" w:sz="4"/>
-          <w:right w:val="single" w:color="auto" w:sz="4"/>
-          <w:insideH w:val="single" w:color="auto" w:sz="4"/>
-          <w:insideV w:val="single" w:color="auto" w:sz="4"/>
-        </w:tblBorders>
-      </w:tblPr>
-      <w:tblGrid>
-        <w:gridCol w:w="100"/>
-        <w:gridCol w:w="100"/>
-      </w:tblGrid>
-      <w:tr>
-        <w:tc>
-          <w:tcPr>
-            <w:tcW w:type="pct" w:w="1%"/>
-            <w:tcBorders>
-              <w:top w:val="none"/>
-              <w:left w:val="none"/>
-              <w:bottom w:val="none"/>
-              <w:right w:val="none"/>
-            </w:tcBorders>
-            <w:shd w:color="006580" w:val="solid"/>
-          </w:tcPr>
-          <w:p>
-            <w:pPr>
-              <w:spacing w:after="0"/>
-            </w:pPr>
-            <w:r>
-              <w:rPr>
-                <w:sz w:val="10"/>
-                <w:szCs w:val="10"/>
-              </w:rPr>
-              <w:t xml:space="preserve"> </w:t>
-            </w:r>
-          </w:p>
-        </w:tc>
-        <w:tc>
-          <w:tcPr>
-            <w:tcW w:type="pct" w:w="99%"/>
-            <w:shd w:color="F6F7F8" w:val="solid"/>
-            <w:tcMar>
-              <w:top w:type="dxa" w:w="80"/>
-              <w:left w:type="dxa" w:w="120"/>
-              <w:bottom w:type="dxa" w:w="80"/>
-              <w:right w:type="dxa" w:w="120"/>
-            </w:tcMar>
-          </w:tcPr>
-          <w:p>
-            <w:pPr>
-              <w:spacing w:after="0"/>
-            </w:pPr>
-            <w:r>
-              <w:rPr>
-                <w:rFonts w:ascii="Inter" w:cs="Inter" w:eastAsia="Inter" w:hAnsi="Inter"/>
-                <w:color w:val="454659"/>
-                <w:sz w:val="20"/>
-                <w:szCs w:val="20"/>
-              </w:rPr>
-              <w:t xml:space="preserve">[Screenshot: Knowledge Base document upload screen showing multiple .docx files being uploaded with progress indicators]</w:t>
-            </w:r>
-          </w:p>
-        </w:tc>
-      </w:tr>
-    </w:tbl>
-    <w:p>
-      <w:pPr>
-        <w:spacing w:after="120" w:before="280"/>
-      </w:pPr>
-      <w:r>
-        <w:rPr>
-          <w:rFonts w:ascii="Inter" w:cs="Inter" w:eastAsia="Inter" w:hAnsi="Inter"/>
-          <w:b/>
-          <w:bCs/>
-          <w:color w:val="006580"/>
-          <w:sz w:val="26"/>
-          <w:szCs w:val="26"/>
-        </w:rPr>
-        <w:t xml:space="preserve">10.3 Create Assistant</w:t>
-      </w:r>
-    </w:p>
-    <w:p>
-      <w:pPr>
-        <w:spacing w:after="80"/>
-        <w:ind w:left="431"/>
-      </w:pPr>
-      <w:r>
-        <w:rPr>
-          <w:rFonts w:ascii="Inter" w:cs="Inter" w:eastAsia="Inter" w:hAnsi="Inter"/>
-          <w:b/>
-          <w:bCs/>
-          <w:color w:val="006580"/>
-          <w:sz w:val="21"/>
-          <w:szCs w:val="21"/>
-        </w:rPr>
-        <w:t xml:space="preserve">1. </w:t>
-      </w:r>
-      <w:r>
-        <w:rPr>
-          <w:rFonts w:ascii="Inter" w:cs="Inter" w:eastAsia="Inter" w:hAnsi="Inter"/>
-          <w:b w:val="false"/>
-          <w:bCs w:val="false"/>
-          <w:color w:val="454659"/>
-          <w:sz w:val="21"/>
-          <w:szCs w:val="21"/>
-        </w:rPr>
-        <w:t xml:space="preserve">Navigate to Qlik Answers → Assistants</w:t>
-      </w:r>
-    </w:p>
-    <w:p>
-      <w:pPr>
-        <w:spacing w:after="80"/>
-        <w:ind w:left="431"/>
-      </w:pPr>
-      <w:r>
-        <w:rPr>
-          <w:rFonts w:ascii="Inter" w:cs="Inter" w:eastAsia="Inter" w:hAnsi="Inter"/>
-          <w:b/>
-          <w:bCs/>
-          <w:color w:val="006580"/>
-          <w:sz w:val="21"/>
-          <w:szCs w:val="21"/>
-        </w:rPr>
-        <w:t xml:space="preserve">2. </w:t>
-      </w:r>
-      <w:r>
-        <w:rPr>
-          <w:rFonts w:ascii="Inter" w:cs="Inter" w:eastAsia="Inter" w:hAnsi="Inter"/>
-          <w:b w:val="false"/>
-          <w:bCs w:val="false"/>
-          <w:color w:val="454659"/>
-          <w:sz w:val="21"/>
-          <w:szCs w:val="21"/>
-        </w:rPr>
-        <w:t xml:space="preserve">Click Create Assistant</w:t>
-      </w:r>
-    </w:p>
-    <w:p>
-      <w:pPr>
-        <w:spacing w:after="80"/>
-        <w:ind w:left="431"/>
-      </w:pPr>
-      <w:r>
-        <w:rPr>
-          <w:rFonts w:ascii="Inter" w:cs="Inter" w:eastAsia="Inter" w:hAnsi="Inter"/>
-          <w:b/>
-          <w:bCs/>
-          <w:color w:val="006580"/>
-          <w:sz w:val="21"/>
-          <w:szCs w:val="21"/>
-        </w:rPr>
-        <w:t xml:space="preserve">3. </w:t>
-      </w:r>
-      <w:r>
-        <w:rPr>
-          <w:rFonts w:ascii="Inter" w:cs="Inter" w:eastAsia="Inter" w:hAnsi="Inter"/>
-          <w:b w:val="false"/>
-          <w:bCs w:val="false"/>
-          <w:color w:val="454659"/>
-          <w:sz w:val="21"/>
-          <w:szCs w:val="21"/>
-        </w:rPr>
-        <w:t xml:space="preserve">Name: MCG Operations Assistant</w:t>
-      </w:r>
-    </w:p>
-    <w:p>
-      <w:pPr>
-        <w:spacing w:after="80"/>
-        <w:ind w:left="431"/>
-      </w:pPr>
-      <w:r>
-        <w:rPr>
-          <w:rFonts w:ascii="Inter" w:cs="Inter" w:eastAsia="Inter" w:hAnsi="Inter"/>
-          <w:b/>
-          <w:bCs/>
-          <w:color w:val="006580"/>
-          <w:sz w:val="21"/>
-          <w:szCs w:val="21"/>
-        </w:rPr>
-        <w:t xml:space="preserve">4. </w:t>
-      </w:r>
-      <w:r>
-        <w:rPr>
-          <w:rFonts w:ascii="Inter" w:cs="Inter" w:eastAsia="Inter" w:hAnsi="Inter"/>
-          <w:b w:val="false"/>
-          <w:bCs w:val="false"/>
-          <w:color w:val="454659"/>
-          <w:sz w:val="21"/>
-          <w:szCs w:val="21"/>
-        </w:rPr>
-        <w:t xml:space="preserve">Link to the MCG Operations Knowledge Base</w:t>
-      </w:r>
-    </w:p>
-    <w:p>
-      <w:pPr>
-        <w:spacing w:after="80"/>
-        <w:ind w:left="431"/>
-      </w:pPr>
-      <w:r>
-        <w:rPr>
-          <w:rFonts w:ascii="Inter" w:cs="Inter" w:eastAsia="Inter" w:hAnsi="Inter"/>
-          <w:b/>
-          <w:bCs/>
-          <w:color w:val="006580"/>
-          <w:sz w:val="21"/>
-          <w:szCs w:val="21"/>
-        </w:rPr>
-        <w:t xml:space="preserve">5. </w:t>
-      </w:r>
-      <w:r>
-        <w:rPr>
-          <w:rFonts w:ascii="Inter" w:cs="Inter" w:eastAsia="Inter" w:hAnsi="Inter"/>
-          <w:b w:val="false"/>
-          <w:bCs w:val="false"/>
-          <w:color w:val="454659"/>
-          <w:sz w:val="21"/>
-          <w:szCs w:val="21"/>
-        </w:rPr>
-        <w:t xml:space="preserve">Add the following conversation starters:</w:t>
-      </w:r>
-    </w:p>
-    <w:tbl>
-      <w:tblPr>
-        <w:tblW w:type="pct" w:w="100%"/>
-        <w:tblBorders>
-          <w:top w:val="single" w:color="auto" w:sz="4"/>
-          <w:left w:val="single" w:color="auto" w:sz="4"/>
-          <w:bottom w:val="single" w:color="auto" w:sz="4"/>
-          <w:right w:val="single" w:color="auto" w:sz="4"/>
-          <w:insideH w:val="single" w:color="auto" w:sz="4"/>
-          <w:insideV w:val="single" w:color="auto" w:sz="4"/>
-        </w:tblBorders>
-      </w:tblPr>
-      <w:tblGrid>
-        <w:gridCol w:w="100"/>
-        <w:gridCol w:w="100"/>
-      </w:tblGrid>
-      <w:tr>
-        <w:trPr>
-          <w:tblHeader/>
-        </w:trPr>
-        <w:tc>
-          <w:tcPr>
-            <w:shd w:color="006580" w:val="solid"/>
-            <w:tcMar>
-              <w:top w:type="dxa" w:w="40"/>
-              <w:left w:type="dxa" w:w="80"/>
-              <w:bottom w:type="dxa" w:w="40"/>
-              <w:right w:type="dxa" w:w="80"/>
-            </w:tcMar>
-          </w:tcPr>
-          <w:p>
-            <w:pPr>
-              <w:spacing w:after="0"/>
-            </w:pPr>
-            <w:r>
-              <w:rPr>
-                <w:rFonts w:ascii="Inter" w:cs="Inter" w:eastAsia="Inter" w:hAnsi="Inter"/>
-                <w:b/>
-                <w:bCs/>
-                <w:color w:val="FFFFFF"/>
-                <w:sz w:val="19"/>
-                <w:szCs w:val="19"/>
-              </w:rPr>
-              <w:t xml:space="preserve">#</w:t>
-            </w:r>
-          </w:p>
-        </w:tc>
-        <w:tc>
-          <w:tcPr>
-            <w:shd w:color="006580" w:val="solid"/>
-            <w:tcMar>
-              <w:top w:type="dxa" w:w="40"/>
-              <w:left w:type="dxa" w:w="80"/>
-              <w:bottom w:type="dxa" w:w="40"/>
-              <w:right w:type="dxa" w:w="80"/>
-            </w:tcMar>
-          </w:tcPr>
-          <w:p>
-            <w:pPr>
-              <w:spacing w:after="0"/>
-            </w:pPr>
-            <w:r>
-              <w:rPr>
-                <w:rFonts w:ascii="Inter" w:cs="Inter" w:eastAsia="Inter" w:hAnsi="Inter"/>
-                <w:b/>
-                <w:bCs/>
-                <w:color w:val="FFFFFF"/>
-                <w:sz w:val="19"/>
-                <w:szCs w:val="19"/>
-              </w:rPr>
-              <w:t xml:space="preserve">Conversation Starter</w:t>
-            </w:r>
-          </w:p>
-        </w:tc>
-      </w:tr>
-      <w:tr>
-        <w:tc>
-          <w:tcPr>
-            <w:shd w:color="F6F7F8" w:val="solid"/>
-            <w:tcMar>
-              <w:top w:type="dxa" w:w="30"/>
-              <w:left w:type="dxa" w:w="80"/>
-              <w:bottom w:type="dxa" w:w="30"/>
-              <w:right w:type="dxa" w:w="80"/>
-            </w:tcMar>
-          </w:tcPr>
-          <w:p>
-            <w:pPr>
-              <w:spacing w:after="0"/>
-            </w:pPr>
-            <w:r>
-              <w:rPr>
-                <w:rFonts w:ascii="Inter" w:cs="Inter" w:eastAsia="Inter" w:hAnsi="Inter"/>
-                <w:color w:val="454659"/>
-                <w:sz w:val="19"/>
-                <w:szCs w:val="19"/>
-              </w:rPr>
-              <w:t xml:space="preserve">1</w:t>
-            </w:r>
-          </w:p>
-        </w:tc>
-        <w:tc>
-          <w:tcPr>
-            <w:shd w:color="F6F7F8" w:val="solid"/>
-            <w:tcMar>
-              <w:top w:type="dxa" w:w="30"/>
-              <w:left w:type="dxa" w:w="80"/>
-              <w:bottom w:type="dxa" w:w="30"/>
-              <w:right w:type="dxa" w:w="80"/>
-            </w:tcMar>
-          </w:tcPr>
-          <w:p>
-            <w:pPr>
-              <w:spacing w:after="0"/>
-            </w:pPr>
-            <w:r>
-              <w:rPr>
-                <w:rFonts w:ascii="Inter" w:cs="Inter" w:eastAsia="Inter" w:hAnsi="Inter"/>
-                <w:color w:val="454659"/>
-                <w:sz w:val="19"/>
-                <w:szCs w:val="19"/>
-              </w:rPr>
-              <w:t xml:space="preserve">What is MCG's cold chain temperature monitoring policy?</w:t>
-            </w:r>
-          </w:p>
-        </w:tc>
-      </w:tr>
-      <w:tr>
-        <w:tc>
-          <w:tcPr>
-            <w:tcMar>
-              <w:top w:type="dxa" w:w="30"/>
-              <w:left w:type="dxa" w:w="80"/>
-              <w:bottom w:type="dxa" w:w="30"/>
-              <w:right w:type="dxa" w:w="80"/>
-            </w:tcMar>
-          </w:tcPr>
-          <w:p>
-            <w:pPr>
-              <w:spacing w:after="0"/>
-            </w:pPr>
-            <w:r>
-              <w:rPr>
-                <w:rFonts w:ascii="Inter" w:cs="Inter" w:eastAsia="Inter" w:hAnsi="Inter"/>
-                <w:color w:val="454659"/>
-                <w:sz w:val="19"/>
-                <w:szCs w:val="19"/>
-              </w:rPr>
-              <w:t xml:space="preserve">2</w:t>
-            </w:r>
-          </w:p>
-        </w:tc>
-        <w:tc>
-          <w:tcPr>
-            <w:tcMar>
-              <w:top w:type="dxa" w:w="30"/>
-              <w:left w:type="dxa" w:w="80"/>
-              <w:bottom w:type="dxa" w:w="30"/>
-              <w:right w:type="dxa" w:w="80"/>
-            </w:tcMar>
-          </w:tcPr>
-          <w:p>
-            <w:pPr>
-              <w:spacing w:after="0"/>
-            </w:pPr>
-            <w:r>
-              <w:rPr>
-                <w:rFonts w:ascii="Inter" w:cs="Inter" w:eastAsia="Inter" w:hAnsi="Inter"/>
-                <w:color w:val="454659"/>
-                <w:sz w:val="19"/>
-                <w:szCs w:val="19"/>
-              </w:rPr>
-              <w:t xml:space="preserve">How does MCG handle phantom inventory discrepancies?</w:t>
-            </w:r>
-          </w:p>
-        </w:tc>
-      </w:tr>
-      <w:tr>
-        <w:tc>
-          <w:tcPr>
-            <w:shd w:color="F6F7F8" w:val="solid"/>
-            <w:tcMar>
-              <w:top w:type="dxa" w:w="30"/>
-              <w:left w:type="dxa" w:w="80"/>
-              <w:bottom w:type="dxa" w:w="30"/>
-              <w:right w:type="dxa" w:w="80"/>
-            </w:tcMar>
-          </w:tcPr>
-          <w:p>
-            <w:pPr>
-              <w:spacing w:after="0"/>
-            </w:pPr>
-            <w:r>
-              <w:rPr>
-                <w:rFonts w:ascii="Inter" w:cs="Inter" w:eastAsia="Inter" w:hAnsi="Inter"/>
-                <w:color w:val="454659"/>
-                <w:sz w:val="19"/>
-                <w:szCs w:val="19"/>
-              </w:rPr>
-              <w:t xml:space="preserve">3</w:t>
-            </w:r>
-          </w:p>
-        </w:tc>
-        <w:tc>
-          <w:tcPr>
-            <w:shd w:color="F6F7F8" w:val="solid"/>
-            <w:tcMar>
-              <w:top w:type="dxa" w:w="30"/>
-              <w:left w:type="dxa" w:w="80"/>
-              <w:bottom w:type="dxa" w:w="30"/>
-              <w:right w:type="dxa" w:w="80"/>
-            </w:tcMar>
-          </w:tcPr>
-          <w:p>
-            <w:pPr>
-              <w:spacing w:after="0"/>
-            </w:pPr>
-            <w:r>
-              <w:rPr>
-                <w:rFonts w:ascii="Inter" w:cs="Inter" w:eastAsia="Inter" w:hAnsi="Inter"/>
-                <w:color w:val="454659"/>
-                <w:sz w:val="19"/>
-                <w:szCs w:val="19"/>
-              </w:rPr>
-              <w:t xml:space="preserve">What are the escalation procedures for delivery SLA breaches?</w:t>
-            </w:r>
-          </w:p>
-        </w:tc>
-      </w:tr>
-      <w:tr>
-        <w:tc>
-          <w:tcPr>
-            <w:tcMar>
-              <w:top w:type="dxa" w:w="30"/>
-              <w:left w:type="dxa" w:w="80"/>
-              <w:bottom w:type="dxa" w:w="30"/>
-              <w:right w:type="dxa" w:w="80"/>
-            </w:tcMar>
-          </w:tcPr>
-          <w:p>
-            <w:pPr>
-              <w:spacing w:after="0"/>
-            </w:pPr>
-            <w:r>
-              <w:rPr>
-                <w:rFonts w:ascii="Inter" w:cs="Inter" w:eastAsia="Inter" w:hAnsi="Inter"/>
-                <w:color w:val="454659"/>
-                <w:sz w:val="19"/>
-                <w:szCs w:val="19"/>
-              </w:rPr>
-              <w:t xml:space="preserve">4</w:t>
-            </w:r>
-          </w:p>
-        </w:tc>
-        <w:tc>
-          <w:tcPr>
-            <w:tcMar>
-              <w:top w:type="dxa" w:w="30"/>
-              <w:left w:type="dxa" w:w="80"/>
-              <w:bottom w:type="dxa" w:w="30"/>
-              <w:right w:type="dxa" w:w="80"/>
-            </w:tcMar>
-          </w:tcPr>
-          <w:p>
-            <w:pPr>
-              <w:spacing w:after="0"/>
-            </w:pPr>
-            <w:r>
-              <w:rPr>
-                <w:rFonts w:ascii="Inter" w:cs="Inter" w:eastAsia="Inter" w:hAnsi="Inter"/>
-                <w:color w:val="454659"/>
-                <w:sz w:val="19"/>
-                <w:szCs w:val="19"/>
-              </w:rPr>
-              <w:t xml:space="preserve">Explain MCG's data quality governance framework</w:t>
-            </w:r>
-          </w:p>
-        </w:tc>
-      </w:tr>
-      <w:tr>
-        <w:tc>
-          <w:tcPr>
-            <w:shd w:color="F6F7F8" w:val="solid"/>
-            <w:tcMar>
-              <w:top w:type="dxa" w:w="30"/>
-              <w:left w:type="dxa" w:w="80"/>
-              <w:bottom w:type="dxa" w:w="30"/>
-              <w:right w:type="dxa" w:w="80"/>
-            </w:tcMar>
-          </w:tcPr>
-          <w:p>
-            <w:pPr>
-              <w:spacing w:after="0"/>
-            </w:pPr>
-            <w:r>
-              <w:rPr>
-                <w:rFonts w:ascii="Inter" w:cs="Inter" w:eastAsia="Inter" w:hAnsi="Inter"/>
-                <w:color w:val="454659"/>
-                <w:sz w:val="19"/>
-                <w:szCs w:val="19"/>
-              </w:rPr>
-              <w:t xml:space="preserve">5</w:t>
-            </w:r>
-          </w:p>
-        </w:tc>
-        <w:tc>
-          <w:tcPr>
-            <w:shd w:color="F6F7F8" w:val="solid"/>
-            <w:tcMar>
-              <w:top w:type="dxa" w:w="30"/>
-              <w:left w:type="dxa" w:w="80"/>
-              <w:bottom w:type="dxa" w:w="30"/>
-              <w:right w:type="dxa" w:w="80"/>
-            </w:tcMar>
-          </w:tcPr>
-          <w:p>
-            <w:pPr>
-              <w:spacing w:after="0"/>
-            </w:pPr>
-            <w:r>
-              <w:rPr>
-                <w:rFonts w:ascii="Inter" w:cs="Inter" w:eastAsia="Inter" w:hAnsi="Inter"/>
-                <w:color w:val="454659"/>
-                <w:sz w:val="19"/>
-                <w:szCs w:val="19"/>
-              </w:rPr>
-              <w:t xml:space="preserve">What are the WISMO rate reduction strategies?</w:t>
-            </w:r>
-          </w:p>
-        </w:tc>
-      </w:tr>
-    </w:tbl>
-    <w:p>
-      <w:pPr>
-        <w:spacing w:after="120" w:before="280"/>
-      </w:pPr>
-      <w:r>
-        <w:rPr>
-          <w:rFonts w:ascii="Inter" w:cs="Inter" w:eastAsia="Inter" w:hAnsi="Inter"/>
-          <w:b/>
-          <w:bCs/>
-          <w:color w:val="006580"/>
-          <w:sz w:val="26"/>
-          <w:szCs w:val="26"/>
-        </w:rPr>
-        <w:t xml:space="preserve">10.4 Test the Assistant</w:t>
-      </w:r>
-    </w:p>
-    <w:p>
-      <w:pPr>
-        <w:spacing w:after="120"/>
-        <w:jc w:val="left"/>
-      </w:pPr>
-      <w:r>
-        <w:rPr>
-          <w:rFonts w:ascii="Inter" w:cs="Inter" w:eastAsia="Inter" w:hAnsi="Inter"/>
-          <w:b w:val="false"/>
-          <w:bCs w:val="false"/>
-          <w:i w:val="false"/>
-          <w:iCs w:val="false"/>
-          <w:color w:val="454659"/>
-          <w:sz w:val="21"/>
-          <w:szCs w:val="21"/>
-        </w:rPr>
-        <w:t xml:space="preserve">Verify the assistant works by asking the sample questions above. The assistant should provide accurate answers sourced from the uploaded documents with proper citations.</w:t>
-      </w:r>
-    </w:p>
-    <w:tbl>
-      <w:tblPr>
-        <w:tblW w:type="pct" w:w="100%"/>
-        <w:tblBorders>
-          <w:top w:val="single" w:color="auto" w:sz="4"/>
-          <w:left w:val="single" w:color="auto" w:sz="4"/>
-          <w:bottom w:val="single" w:color="auto" w:sz="4"/>
-          <w:right w:val="single" w:color="auto" w:sz="4"/>
-          <w:insideH w:val="single" w:color="auto" w:sz="4"/>
-          <w:insideV w:val="single" w:color="auto" w:sz="4"/>
-        </w:tblBorders>
-      </w:tblPr>
-      <w:tblGrid>
-        <w:gridCol w:w="100"/>
-        <w:gridCol w:w="100"/>
-      </w:tblGrid>
-      <w:tr>
-        <w:tc>
-          <w:tcPr>
-            <w:tcW w:type="pct" w:w="1%"/>
-            <w:tcBorders>
-              <w:top w:val="none"/>
-              <w:left w:val="none"/>
-              <w:bottom w:val="none"/>
-              <w:right w:val="none"/>
-            </w:tcBorders>
-            <w:shd w:color="006580" w:val="solid"/>
-          </w:tcPr>
-          <w:p>
-            <w:pPr>
-              <w:spacing w:after="0"/>
-            </w:pPr>
-            <w:r>
-              <w:rPr>
-                <w:sz w:val="10"/>
-                <w:szCs w:val="10"/>
-              </w:rPr>
-              <w:t xml:space="preserve"> </w:t>
-            </w:r>
-          </w:p>
-        </w:tc>
-        <w:tc>
-          <w:tcPr>
-            <w:tcW w:type="pct" w:w="99%"/>
-            <w:shd w:color="F6F7F8" w:val="solid"/>
-            <w:tcMar>
-              <w:top w:type="dxa" w:w="80"/>
-              <w:left w:type="dxa" w:w="120"/>
-              <w:bottom w:type="dxa" w:w="80"/>
-              <w:right w:type="dxa" w:w="120"/>
-            </w:tcMar>
-          </w:tcPr>
-          <w:p>
-            <w:pPr>
-              <w:spacing w:after="0"/>
-            </w:pPr>
-            <w:r>
-              <w:rPr>
-                <w:rFonts w:ascii="Inter" w:cs="Inter" w:eastAsia="Inter" w:hAnsi="Inter"/>
-                <w:color w:val="454659"/>
-                <w:sz w:val="20"/>
-                <w:szCs w:val="20"/>
-              </w:rPr>
-              <w:t xml:space="preserve">If the assistant returns empty or irrelevant results, allow 5-10 minutes for document indexing to complete after upload. Large document sets may take longer.</w:t>
-            </w:r>
-          </w:p>
-        </w:tc>
-      </w:tr>
-    </w:tbl>
-    <w:p>
-      <w:r>
-        <w:br w:type="page"/>
-      </w:r>
-    </w:p>
-    <w:p>
-      <w:pPr>
-        <w:pBdr>
-          <w:bottom w:val="single" w:color="006580" w:sz="2" w:space="4"/>
-        </w:pBdr>
-        <w:spacing w:after="160" w:before="360"/>
-      </w:pPr>
-      <w:r>
-        <w:rPr>
-          <w:rFonts w:ascii="Inter" w:cs="Inter" w:eastAsia="Inter" w:hAnsi="Inter"/>
-          <w:b/>
-          <w:bCs/>
-          <w:color w:val="19416C"/>
-          <w:sz w:val="30"/>
-          <w:szCs w:val="30"/>
-        </w:rPr>
-        <w:t xml:space="preserve">11. Business Glossary</w:t>
-      </w:r>
-    </w:p>
-    <w:p>
-      <w:pPr>
-        <w:spacing w:after="120"/>
-        <w:jc w:val="left"/>
-      </w:pPr>
-      <w:r>
-        <w:rPr>
-          <w:rFonts w:ascii="Inter" w:cs="Inter" w:eastAsia="Inter" w:hAnsi="Inter"/>
-          <w:b w:val="false"/>
-          <w:bCs w:val="false"/>
-          <w:i w:val="false"/>
-          <w:iCs w:val="false"/>
-          <w:color w:val="454659"/>
-          <w:sz w:val="21"/>
-          <w:szCs w:val="21"/>
-        </w:rPr>
-        <w:t xml:space="preserve">The business glossary provides standardized definitions for key MCG business terms, improving data literacy and ensuring consistent terminology across the organization.</w:t>
-      </w:r>
-    </w:p>
-    <w:p>
-      <w:pPr>
-        <w:spacing w:after="120" w:before="280"/>
-      </w:pPr>
-      <w:r>
-        <w:rPr>
-          <w:rFonts w:ascii="Inter" w:cs="Inter" w:eastAsia="Inter" w:hAnsi="Inter"/>
-          <w:b/>
-          <w:bCs/>
-          <w:color w:val="006580"/>
-          <w:sz w:val="26"/>
-          <w:szCs w:val="26"/>
-        </w:rPr>
-        <w:t xml:space="preserve">11.1 Import Glossary Terms</w:t>
-      </w:r>
-    </w:p>
-    <w:p>
-      <w:pPr>
-        <w:spacing w:after="80"/>
-        <w:ind w:left="431"/>
-      </w:pPr>
-      <w:r>
-        <w:rPr>
-          <w:rFonts w:ascii="Inter" w:cs="Inter" w:eastAsia="Inter" w:hAnsi="Inter"/>
-          <w:b/>
-          <w:bCs/>
-          <w:color w:val="006580"/>
-          <w:sz w:val="21"/>
-          <w:szCs w:val="21"/>
-        </w:rPr>
-        <w:t xml:space="preserve">1. </w:t>
-      </w:r>
-      <w:r>
-        <w:rPr>
-          <w:rFonts w:ascii="Inter" w:cs="Inter" w:eastAsia="Inter" w:hAnsi="Inter"/>
-          <w:b w:val="false"/>
-          <w:bCs w:val="false"/>
-          <w:color w:val="454659"/>
-          <w:sz w:val="21"/>
-          <w:szCs w:val="21"/>
-        </w:rPr>
-        <w:t xml:space="preserve">Navigate to Governance → Business Glossary</w:t>
-      </w:r>
-    </w:p>
-    <w:p>
-      <w:pPr>
-        <w:spacing w:after="80"/>
-        <w:ind w:left="431"/>
-      </w:pPr>
-      <w:r>
-        <w:rPr>
-          <w:rFonts w:ascii="Inter" w:cs="Inter" w:eastAsia="Inter" w:hAnsi="Inter"/>
-          <w:b/>
-          <w:bCs/>
-          <w:color w:val="006580"/>
-          <w:sz w:val="21"/>
-          <w:szCs w:val="21"/>
-        </w:rPr>
-        <w:t xml:space="preserve">2. </w:t>
-      </w:r>
-      <w:r>
-        <w:rPr>
-          <w:rFonts w:ascii="Inter" w:cs="Inter" w:eastAsia="Inter" w:hAnsi="Inter"/>
-          <w:b w:val="false"/>
-          <w:bCs w:val="false"/>
-          <w:color w:val="454659"/>
-          <w:sz w:val="21"/>
-          <w:szCs w:val="21"/>
-        </w:rPr>
-        <w:t xml:space="preserve">Click Import Terms</w:t>
-      </w:r>
-    </w:p>
-    <w:p>
-      <w:pPr>
-        <w:spacing w:after="80"/>
-        <w:ind w:left="431"/>
-      </w:pPr>
-      <w:r>
-        <w:rPr>
-          <w:rFonts w:ascii="Inter" w:cs="Inter" w:eastAsia="Inter" w:hAnsi="Inter"/>
-          <w:b/>
-          <w:bCs/>
-          <w:color w:val="006580"/>
-          <w:sz w:val="21"/>
-          <w:szCs w:val="21"/>
-        </w:rPr>
-        <w:t xml:space="preserve">3. </w:t>
-      </w:r>
-      <w:r>
-        <w:rPr>
-          <w:rFonts w:ascii="Inter" w:cs="Inter" w:eastAsia="Inter" w:hAnsi="Inter"/>
-          <w:b w:val="false"/>
-          <w:bCs w:val="false"/>
-          <w:color w:val="454659"/>
-          <w:sz w:val="21"/>
-          <w:szCs w:val="21"/>
-        </w:rPr>
-        <w:t xml:space="preserve">Select the file: deploy/glossary_terms.json</w:t>
-      </w:r>
-    </w:p>
-    <w:p>
-      <w:pPr>
-        <w:spacing w:after="80"/>
-        <w:ind w:left="431"/>
-      </w:pPr>
-      <w:r>
-        <w:rPr>
-          <w:rFonts w:ascii="Inter" w:cs="Inter" w:eastAsia="Inter" w:hAnsi="Inter"/>
-          <w:b/>
-          <w:bCs/>
-          <w:color w:val="006580"/>
-          <w:sz w:val="21"/>
-          <w:szCs w:val="21"/>
-        </w:rPr>
-        <w:t xml:space="preserve">4. </w:t>
-      </w:r>
-      <w:r>
-        <w:rPr>
-          <w:rFonts w:ascii="Inter" w:cs="Inter" w:eastAsia="Inter" w:hAnsi="Inter"/>
-          <w:b w:val="false"/>
-          <w:bCs w:val="false"/>
-          <w:color w:val="454659"/>
-          <w:sz w:val="21"/>
-          <w:szCs w:val="21"/>
-        </w:rPr>
-        <w:t xml:space="preserve">Map the fields and confirm import</w:t>
-      </w:r>
-    </w:p>
-    <w:p>
-      <w:pPr>
-        <w:spacing w:after="120"/>
-        <w:jc w:val="left"/>
-      </w:pPr>
-      <w:r>
-        <w:rPr>
-          <w:rFonts w:ascii="Inter" w:cs="Inter" w:eastAsia="Inter" w:hAnsi="Inter"/>
-          <w:b w:val="false"/>
-          <w:bCs w:val="false"/>
-          <w:i w:val="false"/>
-          <w:iCs w:val="false"/>
-          <w:color w:val="454659"/>
-          <w:sz w:val="21"/>
-          <w:szCs w:val="21"/>
-        </w:rPr>
-        <w:t xml:space="preserve">The import includes 25 terms organized into 5 categories:</w:t>
-      </w:r>
-    </w:p>
-    <w:tbl>
-      <w:tblPr>
-        <w:tblW w:type="pct" w:w="100%"/>
-        <w:tblBorders>
-          <w:top w:val="single" w:color="auto" w:sz="4"/>
-          <w:left w:val="single" w:color="auto" w:sz="4"/>
-          <w:bottom w:val="single" w:color="auto" w:sz="4"/>
-          <w:right w:val="single" w:color="auto" w:sz="4"/>
-          <w:insideH w:val="single" w:color="auto" w:sz="4"/>
-          <w:insideV w:val="single" w:color="auto" w:sz="4"/>
-        </w:tblBorders>
-      </w:tblPr>
-      <w:tblGrid>
-        <w:gridCol w:w="100"/>
-        <w:gridCol w:w="100"/>
-        <w:gridCol w:w="100"/>
-      </w:tblGrid>
-      <w:tr>
-        <w:trPr>
-          <w:tblHeader/>
-        </w:trPr>
-        <w:tc>
-          <w:tcPr>
-            <w:shd w:color="006580" w:val="solid"/>
-            <w:tcMar>
-              <w:top w:type="dxa" w:w="40"/>
-              <w:left w:type="dxa" w:w="80"/>
-              <w:bottom w:type="dxa" w:w="40"/>
-              <w:right w:type="dxa" w:w="80"/>
-            </w:tcMar>
-          </w:tcPr>
-          <w:p>
-            <w:pPr>
-              <w:spacing w:after="0"/>
-            </w:pPr>
-            <w:r>
-              <w:rPr>
-                <w:rFonts w:ascii="Inter" w:cs="Inter" w:eastAsia="Inter" w:hAnsi="Inter"/>
-                <w:b/>
-                <w:bCs/>
-                <w:color w:val="FFFFFF"/>
-                <w:sz w:val="19"/>
-                <w:szCs w:val="19"/>
-              </w:rPr>
-              <w:t xml:space="preserve">Category</w:t>
-            </w:r>
-          </w:p>
-        </w:tc>
-        <w:tc>
-          <w:tcPr>
-            <w:shd w:color="006580" w:val="solid"/>
-            <w:tcMar>
-              <w:top w:type="dxa" w:w="40"/>
-              <w:left w:type="dxa" w:w="80"/>
-              <w:bottom w:type="dxa" w:w="40"/>
-              <w:right w:type="dxa" w:w="80"/>
-            </w:tcMar>
-          </w:tcPr>
-          <w:p>
-            <w:pPr>
-              <w:spacing w:after="0"/>
-            </w:pPr>
-            <w:r>
-              <w:rPr>
-                <w:rFonts w:ascii="Inter" w:cs="Inter" w:eastAsia="Inter" w:hAnsi="Inter"/>
-                <w:b/>
-                <w:bCs/>
-                <w:color w:val="FFFFFF"/>
-                <w:sz w:val="19"/>
-                <w:szCs w:val="19"/>
-              </w:rPr>
-              <w:t xml:space="preserve"># Terms</w:t>
-            </w:r>
-          </w:p>
-        </w:tc>
-        <w:tc>
-          <w:tcPr>
-            <w:shd w:color="006580" w:val="solid"/>
-            <w:tcMar>
-              <w:top w:type="dxa" w:w="40"/>
-              <w:left w:type="dxa" w:w="80"/>
-              <w:bottom w:type="dxa" w:w="40"/>
-              <w:right w:type="dxa" w:w="80"/>
-            </w:tcMar>
-          </w:tcPr>
-          <w:p>
-            <w:pPr>
-              <w:spacing w:after="0"/>
-            </w:pPr>
-            <w:r>
-              <w:rPr>
-                <w:rFonts w:ascii="Inter" w:cs="Inter" w:eastAsia="Inter" w:hAnsi="Inter"/>
-                <w:b/>
-                <w:bCs/>
-                <w:color w:val="FFFFFF"/>
-                <w:sz w:val="19"/>
-                <w:szCs w:val="19"/>
-              </w:rPr>
-              <w:t xml:space="preserve">Example Terms</w:t>
-            </w:r>
-          </w:p>
-        </w:tc>
-      </w:tr>
-      <w:tr>
-        <w:tc>
-          <w:tcPr>
-            <w:shd w:color="F6F7F8" w:val="solid"/>
-            <w:tcMar>
-              <w:top w:type="dxa" w:w="30"/>
-              <w:left w:type="dxa" w:w="80"/>
-              <w:bottom w:type="dxa" w:w="30"/>
-              <w:right w:type="dxa" w:w="80"/>
-            </w:tcMar>
-          </w:tcPr>
-          <w:p>
-            <w:pPr>
-              <w:spacing w:after="0"/>
-            </w:pPr>
-            <w:r>
-              <w:rPr>
-                <w:rFonts w:ascii="Inter" w:cs="Inter" w:eastAsia="Inter" w:hAnsi="Inter"/>
-                <w:color w:val="454659"/>
-                <w:sz w:val="19"/>
-                <w:szCs w:val="19"/>
-              </w:rPr>
-              <w:t xml:space="preserve">Inventory &amp; Warehouse</w:t>
-            </w:r>
-          </w:p>
-        </w:tc>
-        <w:tc>
-          <w:tcPr>
-            <w:shd w:color="F6F7F8" w:val="solid"/>
-            <w:tcMar>
-              <w:top w:type="dxa" w:w="30"/>
-              <w:left w:type="dxa" w:w="80"/>
-              <w:bottom w:type="dxa" w:w="30"/>
-              <w:right w:type="dxa" w:w="80"/>
-            </w:tcMar>
-          </w:tcPr>
-          <w:p>
-            <w:pPr>
-              <w:spacing w:after="0"/>
-            </w:pPr>
-            <w:r>
-              <w:rPr>
-                <w:rFonts w:ascii="Inter" w:cs="Inter" w:eastAsia="Inter" w:hAnsi="Inter"/>
-                <w:color w:val="454659"/>
-                <w:sz w:val="19"/>
-                <w:szCs w:val="19"/>
-              </w:rPr>
-              <w:t xml:space="preserve">5</w:t>
-            </w:r>
-          </w:p>
-        </w:tc>
-        <w:tc>
-          <w:tcPr>
-            <w:shd w:color="F6F7F8" w:val="solid"/>
-            <w:tcMar>
-              <w:top w:type="dxa" w:w="30"/>
-              <w:left w:type="dxa" w:w="80"/>
-              <w:bottom w:type="dxa" w:w="30"/>
-              <w:right w:type="dxa" w:w="80"/>
-            </w:tcMar>
-          </w:tcPr>
-          <w:p>
-            <w:pPr>
-              <w:spacing w:after="0"/>
-            </w:pPr>
-            <w:r>
-              <w:rPr>
-                <w:rFonts w:ascii="Inter" w:cs="Inter" w:eastAsia="Inter" w:hAnsi="Inter"/>
-                <w:color w:val="454659"/>
-                <w:sz w:val="19"/>
-                <w:szCs w:val="19"/>
-              </w:rPr>
-              <w:t xml:space="preserve">Phantom Inventory, Safety Stock, Cycle Count, IRA, Pick Wave</w:t>
-            </w:r>
-          </w:p>
-        </w:tc>
-      </w:tr>
-      <w:tr>
-        <w:tc>
-          <w:tcPr>
-            <w:tcMar>
-              <w:top w:type="dxa" w:w="30"/>
-              <w:left w:type="dxa" w:w="80"/>
-              <w:bottom w:type="dxa" w:w="30"/>
-              <w:right w:type="dxa" w:w="80"/>
-            </w:tcMar>
-          </w:tcPr>
-          <w:p>
-            <w:pPr>
-              <w:spacing w:after="0"/>
-            </w:pPr>
-            <w:r>
-              <w:rPr>
-                <w:rFonts w:ascii="Inter" w:cs="Inter" w:eastAsia="Inter" w:hAnsi="Inter"/>
-                <w:color w:val="454659"/>
-                <w:sz w:val="19"/>
-                <w:szCs w:val="19"/>
-              </w:rPr>
-              <w:t xml:space="preserve">Supply Chain &amp; Logistics</w:t>
-            </w:r>
-          </w:p>
-        </w:tc>
-        <w:tc>
-          <w:tcPr>
-            <w:tcMar>
-              <w:top w:type="dxa" w:w="30"/>
-              <w:left w:type="dxa" w:w="80"/>
-              <w:bottom w:type="dxa" w:w="30"/>
-              <w:right w:type="dxa" w:w="80"/>
-            </w:tcMar>
-          </w:tcPr>
-          <w:p>
-            <w:pPr>
-              <w:spacing w:after="0"/>
-            </w:pPr>
-            <w:r>
-              <w:rPr>
-                <w:rFonts w:ascii="Inter" w:cs="Inter" w:eastAsia="Inter" w:hAnsi="Inter"/>
-                <w:color w:val="454659"/>
-                <w:sz w:val="19"/>
-                <w:szCs w:val="19"/>
-              </w:rPr>
-              <w:t xml:space="preserve">5</w:t>
-            </w:r>
-          </w:p>
-        </w:tc>
-        <w:tc>
-          <w:tcPr>
-            <w:tcMar>
-              <w:top w:type="dxa" w:w="30"/>
-              <w:left w:type="dxa" w:w="80"/>
-              <w:bottom w:type="dxa" w:w="30"/>
-              <w:right w:type="dxa" w:w="80"/>
-            </w:tcMar>
-          </w:tcPr>
-          <w:p>
-            <w:pPr>
-              <w:spacing w:after="0"/>
-            </w:pPr>
-            <w:r>
-              <w:rPr>
-                <w:rFonts w:ascii="Inter" w:cs="Inter" w:eastAsia="Inter" w:hAnsi="Inter"/>
-                <w:color w:val="454659"/>
-                <w:sz w:val="19"/>
-                <w:szCs w:val="19"/>
-              </w:rPr>
-              <w:t xml:space="preserve">Cold Chain, Last Mile, WISMO, SLA Breach, Carrier Scorecard</w:t>
-            </w:r>
-          </w:p>
-        </w:tc>
-      </w:tr>
-      <w:tr>
-        <w:tc>
-          <w:tcPr>
-            <w:shd w:color="F6F7F8" w:val="solid"/>
-            <w:tcMar>
-              <w:top w:type="dxa" w:w="30"/>
-              <w:left w:type="dxa" w:w="80"/>
-              <w:bottom w:type="dxa" w:w="30"/>
-              <w:right w:type="dxa" w:w="80"/>
-            </w:tcMar>
-          </w:tcPr>
-          <w:p>
-            <w:pPr>
-              <w:spacing w:after="0"/>
-            </w:pPr>
-            <w:r>
-              <w:rPr>
-                <w:rFonts w:ascii="Inter" w:cs="Inter" w:eastAsia="Inter" w:hAnsi="Inter"/>
-                <w:color w:val="454659"/>
-                <w:sz w:val="19"/>
-                <w:szCs w:val="19"/>
-              </w:rPr>
-              <w:t xml:space="preserve">Data Quality &amp; Governance</w:t>
-            </w:r>
-          </w:p>
-        </w:tc>
-        <w:tc>
-          <w:tcPr>
-            <w:shd w:color="F6F7F8" w:val="solid"/>
-            <w:tcMar>
-              <w:top w:type="dxa" w:w="30"/>
-              <w:left w:type="dxa" w:w="80"/>
-              <w:bottom w:type="dxa" w:w="30"/>
-              <w:right w:type="dxa" w:w="80"/>
-            </w:tcMar>
-          </w:tcPr>
-          <w:p>
-            <w:pPr>
-              <w:spacing w:after="0"/>
-            </w:pPr>
-            <w:r>
-              <w:rPr>
-                <w:rFonts w:ascii="Inter" w:cs="Inter" w:eastAsia="Inter" w:hAnsi="Inter"/>
-                <w:color w:val="454659"/>
-                <w:sz w:val="19"/>
-                <w:szCs w:val="19"/>
-              </w:rPr>
-              <w:t xml:space="preserve">5</w:t>
-            </w:r>
-          </w:p>
-        </w:tc>
-        <w:tc>
-          <w:tcPr>
-            <w:shd w:color="F6F7F8" w:val="solid"/>
-            <w:tcMar>
-              <w:top w:type="dxa" w:w="30"/>
-              <w:left w:type="dxa" w:w="80"/>
-              <w:bottom w:type="dxa" w:w="30"/>
-              <w:right w:type="dxa" w:w="80"/>
-            </w:tcMar>
-          </w:tcPr>
-          <w:p>
-            <w:pPr>
-              <w:spacing w:after="0"/>
-            </w:pPr>
-            <w:r>
-              <w:rPr>
-                <w:rFonts w:ascii="Inter" w:cs="Inter" w:eastAsia="Inter" w:hAnsi="Inter"/>
-                <w:color w:val="454659"/>
-                <w:sz w:val="19"/>
-                <w:szCs w:val="19"/>
-              </w:rPr>
-              <w:t xml:space="preserve">Trust Score, Data Lineage, Data Product, Golden Record, Profiling</w:t>
-            </w:r>
-          </w:p>
-        </w:tc>
-      </w:tr>
-      <w:tr>
-        <w:tc>
-          <w:tcPr>
-            <w:tcMar>
-              <w:top w:type="dxa" w:w="30"/>
-              <w:left w:type="dxa" w:w="80"/>
-              <w:bottom w:type="dxa" w:w="30"/>
-              <w:right w:type="dxa" w:w="80"/>
-            </w:tcMar>
-          </w:tcPr>
-          <w:p>
-            <w:pPr>
-              <w:spacing w:after="0"/>
-            </w:pPr>
-            <w:r>
-              <w:rPr>
-                <w:rFonts w:ascii="Inter" w:cs="Inter" w:eastAsia="Inter" w:hAnsi="Inter"/>
-                <w:color w:val="454659"/>
-                <w:sz w:val="19"/>
-                <w:szCs w:val="19"/>
-              </w:rPr>
-              <w:t xml:space="preserve">Compliance &amp; Regulatory</w:t>
-            </w:r>
-          </w:p>
-        </w:tc>
-        <w:tc>
-          <w:tcPr>
-            <w:tcMar>
-              <w:top w:type="dxa" w:w="30"/>
-              <w:left w:type="dxa" w:w="80"/>
-              <w:bottom w:type="dxa" w:w="30"/>
-              <w:right w:type="dxa" w:w="80"/>
-            </w:tcMar>
-          </w:tcPr>
-          <w:p>
-            <w:pPr>
-              <w:spacing w:after="0"/>
-            </w:pPr>
-            <w:r>
-              <w:rPr>
-                <w:rFonts w:ascii="Inter" w:cs="Inter" w:eastAsia="Inter" w:hAnsi="Inter"/>
-                <w:color w:val="454659"/>
-                <w:sz w:val="19"/>
-                <w:szCs w:val="19"/>
-              </w:rPr>
-              <w:t xml:space="preserve">5</w:t>
-            </w:r>
-          </w:p>
-        </w:tc>
-        <w:tc>
-          <w:tcPr>
-            <w:tcMar>
-              <w:top w:type="dxa" w:w="30"/>
-              <w:left w:type="dxa" w:w="80"/>
-              <w:bottom w:type="dxa" w:w="30"/>
-              <w:right w:type="dxa" w:w="80"/>
-            </w:tcMar>
-          </w:tcPr>
-          <w:p>
-            <w:pPr>
-              <w:spacing w:after="0"/>
-            </w:pPr>
-            <w:r>
-              <w:rPr>
-                <w:rFonts w:ascii="Inter" w:cs="Inter" w:eastAsia="Inter" w:hAnsi="Inter"/>
-                <w:color w:val="454659"/>
-                <w:sz w:val="19"/>
-                <w:szCs w:val="19"/>
-              </w:rPr>
-              <w:t xml:space="preserve">GDP Compliance, FSMA, Chain of Custody, Recall Readiness, Audit Trail</w:t>
-            </w:r>
-          </w:p>
-        </w:tc>
-      </w:tr>
-      <w:tr>
-        <w:tc>
-          <w:tcPr>
-            <w:shd w:color="F6F7F8" w:val="solid"/>
-            <w:tcMar>
-              <w:top w:type="dxa" w:w="30"/>
-              <w:left w:type="dxa" w:w="80"/>
-              <w:bottom w:type="dxa" w:w="30"/>
-              <w:right w:type="dxa" w:w="80"/>
-            </w:tcMar>
-          </w:tcPr>
-          <w:p>
-            <w:pPr>
-              <w:spacing w:after="0"/>
-            </w:pPr>
-            <w:r>
-              <w:rPr>
-                <w:rFonts w:ascii="Inter" w:cs="Inter" w:eastAsia="Inter" w:hAnsi="Inter"/>
-                <w:color w:val="454659"/>
-                <w:sz w:val="19"/>
-                <w:szCs w:val="19"/>
-              </w:rPr>
-              <w:t xml:space="preserve">Business Operations</w:t>
-            </w:r>
-          </w:p>
-        </w:tc>
-        <w:tc>
-          <w:tcPr>
-            <w:shd w:color="F6F7F8" w:val="solid"/>
-            <w:tcMar>
-              <w:top w:type="dxa" w:w="30"/>
-              <w:left w:type="dxa" w:w="80"/>
-              <w:bottom w:type="dxa" w:w="30"/>
-              <w:right w:type="dxa" w:w="80"/>
-            </w:tcMar>
-          </w:tcPr>
-          <w:p>
-            <w:pPr>
-              <w:spacing w:after="0"/>
-            </w:pPr>
-            <w:r>
-              <w:rPr>
-                <w:rFonts w:ascii="Inter" w:cs="Inter" w:eastAsia="Inter" w:hAnsi="Inter"/>
-                <w:color w:val="454659"/>
-                <w:sz w:val="19"/>
-                <w:szCs w:val="19"/>
-              </w:rPr>
-              <w:t xml:space="preserve">5</w:t>
-            </w:r>
-          </w:p>
-        </w:tc>
-        <w:tc>
-          <w:tcPr>
-            <w:shd w:color="F6F7F8" w:val="solid"/>
-            <w:tcMar>
-              <w:top w:type="dxa" w:w="30"/>
-              <w:left w:type="dxa" w:w="80"/>
-              <w:bottom w:type="dxa" w:w="30"/>
-              <w:right w:type="dxa" w:w="80"/>
-            </w:tcMar>
-          </w:tcPr>
-          <w:p>
-            <w:pPr>
-              <w:spacing w:after="0"/>
-            </w:pPr>
-            <w:r>
-              <w:rPr>
-                <w:rFonts w:ascii="Inter" w:cs="Inter" w:eastAsia="Inter" w:hAnsi="Inter"/>
-                <w:color w:val="454659"/>
-                <w:sz w:val="19"/>
-                <w:szCs w:val="19"/>
-              </w:rPr>
-              <w:t xml:space="preserve">Fulfillment Rate, Order Accuracy, Customer Churn, Net Promoter Score, Revenue Leakage</w:t>
-            </w:r>
-          </w:p>
-        </w:tc>
-      </w:tr>
-    </w:tbl>
-    <w:tbl>
-      <w:tblPr>
-        <w:tblW w:type="pct" w:w="100%"/>
-        <w:tblBorders>
-          <w:top w:val="single" w:color="auto" w:sz="4"/>
-          <w:left w:val="single" w:color="auto" w:sz="4"/>
-          <w:bottom w:val="single" w:color="auto" w:sz="4"/>
-          <w:right w:val="single" w:color="auto" w:sz="4"/>
-          <w:insideH w:val="single" w:color="auto" w:sz="4"/>
-          <w:insideV w:val="single" w:color="auto" w:sz="4"/>
-        </w:tblBorders>
-      </w:tblPr>
-      <w:tblGrid>
-        <w:gridCol w:w="100"/>
-        <w:gridCol w:w="100"/>
-      </w:tblGrid>
-      <w:tr>
-        <w:tc>
-          <w:tcPr>
-            <w:tcW w:type="pct" w:w="1%"/>
-            <w:tcBorders>
-              <w:top w:val="none"/>
-              <w:left w:val="none"/>
-              <w:bottom w:val="none"/>
-              <w:right w:val="none"/>
-            </w:tcBorders>
-            <w:shd w:color="006580" w:val="solid"/>
-          </w:tcPr>
-          <w:p>
-            <w:pPr>
-              <w:spacing w:after="0"/>
-            </w:pPr>
-            <w:r>
-              <w:rPr>
-                <w:sz w:val="10"/>
-                <w:szCs w:val="10"/>
-              </w:rPr>
-              <w:t xml:space="preserve"> </w:t>
-            </w:r>
-          </w:p>
-        </w:tc>
-        <w:tc>
-          <w:tcPr>
-            <w:tcW w:type="pct" w:w="99%"/>
-            <w:shd w:color="F6F7F8" w:val="solid"/>
-            <w:tcMar>
-              <w:top w:type="dxa" w:w="80"/>
-              <w:left w:type="dxa" w:w="120"/>
-              <w:bottom w:type="dxa" w:w="80"/>
-              <w:right w:type="dxa" w:w="120"/>
-            </w:tcMar>
-          </w:tcPr>
-          <w:p>
-            <w:pPr>
-              <w:spacing w:after="0"/>
-            </w:pPr>
-            <w:r>
-              <w:rPr>
-                <w:rFonts w:ascii="Inter" w:cs="Inter" w:eastAsia="Inter" w:hAnsi="Inter"/>
-                <w:color w:val="454659"/>
-                <w:sz w:val="20"/>
-                <w:szCs w:val="20"/>
-              </w:rPr>
-              <w:t xml:space="preserve">[Screenshot: Glossary term creation screen in Qlik Cloud showing a term being defined with category, description, and related assets]</w:t>
-            </w:r>
-          </w:p>
-        </w:tc>
-      </w:tr>
-    </w:tbl>
-    <w:p>
-      <w:pPr>
-        <w:spacing w:after="120" w:before="280"/>
-      </w:pPr>
-      <w:r>
-        <w:rPr>
-          <w:rFonts w:ascii="Inter" w:cs="Inter" w:eastAsia="Inter" w:hAnsi="Inter"/>
-          <w:b/>
-          <w:bCs/>
-          <w:color w:val="006580"/>
-          <w:sz w:val="26"/>
-          <w:szCs w:val="26"/>
-        </w:rPr>
-        <w:t xml:space="preserve">11.2 Link Terms to Data Assets</w:t>
-      </w:r>
-    </w:p>
-    <w:p>
-      <w:pPr>
-        <w:spacing w:after="120"/>
-        <w:jc w:val="left"/>
-      </w:pPr>
-      <w:r>
-        <w:rPr>
-          <w:rFonts w:ascii="Inter" w:cs="Inter" w:eastAsia="Inter" w:hAnsi="Inter"/>
-          <w:b w:val="false"/>
-          <w:bCs w:val="false"/>
-          <w:i w:val="false"/>
-          <w:iCs w:val="false"/>
-          <w:color w:val="454659"/>
-          <w:sz w:val="21"/>
-          <w:szCs w:val="21"/>
-        </w:rPr>
-        <w:t xml:space="preserve">After importing, link glossary terms to their corresponding data assets:</w:t>
-      </w:r>
-    </w:p>
-    <w:p>
-      <w:pPr>
-        <w:pStyle w:val="ListParagraph"/>
-        <w:numPr>
-          <w:ilvl w:val="0"/>
-          <w:numId w:val="1"/>
-        </w:numPr>
-        <w:spacing w:after="120"/>
-        <w:jc w:val="left"/>
-      </w:pPr>
-      <w:r>
-        <w:rPr>
-          <w:rFonts w:ascii="Inter" w:cs="Inter" w:eastAsia="Inter" w:hAnsi="Inter"/>
-          <w:b w:val="false"/>
-          <w:bCs w:val="false"/>
-          <w:i w:val="false"/>
-          <w:iCs w:val="false"/>
-          <w:color w:val="454659"/>
-          <w:sz w:val="21"/>
-          <w:szCs w:val="21"/>
-        </w:rPr>
-        <w:t xml:space="preserve">Link 'Phantom Inventory' to gold.inventory_health data product</w:t>
-      </w:r>
-    </w:p>
-    <w:p>
-      <w:pPr>
-        <w:pStyle w:val="ListParagraph"/>
-        <w:numPr>
-          <w:ilvl w:val="0"/>
-          <w:numId w:val="1"/>
-        </w:numPr>
-        <w:spacing w:after="120"/>
-        <w:jc w:val="left"/>
-      </w:pPr>
-      <w:r>
-        <w:rPr>
-          <w:rFonts w:ascii="Inter" w:cs="Inter" w:eastAsia="Inter" w:hAnsi="Inter"/>
-          <w:b w:val="false"/>
-          <w:bCs w:val="false"/>
-          <w:i w:val="false"/>
-          <w:iCs w:val="false"/>
-          <w:color w:val="454659"/>
-          <w:sz w:val="21"/>
-          <w:szCs w:val="21"/>
-        </w:rPr>
-        <w:t xml:space="preserve">Link 'Cold Chain' to gold.supply_chain_health data product</w:t>
-      </w:r>
-    </w:p>
-    <w:p>
-      <w:pPr>
-        <w:pStyle w:val="ListParagraph"/>
-        <w:numPr>
-          <w:ilvl w:val="0"/>
-          <w:numId w:val="1"/>
-        </w:numPr>
-        <w:spacing w:after="120"/>
-        <w:jc w:val="left"/>
-      </w:pPr>
-      <w:r>
-        <w:rPr>
-          <w:rFonts w:ascii="Inter" w:cs="Inter" w:eastAsia="Inter" w:hAnsi="Inter"/>
-          <w:b w:val="false"/>
-          <w:bCs w:val="false"/>
-          <w:i w:val="false"/>
-          <w:iCs w:val="false"/>
-          <w:color w:val="454659"/>
-          <w:sz w:val="21"/>
-          <w:szCs w:val="21"/>
-        </w:rPr>
-        <w:t xml:space="preserve">Link 'WISMO' to gold.last_mile_performance data product</w:t>
-      </w:r>
-    </w:p>
-    <w:p>
-      <w:pPr>
-        <w:pStyle w:val="ListParagraph"/>
-        <w:numPr>
-          <w:ilvl w:val="0"/>
-          <w:numId w:val="1"/>
-        </w:numPr>
-        <w:spacing w:after="120"/>
-        <w:jc w:val="left"/>
-      </w:pPr>
-      <w:r>
-        <w:rPr>
-          <w:rFonts w:ascii="Inter" w:cs="Inter" w:eastAsia="Inter" w:hAnsi="Inter"/>
-          <w:b w:val="false"/>
-          <w:bCs w:val="false"/>
-          <w:i w:val="false"/>
-          <w:iCs w:val="false"/>
-          <w:color w:val="454659"/>
-          <w:sz w:val="21"/>
-          <w:szCs w:val="21"/>
-        </w:rPr>
-        <w:t xml:space="preserve">Link 'Trust Score' to all data products (as a governance concept)</w:t>
-      </w:r>
-    </w:p>
-    <w:tbl>
-      <w:tblPr>
-        <w:tblW w:type="pct" w:w="100%"/>
-        <w:tblBorders>
-          <w:top w:val="single" w:color="auto" w:sz="4"/>
-          <w:left w:val="single" w:color="auto" w:sz="4"/>
-          <w:bottom w:val="single" w:color="auto" w:sz="4"/>
-          <w:right w:val="single" w:color="auto" w:sz="4"/>
-          <w:insideH w:val="single" w:color="auto" w:sz="4"/>
-          <w:insideV w:val="single" w:color="auto" w:sz="4"/>
-        </w:tblBorders>
-      </w:tblPr>
-      <w:tblGrid>
-        <w:gridCol w:w="100"/>
-        <w:gridCol w:w="100"/>
-      </w:tblGrid>
-      <w:tr>
-        <w:tc>
-          <w:tcPr>
-            <w:tcW w:type="pct" w:w="1%"/>
-            <w:tcBorders>
-              <w:top w:val="none"/>
-              <w:left w:val="none"/>
-              <w:bottom w:val="none"/>
-              <w:right w:val="none"/>
-            </w:tcBorders>
-            <w:shd w:color="009845" w:val="solid"/>
-          </w:tcPr>
-          <w:p>
-            <w:pPr>
-              <w:spacing w:after="0"/>
-            </w:pPr>
-            <w:r>
-              <w:rPr>
-                <w:sz w:val="10"/>
-                <w:szCs w:val="10"/>
-              </w:rPr>
-              <w:t xml:space="preserve"> </w:t>
-            </w:r>
-          </w:p>
-        </w:tc>
-        <w:tc>
-          <w:tcPr>
-            <w:tcW w:type="pct" w:w="99%"/>
-            <w:shd w:color="F6F7F8" w:val="solid"/>
-            <w:tcMar>
-              <w:top w:type="dxa" w:w="80"/>
-              <w:left w:type="dxa" w:w="120"/>
-              <w:bottom w:type="dxa" w:w="80"/>
-              <w:right w:type="dxa" w:w="120"/>
-            </w:tcMar>
-          </w:tcPr>
-          <w:p>
-            <w:pPr>
-              <w:spacing w:after="0"/>
-            </w:pPr>
-            <w:r>
-              <w:rPr>
-                <w:rFonts w:ascii="Inter" w:cs="Inter" w:eastAsia="Inter" w:hAnsi="Inter"/>
-                <w:color w:val="454659"/>
-                <w:sz w:val="20"/>
-                <w:szCs w:val="20"/>
-              </w:rPr>
-              <w:t xml:space="preserve">Linking glossary terms to data assets enables contextual help in analytics apps. When users hover over a field linked to a glossary term, the definition appears automatically.</w:t>
-            </w:r>
-          </w:p>
-        </w:tc>
-      </w:tr>
-    </w:tbl>
-    <w:p>
-      <w:r>
-        <w:br w:type="page"/>
-      </w:r>
-    </w:p>
-    <w:p>
-      <w:pPr>
-        <w:pBdr>
-          <w:bottom w:val="single" w:color="006580" w:sz="2" w:space="4"/>
-        </w:pBdr>
-        <w:spacing w:after="160" w:before="360"/>
-      </w:pPr>
-      <w:r>
-        <w:rPr>
-          <w:rFonts w:ascii="Inter" w:cs="Inter" w:eastAsia="Inter" w:hAnsi="Inter"/>
-          <w:b/>
-          <w:bCs/>
-          <w:color w:val="19416C"/>
-          <w:sz w:val="30"/>
-          <w:szCs w:val="30"/>
-        </w:rPr>
-        <w:t xml:space="preserve">12. Automations</w:t>
-      </w:r>
-    </w:p>
-    <w:p>
-      <w:pPr>
-        <w:spacing w:after="120"/>
-        <w:jc w:val="left"/>
-      </w:pPr>
-      <w:r>
-        <w:rPr>
-          <w:rFonts w:ascii="Inter" w:cs="Inter" w:eastAsia="Inter" w:hAnsi="Inter"/>
-          <w:b w:val="false"/>
-          <w:bCs w:val="false"/>
-          <w:i w:val="false"/>
-          <w:iCs w:val="false"/>
-          <w:color w:val="454659"/>
-          <w:sz w:val="21"/>
-          <w:szCs w:val="21"/>
-        </w:rPr>
-        <w:t xml:space="preserve">Set up five automations that demonstrate Qlik's ability to trigger actions based on data events and schedules.</w:t>
-      </w:r>
-    </w:p>
-    <w:p>
-      <w:pPr>
-        <w:spacing w:after="120" w:before="280"/>
-      </w:pPr>
-      <w:r>
-        <w:rPr>
-          <w:rFonts w:ascii="Inter" w:cs="Inter" w:eastAsia="Inter" w:hAnsi="Inter"/>
-          <w:b/>
-          <w:bCs/>
-          <w:color w:val="006580"/>
-          <w:sz w:val="26"/>
-          <w:szCs w:val="26"/>
-        </w:rPr>
-        <w:t xml:space="preserve">12.1 Automation Overview</w:t>
       </w:r>
     </w:p>
     <w:tbl>
@@ -15326,7 +12093,7 @@
                 <w:sz w:val="19"/>
                 <w:szCs w:val="19"/>
               </w:rPr>
-              <w:t xml:space="preserve">#</w:t>
+              <w:t xml:space="preserve">Gold Table</w:t>
             </w:r>
           </w:p>
         </w:tc>
@@ -15353,7 +12120,7 @@
                 <w:sz w:val="19"/>
                 <w:szCs w:val="19"/>
               </w:rPr>
-              <w:t xml:space="preserve">Automation Name</w:t>
+              <w:t xml:space="preserve">Source (Silver)</w:t>
             </w:r>
           </w:p>
         </w:tc>
@@ -15380,7 +12147,7 @@
                 <w:sz w:val="19"/>
                 <w:szCs w:val="19"/>
               </w:rPr>
-              <w:t xml:space="preserve">Trigger</w:t>
+              <w:t xml:space="preserve">Owner</w:t>
             </w:r>
           </w:p>
         </w:tc>
@@ -15407,7 +12174,7 @@
                 <w:sz w:val="19"/>
                 <w:szCs w:val="19"/>
               </w:rPr>
-              <w:t xml:space="preserve">Action</w:t>
+              <w:t xml:space="preserve">Refresh</w:t>
             </w:r>
           </w:p>
         </w:tc>
@@ -15434,7 +12201,7 @@
                 <w:sz w:val="19"/>
                 <w:szCs w:val="19"/>
               </w:rPr>
-              <w:t xml:space="preserve">Schedule</w:t>
+              <w:t xml:space="preserve">Business Purpose</w:t>
             </w:r>
           </w:p>
         </w:tc>
@@ -15461,107 +12228,107 @@
                 <w:sz w:val="19"/>
                 <w:szCs w:val="19"/>
               </w:rPr>
-              <w:t xml:space="preserve">1</w:t>
-            </w:r>
-          </w:p>
-        </w:tc>
-        <w:tc>
-          <w:tcPr>
-            <w:shd w:color="F6F7F8" w:val="solid"/>
-            <w:tcMar>
-              <w:top w:type="dxa" w:w="30"/>
-              <w:left w:type="dxa" w:w="80"/>
-              <w:bottom w:type="dxa" w:w="30"/>
-              <w:right w:type="dxa" w:w="80"/>
-            </w:tcMar>
-          </w:tcPr>
-          <w:p>
-            <w:pPr>
-              <w:spacing w:after="0"/>
-            </w:pPr>
-            <w:r>
-              <w:rPr>
-                <w:rFonts w:ascii="Inter" w:cs="Inter" w:eastAsia="Inter" w:hAnsi="Inter"/>
-                <w:color w:val="454659"/>
-                <w:sz w:val="19"/>
-                <w:szCs w:val="19"/>
-              </w:rPr>
-              <w:t xml:space="preserve">Daily App Reload</w:t>
-            </w:r>
-          </w:p>
-        </w:tc>
-        <w:tc>
-          <w:tcPr>
-            <w:shd w:color="F6F7F8" w:val="solid"/>
-            <w:tcMar>
-              <w:top w:type="dxa" w:w="30"/>
-              <w:left w:type="dxa" w:w="80"/>
-              <w:bottom w:type="dxa" w:w="30"/>
-              <w:right w:type="dxa" w:w="80"/>
-            </w:tcMar>
-          </w:tcPr>
-          <w:p>
-            <w:pPr>
-              <w:spacing w:after="0"/>
-            </w:pPr>
-            <w:r>
-              <w:rPr>
-                <w:rFonts w:ascii="Inter" w:cs="Inter" w:eastAsia="Inter" w:hAnsi="Inter"/>
-                <w:color w:val="454659"/>
-                <w:sz w:val="19"/>
-                <w:szCs w:val="19"/>
-              </w:rPr>
-              <w:t xml:space="preserve">Schedule</w:t>
-            </w:r>
-          </w:p>
-        </w:tc>
-        <w:tc>
-          <w:tcPr>
-            <w:shd w:color="F6F7F8" w:val="solid"/>
-            <w:tcMar>
-              <w:top w:type="dxa" w:w="30"/>
-              <w:left w:type="dxa" w:w="80"/>
-              <w:bottom w:type="dxa" w:w="30"/>
-              <w:right w:type="dxa" w:w="80"/>
-            </w:tcMar>
-          </w:tcPr>
-          <w:p>
-            <w:pPr>
-              <w:spacing w:after="0"/>
-            </w:pPr>
-            <w:r>
-              <w:rPr>
-                <w:rFonts w:ascii="Inter" w:cs="Inter" w:eastAsia="Inter" w:hAnsi="Inter"/>
-                <w:color w:val="454659"/>
-                <w:sz w:val="19"/>
-                <w:szCs w:val="19"/>
-              </w:rPr>
-              <w:t xml:space="preserve">Reload MCG analytics apps with latest data</w:t>
-            </w:r>
-          </w:p>
-        </w:tc>
-        <w:tc>
-          <w:tcPr>
-            <w:shd w:color="F6F7F8" w:val="solid"/>
-            <w:tcMar>
-              <w:top w:type="dxa" w:w="30"/>
-              <w:left w:type="dxa" w:w="80"/>
-              <w:bottom w:type="dxa" w:w="30"/>
-              <w:right w:type="dxa" w:w="80"/>
-            </w:tcMar>
-          </w:tcPr>
-          <w:p>
-            <w:pPr>
-              <w:spacing w:after="0"/>
-            </w:pPr>
-            <w:r>
-              <w:rPr>
-                <w:rFonts w:ascii="Inter" w:cs="Inter" w:eastAsia="Inter" w:hAnsi="Inter"/>
-                <w:color w:val="454659"/>
-                <w:sz w:val="19"/>
-                <w:szCs w:val="19"/>
-              </w:rPr>
-              <w:t xml:space="preserve">06:00 UTC daily</w:t>
+              <w:t xml:space="preserve">gold.supply_chain_health</w:t>
+            </w:r>
+          </w:p>
+        </w:tc>
+        <w:tc>
+          <w:tcPr>
+            <w:shd w:color="F6F7F8" w:val="solid"/>
+            <w:tcMar>
+              <w:top w:type="dxa" w:w="30"/>
+              <w:left w:type="dxa" w:w="80"/>
+              <w:bottom w:type="dxa" w:w="30"/>
+              <w:right w:type="dxa" w:w="80"/>
+            </w:tcMar>
+          </w:tcPr>
+          <w:p>
+            <w:pPr>
+              <w:spacing w:after="0"/>
+            </w:pPr>
+            <w:r>
+              <w:rPr>
+                <w:rFonts w:ascii="Inter" w:cs="Inter" w:eastAsia="Inter" w:hAnsi="Inter"/>
+                <w:color w:val="454659"/>
+                <w:sz w:val="19"/>
+                <w:szCs w:val="19"/>
+              </w:rPr>
+              <w:t xml:space="preserve">inventory_reconciled + timestamps_audit</w:t>
+            </w:r>
+          </w:p>
+        </w:tc>
+        <w:tc>
+          <w:tcPr>
+            <w:shd w:color="F6F7F8" w:val="solid"/>
+            <w:tcMar>
+              <w:top w:type="dxa" w:w="30"/>
+              <w:left w:type="dxa" w:w="80"/>
+              <w:bottom w:type="dxa" w:w="30"/>
+              <w:right w:type="dxa" w:w="80"/>
+            </w:tcMar>
+          </w:tcPr>
+          <w:p>
+            <w:pPr>
+              <w:spacing w:after="0"/>
+            </w:pPr>
+            <w:r>
+              <w:rPr>
+                <w:rFonts w:ascii="Inter" w:cs="Inter" w:eastAsia="Inter" w:hAnsi="Inter"/>
+                <w:color w:val="454659"/>
+                <w:sz w:val="19"/>
+                <w:szCs w:val="19"/>
+              </w:rPr>
+              <w:t xml:space="preserve">Henrik Jansen</w:t>
+            </w:r>
+          </w:p>
+        </w:tc>
+        <w:tc>
+          <w:tcPr>
+            <w:shd w:color="F6F7F8" w:val="solid"/>
+            <w:tcMar>
+              <w:top w:type="dxa" w:w="30"/>
+              <w:left w:type="dxa" w:w="80"/>
+              <w:bottom w:type="dxa" w:w="30"/>
+              <w:right w:type="dxa" w:w="80"/>
+            </w:tcMar>
+          </w:tcPr>
+          <w:p>
+            <w:pPr>
+              <w:spacing w:after="0"/>
+            </w:pPr>
+            <w:r>
+              <w:rPr>
+                <w:rFonts w:ascii="Inter" w:cs="Inter" w:eastAsia="Inter" w:hAnsi="Inter"/>
+                <w:color w:val="454659"/>
+                <w:sz w:val="19"/>
+                <w:szCs w:val="19"/>
+              </w:rPr>
+              <w:t xml:space="preserve">15 min</w:t>
+            </w:r>
+          </w:p>
+        </w:tc>
+        <w:tc>
+          <w:tcPr>
+            <w:shd w:color="F6F7F8" w:val="solid"/>
+            <w:tcMar>
+              <w:top w:type="dxa" w:w="30"/>
+              <w:left w:type="dxa" w:w="80"/>
+              <w:bottom w:type="dxa" w:w="30"/>
+              <w:right w:type="dxa" w:w="80"/>
+            </w:tcMar>
+          </w:tcPr>
+          <w:p>
+            <w:pPr>
+              <w:spacing w:after="0"/>
+            </w:pPr>
+            <w:r>
+              <w:rPr>
+                <w:rFonts w:ascii="Inter" w:cs="Inter" w:eastAsia="Inter" w:hAnsi="Inter"/>
+                <w:color w:val="454659"/>
+                <w:sz w:val="19"/>
+                <w:szCs w:val="19"/>
+              </w:rPr>
+              <w:t xml:space="preserve">Inventory accuracy, phantom inventory detection, and pipeline health KPIs per DC</w:t>
             </w:r>
           </w:p>
         </w:tc>
@@ -15587,103 +12354,103 @@
                 <w:sz w:val="19"/>
                 <w:szCs w:val="19"/>
               </w:rPr>
-              <w:t xml:space="preserve">2</w:t>
-            </w:r>
-          </w:p>
-        </w:tc>
-        <w:tc>
-          <w:tcPr>
-            <w:tcMar>
-              <w:top w:type="dxa" w:w="30"/>
-              <w:left w:type="dxa" w:w="80"/>
-              <w:bottom w:type="dxa" w:w="30"/>
-              <w:right w:type="dxa" w:w="80"/>
-            </w:tcMar>
-          </w:tcPr>
-          <w:p>
-            <w:pPr>
-              <w:spacing w:after="0"/>
-            </w:pPr>
-            <w:r>
-              <w:rPr>
-                <w:rFonts w:ascii="Inter" w:cs="Inter" w:eastAsia="Inter" w:hAnsi="Inter"/>
-                <w:color w:val="454659"/>
-                <w:sz w:val="19"/>
-                <w:szCs w:val="19"/>
-              </w:rPr>
-              <w:t xml:space="preserve">Cold Chain Alert → Teams</w:t>
-            </w:r>
-          </w:p>
-        </w:tc>
-        <w:tc>
-          <w:tcPr>
-            <w:tcMar>
-              <w:top w:type="dxa" w:w="30"/>
-              <w:left w:type="dxa" w:w="80"/>
-              <w:bottom w:type="dxa" w:w="30"/>
-              <w:right w:type="dxa" w:w="80"/>
-            </w:tcMar>
-          </w:tcPr>
-          <w:p>
-            <w:pPr>
-              <w:spacing w:after="0"/>
-            </w:pPr>
-            <w:r>
-              <w:rPr>
-                <w:rFonts w:ascii="Inter" w:cs="Inter" w:eastAsia="Inter" w:hAnsi="Inter"/>
-                <w:color w:val="454659"/>
-                <w:sz w:val="19"/>
-                <w:szCs w:val="19"/>
-              </w:rPr>
-              <w:t xml:space="preserve">Data threshold</w:t>
-            </w:r>
-          </w:p>
-        </w:tc>
-        <w:tc>
-          <w:tcPr>
-            <w:tcMar>
-              <w:top w:type="dxa" w:w="30"/>
-              <w:left w:type="dxa" w:w="80"/>
-              <w:bottom w:type="dxa" w:w="30"/>
-              <w:right w:type="dxa" w:w="80"/>
-            </w:tcMar>
-          </w:tcPr>
-          <w:p>
-            <w:pPr>
-              <w:spacing w:after="0"/>
-            </w:pPr>
-            <w:r>
-              <w:rPr>
-                <w:rFonts w:ascii="Inter" w:cs="Inter" w:eastAsia="Inter" w:hAnsi="Inter"/>
-                <w:color w:val="454659"/>
-                <w:sz w:val="19"/>
-                <w:szCs w:val="19"/>
-              </w:rPr>
-              <w:t xml:space="preserve">Send Teams alert when temperature exceeds 8°C</w:t>
-            </w:r>
-          </w:p>
-        </w:tc>
-        <w:tc>
-          <w:tcPr>
-            <w:tcMar>
-              <w:top w:type="dxa" w:w="30"/>
-              <w:left w:type="dxa" w:w="80"/>
-              <w:bottom w:type="dxa" w:w="30"/>
-              <w:right w:type="dxa" w:w="80"/>
-            </w:tcMar>
-          </w:tcPr>
-          <w:p>
-            <w:pPr>
-              <w:spacing w:after="0"/>
-            </w:pPr>
-            <w:r>
-              <w:rPr>
-                <w:rFonts w:ascii="Inter" w:cs="Inter" w:eastAsia="Inter" w:hAnsi="Inter"/>
-                <w:color w:val="454659"/>
-                <w:sz w:val="19"/>
-                <w:szCs w:val="19"/>
-              </w:rPr>
-              <w:t xml:space="preserve">Every 5 minutes</w:t>
+              <w:t xml:space="preserve">gold.last_mile_performance</w:t>
+            </w:r>
+          </w:p>
+        </w:tc>
+        <w:tc>
+          <w:tcPr>
+            <w:tcMar>
+              <w:top w:type="dxa" w:w="30"/>
+              <w:left w:type="dxa" w:w="80"/>
+              <w:bottom w:type="dxa" w:w="30"/>
+              <w:right w:type="dxa" w:w="80"/>
+            </w:tcMar>
+          </w:tcPr>
+          <w:p>
+            <w:pPr>
+              <w:spacing w:after="0"/>
+            </w:pPr>
+            <w:r>
+              <w:rPr>
+                <w:rFonts w:ascii="Inter" w:cs="Inter" w:eastAsia="Inter" w:hAnsi="Inter"/>
+                <w:color w:val="454659"/>
+                <w:sz w:val="19"/>
+                <w:szCs w:val="19"/>
+              </w:rPr>
+              <w:t xml:space="preserve">shipments_canonical + orders_enriched + customers_deduped</w:t>
+            </w:r>
+          </w:p>
+        </w:tc>
+        <w:tc>
+          <w:tcPr>
+            <w:tcMar>
+              <w:top w:type="dxa" w:w="30"/>
+              <w:left w:type="dxa" w:w="80"/>
+              <w:bottom w:type="dxa" w:w="30"/>
+              <w:right w:type="dxa" w:w="80"/>
+            </w:tcMar>
+          </w:tcPr>
+          <w:p>
+            <w:pPr>
+              <w:spacing w:after="0"/>
+            </w:pPr>
+            <w:r>
+              <w:rPr>
+                <w:rFonts w:ascii="Inter" w:cs="Inter" w:eastAsia="Inter" w:hAnsi="Inter"/>
+                <w:color w:val="454659"/>
+                <w:sz w:val="19"/>
+                <w:szCs w:val="19"/>
+              </w:rPr>
+              <w:t xml:space="preserve">Sophie Müller</w:t>
+            </w:r>
+          </w:p>
+        </w:tc>
+        <w:tc>
+          <w:tcPr>
+            <w:tcMar>
+              <w:top w:type="dxa" w:w="30"/>
+              <w:left w:type="dxa" w:w="80"/>
+              <w:bottom w:type="dxa" w:w="30"/>
+              <w:right w:type="dxa" w:w="80"/>
+            </w:tcMar>
+          </w:tcPr>
+          <w:p>
+            <w:pPr>
+              <w:spacing w:after="0"/>
+            </w:pPr>
+            <w:r>
+              <w:rPr>
+                <w:rFonts w:ascii="Inter" w:cs="Inter" w:eastAsia="Inter" w:hAnsi="Inter"/>
+                <w:color w:val="454659"/>
+                <w:sz w:val="19"/>
+                <w:szCs w:val="19"/>
+              </w:rPr>
+              <w:t xml:space="preserve">30 min</w:t>
+            </w:r>
+          </w:p>
+        </w:tc>
+        <w:tc>
+          <w:tcPr>
+            <w:tcMar>
+              <w:top w:type="dxa" w:w="30"/>
+              <w:left w:type="dxa" w:w="80"/>
+              <w:bottom w:type="dxa" w:w="30"/>
+              <w:right w:type="dxa" w:w="80"/>
+            </w:tcMar>
+          </w:tcPr>
+          <w:p>
+            <w:pPr>
+              <w:spacing w:after="0"/>
+            </w:pPr>
+            <w:r>
+              <w:rPr>
+                <w:rFonts w:ascii="Inter" w:cs="Inter" w:eastAsia="Inter" w:hAnsi="Inter"/>
+                <w:color w:val="454659"/>
+                <w:sz w:val="19"/>
+                <w:szCs w:val="19"/>
+              </w:rPr>
+              <w:t xml:space="preserve">Carrier SLA metrics, address quality scoring, and WISMO correlation by region</w:t>
             </w:r>
           </w:p>
         </w:tc>
@@ -15710,107 +12477,107 @@
                 <w:sz w:val="19"/>
                 <w:szCs w:val="19"/>
               </w:rPr>
-              <w:t xml:space="preserve">3</w:t>
-            </w:r>
-          </w:p>
-        </w:tc>
-        <w:tc>
-          <w:tcPr>
-            <w:shd w:color="F6F7F8" w:val="solid"/>
-            <w:tcMar>
-              <w:top w:type="dxa" w:w="30"/>
-              <w:left w:type="dxa" w:w="80"/>
-              <w:bottom w:type="dxa" w:w="30"/>
-              <w:right w:type="dxa" w:w="80"/>
-            </w:tcMar>
-          </w:tcPr>
-          <w:p>
-            <w:pPr>
-              <w:spacing w:after="0"/>
-            </w:pPr>
-            <w:r>
-              <w:rPr>
-                <w:rFonts w:ascii="Inter" w:cs="Inter" w:eastAsia="Inter" w:hAnsi="Inter"/>
-                <w:color w:val="454659"/>
-                <w:sz w:val="19"/>
-                <w:szCs w:val="19"/>
-              </w:rPr>
-              <w:t xml:space="preserve">Pipeline Health Summary → Teams</w:t>
-            </w:r>
-          </w:p>
-        </w:tc>
-        <w:tc>
-          <w:tcPr>
-            <w:shd w:color="F6F7F8" w:val="solid"/>
-            <w:tcMar>
-              <w:top w:type="dxa" w:w="30"/>
-              <w:left w:type="dxa" w:w="80"/>
-              <w:bottom w:type="dxa" w:w="30"/>
-              <w:right w:type="dxa" w:w="80"/>
-            </w:tcMar>
-          </w:tcPr>
-          <w:p>
-            <w:pPr>
-              <w:spacing w:after="0"/>
-            </w:pPr>
-            <w:r>
-              <w:rPr>
-                <w:rFonts w:ascii="Inter" w:cs="Inter" w:eastAsia="Inter" w:hAnsi="Inter"/>
-                <w:color w:val="454659"/>
-                <w:sz w:val="19"/>
-                <w:szCs w:val="19"/>
-              </w:rPr>
-              <w:t xml:space="preserve">Schedule</w:t>
-            </w:r>
-          </w:p>
-        </w:tc>
-        <w:tc>
-          <w:tcPr>
-            <w:shd w:color="F6F7F8" w:val="solid"/>
-            <w:tcMar>
-              <w:top w:type="dxa" w:w="30"/>
-              <w:left w:type="dxa" w:w="80"/>
-              <w:bottom w:type="dxa" w:w="30"/>
-              <w:right w:type="dxa" w:w="80"/>
-            </w:tcMar>
-          </w:tcPr>
-          <w:p>
-            <w:pPr>
-              <w:spacing w:after="0"/>
-            </w:pPr>
-            <w:r>
-              <w:rPr>
-                <w:rFonts w:ascii="Inter" w:cs="Inter" w:eastAsia="Inter" w:hAnsi="Inter"/>
-                <w:color w:val="454659"/>
-                <w:sz w:val="19"/>
-                <w:szCs w:val="19"/>
-              </w:rPr>
-              <w:t xml:space="preserve">Post daily pipeline status summary to Teams</w:t>
-            </w:r>
-          </w:p>
-        </w:tc>
-        <w:tc>
-          <w:tcPr>
-            <w:shd w:color="F6F7F8" w:val="solid"/>
-            <w:tcMar>
-              <w:top w:type="dxa" w:w="30"/>
-              <w:left w:type="dxa" w:w="80"/>
-              <w:bottom w:type="dxa" w:w="30"/>
-              <w:right w:type="dxa" w:w="80"/>
-            </w:tcMar>
-          </w:tcPr>
-          <w:p>
-            <w:pPr>
-              <w:spacing w:after="0"/>
-            </w:pPr>
-            <w:r>
-              <w:rPr>
-                <w:rFonts w:ascii="Inter" w:cs="Inter" w:eastAsia="Inter" w:hAnsi="Inter"/>
-                <w:color w:val="454659"/>
-                <w:sz w:val="19"/>
-                <w:szCs w:val="19"/>
-              </w:rPr>
-              <w:t xml:space="preserve">07:00 UTC daily</w:t>
+              <w:t xml:space="preserve">gold.cold_chain_compliance</w:t>
+            </w:r>
+          </w:p>
+        </w:tc>
+        <w:tc>
+          <w:tcPr>
+            <w:shd w:color="F6F7F8" w:val="solid"/>
+            <w:tcMar>
+              <w:top w:type="dxa" w:w="30"/>
+              <w:left w:type="dxa" w:w="80"/>
+              <w:bottom w:type="dxa" w:w="30"/>
+              <w:right w:type="dxa" w:w="80"/>
+            </w:tcMar>
+          </w:tcPr>
+          <w:p>
+            <w:pPr>
+              <w:spacing w:after="0"/>
+            </w:pPr>
+            <w:r>
+              <w:rPr>
+                <w:rFonts w:ascii="Inter" w:cs="Inter" w:eastAsia="Inter" w:hAnsi="Inter"/>
+                <w:color w:val="454659"/>
+                <w:sz w:val="19"/>
+                <w:szCs w:val="19"/>
+              </w:rPr>
+              <w:t xml:space="preserve">iot_normalized + shipments_canonical</w:t>
+            </w:r>
+          </w:p>
+        </w:tc>
+        <w:tc>
+          <w:tcPr>
+            <w:shd w:color="F6F7F8" w:val="solid"/>
+            <w:tcMar>
+              <w:top w:type="dxa" w:w="30"/>
+              <w:left w:type="dxa" w:w="80"/>
+              <w:bottom w:type="dxa" w:w="30"/>
+              <w:right w:type="dxa" w:w="80"/>
+            </w:tcMar>
+          </w:tcPr>
+          <w:p>
+            <w:pPr>
+              <w:spacing w:after="0"/>
+            </w:pPr>
+            <w:r>
+              <w:rPr>
+                <w:rFonts w:ascii="Inter" w:cs="Inter" w:eastAsia="Inter" w:hAnsi="Inter"/>
+                <w:color w:val="454659"/>
+                <w:sz w:val="19"/>
+                <w:szCs w:val="19"/>
+              </w:rPr>
+              <w:t xml:space="preserve">Lars Eriksson</w:t>
+            </w:r>
+          </w:p>
+        </w:tc>
+        <w:tc>
+          <w:tcPr>
+            <w:shd w:color="F6F7F8" w:val="solid"/>
+            <w:tcMar>
+              <w:top w:type="dxa" w:w="30"/>
+              <w:left w:type="dxa" w:w="80"/>
+              <w:bottom w:type="dxa" w:w="30"/>
+              <w:right w:type="dxa" w:w="80"/>
+            </w:tcMar>
+          </w:tcPr>
+          <w:p>
+            <w:pPr>
+              <w:spacing w:after="0"/>
+            </w:pPr>
+            <w:r>
+              <w:rPr>
+                <w:rFonts w:ascii="Inter" w:cs="Inter" w:eastAsia="Inter" w:hAnsi="Inter"/>
+                <w:color w:val="454659"/>
+                <w:sz w:val="19"/>
+                <w:szCs w:val="19"/>
+              </w:rPr>
+              <w:t xml:space="preserve">5 min</w:t>
+            </w:r>
+          </w:p>
+        </w:tc>
+        <w:tc>
+          <w:tcPr>
+            <w:shd w:color="F6F7F8" w:val="solid"/>
+            <w:tcMar>
+              <w:top w:type="dxa" w:w="30"/>
+              <w:left w:type="dxa" w:w="80"/>
+              <w:bottom w:type="dxa" w:w="30"/>
+              <w:right w:type="dxa" w:w="80"/>
+            </w:tcMar>
+          </w:tcPr>
+          <w:p>
+            <w:pPr>
+              <w:spacing w:after="0"/>
+            </w:pPr>
+            <w:r>
+              <w:rPr>
+                <w:rFonts w:ascii="Inter" w:cs="Inter" w:eastAsia="Inter" w:hAnsi="Inter"/>
+                <w:color w:val="454659"/>
+                <w:sz w:val="19"/>
+                <w:szCs w:val="19"/>
+              </w:rPr>
+              <w:t xml:space="preserve">Temperature exceedance monitoring, spoilage risk scoring, carrier cold chain compliance</w:t>
             </w:r>
           </w:p>
         </w:tc>
@@ -15836,6 +12603,2275 @@
                 <w:sz w:val="19"/>
                 <w:szCs w:val="19"/>
               </w:rPr>
+              <w:t xml:space="preserve">gold.product_master_health</w:t>
+            </w:r>
+          </w:p>
+        </w:tc>
+        <w:tc>
+          <w:tcPr>
+            <w:tcMar>
+              <w:top w:type="dxa" w:w="30"/>
+              <w:left w:type="dxa" w:w="80"/>
+              <w:bottom w:type="dxa" w:w="30"/>
+              <w:right w:type="dxa" w:w="80"/>
+            </w:tcMar>
+          </w:tcPr>
+          <w:p>
+            <w:pPr>
+              <w:spacing w:after="0"/>
+            </w:pPr>
+            <w:r>
+              <w:rPr>
+                <w:rFonts w:ascii="Inter" w:cs="Inter" w:eastAsia="Inter" w:hAnsi="Inter"/>
+                <w:color w:val="454659"/>
+                <w:sz w:val="19"/>
+                <w:szCs w:val="19"/>
+              </w:rPr>
+              <w:t xml:space="preserve">product_master_harmonized + supplier_canonical</w:t>
+            </w:r>
+          </w:p>
+        </w:tc>
+        <w:tc>
+          <w:tcPr>
+            <w:tcMar>
+              <w:top w:type="dxa" w:w="30"/>
+              <w:left w:type="dxa" w:w="80"/>
+              <w:bottom w:type="dxa" w:w="30"/>
+              <w:right w:type="dxa" w:w="80"/>
+            </w:tcMar>
+          </w:tcPr>
+          <w:p>
+            <w:pPr>
+              <w:spacing w:after="0"/>
+            </w:pPr>
+            <w:r>
+              <w:rPr>
+                <w:rFonts w:ascii="Inter" w:cs="Inter" w:eastAsia="Inter" w:hAnsi="Inter"/>
+                <w:color w:val="454659"/>
+                <w:sz w:val="19"/>
+                <w:szCs w:val="19"/>
+              </w:rPr>
+              <w:t xml:space="preserve">Thomas Berger</w:t>
+            </w:r>
+          </w:p>
+        </w:tc>
+        <w:tc>
+          <w:tcPr>
+            <w:tcMar>
+              <w:top w:type="dxa" w:w="30"/>
+              <w:left w:type="dxa" w:w="80"/>
+              <w:bottom w:type="dxa" w:w="30"/>
+              <w:right w:type="dxa" w:w="80"/>
+            </w:tcMar>
+          </w:tcPr>
+          <w:p>
+            <w:pPr>
+              <w:spacing w:after="0"/>
+            </w:pPr>
+            <w:r>
+              <w:rPr>
+                <w:rFonts w:ascii="Inter" w:cs="Inter" w:eastAsia="Inter" w:hAnsi="Inter"/>
+                <w:color w:val="454659"/>
+                <w:sz w:val="19"/>
+                <w:szCs w:val="19"/>
+              </w:rPr>
+              <w:t xml:space="preserve">1 hour</w:t>
+            </w:r>
+          </w:p>
+        </w:tc>
+        <w:tc>
+          <w:tcPr>
+            <w:tcMar>
+              <w:top w:type="dxa" w:w="30"/>
+              <w:left w:type="dxa" w:w="80"/>
+              <w:bottom w:type="dxa" w:w="30"/>
+              <w:right w:type="dxa" w:w="80"/>
+            </w:tcMar>
+          </w:tcPr>
+          <w:p>
+            <w:pPr>
+              <w:spacing w:after="0"/>
+            </w:pPr>
+            <w:r>
+              <w:rPr>
+                <w:rFonts w:ascii="Inter" w:cs="Inter" w:eastAsia="Inter" w:hAnsi="Inter"/>
+                <w:color w:val="454659"/>
+                <w:sz w:val="19"/>
+                <w:szCs w:val="19"/>
+              </w:rPr>
+              <w:t xml:space="preserve">SKU completeness, weight/UoM coverage, supplier deduplication status</w:t>
+            </w:r>
+          </w:p>
+        </w:tc>
+      </w:tr>
+      <w:tr>
+        <w:tc>
+          <w:tcPr>
+            <w:shd w:color="F6F7F8" w:val="solid"/>
+            <w:tcMar>
+              <w:top w:type="dxa" w:w="30"/>
+              <w:left w:type="dxa" w:w="80"/>
+              <w:bottom w:type="dxa" w:w="30"/>
+              <w:right w:type="dxa" w:w="80"/>
+            </w:tcMar>
+          </w:tcPr>
+          <w:p>
+            <w:pPr>
+              <w:spacing w:after="0"/>
+            </w:pPr>
+            <w:r>
+              <w:rPr>
+                <w:rFonts w:ascii="Inter" w:cs="Inter" w:eastAsia="Inter" w:hAnsi="Inter"/>
+                <w:color w:val="454659"/>
+                <w:sz w:val="19"/>
+                <w:szCs w:val="19"/>
+              </w:rPr>
+              <w:t xml:space="preserve">gold.compliance_traceability</w:t>
+            </w:r>
+          </w:p>
+        </w:tc>
+        <w:tc>
+          <w:tcPr>
+            <w:shd w:color="F6F7F8" w:val="solid"/>
+            <w:tcMar>
+              <w:top w:type="dxa" w:w="30"/>
+              <w:left w:type="dxa" w:w="80"/>
+              <w:bottom w:type="dxa" w:w="30"/>
+              <w:right w:type="dxa" w:w="80"/>
+            </w:tcMar>
+          </w:tcPr>
+          <w:p>
+            <w:pPr>
+              <w:spacing w:after="0"/>
+            </w:pPr>
+            <w:r>
+              <w:rPr>
+                <w:rFonts w:ascii="Inter" w:cs="Inter" w:eastAsia="Inter" w:hAnsi="Inter"/>
+                <w:color w:val="454659"/>
+                <w:sz w:val="19"/>
+                <w:szCs w:val="19"/>
+              </w:rPr>
+              <w:t xml:space="preserve">lot_trace_unified + inventory_reconciled</w:t>
+            </w:r>
+          </w:p>
+        </w:tc>
+        <w:tc>
+          <w:tcPr>
+            <w:shd w:color="F6F7F8" w:val="solid"/>
+            <w:tcMar>
+              <w:top w:type="dxa" w:w="30"/>
+              <w:left w:type="dxa" w:w="80"/>
+              <w:bottom w:type="dxa" w:w="30"/>
+              <w:right w:type="dxa" w:w="80"/>
+            </w:tcMar>
+          </w:tcPr>
+          <w:p>
+            <w:pPr>
+              <w:spacing w:after="0"/>
+            </w:pPr>
+            <w:r>
+              <w:rPr>
+                <w:rFonts w:ascii="Inter" w:cs="Inter" w:eastAsia="Inter" w:hAnsi="Inter"/>
+                <w:color w:val="454659"/>
+                <w:sz w:val="19"/>
+                <w:szCs w:val="19"/>
+              </w:rPr>
+              <w:t xml:space="preserve">Dr. Elena Vasquez</w:t>
+            </w:r>
+          </w:p>
+        </w:tc>
+        <w:tc>
+          <w:tcPr>
+            <w:shd w:color="F6F7F8" w:val="solid"/>
+            <w:tcMar>
+              <w:top w:type="dxa" w:w="30"/>
+              <w:left w:type="dxa" w:w="80"/>
+              <w:bottom w:type="dxa" w:w="30"/>
+              <w:right w:type="dxa" w:w="80"/>
+            </w:tcMar>
+          </w:tcPr>
+          <w:p>
+            <w:pPr>
+              <w:spacing w:after="0"/>
+            </w:pPr>
+            <w:r>
+              <w:rPr>
+                <w:rFonts w:ascii="Inter" w:cs="Inter" w:eastAsia="Inter" w:hAnsi="Inter"/>
+                <w:color w:val="454659"/>
+                <w:sz w:val="19"/>
+                <w:szCs w:val="19"/>
+              </w:rPr>
+              <w:t xml:space="preserve">30 min</w:t>
+            </w:r>
+          </w:p>
+        </w:tc>
+        <w:tc>
+          <w:tcPr>
+            <w:shd w:color="F6F7F8" w:val="solid"/>
+            <w:tcMar>
+              <w:top w:type="dxa" w:w="30"/>
+              <w:left w:type="dxa" w:w="80"/>
+              <w:bottom w:type="dxa" w:w="30"/>
+              <w:right w:type="dxa" w:w="80"/>
+            </w:tcMar>
+          </w:tcPr>
+          <w:p>
+            <w:pPr>
+              <w:spacing w:after="0"/>
+            </w:pPr>
+            <w:r>
+              <w:rPr>
+                <w:rFonts w:ascii="Inter" w:cs="Inter" w:eastAsia="Inter" w:hAnsi="Inter"/>
+                <w:color w:val="454659"/>
+                <w:sz w:val="19"/>
+                <w:szCs w:val="19"/>
+              </w:rPr>
+              <w:t xml:space="preserve">Farm-to-shelf lot traceability, recall readiness, NVWA regulatory compliance status</w:t>
+            </w:r>
+          </w:p>
+        </w:tc>
+      </w:tr>
+      <w:tr>
+        <w:tc>
+          <w:tcPr>
+            <w:tcMar>
+              <w:top w:type="dxa" w:w="30"/>
+              <w:left w:type="dxa" w:w="80"/>
+              <w:bottom w:type="dxa" w:w="30"/>
+              <w:right w:type="dxa" w:w="80"/>
+            </w:tcMar>
+          </w:tcPr>
+          <w:p>
+            <w:pPr>
+              <w:spacing w:after="0"/>
+            </w:pPr>
+            <w:r>
+              <w:rPr>
+                <w:rFonts w:ascii="Inter" w:cs="Inter" w:eastAsia="Inter" w:hAnsi="Inter"/>
+                <w:color w:val="454659"/>
+                <w:sz w:val="19"/>
+                <w:szCs w:val="19"/>
+              </w:rPr>
+              <w:t xml:space="preserve">gold.pipeline_timestamp_audit</w:t>
+            </w:r>
+          </w:p>
+        </w:tc>
+        <w:tc>
+          <w:tcPr>
+            <w:tcMar>
+              <w:top w:type="dxa" w:w="30"/>
+              <w:left w:type="dxa" w:w="80"/>
+              <w:bottom w:type="dxa" w:w="30"/>
+              <w:right w:type="dxa" w:w="80"/>
+            </w:tcMar>
+          </w:tcPr>
+          <w:p>
+            <w:pPr>
+              <w:spacing w:after="0"/>
+            </w:pPr>
+            <w:r>
+              <w:rPr>
+                <w:rFonts w:ascii="Inter" w:cs="Inter" w:eastAsia="Inter" w:hAnsi="Inter"/>
+                <w:color w:val="454659"/>
+                <w:sz w:val="19"/>
+                <w:szCs w:val="19"/>
+              </w:rPr>
+              <w:t xml:space="preserve">timestamps_audit</w:t>
+            </w:r>
+          </w:p>
+        </w:tc>
+        <w:tc>
+          <w:tcPr>
+            <w:tcMar>
+              <w:top w:type="dxa" w:w="30"/>
+              <w:left w:type="dxa" w:w="80"/>
+              <w:bottom w:type="dxa" w:w="30"/>
+              <w:right w:type="dxa" w:w="80"/>
+            </w:tcMar>
+          </w:tcPr>
+          <w:p>
+            <w:pPr>
+              <w:spacing w:after="0"/>
+            </w:pPr>
+            <w:r>
+              <w:rPr>
+                <w:rFonts w:ascii="Inter" w:cs="Inter" w:eastAsia="Inter" w:hAnsi="Inter"/>
+                <w:color w:val="454659"/>
+                <w:sz w:val="19"/>
+                <w:szCs w:val="19"/>
+              </w:rPr>
+              <w:t xml:space="preserve">Priya Ramanathan</w:t>
+            </w:r>
+          </w:p>
+        </w:tc>
+        <w:tc>
+          <w:tcPr>
+            <w:tcMar>
+              <w:top w:type="dxa" w:w="30"/>
+              <w:left w:type="dxa" w:w="80"/>
+              <w:bottom w:type="dxa" w:w="30"/>
+              <w:right w:type="dxa" w:w="80"/>
+            </w:tcMar>
+          </w:tcPr>
+          <w:p>
+            <w:pPr>
+              <w:spacing w:after="0"/>
+            </w:pPr>
+            <w:r>
+              <w:rPr>
+                <w:rFonts w:ascii="Inter" w:cs="Inter" w:eastAsia="Inter" w:hAnsi="Inter"/>
+                <w:color w:val="454659"/>
+                <w:sz w:val="19"/>
+                <w:szCs w:val="19"/>
+              </w:rPr>
+              <w:t xml:space="preserve">5 min</w:t>
+            </w:r>
+          </w:p>
+        </w:tc>
+        <w:tc>
+          <w:tcPr>
+            <w:tcMar>
+              <w:top w:type="dxa" w:w="30"/>
+              <w:left w:type="dxa" w:w="80"/>
+              <w:bottom w:type="dxa" w:w="30"/>
+              <w:right w:type="dxa" w:w="80"/>
+            </w:tcMar>
+          </w:tcPr>
+          <w:p>
+            <w:pPr>
+              <w:spacing w:after="0"/>
+            </w:pPr>
+            <w:r>
+              <w:rPr>
+                <w:rFonts w:ascii="Inter" w:cs="Inter" w:eastAsia="Inter" w:hAnsi="Inter"/>
+                <w:color w:val="454659"/>
+                <w:sz w:val="19"/>
+                <w:szCs w:val="19"/>
+              </w:rPr>
+              <w:t xml:space="preserve">CDC pipeline health, data freshness, timestamp normalization status — early-warning for silent failures</w:t>
+            </w:r>
+          </w:p>
+        </w:tc>
+      </w:tr>
+      <w:tr>
+        <w:tc>
+          <w:tcPr>
+            <w:shd w:color="F6F7F8" w:val="solid"/>
+            <w:tcMar>
+              <w:top w:type="dxa" w:w="30"/>
+              <w:left w:type="dxa" w:w="80"/>
+              <w:bottom w:type="dxa" w:w="30"/>
+              <w:right w:type="dxa" w:w="80"/>
+            </w:tcMar>
+          </w:tcPr>
+          <w:p>
+            <w:pPr>
+              <w:spacing w:after="0"/>
+            </w:pPr>
+            <w:r>
+              <w:rPr>
+                <w:rFonts w:ascii="Inter" w:cs="Inter" w:eastAsia="Inter" w:hAnsi="Inter"/>
+                <w:color w:val="454659"/>
+                <w:sz w:val="19"/>
+                <w:szCs w:val="19"/>
+              </w:rPr>
+              <w:t xml:space="preserve">gold.customer_quality_index</w:t>
+            </w:r>
+          </w:p>
+        </w:tc>
+        <w:tc>
+          <w:tcPr>
+            <w:shd w:color="F6F7F8" w:val="solid"/>
+            <w:tcMar>
+              <w:top w:type="dxa" w:w="30"/>
+              <w:left w:type="dxa" w:w="80"/>
+              <w:bottom w:type="dxa" w:w="30"/>
+              <w:right w:type="dxa" w:w="80"/>
+            </w:tcMar>
+          </w:tcPr>
+          <w:p>
+            <w:pPr>
+              <w:spacing w:after="0"/>
+            </w:pPr>
+            <w:r>
+              <w:rPr>
+                <w:rFonts w:ascii="Inter" w:cs="Inter" w:eastAsia="Inter" w:hAnsi="Inter"/>
+                <w:color w:val="454659"/>
+                <w:sz w:val="19"/>
+                <w:szCs w:val="19"/>
+              </w:rPr>
+              <w:t xml:space="preserve">customers_deduped + orders_enriched + shipments_canonical</w:t>
+            </w:r>
+          </w:p>
+        </w:tc>
+        <w:tc>
+          <w:tcPr>
+            <w:shd w:color="F6F7F8" w:val="solid"/>
+            <w:tcMar>
+              <w:top w:type="dxa" w:w="30"/>
+              <w:left w:type="dxa" w:w="80"/>
+              <w:bottom w:type="dxa" w:w="30"/>
+              <w:right w:type="dxa" w:w="80"/>
+            </w:tcMar>
+          </w:tcPr>
+          <w:p>
+            <w:pPr>
+              <w:spacing w:after="0"/>
+            </w:pPr>
+            <w:r>
+              <w:rPr>
+                <w:rFonts w:ascii="Inter" w:cs="Inter" w:eastAsia="Inter" w:hAnsi="Inter"/>
+                <w:color w:val="454659"/>
+                <w:sz w:val="19"/>
+                <w:szCs w:val="19"/>
+              </w:rPr>
+              <w:t xml:space="preserve">Sophie Müller</w:t>
+            </w:r>
+          </w:p>
+        </w:tc>
+        <w:tc>
+          <w:tcPr>
+            <w:shd w:color="F6F7F8" w:val="solid"/>
+            <w:tcMar>
+              <w:top w:type="dxa" w:w="30"/>
+              <w:left w:type="dxa" w:w="80"/>
+              <w:bottom w:type="dxa" w:w="30"/>
+              <w:right w:type="dxa" w:w="80"/>
+            </w:tcMar>
+          </w:tcPr>
+          <w:p>
+            <w:pPr>
+              <w:spacing w:after="0"/>
+            </w:pPr>
+            <w:r>
+              <w:rPr>
+                <w:rFonts w:ascii="Inter" w:cs="Inter" w:eastAsia="Inter" w:hAnsi="Inter"/>
+                <w:color w:val="454659"/>
+                <w:sz w:val="19"/>
+                <w:szCs w:val="19"/>
+              </w:rPr>
+              <w:t xml:space="preserve">1 hour</w:t>
+            </w:r>
+          </w:p>
+        </w:tc>
+        <w:tc>
+          <w:tcPr>
+            <w:shd w:color="F6F7F8" w:val="solid"/>
+            <w:tcMar>
+              <w:top w:type="dxa" w:w="30"/>
+              <w:left w:type="dxa" w:w="80"/>
+              <w:bottom w:type="dxa" w:w="30"/>
+              <w:right w:type="dxa" w:w="80"/>
+            </w:tcMar>
+          </w:tcPr>
+          <w:p>
+            <w:pPr>
+              <w:spacing w:after="0"/>
+            </w:pPr>
+            <w:r>
+              <w:rPr>
+                <w:rFonts w:ascii="Inter" w:cs="Inter" w:eastAsia="Inter" w:hAnsi="Inter"/>
+                <w:color w:val="454659"/>
+                <w:sz w:val="19"/>
+                <w:szCs w:val="19"/>
+              </w:rPr>
+              <w:t xml:space="preserve">Address quality scoring, deduplication status, delivery failure rate, WISMO rate by customer</w:t>
+            </w:r>
+          </w:p>
+        </w:tc>
+      </w:tr>
+    </w:tbl>
+    <w:p>
+      <w:r>
+        <w:br w:type="page"/>
+      </w:r>
+    </w:p>
+    <w:p>
+      <w:pPr>
+        <w:pBdr>
+          <w:bottom w:val="single" w:color="006580" w:sz="2" w:space="4"/>
+        </w:pBdr>
+        <w:spacing w:after="160" w:before="360"/>
+      </w:pPr>
+      <w:r>
+        <w:rPr>
+          <w:rFonts w:ascii="Inter" w:cs="Inter" w:eastAsia="Inter" w:hAnsi="Inter"/>
+          <w:b/>
+          <w:bCs/>
+          <w:color w:val="19416C"/>
+          <w:sz w:val="30"/>
+          <w:szCs w:val="30"/>
+        </w:rPr>
+        <w:t xml:space="preserve">9. Data Products &amp; Governance</w:t>
+      </w:r>
+    </w:p>
+    <w:p>
+      <w:pPr>
+        <w:spacing w:after="120"/>
+        <w:jc w:val="left"/>
+      </w:pPr>
+      <w:r>
+        <w:rPr>
+          <w:rFonts w:ascii="Inter" w:cs="Inter" w:eastAsia="Inter" w:hAnsi="Inter"/>
+          <w:b w:val="false"/>
+          <w:bCs w:val="false"/>
+          <w:i w:val="false"/>
+          <w:iCs w:val="false"/>
+          <w:color w:val="454659"/>
+          <w:sz w:val="21"/>
+          <w:szCs w:val="21"/>
+        </w:rPr>
+        <w:t xml:space="preserve">Register each gold layer table as a governed data product for discovery, sharing, and consumption across the organization.</w:t>
+      </w:r>
+    </w:p>
+    <w:p>
+      <w:pPr>
+        <w:spacing w:after="120" w:before="280"/>
+      </w:pPr>
+      <w:r>
+        <w:rPr>
+          <w:rFonts w:ascii="Inter" w:cs="Inter" w:eastAsia="Inter" w:hAnsi="Inter"/>
+          <w:b/>
+          <w:bCs/>
+          <w:color w:val="006580"/>
+          <w:sz w:val="26"/>
+          <w:szCs w:val="26"/>
+        </w:rPr>
+        <w:t xml:space="preserve">9.1 Register Data Products</w:t>
+      </w:r>
+    </w:p>
+    <w:p>
+      <w:pPr>
+        <w:spacing w:after="120"/>
+        <w:jc w:val="left"/>
+      </w:pPr>
+      <w:r>
+        <w:rPr>
+          <w:rFonts w:ascii="Inter" w:cs="Inter" w:eastAsia="Inter" w:hAnsi="Inter"/>
+          <w:b w:val="false"/>
+          <w:bCs w:val="false"/>
+          <w:i w:val="false"/>
+          <w:iCs w:val="false"/>
+          <w:color w:val="454659"/>
+          <w:sz w:val="21"/>
+          <w:szCs w:val="21"/>
+        </w:rPr>
+        <w:t xml:space="preserve">For each gold table:</w:t>
+      </w:r>
+    </w:p>
+    <w:p>
+      <w:pPr>
+        <w:spacing w:after="80"/>
+        <w:ind w:left="431"/>
+      </w:pPr>
+      <w:r>
+        <w:rPr>
+          <w:rFonts w:ascii="Inter" w:cs="Inter" w:eastAsia="Inter" w:hAnsi="Inter"/>
+          <w:b/>
+          <w:bCs/>
+          <w:color w:val="006580"/>
+          <w:sz w:val="21"/>
+          <w:szCs w:val="21"/>
+        </w:rPr>
+        <w:t xml:space="preserve">1. </w:t>
+      </w:r>
+      <w:r>
+        <w:rPr>
+          <w:rFonts w:ascii="Inter" w:cs="Inter" w:eastAsia="Inter" w:hAnsi="Inter"/>
+          <w:b w:val="false"/>
+          <w:bCs w:val="false"/>
+          <w:color w:val="454659"/>
+          <w:sz w:val="21"/>
+          <w:szCs w:val="21"/>
+        </w:rPr>
+        <w:t xml:space="preserve">Navigate to Data Integration → Data Products</w:t>
+      </w:r>
+    </w:p>
+    <w:p>
+      <w:pPr>
+        <w:spacing w:after="80"/>
+        <w:ind w:left="431"/>
+      </w:pPr>
+      <w:r>
+        <w:rPr>
+          <w:rFonts w:ascii="Inter" w:cs="Inter" w:eastAsia="Inter" w:hAnsi="Inter"/>
+          <w:b/>
+          <w:bCs/>
+          <w:color w:val="006580"/>
+          <w:sz w:val="21"/>
+          <w:szCs w:val="21"/>
+        </w:rPr>
+        <w:t xml:space="preserve">2. </w:t>
+      </w:r>
+      <w:r>
+        <w:rPr>
+          <w:rFonts w:ascii="Inter" w:cs="Inter" w:eastAsia="Inter" w:hAnsi="Inter"/>
+          <w:b w:val="false"/>
+          <w:bCs w:val="false"/>
+          <w:color w:val="454659"/>
+          <w:sz w:val="21"/>
+          <w:szCs w:val="21"/>
+        </w:rPr>
+        <w:t xml:space="preserve">Click Register Data Product</w:t>
+      </w:r>
+    </w:p>
+    <w:p>
+      <w:pPr>
+        <w:spacing w:after="80"/>
+        <w:ind w:left="431"/>
+      </w:pPr>
+      <w:r>
+        <w:rPr>
+          <w:rFonts w:ascii="Inter" w:cs="Inter" w:eastAsia="Inter" w:hAnsi="Inter"/>
+          <w:b/>
+          <w:bCs/>
+          <w:color w:val="006580"/>
+          <w:sz w:val="21"/>
+          <w:szCs w:val="21"/>
+        </w:rPr>
+        <w:t xml:space="preserve">3. </w:t>
+      </w:r>
+      <w:r>
+        <w:rPr>
+          <w:rFonts w:ascii="Inter" w:cs="Inter" w:eastAsia="Inter" w:hAnsi="Inter"/>
+          <w:b w:val="false"/>
+          <w:bCs w:val="false"/>
+          <w:color w:val="454659"/>
+          <w:sz w:val="21"/>
+          <w:szCs w:val="21"/>
+        </w:rPr>
+        <w:t xml:space="preserve">Select the gold table from the lakehouse</w:t>
+      </w:r>
+    </w:p>
+    <w:p>
+      <w:pPr>
+        <w:spacing w:after="80"/>
+        <w:ind w:left="431"/>
+      </w:pPr>
+      <w:r>
+        <w:rPr>
+          <w:rFonts w:ascii="Inter" w:cs="Inter" w:eastAsia="Inter" w:hAnsi="Inter"/>
+          <w:b/>
+          <w:bCs/>
+          <w:color w:val="006580"/>
+          <w:sz w:val="21"/>
+          <w:szCs w:val="21"/>
+        </w:rPr>
+        <w:t xml:space="preserve">4. </w:t>
+      </w:r>
+      <w:r>
+        <w:rPr>
+          <w:rFonts w:ascii="Inter" w:cs="Inter" w:eastAsia="Inter" w:hAnsi="Inter"/>
+          <w:b w:val="false"/>
+          <w:bCs w:val="false"/>
+          <w:color w:val="454659"/>
+          <w:sz w:val="21"/>
+          <w:szCs w:val="21"/>
+        </w:rPr>
+        <w:t xml:space="preserve">Set the owner (e.g., Data Engineering Team)</w:t>
+      </w:r>
+    </w:p>
+    <w:p>
+      <w:pPr>
+        <w:spacing w:after="80"/>
+        <w:ind w:left="431"/>
+      </w:pPr>
+      <w:r>
+        <w:rPr>
+          <w:rFonts w:ascii="Inter" w:cs="Inter" w:eastAsia="Inter" w:hAnsi="Inter"/>
+          <w:b/>
+          <w:bCs/>
+          <w:color w:val="006580"/>
+          <w:sz w:val="21"/>
+          <w:szCs w:val="21"/>
+        </w:rPr>
+        <w:t xml:space="preserve">5. </w:t>
+      </w:r>
+      <w:r>
+        <w:rPr>
+          <w:rFonts w:ascii="Inter" w:cs="Inter" w:eastAsia="Inter" w:hAnsi="Inter"/>
+          <w:b w:val="false"/>
+          <w:bCs w:val="false"/>
+          <w:color w:val="454659"/>
+          <w:sz w:val="21"/>
+          <w:szCs w:val="21"/>
+        </w:rPr>
+        <w:t xml:space="preserve">Add a description — use AI-generated descriptions for consistency</w:t>
+      </w:r>
+    </w:p>
+    <w:p>
+      <w:pPr>
+        <w:spacing w:after="80"/>
+        <w:ind w:left="431"/>
+      </w:pPr>
+      <w:r>
+        <w:rPr>
+          <w:rFonts w:ascii="Inter" w:cs="Inter" w:eastAsia="Inter" w:hAnsi="Inter"/>
+          <w:b/>
+          <w:bCs/>
+          <w:color w:val="006580"/>
+          <w:sz w:val="21"/>
+          <w:szCs w:val="21"/>
+        </w:rPr>
+        <w:t xml:space="preserve">6. </w:t>
+      </w:r>
+      <w:r>
+        <w:rPr>
+          <w:rFonts w:ascii="Inter" w:cs="Inter" w:eastAsia="Inter" w:hAnsi="Inter"/>
+          <w:b w:val="false"/>
+          <w:bCs w:val="false"/>
+          <w:color w:val="454659"/>
+          <w:sz w:val="21"/>
+          <w:szCs w:val="21"/>
+        </w:rPr>
+        <w:t xml:space="preserve">Set classification level (Internal for demo purposes)</w:t>
+      </w:r>
+    </w:p>
+    <w:p>
+      <w:pPr>
+        <w:spacing w:after="80"/>
+        <w:ind w:left="431"/>
+      </w:pPr>
+      <w:r>
+        <w:rPr>
+          <w:rFonts w:ascii="Inter" w:cs="Inter" w:eastAsia="Inter" w:hAnsi="Inter"/>
+          <w:b/>
+          <w:bCs/>
+          <w:color w:val="006580"/>
+          <w:sz w:val="21"/>
+          <w:szCs w:val="21"/>
+        </w:rPr>
+        <w:t xml:space="preserve">7. </w:t>
+      </w:r>
+      <w:r>
+        <w:rPr>
+          <w:rFonts w:ascii="Inter" w:cs="Inter" w:eastAsia="Inter" w:hAnsi="Inter"/>
+          <w:b w:val="false"/>
+          <w:bCs w:val="false"/>
+          <w:color w:val="454659"/>
+          <w:sz w:val="21"/>
+          <w:szCs w:val="21"/>
+        </w:rPr>
+        <w:t xml:space="preserve">Enable API Sharing to make the data product accessible via REST API</w:t>
+      </w:r>
+    </w:p>
+    <w:tbl>
+      <w:tblPr>
+        <w:tblW w:type="pct" w:w="100%"/>
+        <w:tblBorders>
+          <w:top w:val="single" w:color="auto" w:sz="4"/>
+          <w:left w:val="single" w:color="auto" w:sz="4"/>
+          <w:bottom w:val="single" w:color="auto" w:sz="4"/>
+          <w:right w:val="single" w:color="auto" w:sz="4"/>
+          <w:insideH w:val="single" w:color="auto" w:sz="4"/>
+          <w:insideV w:val="single" w:color="auto" w:sz="4"/>
+        </w:tblBorders>
+      </w:tblPr>
+      <w:tblGrid>
+        <w:gridCol w:w="100"/>
+        <w:gridCol w:w="100"/>
+      </w:tblGrid>
+      <w:tr>
+        <w:tc>
+          <w:tcPr>
+            <w:tcW w:type="pct" w:w="1%"/>
+            <w:tcBorders>
+              <w:top w:val="none"/>
+              <w:left w:val="none"/>
+              <w:bottom w:val="none"/>
+              <w:right w:val="none"/>
+            </w:tcBorders>
+            <w:shd w:color="006580" w:val="solid"/>
+          </w:tcPr>
+          <w:p>
+            <w:pPr>
+              <w:spacing w:after="0"/>
+            </w:pPr>
+            <w:r>
+              <w:rPr>
+                <w:sz w:val="10"/>
+                <w:szCs w:val="10"/>
+              </w:rPr>
+              <w:t xml:space="preserve"> </w:t>
+            </w:r>
+          </w:p>
+        </w:tc>
+        <w:tc>
+          <w:tcPr>
+            <w:tcW w:type="pct" w:w="99%"/>
+            <w:shd w:color="F6F7F8" w:val="solid"/>
+            <w:tcMar>
+              <w:top w:type="dxa" w:w="80"/>
+              <w:left w:type="dxa" w:w="120"/>
+              <w:bottom w:type="dxa" w:w="80"/>
+              <w:right w:type="dxa" w:w="120"/>
+            </w:tcMar>
+          </w:tcPr>
+          <w:p>
+            <w:pPr>
+              <w:spacing w:after="0"/>
+            </w:pPr>
+            <w:r>
+              <w:rPr>
+                <w:rFonts w:ascii="Inter" w:cs="Inter" w:eastAsia="Inter" w:hAnsi="Inter"/>
+                <w:color w:val="454659"/>
+                <w:sz w:val="20"/>
+                <w:szCs w:val="20"/>
+              </w:rPr>
+              <w:t xml:space="preserve">[Screenshot: Data Product registration screen showing a gold table being registered with owner, description, and API sharing enabled]</w:t>
+            </w:r>
+          </w:p>
+        </w:tc>
+      </w:tr>
+    </w:tbl>
+    <w:p>
+      <w:pPr>
+        <w:spacing w:after="120" w:before="280"/>
+      </w:pPr>
+      <w:r>
+        <w:rPr>
+          <w:rFonts w:ascii="Inter" w:cs="Inter" w:eastAsia="Inter" w:hAnsi="Inter"/>
+          <w:b/>
+          <w:bCs/>
+          <w:color w:val="006580"/>
+          <w:sz w:val="26"/>
+          <w:szCs w:val="26"/>
+        </w:rPr>
+        <w:t xml:space="preserve">9.2 Configure Trust Score</w:t>
+      </w:r>
+    </w:p>
+    <w:p>
+      <w:pPr>
+        <w:spacing w:after="120"/>
+        <w:jc w:val="left"/>
+      </w:pPr>
+      <w:r>
+        <w:rPr>
+          <w:rFonts w:ascii="Inter" w:cs="Inter" w:eastAsia="Inter" w:hAnsi="Inter"/>
+          <w:b w:val="false"/>
+          <w:bCs w:val="false"/>
+          <w:i w:val="false"/>
+          <w:iCs w:val="false"/>
+          <w:color w:val="454659"/>
+          <w:sz w:val="21"/>
+          <w:szCs w:val="21"/>
+        </w:rPr>
+        <w:t xml:space="preserve">Each data product has a Trust Score composed of multiple dimensions:</w:t>
+      </w:r>
+    </w:p>
+    <w:tbl>
+      <w:tblPr>
+        <w:tblW w:type="pct" w:w="100%"/>
+        <w:tblBorders>
+          <w:top w:val="single" w:color="auto" w:sz="4"/>
+          <w:left w:val="single" w:color="auto" w:sz="4"/>
+          <w:bottom w:val="single" w:color="auto" w:sz="4"/>
+          <w:right w:val="single" w:color="auto" w:sz="4"/>
+          <w:insideH w:val="single" w:color="auto" w:sz="4"/>
+          <w:insideV w:val="single" w:color="auto" w:sz="4"/>
+        </w:tblBorders>
+      </w:tblPr>
+      <w:tblGrid>
+        <w:gridCol w:w="100"/>
+        <w:gridCol w:w="100"/>
+        <w:gridCol w:w="100"/>
+      </w:tblGrid>
+      <w:tr>
+        <w:trPr>
+          <w:tblHeader/>
+        </w:trPr>
+        <w:tc>
+          <w:tcPr>
+            <w:shd w:color="006580" w:val="solid"/>
+            <w:tcMar>
+              <w:top w:type="dxa" w:w="40"/>
+              <w:left w:type="dxa" w:w="80"/>
+              <w:bottom w:type="dxa" w:w="40"/>
+              <w:right w:type="dxa" w:w="80"/>
+            </w:tcMar>
+          </w:tcPr>
+          <w:p>
+            <w:pPr>
+              <w:spacing w:after="0"/>
+            </w:pPr>
+            <w:r>
+              <w:rPr>
+                <w:rFonts w:ascii="Inter" w:cs="Inter" w:eastAsia="Inter" w:hAnsi="Inter"/>
+                <w:b/>
+                <w:bCs/>
+                <w:color w:val="FFFFFF"/>
+                <w:sz w:val="19"/>
+                <w:szCs w:val="19"/>
+              </w:rPr>
+              <w:t xml:space="preserve">Dimension</w:t>
+            </w:r>
+          </w:p>
+        </w:tc>
+        <w:tc>
+          <w:tcPr>
+            <w:shd w:color="006580" w:val="solid"/>
+            <w:tcMar>
+              <w:top w:type="dxa" w:w="40"/>
+              <w:left w:type="dxa" w:w="80"/>
+              <w:bottom w:type="dxa" w:w="40"/>
+              <w:right w:type="dxa" w:w="80"/>
+            </w:tcMar>
+          </w:tcPr>
+          <w:p>
+            <w:pPr>
+              <w:spacing w:after="0"/>
+            </w:pPr>
+            <w:r>
+              <w:rPr>
+                <w:rFonts w:ascii="Inter" w:cs="Inter" w:eastAsia="Inter" w:hAnsi="Inter"/>
+                <w:b/>
+                <w:bCs/>
+                <w:color w:val="FFFFFF"/>
+                <w:sz w:val="19"/>
+                <w:szCs w:val="19"/>
+              </w:rPr>
+              <w:t xml:space="preserve">Description</w:t>
+            </w:r>
+          </w:p>
+        </w:tc>
+        <w:tc>
+          <w:tcPr>
+            <w:shd w:color="006580" w:val="solid"/>
+            <w:tcMar>
+              <w:top w:type="dxa" w:w="40"/>
+              <w:left w:type="dxa" w:w="80"/>
+              <w:bottom w:type="dxa" w:w="40"/>
+              <w:right w:type="dxa" w:w="80"/>
+            </w:tcMar>
+          </w:tcPr>
+          <w:p>
+            <w:pPr>
+              <w:spacing w:after="0"/>
+            </w:pPr>
+            <w:r>
+              <w:rPr>
+                <w:rFonts w:ascii="Inter" w:cs="Inter" w:eastAsia="Inter" w:hAnsi="Inter"/>
+                <w:b/>
+                <w:bCs/>
+                <w:color w:val="FFFFFF"/>
+                <w:sz w:val="19"/>
+                <w:szCs w:val="19"/>
+              </w:rPr>
+              <w:t xml:space="preserve">Target Score</w:t>
+            </w:r>
+          </w:p>
+        </w:tc>
+      </w:tr>
+      <w:tr>
+        <w:tc>
+          <w:tcPr>
+            <w:shd w:color="F6F7F8" w:val="solid"/>
+            <w:tcMar>
+              <w:top w:type="dxa" w:w="30"/>
+              <w:left w:type="dxa" w:w="80"/>
+              <w:bottom w:type="dxa" w:w="30"/>
+              <w:right w:type="dxa" w:w="80"/>
+            </w:tcMar>
+          </w:tcPr>
+          <w:p>
+            <w:pPr>
+              <w:spacing w:after="0"/>
+            </w:pPr>
+            <w:r>
+              <w:rPr>
+                <w:rFonts w:ascii="Inter" w:cs="Inter" w:eastAsia="Inter" w:hAnsi="Inter"/>
+                <w:color w:val="454659"/>
+                <w:sz w:val="19"/>
+                <w:szCs w:val="19"/>
+              </w:rPr>
+              <w:t xml:space="preserve">Freshness</w:t>
+            </w:r>
+          </w:p>
+        </w:tc>
+        <w:tc>
+          <w:tcPr>
+            <w:shd w:color="F6F7F8" w:val="solid"/>
+            <w:tcMar>
+              <w:top w:type="dxa" w:w="30"/>
+              <w:left w:type="dxa" w:w="80"/>
+              <w:bottom w:type="dxa" w:w="30"/>
+              <w:right w:type="dxa" w:w="80"/>
+            </w:tcMar>
+          </w:tcPr>
+          <w:p>
+            <w:pPr>
+              <w:spacing w:after="0"/>
+            </w:pPr>
+            <w:r>
+              <w:rPr>
+                <w:rFonts w:ascii="Inter" w:cs="Inter" w:eastAsia="Inter" w:hAnsi="Inter"/>
+                <w:color w:val="454659"/>
+                <w:sz w:val="19"/>
+                <w:szCs w:val="19"/>
+              </w:rPr>
+              <w:t xml:space="preserve">How recently the data was updated</w:t>
+            </w:r>
+          </w:p>
+        </w:tc>
+        <w:tc>
+          <w:tcPr>
+            <w:shd w:color="F6F7F8" w:val="solid"/>
+            <w:tcMar>
+              <w:top w:type="dxa" w:w="30"/>
+              <w:left w:type="dxa" w:w="80"/>
+              <w:bottom w:type="dxa" w:w="30"/>
+              <w:right w:type="dxa" w:w="80"/>
+            </w:tcMar>
+          </w:tcPr>
+          <w:p>
+            <w:pPr>
+              <w:spacing w:after="0"/>
+            </w:pPr>
+            <w:r>
+              <w:rPr>
+                <w:rFonts w:ascii="Inter" w:cs="Inter" w:eastAsia="Inter" w:hAnsi="Inter"/>
+                <w:color w:val="454659"/>
+                <w:sz w:val="19"/>
+                <w:szCs w:val="19"/>
+              </w:rPr>
+              <w:t xml:space="preserve">95%+</w:t>
+            </w:r>
+          </w:p>
+        </w:tc>
+      </w:tr>
+      <w:tr>
+        <w:tc>
+          <w:tcPr>
+            <w:tcMar>
+              <w:top w:type="dxa" w:w="30"/>
+              <w:left w:type="dxa" w:w="80"/>
+              <w:bottom w:type="dxa" w:w="30"/>
+              <w:right w:type="dxa" w:w="80"/>
+            </w:tcMar>
+          </w:tcPr>
+          <w:p>
+            <w:pPr>
+              <w:spacing w:after="0"/>
+            </w:pPr>
+            <w:r>
+              <w:rPr>
+                <w:rFonts w:ascii="Inter" w:cs="Inter" w:eastAsia="Inter" w:hAnsi="Inter"/>
+                <w:color w:val="454659"/>
+                <w:sz w:val="19"/>
+                <w:szCs w:val="19"/>
+              </w:rPr>
+              <w:t xml:space="preserve">Completeness</w:t>
+            </w:r>
+          </w:p>
+        </w:tc>
+        <w:tc>
+          <w:tcPr>
+            <w:tcMar>
+              <w:top w:type="dxa" w:w="30"/>
+              <w:left w:type="dxa" w:w="80"/>
+              <w:bottom w:type="dxa" w:w="30"/>
+              <w:right w:type="dxa" w:w="80"/>
+            </w:tcMar>
+          </w:tcPr>
+          <w:p>
+            <w:pPr>
+              <w:spacing w:after="0"/>
+            </w:pPr>
+            <w:r>
+              <w:rPr>
+                <w:rFonts w:ascii="Inter" w:cs="Inter" w:eastAsia="Inter" w:hAnsi="Inter"/>
+                <w:color w:val="454659"/>
+                <w:sz w:val="19"/>
+                <w:szCs w:val="19"/>
+              </w:rPr>
+              <w:t xml:space="preserve">Percentage of non-null values in key columns</w:t>
+            </w:r>
+          </w:p>
+        </w:tc>
+        <w:tc>
+          <w:tcPr>
+            <w:tcMar>
+              <w:top w:type="dxa" w:w="30"/>
+              <w:left w:type="dxa" w:w="80"/>
+              <w:bottom w:type="dxa" w:w="30"/>
+              <w:right w:type="dxa" w:w="80"/>
+            </w:tcMar>
+          </w:tcPr>
+          <w:p>
+            <w:pPr>
+              <w:spacing w:after="0"/>
+            </w:pPr>
+            <w:r>
+              <w:rPr>
+                <w:rFonts w:ascii="Inter" w:cs="Inter" w:eastAsia="Inter" w:hAnsi="Inter"/>
+                <w:color w:val="454659"/>
+                <w:sz w:val="19"/>
+                <w:szCs w:val="19"/>
+              </w:rPr>
+              <w:t xml:space="preserve">98%+</w:t>
+            </w:r>
+          </w:p>
+        </w:tc>
+      </w:tr>
+      <w:tr>
+        <w:tc>
+          <w:tcPr>
+            <w:shd w:color="F6F7F8" w:val="solid"/>
+            <w:tcMar>
+              <w:top w:type="dxa" w:w="30"/>
+              <w:left w:type="dxa" w:w="80"/>
+              <w:bottom w:type="dxa" w:w="30"/>
+              <w:right w:type="dxa" w:w="80"/>
+            </w:tcMar>
+          </w:tcPr>
+          <w:p>
+            <w:pPr>
+              <w:spacing w:after="0"/>
+            </w:pPr>
+            <w:r>
+              <w:rPr>
+                <w:rFonts w:ascii="Inter" w:cs="Inter" w:eastAsia="Inter" w:hAnsi="Inter"/>
+                <w:color w:val="454659"/>
+                <w:sz w:val="19"/>
+                <w:szCs w:val="19"/>
+              </w:rPr>
+              <w:t xml:space="preserve">Accuracy</w:t>
+            </w:r>
+          </w:p>
+        </w:tc>
+        <w:tc>
+          <w:tcPr>
+            <w:shd w:color="F6F7F8" w:val="solid"/>
+            <w:tcMar>
+              <w:top w:type="dxa" w:w="30"/>
+              <w:left w:type="dxa" w:w="80"/>
+              <w:bottom w:type="dxa" w:w="30"/>
+              <w:right w:type="dxa" w:w="80"/>
+            </w:tcMar>
+          </w:tcPr>
+          <w:p>
+            <w:pPr>
+              <w:spacing w:after="0"/>
+            </w:pPr>
+            <w:r>
+              <w:rPr>
+                <w:rFonts w:ascii="Inter" w:cs="Inter" w:eastAsia="Inter" w:hAnsi="Inter"/>
+                <w:color w:val="454659"/>
+                <w:sz w:val="19"/>
+                <w:szCs w:val="19"/>
+              </w:rPr>
+              <w:t xml:space="preserve">Data validation rule pass rate</w:t>
+            </w:r>
+          </w:p>
+        </w:tc>
+        <w:tc>
+          <w:tcPr>
+            <w:shd w:color="F6F7F8" w:val="solid"/>
+            <w:tcMar>
+              <w:top w:type="dxa" w:w="30"/>
+              <w:left w:type="dxa" w:w="80"/>
+              <w:bottom w:type="dxa" w:w="30"/>
+              <w:right w:type="dxa" w:w="80"/>
+            </w:tcMar>
+          </w:tcPr>
+          <w:p>
+            <w:pPr>
+              <w:spacing w:after="0"/>
+            </w:pPr>
+            <w:r>
+              <w:rPr>
+                <w:rFonts w:ascii="Inter" w:cs="Inter" w:eastAsia="Inter" w:hAnsi="Inter"/>
+                <w:color w:val="454659"/>
+                <w:sz w:val="19"/>
+                <w:szCs w:val="19"/>
+              </w:rPr>
+              <w:t xml:space="preserve">95%+</w:t>
+            </w:r>
+          </w:p>
+        </w:tc>
+      </w:tr>
+      <w:tr>
+        <w:tc>
+          <w:tcPr>
+            <w:tcMar>
+              <w:top w:type="dxa" w:w="30"/>
+              <w:left w:type="dxa" w:w="80"/>
+              <w:bottom w:type="dxa" w:w="30"/>
+              <w:right w:type="dxa" w:w="80"/>
+            </w:tcMar>
+          </w:tcPr>
+          <w:p>
+            <w:pPr>
+              <w:spacing w:after="0"/>
+            </w:pPr>
+            <w:r>
+              <w:rPr>
+                <w:rFonts w:ascii="Inter" w:cs="Inter" w:eastAsia="Inter" w:hAnsi="Inter"/>
+                <w:color w:val="454659"/>
+                <w:sz w:val="19"/>
+                <w:szCs w:val="19"/>
+              </w:rPr>
+              <w:t xml:space="preserve">Consistency</w:t>
+            </w:r>
+          </w:p>
+        </w:tc>
+        <w:tc>
+          <w:tcPr>
+            <w:tcMar>
+              <w:top w:type="dxa" w:w="30"/>
+              <w:left w:type="dxa" w:w="80"/>
+              <w:bottom w:type="dxa" w:w="30"/>
+              <w:right w:type="dxa" w:w="80"/>
+            </w:tcMar>
+          </w:tcPr>
+          <w:p>
+            <w:pPr>
+              <w:spacing w:after="0"/>
+            </w:pPr>
+            <w:r>
+              <w:rPr>
+                <w:rFonts w:ascii="Inter" w:cs="Inter" w:eastAsia="Inter" w:hAnsi="Inter"/>
+                <w:color w:val="454659"/>
+                <w:sz w:val="19"/>
+                <w:szCs w:val="19"/>
+              </w:rPr>
+              <w:t xml:space="preserve">Cross-source reconciliation match rate</w:t>
+            </w:r>
+          </w:p>
+        </w:tc>
+        <w:tc>
+          <w:tcPr>
+            <w:tcMar>
+              <w:top w:type="dxa" w:w="30"/>
+              <w:left w:type="dxa" w:w="80"/>
+              <w:bottom w:type="dxa" w:w="30"/>
+              <w:right w:type="dxa" w:w="80"/>
+            </w:tcMar>
+          </w:tcPr>
+          <w:p>
+            <w:pPr>
+              <w:spacing w:after="0"/>
+            </w:pPr>
+            <w:r>
+              <w:rPr>
+                <w:rFonts w:ascii="Inter" w:cs="Inter" w:eastAsia="Inter" w:hAnsi="Inter"/>
+                <w:color w:val="454659"/>
+                <w:sz w:val="19"/>
+                <w:szCs w:val="19"/>
+              </w:rPr>
+              <w:t xml:space="preserve">90%+</w:t>
+            </w:r>
+          </w:p>
+        </w:tc>
+      </w:tr>
+      <w:tr>
+        <w:tc>
+          <w:tcPr>
+            <w:shd w:color="F6F7F8" w:val="solid"/>
+            <w:tcMar>
+              <w:top w:type="dxa" w:w="30"/>
+              <w:left w:type="dxa" w:w="80"/>
+              <w:bottom w:type="dxa" w:w="30"/>
+              <w:right w:type="dxa" w:w="80"/>
+            </w:tcMar>
+          </w:tcPr>
+          <w:p>
+            <w:pPr>
+              <w:spacing w:after="0"/>
+            </w:pPr>
+            <w:r>
+              <w:rPr>
+                <w:rFonts w:ascii="Inter" w:cs="Inter" w:eastAsia="Inter" w:hAnsi="Inter"/>
+                <w:color w:val="454659"/>
+                <w:sz w:val="19"/>
+                <w:szCs w:val="19"/>
+              </w:rPr>
+              <w:t xml:space="preserve">Timeliness</w:t>
+            </w:r>
+          </w:p>
+        </w:tc>
+        <w:tc>
+          <w:tcPr>
+            <w:shd w:color="F6F7F8" w:val="solid"/>
+            <w:tcMar>
+              <w:top w:type="dxa" w:w="30"/>
+              <w:left w:type="dxa" w:w="80"/>
+              <w:bottom w:type="dxa" w:w="30"/>
+              <w:right w:type="dxa" w:w="80"/>
+            </w:tcMar>
+          </w:tcPr>
+          <w:p>
+            <w:pPr>
+              <w:spacing w:after="0"/>
+            </w:pPr>
+            <w:r>
+              <w:rPr>
+                <w:rFonts w:ascii="Inter" w:cs="Inter" w:eastAsia="Inter" w:hAnsi="Inter"/>
+                <w:color w:val="454659"/>
+                <w:sz w:val="19"/>
+                <w:szCs w:val="19"/>
+              </w:rPr>
+              <w:t xml:space="preserve">Pipeline execution within SLA</w:t>
+            </w:r>
+          </w:p>
+        </w:tc>
+        <w:tc>
+          <w:tcPr>
+            <w:shd w:color="F6F7F8" w:val="solid"/>
+            <w:tcMar>
+              <w:top w:type="dxa" w:w="30"/>
+              <w:left w:type="dxa" w:w="80"/>
+              <w:bottom w:type="dxa" w:w="30"/>
+              <w:right w:type="dxa" w:w="80"/>
+            </w:tcMar>
+          </w:tcPr>
+          <w:p>
+            <w:pPr>
+              <w:spacing w:after="0"/>
+            </w:pPr>
+            <w:r>
+              <w:rPr>
+                <w:rFonts w:ascii="Inter" w:cs="Inter" w:eastAsia="Inter" w:hAnsi="Inter"/>
+                <w:color w:val="454659"/>
+                <w:sz w:val="19"/>
+                <w:szCs w:val="19"/>
+              </w:rPr>
+              <w:t xml:space="preserve">99%+</w:t>
+            </w:r>
+          </w:p>
+        </w:tc>
+      </w:tr>
+    </w:tbl>
+    <w:tbl>
+      <w:tblPr>
+        <w:tblW w:type="pct" w:w="100%"/>
+        <w:tblBorders>
+          <w:top w:val="single" w:color="auto" w:sz="4"/>
+          <w:left w:val="single" w:color="auto" w:sz="4"/>
+          <w:bottom w:val="single" w:color="auto" w:sz="4"/>
+          <w:right w:val="single" w:color="auto" w:sz="4"/>
+          <w:insideH w:val="single" w:color="auto" w:sz="4"/>
+          <w:insideV w:val="single" w:color="auto" w:sz="4"/>
+        </w:tblBorders>
+      </w:tblPr>
+      <w:tblGrid>
+        <w:gridCol w:w="100"/>
+        <w:gridCol w:w="100"/>
+      </w:tblGrid>
+      <w:tr>
+        <w:tc>
+          <w:tcPr>
+            <w:tcW w:type="pct" w:w="1%"/>
+            <w:tcBorders>
+              <w:top w:val="none"/>
+              <w:left w:val="none"/>
+              <w:bottom w:val="none"/>
+              <w:right w:val="none"/>
+            </w:tcBorders>
+            <w:shd w:color="006580" w:val="solid"/>
+          </w:tcPr>
+          <w:p>
+            <w:pPr>
+              <w:spacing w:after="0"/>
+            </w:pPr>
+            <w:r>
+              <w:rPr>
+                <w:sz w:val="10"/>
+                <w:szCs w:val="10"/>
+              </w:rPr>
+              <w:t xml:space="preserve"> </w:t>
+            </w:r>
+          </w:p>
+        </w:tc>
+        <w:tc>
+          <w:tcPr>
+            <w:tcW w:type="pct" w:w="99%"/>
+            <w:shd w:color="F6F7F8" w:val="solid"/>
+            <w:tcMar>
+              <w:top w:type="dxa" w:w="80"/>
+              <w:left w:type="dxa" w:w="120"/>
+              <w:bottom w:type="dxa" w:w="80"/>
+              <w:right w:type="dxa" w:w="120"/>
+            </w:tcMar>
+          </w:tcPr>
+          <w:p>
+            <w:pPr>
+              <w:spacing w:after="0"/>
+            </w:pPr>
+            <w:r>
+              <w:rPr>
+                <w:rFonts w:ascii="Inter" w:cs="Inter" w:eastAsia="Inter" w:hAnsi="Inter"/>
+                <w:color w:val="454659"/>
+                <w:sz w:val="20"/>
+                <w:szCs w:val="20"/>
+              </w:rPr>
+              <w:t xml:space="preserve">Trust Scores are calculated automatically by Qlik based on pipeline health, data profiling results, and lineage completeness. Higher scores indicate more reliable data products.</w:t>
+            </w:r>
+          </w:p>
+        </w:tc>
+      </w:tr>
+    </w:tbl>
+    <w:p>
+      <w:r>
+        <w:br w:type="page"/>
+      </w:r>
+    </w:p>
+    <w:p>
+      <w:pPr>
+        <w:pBdr>
+          <w:bottom w:val="single" w:color="006580" w:sz="2" w:space="4"/>
+        </w:pBdr>
+        <w:spacing w:after="160" w:before="360"/>
+      </w:pPr>
+      <w:r>
+        <w:rPr>
+          <w:rFonts w:ascii="Inter" w:cs="Inter" w:eastAsia="Inter" w:hAnsi="Inter"/>
+          <w:b/>
+          <w:bCs/>
+          <w:color w:val="19416C"/>
+          <w:sz w:val="30"/>
+          <w:szCs w:val="30"/>
+        </w:rPr>
+        <w:t xml:space="preserve">10. Qlik Answers (Knowledge Base)</w:t>
+      </w:r>
+    </w:p>
+    <w:p>
+      <w:pPr>
+        <w:spacing w:after="120"/>
+        <w:jc w:val="left"/>
+      </w:pPr>
+      <w:r>
+        <w:rPr>
+          <w:rFonts w:ascii="Inter" w:cs="Inter" w:eastAsia="Inter" w:hAnsi="Inter"/>
+          <w:b w:val="false"/>
+          <w:bCs w:val="false"/>
+          <w:i w:val="false"/>
+          <w:iCs w:val="false"/>
+          <w:color w:val="454659"/>
+          <w:sz w:val="21"/>
+          <w:szCs w:val="21"/>
+        </w:rPr>
+        <w:t xml:space="preserve">Qlik Answers provides AI-powered natural language Q&amp;A over enterprise documents. Set up a knowledge base with the MCG documents.</w:t>
+      </w:r>
+    </w:p>
+    <w:p>
+      <w:pPr>
+        <w:spacing w:after="120" w:before="280"/>
+      </w:pPr>
+      <w:r>
+        <w:rPr>
+          <w:rFonts w:ascii="Inter" w:cs="Inter" w:eastAsia="Inter" w:hAnsi="Inter"/>
+          <w:b/>
+          <w:bCs/>
+          <w:color w:val="006580"/>
+          <w:sz w:val="26"/>
+          <w:szCs w:val="26"/>
+        </w:rPr>
+        <w:t xml:space="preserve">10.1 Create Knowledge Base</w:t>
+      </w:r>
+    </w:p>
+    <w:p>
+      <w:pPr>
+        <w:spacing w:after="80"/>
+        <w:ind w:left="431"/>
+      </w:pPr>
+      <w:r>
+        <w:rPr>
+          <w:rFonts w:ascii="Inter" w:cs="Inter" w:eastAsia="Inter" w:hAnsi="Inter"/>
+          <w:b/>
+          <w:bCs/>
+          <w:color w:val="006580"/>
+          <w:sz w:val="21"/>
+          <w:szCs w:val="21"/>
+        </w:rPr>
+        <w:t xml:space="preserve">1. </w:t>
+      </w:r>
+      <w:r>
+        <w:rPr>
+          <w:rFonts w:ascii="Inter" w:cs="Inter" w:eastAsia="Inter" w:hAnsi="Inter"/>
+          <w:b w:val="false"/>
+          <w:bCs w:val="false"/>
+          <w:color w:val="454659"/>
+          <w:sz w:val="21"/>
+          <w:szCs w:val="21"/>
+        </w:rPr>
+        <w:t xml:space="preserve">Navigate to Qlik Answers in the left navigation</w:t>
+      </w:r>
+    </w:p>
+    <w:p>
+      <w:pPr>
+        <w:spacing w:after="80"/>
+        <w:ind w:left="431"/>
+      </w:pPr>
+      <w:r>
+        <w:rPr>
+          <w:rFonts w:ascii="Inter" w:cs="Inter" w:eastAsia="Inter" w:hAnsi="Inter"/>
+          <w:b/>
+          <w:bCs/>
+          <w:color w:val="006580"/>
+          <w:sz w:val="21"/>
+          <w:szCs w:val="21"/>
+        </w:rPr>
+        <w:t xml:space="preserve">2. </w:t>
+      </w:r>
+      <w:r>
+        <w:rPr>
+          <w:rFonts w:ascii="Inter" w:cs="Inter" w:eastAsia="Inter" w:hAnsi="Inter"/>
+          <w:b w:val="false"/>
+          <w:bCs w:val="false"/>
+          <w:color w:val="454659"/>
+          <w:sz w:val="21"/>
+          <w:szCs w:val="21"/>
+        </w:rPr>
+        <w:t xml:space="preserve">Click Create Knowledge Base</w:t>
+      </w:r>
+    </w:p>
+    <w:p>
+      <w:pPr>
+        <w:spacing w:after="80"/>
+        <w:ind w:left="431"/>
+      </w:pPr>
+      <w:r>
+        <w:rPr>
+          <w:rFonts w:ascii="Inter" w:cs="Inter" w:eastAsia="Inter" w:hAnsi="Inter"/>
+          <w:b/>
+          <w:bCs/>
+          <w:color w:val="006580"/>
+          <w:sz w:val="21"/>
+          <w:szCs w:val="21"/>
+        </w:rPr>
+        <w:t xml:space="preserve">3. </w:t>
+      </w:r>
+      <w:r>
+        <w:rPr>
+          <w:rFonts w:ascii="Inter" w:cs="Inter" w:eastAsia="Inter" w:hAnsi="Inter"/>
+          <w:b w:val="false"/>
+          <w:bCs w:val="false"/>
+          <w:color w:val="454659"/>
+          <w:sz w:val="21"/>
+          <w:szCs w:val="21"/>
+        </w:rPr>
+        <w:t xml:space="preserve">Name: MCG Operations Knowledge Base</w:t>
+      </w:r>
+    </w:p>
+    <w:p>
+      <w:pPr>
+        <w:spacing w:after="80"/>
+        <w:ind w:left="431"/>
+      </w:pPr>
+      <w:r>
+        <w:rPr>
+          <w:rFonts w:ascii="Inter" w:cs="Inter" w:eastAsia="Inter" w:hAnsi="Inter"/>
+          <w:b/>
+          <w:bCs/>
+          <w:color w:val="006580"/>
+          <w:sz w:val="21"/>
+          <w:szCs w:val="21"/>
+        </w:rPr>
+        <w:t xml:space="preserve">4. </w:t>
+      </w:r>
+      <w:r>
+        <w:rPr>
+          <w:rFonts w:ascii="Inter" w:cs="Inter" w:eastAsia="Inter" w:hAnsi="Inter"/>
+          <w:b w:val="false"/>
+          <w:bCs w:val="false"/>
+          <w:color w:val="454659"/>
+          <w:sz w:val="21"/>
+          <w:szCs w:val="21"/>
+        </w:rPr>
+        <w:t xml:space="preserve">Description: Comprehensive documentation for Meridian Commerce Group operations, policies, SOPs, and governance frameworks</w:t>
+      </w:r>
+    </w:p>
+    <w:p>
+      <w:pPr>
+        <w:spacing w:after="120" w:before="280"/>
+      </w:pPr>
+      <w:r>
+        <w:rPr>
+          <w:rFonts w:ascii="Inter" w:cs="Inter" w:eastAsia="Inter" w:hAnsi="Inter"/>
+          <w:b/>
+          <w:bCs/>
+          <w:color w:val="006580"/>
+          <w:sz w:val="26"/>
+          <w:szCs w:val="26"/>
+        </w:rPr>
+        <w:t xml:space="preserve">10.2 Upload Documents</w:t>
+      </w:r>
+    </w:p>
+    <w:p>
+      <w:pPr>
+        <w:spacing w:after="80"/>
+        <w:ind w:left="431"/>
+      </w:pPr>
+      <w:r>
+        <w:rPr>
+          <w:rFonts w:ascii="Inter" w:cs="Inter" w:eastAsia="Inter" w:hAnsi="Inter"/>
+          <w:b/>
+          <w:bCs/>
+          <w:color w:val="006580"/>
+          <w:sz w:val="21"/>
+          <w:szCs w:val="21"/>
+        </w:rPr>
+        <w:t xml:space="preserve">1. </w:t>
+      </w:r>
+      <w:r>
+        <w:rPr>
+          <w:rFonts w:ascii="Inter" w:cs="Inter" w:eastAsia="Inter" w:hAnsi="Inter"/>
+          <w:b w:val="false"/>
+          <w:bCs w:val="false"/>
+          <w:color w:val="454659"/>
+          <w:sz w:val="21"/>
+          <w:szCs w:val="21"/>
+        </w:rPr>
+        <w:t xml:space="preserve">Click Add Documents in the knowledge base</w:t>
+      </w:r>
+    </w:p>
+    <w:p>
+      <w:pPr>
+        <w:spacing w:after="80"/>
+        <w:ind w:left="431"/>
+      </w:pPr>
+      <w:r>
+        <w:rPr>
+          <w:rFonts w:ascii="Inter" w:cs="Inter" w:eastAsia="Inter" w:hAnsi="Inter"/>
+          <w:b/>
+          <w:bCs/>
+          <w:color w:val="006580"/>
+          <w:sz w:val="21"/>
+          <w:szCs w:val="21"/>
+        </w:rPr>
+        <w:t xml:space="preserve">2. </w:t>
+      </w:r>
+      <w:r>
+        <w:rPr>
+          <w:rFonts w:ascii="Inter" w:cs="Inter" w:eastAsia="Inter" w:hAnsi="Inter"/>
+          <w:b w:val="false"/>
+          <w:bCs w:val="false"/>
+          <w:color w:val="454659"/>
+          <w:sz w:val="21"/>
+          <w:szCs w:val="21"/>
+        </w:rPr>
+        <w:t xml:space="preserve">Upload all 25 documents from the documents/ folder</w:t>
+      </w:r>
+    </w:p>
+    <w:p>
+      <w:pPr>
+        <w:spacing w:after="80"/>
+        <w:ind w:left="431"/>
+      </w:pPr>
+      <w:r>
+        <w:rPr>
+          <w:rFonts w:ascii="Inter" w:cs="Inter" w:eastAsia="Inter" w:hAnsi="Inter"/>
+          <w:b/>
+          <w:bCs/>
+          <w:color w:val="006580"/>
+          <w:sz w:val="21"/>
+          <w:szCs w:val="21"/>
+        </w:rPr>
+        <w:t xml:space="preserve">3. </w:t>
+      </w:r>
+      <w:r>
+        <w:rPr>
+          <w:rFonts w:ascii="Inter" w:cs="Inter" w:eastAsia="Inter" w:hAnsi="Inter"/>
+          <w:b w:val="false"/>
+          <w:bCs w:val="false"/>
+          <w:color w:val="454659"/>
+          <w:sz w:val="21"/>
+          <w:szCs w:val="21"/>
+        </w:rPr>
+        <w:t xml:space="preserve">Exclude the demo-scripts/ subfolder (those are presenter guides, not knowledge content)</w:t>
+      </w:r>
+    </w:p>
+    <w:p>
+      <w:pPr>
+        <w:spacing w:after="120"/>
+        <w:jc w:val="left"/>
+      </w:pPr>
+      <w:r>
+        <w:rPr>
+          <w:rFonts w:ascii="Inter" w:cs="Inter" w:eastAsia="Inter" w:hAnsi="Inter"/>
+          <w:b w:val="false"/>
+          <w:bCs w:val="false"/>
+          <w:i w:val="false"/>
+          <w:iCs w:val="false"/>
+          <w:color w:val="454659"/>
+          <w:sz w:val="21"/>
+          <w:szCs w:val="21"/>
+        </w:rPr>
+        <w:t xml:space="preserve">Expected document categories:</w:t>
+      </w:r>
+    </w:p>
+    <w:p>
+      <w:pPr>
+        <w:pStyle w:val="ListParagraph"/>
+        <w:numPr>
+          <w:ilvl w:val="0"/>
+          <w:numId w:val="1"/>
+        </w:numPr>
+        <w:spacing w:after="120"/>
+        <w:jc w:val="left"/>
+      </w:pPr>
+      <w:r>
+        <w:rPr>
+          <w:rFonts w:ascii="Inter" w:cs="Inter" w:eastAsia="Inter" w:hAnsi="Inter"/>
+          <w:b w:val="false"/>
+          <w:bCs w:val="false"/>
+          <w:i w:val="false"/>
+          <w:iCs w:val="false"/>
+          <w:color w:val="454659"/>
+          <w:sz w:val="21"/>
+          <w:szCs w:val="21"/>
+        </w:rPr>
+        <w:t xml:space="preserve">Standard Operating Procedures (SOPs) — warehouse, cold chain, quality assurance</w:t>
+      </w:r>
+    </w:p>
+    <w:p>
+      <w:pPr>
+        <w:pStyle w:val="ListParagraph"/>
+        <w:numPr>
+          <w:ilvl w:val="0"/>
+          <w:numId w:val="1"/>
+        </w:numPr>
+        <w:spacing w:after="120"/>
+        <w:jc w:val="left"/>
+      </w:pPr>
+      <w:r>
+        <w:rPr>
+          <w:rFonts w:ascii="Inter" w:cs="Inter" w:eastAsia="Inter" w:hAnsi="Inter"/>
+          <w:b w:val="false"/>
+          <w:bCs w:val="false"/>
+          <w:i w:val="false"/>
+          <w:iCs w:val="false"/>
+          <w:color w:val="454659"/>
+          <w:sz w:val="21"/>
+          <w:szCs w:val="21"/>
+        </w:rPr>
+        <w:t xml:space="preserve">Policies — data governance, compliance, security</w:t>
+      </w:r>
+    </w:p>
+    <w:p>
+      <w:pPr>
+        <w:pStyle w:val="ListParagraph"/>
+        <w:numPr>
+          <w:ilvl w:val="0"/>
+          <w:numId w:val="1"/>
+        </w:numPr>
+        <w:spacing w:after="120"/>
+        <w:jc w:val="left"/>
+      </w:pPr>
+      <w:r>
+        <w:rPr>
+          <w:rFonts w:ascii="Inter" w:cs="Inter" w:eastAsia="Inter" w:hAnsi="Inter"/>
+          <w:b w:val="false"/>
+          <w:bCs w:val="false"/>
+          <w:i w:val="false"/>
+          <w:iCs w:val="false"/>
+          <w:color w:val="454659"/>
+          <w:sz w:val="21"/>
+          <w:szCs w:val="21"/>
+        </w:rPr>
+        <w:t xml:space="preserve">Business Documents — carrier reports, incident analyses, operational reviews</w:t>
+      </w:r>
+    </w:p>
+    <w:p>
+      <w:pPr>
+        <w:pStyle w:val="ListParagraph"/>
+        <w:numPr>
+          <w:ilvl w:val="0"/>
+          <w:numId w:val="1"/>
+        </w:numPr>
+        <w:spacing w:after="120"/>
+        <w:jc w:val="left"/>
+      </w:pPr>
+      <w:r>
+        <w:rPr>
+          <w:rFonts w:ascii="Inter" w:cs="Inter" w:eastAsia="Inter" w:hAnsi="Inter"/>
+          <w:b w:val="false"/>
+          <w:bCs w:val="false"/>
+          <w:i w:val="false"/>
+          <w:iCs w:val="false"/>
+          <w:color w:val="454659"/>
+          <w:sz w:val="21"/>
+          <w:szCs w:val="21"/>
+        </w:rPr>
+        <w:t xml:space="preserve">Governance Frameworks — data quality rules, stewardship guides</w:t>
+      </w:r>
+    </w:p>
+    <w:tbl>
+      <w:tblPr>
+        <w:tblW w:type="pct" w:w="100%"/>
+        <w:tblBorders>
+          <w:top w:val="single" w:color="auto" w:sz="4"/>
+          <w:left w:val="single" w:color="auto" w:sz="4"/>
+          <w:bottom w:val="single" w:color="auto" w:sz="4"/>
+          <w:right w:val="single" w:color="auto" w:sz="4"/>
+          <w:insideH w:val="single" w:color="auto" w:sz="4"/>
+          <w:insideV w:val="single" w:color="auto" w:sz="4"/>
+        </w:tblBorders>
+      </w:tblPr>
+      <w:tblGrid>
+        <w:gridCol w:w="100"/>
+        <w:gridCol w:w="100"/>
+      </w:tblGrid>
+      <w:tr>
+        <w:tc>
+          <w:tcPr>
+            <w:tcW w:type="pct" w:w="1%"/>
+            <w:tcBorders>
+              <w:top w:val="none"/>
+              <w:left w:val="none"/>
+              <w:bottom w:val="none"/>
+              <w:right w:val="none"/>
+            </w:tcBorders>
+            <w:shd w:color="006580" w:val="solid"/>
+          </w:tcPr>
+          <w:p>
+            <w:pPr>
+              <w:spacing w:after="0"/>
+            </w:pPr>
+            <w:r>
+              <w:rPr>
+                <w:sz w:val="10"/>
+                <w:szCs w:val="10"/>
+              </w:rPr>
+              <w:t xml:space="preserve"> </w:t>
+            </w:r>
+          </w:p>
+        </w:tc>
+        <w:tc>
+          <w:tcPr>
+            <w:tcW w:type="pct" w:w="99%"/>
+            <w:shd w:color="F6F7F8" w:val="solid"/>
+            <w:tcMar>
+              <w:top w:type="dxa" w:w="80"/>
+              <w:left w:type="dxa" w:w="120"/>
+              <w:bottom w:type="dxa" w:w="80"/>
+              <w:right w:type="dxa" w:w="120"/>
+            </w:tcMar>
+          </w:tcPr>
+          <w:p>
+            <w:pPr>
+              <w:spacing w:after="0"/>
+            </w:pPr>
+            <w:r>
+              <w:rPr>
+                <w:rFonts w:ascii="Inter" w:cs="Inter" w:eastAsia="Inter" w:hAnsi="Inter"/>
+                <w:color w:val="454659"/>
+                <w:sz w:val="20"/>
+                <w:szCs w:val="20"/>
+              </w:rPr>
+              <w:t xml:space="preserve">[Screenshot: Knowledge Base document upload screen showing multiple .docx files being uploaded with progress indicators]</w:t>
+            </w:r>
+          </w:p>
+        </w:tc>
+      </w:tr>
+    </w:tbl>
+    <w:p>
+      <w:pPr>
+        <w:spacing w:after="120" w:before="280"/>
+      </w:pPr>
+      <w:r>
+        <w:rPr>
+          <w:rFonts w:ascii="Inter" w:cs="Inter" w:eastAsia="Inter" w:hAnsi="Inter"/>
+          <w:b/>
+          <w:bCs/>
+          <w:color w:val="006580"/>
+          <w:sz w:val="26"/>
+          <w:szCs w:val="26"/>
+        </w:rPr>
+        <w:t xml:space="preserve">10.3 Create Assistant</w:t>
+      </w:r>
+    </w:p>
+    <w:p>
+      <w:pPr>
+        <w:spacing w:after="80"/>
+        <w:ind w:left="431"/>
+      </w:pPr>
+      <w:r>
+        <w:rPr>
+          <w:rFonts w:ascii="Inter" w:cs="Inter" w:eastAsia="Inter" w:hAnsi="Inter"/>
+          <w:b/>
+          <w:bCs/>
+          <w:color w:val="006580"/>
+          <w:sz w:val="21"/>
+          <w:szCs w:val="21"/>
+        </w:rPr>
+        <w:t xml:space="preserve">1. </w:t>
+      </w:r>
+      <w:r>
+        <w:rPr>
+          <w:rFonts w:ascii="Inter" w:cs="Inter" w:eastAsia="Inter" w:hAnsi="Inter"/>
+          <w:b w:val="false"/>
+          <w:bCs w:val="false"/>
+          <w:color w:val="454659"/>
+          <w:sz w:val="21"/>
+          <w:szCs w:val="21"/>
+        </w:rPr>
+        <w:t xml:space="preserve">Navigate to Qlik Answers → Assistants</w:t>
+      </w:r>
+    </w:p>
+    <w:p>
+      <w:pPr>
+        <w:spacing w:after="80"/>
+        <w:ind w:left="431"/>
+      </w:pPr>
+      <w:r>
+        <w:rPr>
+          <w:rFonts w:ascii="Inter" w:cs="Inter" w:eastAsia="Inter" w:hAnsi="Inter"/>
+          <w:b/>
+          <w:bCs/>
+          <w:color w:val="006580"/>
+          <w:sz w:val="21"/>
+          <w:szCs w:val="21"/>
+        </w:rPr>
+        <w:t xml:space="preserve">2. </w:t>
+      </w:r>
+      <w:r>
+        <w:rPr>
+          <w:rFonts w:ascii="Inter" w:cs="Inter" w:eastAsia="Inter" w:hAnsi="Inter"/>
+          <w:b w:val="false"/>
+          <w:bCs w:val="false"/>
+          <w:color w:val="454659"/>
+          <w:sz w:val="21"/>
+          <w:szCs w:val="21"/>
+        </w:rPr>
+        <w:t xml:space="preserve">Click Create Assistant</w:t>
+      </w:r>
+    </w:p>
+    <w:p>
+      <w:pPr>
+        <w:spacing w:after="80"/>
+        <w:ind w:left="431"/>
+      </w:pPr>
+      <w:r>
+        <w:rPr>
+          <w:rFonts w:ascii="Inter" w:cs="Inter" w:eastAsia="Inter" w:hAnsi="Inter"/>
+          <w:b/>
+          <w:bCs/>
+          <w:color w:val="006580"/>
+          <w:sz w:val="21"/>
+          <w:szCs w:val="21"/>
+        </w:rPr>
+        <w:t xml:space="preserve">3. </w:t>
+      </w:r>
+      <w:r>
+        <w:rPr>
+          <w:rFonts w:ascii="Inter" w:cs="Inter" w:eastAsia="Inter" w:hAnsi="Inter"/>
+          <w:b w:val="false"/>
+          <w:bCs w:val="false"/>
+          <w:color w:val="454659"/>
+          <w:sz w:val="21"/>
+          <w:szCs w:val="21"/>
+        </w:rPr>
+        <w:t xml:space="preserve">Name: MCG Operations Assistant</w:t>
+      </w:r>
+    </w:p>
+    <w:p>
+      <w:pPr>
+        <w:spacing w:after="80"/>
+        <w:ind w:left="431"/>
+      </w:pPr>
+      <w:r>
+        <w:rPr>
+          <w:rFonts w:ascii="Inter" w:cs="Inter" w:eastAsia="Inter" w:hAnsi="Inter"/>
+          <w:b/>
+          <w:bCs/>
+          <w:color w:val="006580"/>
+          <w:sz w:val="21"/>
+          <w:szCs w:val="21"/>
+        </w:rPr>
+        <w:t xml:space="preserve">4. </w:t>
+      </w:r>
+      <w:r>
+        <w:rPr>
+          <w:rFonts w:ascii="Inter" w:cs="Inter" w:eastAsia="Inter" w:hAnsi="Inter"/>
+          <w:b w:val="false"/>
+          <w:bCs w:val="false"/>
+          <w:color w:val="454659"/>
+          <w:sz w:val="21"/>
+          <w:szCs w:val="21"/>
+        </w:rPr>
+        <w:t xml:space="preserve">Link to the MCG Operations Knowledge Base</w:t>
+      </w:r>
+    </w:p>
+    <w:p>
+      <w:pPr>
+        <w:spacing w:after="80"/>
+        <w:ind w:left="431"/>
+      </w:pPr>
+      <w:r>
+        <w:rPr>
+          <w:rFonts w:ascii="Inter" w:cs="Inter" w:eastAsia="Inter" w:hAnsi="Inter"/>
+          <w:b/>
+          <w:bCs/>
+          <w:color w:val="006580"/>
+          <w:sz w:val="21"/>
+          <w:szCs w:val="21"/>
+        </w:rPr>
+        <w:t xml:space="preserve">5. </w:t>
+      </w:r>
+      <w:r>
+        <w:rPr>
+          <w:rFonts w:ascii="Inter" w:cs="Inter" w:eastAsia="Inter" w:hAnsi="Inter"/>
+          <w:b w:val="false"/>
+          <w:bCs w:val="false"/>
+          <w:color w:val="454659"/>
+          <w:sz w:val="21"/>
+          <w:szCs w:val="21"/>
+        </w:rPr>
+        <w:t xml:space="preserve">Add the following conversation starters:</w:t>
+      </w:r>
+    </w:p>
+    <w:tbl>
+      <w:tblPr>
+        <w:tblW w:type="pct" w:w="100%"/>
+        <w:tblBorders>
+          <w:top w:val="single" w:color="auto" w:sz="4"/>
+          <w:left w:val="single" w:color="auto" w:sz="4"/>
+          <w:bottom w:val="single" w:color="auto" w:sz="4"/>
+          <w:right w:val="single" w:color="auto" w:sz="4"/>
+          <w:insideH w:val="single" w:color="auto" w:sz="4"/>
+          <w:insideV w:val="single" w:color="auto" w:sz="4"/>
+        </w:tblBorders>
+      </w:tblPr>
+      <w:tblGrid>
+        <w:gridCol w:w="100"/>
+        <w:gridCol w:w="100"/>
+      </w:tblGrid>
+      <w:tr>
+        <w:trPr>
+          <w:tblHeader/>
+        </w:trPr>
+        <w:tc>
+          <w:tcPr>
+            <w:shd w:color="006580" w:val="solid"/>
+            <w:tcMar>
+              <w:top w:type="dxa" w:w="40"/>
+              <w:left w:type="dxa" w:w="80"/>
+              <w:bottom w:type="dxa" w:w="40"/>
+              <w:right w:type="dxa" w:w="80"/>
+            </w:tcMar>
+          </w:tcPr>
+          <w:p>
+            <w:pPr>
+              <w:spacing w:after="0"/>
+            </w:pPr>
+            <w:r>
+              <w:rPr>
+                <w:rFonts w:ascii="Inter" w:cs="Inter" w:eastAsia="Inter" w:hAnsi="Inter"/>
+                <w:b/>
+                <w:bCs/>
+                <w:color w:val="FFFFFF"/>
+                <w:sz w:val="19"/>
+                <w:szCs w:val="19"/>
+              </w:rPr>
+              <w:t xml:space="preserve">#</w:t>
+            </w:r>
+          </w:p>
+        </w:tc>
+        <w:tc>
+          <w:tcPr>
+            <w:shd w:color="006580" w:val="solid"/>
+            <w:tcMar>
+              <w:top w:type="dxa" w:w="40"/>
+              <w:left w:type="dxa" w:w="80"/>
+              <w:bottom w:type="dxa" w:w="40"/>
+              <w:right w:type="dxa" w:w="80"/>
+            </w:tcMar>
+          </w:tcPr>
+          <w:p>
+            <w:pPr>
+              <w:spacing w:after="0"/>
+            </w:pPr>
+            <w:r>
+              <w:rPr>
+                <w:rFonts w:ascii="Inter" w:cs="Inter" w:eastAsia="Inter" w:hAnsi="Inter"/>
+                <w:b/>
+                <w:bCs/>
+                <w:color w:val="FFFFFF"/>
+                <w:sz w:val="19"/>
+                <w:szCs w:val="19"/>
+              </w:rPr>
+              <w:t xml:space="preserve">Conversation Starter</w:t>
+            </w:r>
+          </w:p>
+        </w:tc>
+      </w:tr>
+      <w:tr>
+        <w:tc>
+          <w:tcPr>
+            <w:shd w:color="F6F7F8" w:val="solid"/>
+            <w:tcMar>
+              <w:top w:type="dxa" w:w="30"/>
+              <w:left w:type="dxa" w:w="80"/>
+              <w:bottom w:type="dxa" w:w="30"/>
+              <w:right w:type="dxa" w:w="80"/>
+            </w:tcMar>
+          </w:tcPr>
+          <w:p>
+            <w:pPr>
+              <w:spacing w:after="0"/>
+            </w:pPr>
+            <w:r>
+              <w:rPr>
+                <w:rFonts w:ascii="Inter" w:cs="Inter" w:eastAsia="Inter" w:hAnsi="Inter"/>
+                <w:color w:val="454659"/>
+                <w:sz w:val="19"/>
+                <w:szCs w:val="19"/>
+              </w:rPr>
+              <w:t xml:space="preserve">1</w:t>
+            </w:r>
+          </w:p>
+        </w:tc>
+        <w:tc>
+          <w:tcPr>
+            <w:shd w:color="F6F7F8" w:val="solid"/>
+            <w:tcMar>
+              <w:top w:type="dxa" w:w="30"/>
+              <w:left w:type="dxa" w:w="80"/>
+              <w:bottom w:type="dxa" w:w="30"/>
+              <w:right w:type="dxa" w:w="80"/>
+            </w:tcMar>
+          </w:tcPr>
+          <w:p>
+            <w:pPr>
+              <w:spacing w:after="0"/>
+            </w:pPr>
+            <w:r>
+              <w:rPr>
+                <w:rFonts w:ascii="Inter" w:cs="Inter" w:eastAsia="Inter" w:hAnsi="Inter"/>
+                <w:color w:val="454659"/>
+                <w:sz w:val="19"/>
+                <w:szCs w:val="19"/>
+              </w:rPr>
+              <w:t xml:space="preserve">What is MCG's cold chain temperature monitoring policy?</w:t>
+            </w:r>
+          </w:p>
+        </w:tc>
+      </w:tr>
+      <w:tr>
+        <w:tc>
+          <w:tcPr>
+            <w:tcMar>
+              <w:top w:type="dxa" w:w="30"/>
+              <w:left w:type="dxa" w:w="80"/>
+              <w:bottom w:type="dxa" w:w="30"/>
+              <w:right w:type="dxa" w:w="80"/>
+            </w:tcMar>
+          </w:tcPr>
+          <w:p>
+            <w:pPr>
+              <w:spacing w:after="0"/>
+            </w:pPr>
+            <w:r>
+              <w:rPr>
+                <w:rFonts w:ascii="Inter" w:cs="Inter" w:eastAsia="Inter" w:hAnsi="Inter"/>
+                <w:color w:val="454659"/>
+                <w:sz w:val="19"/>
+                <w:szCs w:val="19"/>
+              </w:rPr>
+              <w:t xml:space="preserve">2</w:t>
+            </w:r>
+          </w:p>
+        </w:tc>
+        <w:tc>
+          <w:tcPr>
+            <w:tcMar>
+              <w:top w:type="dxa" w:w="30"/>
+              <w:left w:type="dxa" w:w="80"/>
+              <w:bottom w:type="dxa" w:w="30"/>
+              <w:right w:type="dxa" w:w="80"/>
+            </w:tcMar>
+          </w:tcPr>
+          <w:p>
+            <w:pPr>
+              <w:spacing w:after="0"/>
+            </w:pPr>
+            <w:r>
+              <w:rPr>
+                <w:rFonts w:ascii="Inter" w:cs="Inter" w:eastAsia="Inter" w:hAnsi="Inter"/>
+                <w:color w:val="454659"/>
+                <w:sz w:val="19"/>
+                <w:szCs w:val="19"/>
+              </w:rPr>
+              <w:t xml:space="preserve">How does MCG handle phantom inventory discrepancies?</w:t>
+            </w:r>
+          </w:p>
+        </w:tc>
+      </w:tr>
+      <w:tr>
+        <w:tc>
+          <w:tcPr>
+            <w:shd w:color="F6F7F8" w:val="solid"/>
+            <w:tcMar>
+              <w:top w:type="dxa" w:w="30"/>
+              <w:left w:type="dxa" w:w="80"/>
+              <w:bottom w:type="dxa" w:w="30"/>
+              <w:right w:type="dxa" w:w="80"/>
+            </w:tcMar>
+          </w:tcPr>
+          <w:p>
+            <w:pPr>
+              <w:spacing w:after="0"/>
+            </w:pPr>
+            <w:r>
+              <w:rPr>
+                <w:rFonts w:ascii="Inter" w:cs="Inter" w:eastAsia="Inter" w:hAnsi="Inter"/>
+                <w:color w:val="454659"/>
+                <w:sz w:val="19"/>
+                <w:szCs w:val="19"/>
+              </w:rPr>
+              <w:t xml:space="preserve">3</w:t>
+            </w:r>
+          </w:p>
+        </w:tc>
+        <w:tc>
+          <w:tcPr>
+            <w:shd w:color="F6F7F8" w:val="solid"/>
+            <w:tcMar>
+              <w:top w:type="dxa" w:w="30"/>
+              <w:left w:type="dxa" w:w="80"/>
+              <w:bottom w:type="dxa" w:w="30"/>
+              <w:right w:type="dxa" w:w="80"/>
+            </w:tcMar>
+          </w:tcPr>
+          <w:p>
+            <w:pPr>
+              <w:spacing w:after="0"/>
+            </w:pPr>
+            <w:r>
+              <w:rPr>
+                <w:rFonts w:ascii="Inter" w:cs="Inter" w:eastAsia="Inter" w:hAnsi="Inter"/>
+                <w:color w:val="454659"/>
+                <w:sz w:val="19"/>
+                <w:szCs w:val="19"/>
+              </w:rPr>
+              <w:t xml:space="preserve">What are the escalation procedures for delivery SLA breaches?</w:t>
+            </w:r>
+          </w:p>
+        </w:tc>
+      </w:tr>
+      <w:tr>
+        <w:tc>
+          <w:tcPr>
+            <w:tcMar>
+              <w:top w:type="dxa" w:w="30"/>
+              <w:left w:type="dxa" w:w="80"/>
+              <w:bottom w:type="dxa" w:w="30"/>
+              <w:right w:type="dxa" w:w="80"/>
+            </w:tcMar>
+          </w:tcPr>
+          <w:p>
+            <w:pPr>
+              <w:spacing w:after="0"/>
+            </w:pPr>
+            <w:r>
+              <w:rPr>
+                <w:rFonts w:ascii="Inter" w:cs="Inter" w:eastAsia="Inter" w:hAnsi="Inter"/>
+                <w:color w:val="454659"/>
+                <w:sz w:val="19"/>
+                <w:szCs w:val="19"/>
+              </w:rPr>
               <w:t xml:space="preserve">4</w:t>
             </w:r>
           </w:p>
@@ -15860,6 +14896,1749 @@
                 <w:sz w:val="19"/>
                 <w:szCs w:val="19"/>
               </w:rPr>
+              <w:t xml:space="preserve">Explain MCG's data quality governance framework</w:t>
+            </w:r>
+          </w:p>
+        </w:tc>
+      </w:tr>
+      <w:tr>
+        <w:tc>
+          <w:tcPr>
+            <w:shd w:color="F6F7F8" w:val="solid"/>
+            <w:tcMar>
+              <w:top w:type="dxa" w:w="30"/>
+              <w:left w:type="dxa" w:w="80"/>
+              <w:bottom w:type="dxa" w:w="30"/>
+              <w:right w:type="dxa" w:w="80"/>
+            </w:tcMar>
+          </w:tcPr>
+          <w:p>
+            <w:pPr>
+              <w:spacing w:after="0"/>
+            </w:pPr>
+            <w:r>
+              <w:rPr>
+                <w:rFonts w:ascii="Inter" w:cs="Inter" w:eastAsia="Inter" w:hAnsi="Inter"/>
+                <w:color w:val="454659"/>
+                <w:sz w:val="19"/>
+                <w:szCs w:val="19"/>
+              </w:rPr>
+              <w:t xml:space="preserve">5</w:t>
+            </w:r>
+          </w:p>
+        </w:tc>
+        <w:tc>
+          <w:tcPr>
+            <w:shd w:color="F6F7F8" w:val="solid"/>
+            <w:tcMar>
+              <w:top w:type="dxa" w:w="30"/>
+              <w:left w:type="dxa" w:w="80"/>
+              <w:bottom w:type="dxa" w:w="30"/>
+              <w:right w:type="dxa" w:w="80"/>
+            </w:tcMar>
+          </w:tcPr>
+          <w:p>
+            <w:pPr>
+              <w:spacing w:after="0"/>
+            </w:pPr>
+            <w:r>
+              <w:rPr>
+                <w:rFonts w:ascii="Inter" w:cs="Inter" w:eastAsia="Inter" w:hAnsi="Inter"/>
+                <w:color w:val="454659"/>
+                <w:sz w:val="19"/>
+                <w:szCs w:val="19"/>
+              </w:rPr>
+              <w:t xml:space="preserve">What are the WISMO rate reduction strategies?</w:t>
+            </w:r>
+          </w:p>
+        </w:tc>
+      </w:tr>
+    </w:tbl>
+    <w:p>
+      <w:pPr>
+        <w:spacing w:after="120" w:before="280"/>
+      </w:pPr>
+      <w:r>
+        <w:rPr>
+          <w:rFonts w:ascii="Inter" w:cs="Inter" w:eastAsia="Inter" w:hAnsi="Inter"/>
+          <w:b/>
+          <w:bCs/>
+          <w:color w:val="006580"/>
+          <w:sz w:val="26"/>
+          <w:szCs w:val="26"/>
+        </w:rPr>
+        <w:t xml:space="preserve">10.4 Test the Assistant</w:t>
+      </w:r>
+    </w:p>
+    <w:p>
+      <w:pPr>
+        <w:spacing w:after="120"/>
+        <w:jc w:val="left"/>
+      </w:pPr>
+      <w:r>
+        <w:rPr>
+          <w:rFonts w:ascii="Inter" w:cs="Inter" w:eastAsia="Inter" w:hAnsi="Inter"/>
+          <w:b w:val="false"/>
+          <w:bCs w:val="false"/>
+          <w:i w:val="false"/>
+          <w:iCs w:val="false"/>
+          <w:color w:val="454659"/>
+          <w:sz w:val="21"/>
+          <w:szCs w:val="21"/>
+        </w:rPr>
+        <w:t xml:space="preserve">Verify the assistant works by asking the sample questions above. The assistant should provide accurate answers sourced from the uploaded documents with proper citations.</w:t>
+      </w:r>
+    </w:p>
+    <w:tbl>
+      <w:tblPr>
+        <w:tblW w:type="pct" w:w="100%"/>
+        <w:tblBorders>
+          <w:top w:val="single" w:color="auto" w:sz="4"/>
+          <w:left w:val="single" w:color="auto" w:sz="4"/>
+          <w:bottom w:val="single" w:color="auto" w:sz="4"/>
+          <w:right w:val="single" w:color="auto" w:sz="4"/>
+          <w:insideH w:val="single" w:color="auto" w:sz="4"/>
+          <w:insideV w:val="single" w:color="auto" w:sz="4"/>
+        </w:tblBorders>
+      </w:tblPr>
+      <w:tblGrid>
+        <w:gridCol w:w="100"/>
+        <w:gridCol w:w="100"/>
+      </w:tblGrid>
+      <w:tr>
+        <w:tc>
+          <w:tcPr>
+            <w:tcW w:type="pct" w:w="1%"/>
+            <w:tcBorders>
+              <w:top w:val="none"/>
+              <w:left w:val="none"/>
+              <w:bottom w:val="none"/>
+              <w:right w:val="none"/>
+            </w:tcBorders>
+            <w:shd w:color="006580" w:val="solid"/>
+          </w:tcPr>
+          <w:p>
+            <w:pPr>
+              <w:spacing w:after="0"/>
+            </w:pPr>
+            <w:r>
+              <w:rPr>
+                <w:sz w:val="10"/>
+                <w:szCs w:val="10"/>
+              </w:rPr>
+              <w:t xml:space="preserve"> </w:t>
+            </w:r>
+          </w:p>
+        </w:tc>
+        <w:tc>
+          <w:tcPr>
+            <w:tcW w:type="pct" w:w="99%"/>
+            <w:shd w:color="F6F7F8" w:val="solid"/>
+            <w:tcMar>
+              <w:top w:type="dxa" w:w="80"/>
+              <w:left w:type="dxa" w:w="120"/>
+              <w:bottom w:type="dxa" w:w="80"/>
+              <w:right w:type="dxa" w:w="120"/>
+            </w:tcMar>
+          </w:tcPr>
+          <w:p>
+            <w:pPr>
+              <w:spacing w:after="0"/>
+            </w:pPr>
+            <w:r>
+              <w:rPr>
+                <w:rFonts w:ascii="Inter" w:cs="Inter" w:eastAsia="Inter" w:hAnsi="Inter"/>
+                <w:color w:val="454659"/>
+                <w:sz w:val="20"/>
+                <w:szCs w:val="20"/>
+              </w:rPr>
+              <w:t xml:space="preserve">If the assistant returns empty or irrelevant results, allow 5-10 minutes for document indexing to complete after upload. Large document sets may take longer.</w:t>
+            </w:r>
+          </w:p>
+        </w:tc>
+      </w:tr>
+    </w:tbl>
+    <w:p>
+      <w:r>
+        <w:br w:type="page"/>
+      </w:r>
+    </w:p>
+    <w:p>
+      <w:pPr>
+        <w:pBdr>
+          <w:bottom w:val="single" w:color="006580" w:sz="2" w:space="4"/>
+        </w:pBdr>
+        <w:spacing w:after="160" w:before="360"/>
+      </w:pPr>
+      <w:r>
+        <w:rPr>
+          <w:rFonts w:ascii="Inter" w:cs="Inter" w:eastAsia="Inter" w:hAnsi="Inter"/>
+          <w:b/>
+          <w:bCs/>
+          <w:color w:val="19416C"/>
+          <w:sz w:val="30"/>
+          <w:szCs w:val="30"/>
+        </w:rPr>
+        <w:t xml:space="preserve">11. Business Glossary</w:t>
+      </w:r>
+    </w:p>
+    <w:p>
+      <w:pPr>
+        <w:spacing w:after="120"/>
+        <w:jc w:val="left"/>
+      </w:pPr>
+      <w:r>
+        <w:rPr>
+          <w:rFonts w:ascii="Inter" w:cs="Inter" w:eastAsia="Inter" w:hAnsi="Inter"/>
+          <w:b w:val="false"/>
+          <w:bCs w:val="false"/>
+          <w:i w:val="false"/>
+          <w:iCs w:val="false"/>
+          <w:color w:val="454659"/>
+          <w:sz w:val="21"/>
+          <w:szCs w:val="21"/>
+        </w:rPr>
+        <w:t xml:space="preserve">The business glossary provides standardized definitions for key MCG business terms, improving data literacy and ensuring consistent terminology across the organization.</w:t>
+      </w:r>
+    </w:p>
+    <w:p>
+      <w:pPr>
+        <w:spacing w:after="120" w:before="280"/>
+      </w:pPr>
+      <w:r>
+        <w:rPr>
+          <w:rFonts w:ascii="Inter" w:cs="Inter" w:eastAsia="Inter" w:hAnsi="Inter"/>
+          <w:b/>
+          <w:bCs/>
+          <w:color w:val="006580"/>
+          <w:sz w:val="26"/>
+          <w:szCs w:val="26"/>
+        </w:rPr>
+        <w:t xml:space="preserve">11.1 Import Glossary Terms</w:t>
+      </w:r>
+    </w:p>
+    <w:p>
+      <w:pPr>
+        <w:spacing w:after="80"/>
+        <w:ind w:left="431"/>
+      </w:pPr>
+      <w:r>
+        <w:rPr>
+          <w:rFonts w:ascii="Inter" w:cs="Inter" w:eastAsia="Inter" w:hAnsi="Inter"/>
+          <w:b/>
+          <w:bCs/>
+          <w:color w:val="006580"/>
+          <w:sz w:val="21"/>
+          <w:szCs w:val="21"/>
+        </w:rPr>
+        <w:t xml:space="preserve">1. </w:t>
+      </w:r>
+      <w:r>
+        <w:rPr>
+          <w:rFonts w:ascii="Inter" w:cs="Inter" w:eastAsia="Inter" w:hAnsi="Inter"/>
+          <w:b w:val="false"/>
+          <w:bCs w:val="false"/>
+          <w:color w:val="454659"/>
+          <w:sz w:val="21"/>
+          <w:szCs w:val="21"/>
+        </w:rPr>
+        <w:t xml:space="preserve">Navigate to Governance → Business Glossary</w:t>
+      </w:r>
+    </w:p>
+    <w:p>
+      <w:pPr>
+        <w:spacing w:after="80"/>
+        <w:ind w:left="431"/>
+      </w:pPr>
+      <w:r>
+        <w:rPr>
+          <w:rFonts w:ascii="Inter" w:cs="Inter" w:eastAsia="Inter" w:hAnsi="Inter"/>
+          <w:b/>
+          <w:bCs/>
+          <w:color w:val="006580"/>
+          <w:sz w:val="21"/>
+          <w:szCs w:val="21"/>
+        </w:rPr>
+        <w:t xml:space="preserve">2. </w:t>
+      </w:r>
+      <w:r>
+        <w:rPr>
+          <w:rFonts w:ascii="Inter" w:cs="Inter" w:eastAsia="Inter" w:hAnsi="Inter"/>
+          <w:b w:val="false"/>
+          <w:bCs w:val="false"/>
+          <w:color w:val="454659"/>
+          <w:sz w:val="21"/>
+          <w:szCs w:val="21"/>
+        </w:rPr>
+        <w:t xml:space="preserve">Click Import Terms</w:t>
+      </w:r>
+    </w:p>
+    <w:p>
+      <w:pPr>
+        <w:spacing w:after="80"/>
+        <w:ind w:left="431"/>
+      </w:pPr>
+      <w:r>
+        <w:rPr>
+          <w:rFonts w:ascii="Inter" w:cs="Inter" w:eastAsia="Inter" w:hAnsi="Inter"/>
+          <w:b/>
+          <w:bCs/>
+          <w:color w:val="006580"/>
+          <w:sz w:val="21"/>
+          <w:szCs w:val="21"/>
+        </w:rPr>
+        <w:t xml:space="preserve">3. </w:t>
+      </w:r>
+      <w:r>
+        <w:rPr>
+          <w:rFonts w:ascii="Inter" w:cs="Inter" w:eastAsia="Inter" w:hAnsi="Inter"/>
+          <w:b w:val="false"/>
+          <w:bCs w:val="false"/>
+          <w:color w:val="454659"/>
+          <w:sz w:val="21"/>
+          <w:szCs w:val="21"/>
+        </w:rPr>
+        <w:t xml:space="preserve">Select the file: deploy/glossary_terms.json</w:t>
+      </w:r>
+    </w:p>
+    <w:p>
+      <w:pPr>
+        <w:spacing w:after="80"/>
+        <w:ind w:left="431"/>
+      </w:pPr>
+      <w:r>
+        <w:rPr>
+          <w:rFonts w:ascii="Inter" w:cs="Inter" w:eastAsia="Inter" w:hAnsi="Inter"/>
+          <w:b/>
+          <w:bCs/>
+          <w:color w:val="006580"/>
+          <w:sz w:val="21"/>
+          <w:szCs w:val="21"/>
+        </w:rPr>
+        <w:t xml:space="preserve">4. </w:t>
+      </w:r>
+      <w:r>
+        <w:rPr>
+          <w:rFonts w:ascii="Inter" w:cs="Inter" w:eastAsia="Inter" w:hAnsi="Inter"/>
+          <w:b w:val="false"/>
+          <w:bCs w:val="false"/>
+          <w:color w:val="454659"/>
+          <w:sz w:val="21"/>
+          <w:szCs w:val="21"/>
+        </w:rPr>
+        <w:t xml:space="preserve">Map the fields and confirm import</w:t>
+      </w:r>
+    </w:p>
+    <w:p>
+      <w:pPr>
+        <w:spacing w:after="120"/>
+        <w:jc w:val="left"/>
+      </w:pPr>
+      <w:r>
+        <w:rPr>
+          <w:rFonts w:ascii="Inter" w:cs="Inter" w:eastAsia="Inter" w:hAnsi="Inter"/>
+          <w:b w:val="false"/>
+          <w:bCs w:val="false"/>
+          <w:i w:val="false"/>
+          <w:iCs w:val="false"/>
+          <w:color w:val="454659"/>
+          <w:sz w:val="21"/>
+          <w:szCs w:val="21"/>
+        </w:rPr>
+        <w:t xml:space="preserve">The import includes 25 terms organized into 5 categories:</w:t>
+      </w:r>
+    </w:p>
+    <w:tbl>
+      <w:tblPr>
+        <w:tblW w:type="pct" w:w="100%"/>
+        <w:tblBorders>
+          <w:top w:val="single" w:color="auto" w:sz="4"/>
+          <w:left w:val="single" w:color="auto" w:sz="4"/>
+          <w:bottom w:val="single" w:color="auto" w:sz="4"/>
+          <w:right w:val="single" w:color="auto" w:sz="4"/>
+          <w:insideH w:val="single" w:color="auto" w:sz="4"/>
+          <w:insideV w:val="single" w:color="auto" w:sz="4"/>
+        </w:tblBorders>
+      </w:tblPr>
+      <w:tblGrid>
+        <w:gridCol w:w="100"/>
+        <w:gridCol w:w="100"/>
+        <w:gridCol w:w="100"/>
+      </w:tblGrid>
+      <w:tr>
+        <w:trPr>
+          <w:tblHeader/>
+        </w:trPr>
+        <w:tc>
+          <w:tcPr>
+            <w:shd w:color="006580" w:val="solid"/>
+            <w:tcMar>
+              <w:top w:type="dxa" w:w="40"/>
+              <w:left w:type="dxa" w:w="80"/>
+              <w:bottom w:type="dxa" w:w="40"/>
+              <w:right w:type="dxa" w:w="80"/>
+            </w:tcMar>
+          </w:tcPr>
+          <w:p>
+            <w:pPr>
+              <w:spacing w:after="0"/>
+            </w:pPr>
+            <w:r>
+              <w:rPr>
+                <w:rFonts w:ascii="Inter" w:cs="Inter" w:eastAsia="Inter" w:hAnsi="Inter"/>
+                <w:b/>
+                <w:bCs/>
+                <w:color w:val="FFFFFF"/>
+                <w:sz w:val="19"/>
+                <w:szCs w:val="19"/>
+              </w:rPr>
+              <w:t xml:space="preserve">Category</w:t>
+            </w:r>
+          </w:p>
+        </w:tc>
+        <w:tc>
+          <w:tcPr>
+            <w:shd w:color="006580" w:val="solid"/>
+            <w:tcMar>
+              <w:top w:type="dxa" w:w="40"/>
+              <w:left w:type="dxa" w:w="80"/>
+              <w:bottom w:type="dxa" w:w="40"/>
+              <w:right w:type="dxa" w:w="80"/>
+            </w:tcMar>
+          </w:tcPr>
+          <w:p>
+            <w:pPr>
+              <w:spacing w:after="0"/>
+            </w:pPr>
+            <w:r>
+              <w:rPr>
+                <w:rFonts w:ascii="Inter" w:cs="Inter" w:eastAsia="Inter" w:hAnsi="Inter"/>
+                <w:b/>
+                <w:bCs/>
+                <w:color w:val="FFFFFF"/>
+                <w:sz w:val="19"/>
+                <w:szCs w:val="19"/>
+              </w:rPr>
+              <w:t xml:space="preserve"># Terms</w:t>
+            </w:r>
+          </w:p>
+        </w:tc>
+        <w:tc>
+          <w:tcPr>
+            <w:shd w:color="006580" w:val="solid"/>
+            <w:tcMar>
+              <w:top w:type="dxa" w:w="40"/>
+              <w:left w:type="dxa" w:w="80"/>
+              <w:bottom w:type="dxa" w:w="40"/>
+              <w:right w:type="dxa" w:w="80"/>
+            </w:tcMar>
+          </w:tcPr>
+          <w:p>
+            <w:pPr>
+              <w:spacing w:after="0"/>
+            </w:pPr>
+            <w:r>
+              <w:rPr>
+                <w:rFonts w:ascii="Inter" w:cs="Inter" w:eastAsia="Inter" w:hAnsi="Inter"/>
+                <w:b/>
+                <w:bCs/>
+                <w:color w:val="FFFFFF"/>
+                <w:sz w:val="19"/>
+                <w:szCs w:val="19"/>
+              </w:rPr>
+              <w:t xml:space="preserve">Example Terms</w:t>
+            </w:r>
+          </w:p>
+        </w:tc>
+      </w:tr>
+      <w:tr>
+        <w:tc>
+          <w:tcPr>
+            <w:shd w:color="F6F7F8" w:val="solid"/>
+            <w:tcMar>
+              <w:top w:type="dxa" w:w="30"/>
+              <w:left w:type="dxa" w:w="80"/>
+              <w:bottom w:type="dxa" w:w="30"/>
+              <w:right w:type="dxa" w:w="80"/>
+            </w:tcMar>
+          </w:tcPr>
+          <w:p>
+            <w:pPr>
+              <w:spacing w:after="0"/>
+            </w:pPr>
+            <w:r>
+              <w:rPr>
+                <w:rFonts w:ascii="Inter" w:cs="Inter" w:eastAsia="Inter" w:hAnsi="Inter"/>
+                <w:color w:val="454659"/>
+                <w:sz w:val="19"/>
+                <w:szCs w:val="19"/>
+              </w:rPr>
+              <w:t xml:space="preserve">Inventory &amp; Warehouse</w:t>
+            </w:r>
+          </w:p>
+        </w:tc>
+        <w:tc>
+          <w:tcPr>
+            <w:shd w:color="F6F7F8" w:val="solid"/>
+            <w:tcMar>
+              <w:top w:type="dxa" w:w="30"/>
+              <w:left w:type="dxa" w:w="80"/>
+              <w:bottom w:type="dxa" w:w="30"/>
+              <w:right w:type="dxa" w:w="80"/>
+            </w:tcMar>
+          </w:tcPr>
+          <w:p>
+            <w:pPr>
+              <w:spacing w:after="0"/>
+            </w:pPr>
+            <w:r>
+              <w:rPr>
+                <w:rFonts w:ascii="Inter" w:cs="Inter" w:eastAsia="Inter" w:hAnsi="Inter"/>
+                <w:color w:val="454659"/>
+                <w:sz w:val="19"/>
+                <w:szCs w:val="19"/>
+              </w:rPr>
+              <w:t xml:space="preserve">5</w:t>
+            </w:r>
+          </w:p>
+        </w:tc>
+        <w:tc>
+          <w:tcPr>
+            <w:shd w:color="F6F7F8" w:val="solid"/>
+            <w:tcMar>
+              <w:top w:type="dxa" w:w="30"/>
+              <w:left w:type="dxa" w:w="80"/>
+              <w:bottom w:type="dxa" w:w="30"/>
+              <w:right w:type="dxa" w:w="80"/>
+            </w:tcMar>
+          </w:tcPr>
+          <w:p>
+            <w:pPr>
+              <w:spacing w:after="0"/>
+            </w:pPr>
+            <w:r>
+              <w:rPr>
+                <w:rFonts w:ascii="Inter" w:cs="Inter" w:eastAsia="Inter" w:hAnsi="Inter"/>
+                <w:color w:val="454659"/>
+                <w:sz w:val="19"/>
+                <w:szCs w:val="19"/>
+              </w:rPr>
+              <w:t xml:space="preserve">Phantom Inventory, Safety Stock, Cycle Count, IRA, Pick Wave</w:t>
+            </w:r>
+          </w:p>
+        </w:tc>
+      </w:tr>
+      <w:tr>
+        <w:tc>
+          <w:tcPr>
+            <w:tcMar>
+              <w:top w:type="dxa" w:w="30"/>
+              <w:left w:type="dxa" w:w="80"/>
+              <w:bottom w:type="dxa" w:w="30"/>
+              <w:right w:type="dxa" w:w="80"/>
+            </w:tcMar>
+          </w:tcPr>
+          <w:p>
+            <w:pPr>
+              <w:spacing w:after="0"/>
+            </w:pPr>
+            <w:r>
+              <w:rPr>
+                <w:rFonts w:ascii="Inter" w:cs="Inter" w:eastAsia="Inter" w:hAnsi="Inter"/>
+                <w:color w:val="454659"/>
+                <w:sz w:val="19"/>
+                <w:szCs w:val="19"/>
+              </w:rPr>
+              <w:t xml:space="preserve">Supply Chain &amp; Logistics</w:t>
+            </w:r>
+          </w:p>
+        </w:tc>
+        <w:tc>
+          <w:tcPr>
+            <w:tcMar>
+              <w:top w:type="dxa" w:w="30"/>
+              <w:left w:type="dxa" w:w="80"/>
+              <w:bottom w:type="dxa" w:w="30"/>
+              <w:right w:type="dxa" w:w="80"/>
+            </w:tcMar>
+          </w:tcPr>
+          <w:p>
+            <w:pPr>
+              <w:spacing w:after="0"/>
+            </w:pPr>
+            <w:r>
+              <w:rPr>
+                <w:rFonts w:ascii="Inter" w:cs="Inter" w:eastAsia="Inter" w:hAnsi="Inter"/>
+                <w:color w:val="454659"/>
+                <w:sz w:val="19"/>
+                <w:szCs w:val="19"/>
+              </w:rPr>
+              <w:t xml:space="preserve">5</w:t>
+            </w:r>
+          </w:p>
+        </w:tc>
+        <w:tc>
+          <w:tcPr>
+            <w:tcMar>
+              <w:top w:type="dxa" w:w="30"/>
+              <w:left w:type="dxa" w:w="80"/>
+              <w:bottom w:type="dxa" w:w="30"/>
+              <w:right w:type="dxa" w:w="80"/>
+            </w:tcMar>
+          </w:tcPr>
+          <w:p>
+            <w:pPr>
+              <w:spacing w:after="0"/>
+            </w:pPr>
+            <w:r>
+              <w:rPr>
+                <w:rFonts w:ascii="Inter" w:cs="Inter" w:eastAsia="Inter" w:hAnsi="Inter"/>
+                <w:color w:val="454659"/>
+                <w:sz w:val="19"/>
+                <w:szCs w:val="19"/>
+              </w:rPr>
+              <w:t xml:space="preserve">Cold Chain, Last Mile, WISMO, SLA Breach, Carrier Scorecard</w:t>
+            </w:r>
+          </w:p>
+        </w:tc>
+      </w:tr>
+      <w:tr>
+        <w:tc>
+          <w:tcPr>
+            <w:shd w:color="F6F7F8" w:val="solid"/>
+            <w:tcMar>
+              <w:top w:type="dxa" w:w="30"/>
+              <w:left w:type="dxa" w:w="80"/>
+              <w:bottom w:type="dxa" w:w="30"/>
+              <w:right w:type="dxa" w:w="80"/>
+            </w:tcMar>
+          </w:tcPr>
+          <w:p>
+            <w:pPr>
+              <w:spacing w:after="0"/>
+            </w:pPr>
+            <w:r>
+              <w:rPr>
+                <w:rFonts w:ascii="Inter" w:cs="Inter" w:eastAsia="Inter" w:hAnsi="Inter"/>
+                <w:color w:val="454659"/>
+                <w:sz w:val="19"/>
+                <w:szCs w:val="19"/>
+              </w:rPr>
+              <w:t xml:space="preserve">Data Quality &amp; Governance</w:t>
+            </w:r>
+          </w:p>
+        </w:tc>
+        <w:tc>
+          <w:tcPr>
+            <w:shd w:color="F6F7F8" w:val="solid"/>
+            <w:tcMar>
+              <w:top w:type="dxa" w:w="30"/>
+              <w:left w:type="dxa" w:w="80"/>
+              <w:bottom w:type="dxa" w:w="30"/>
+              <w:right w:type="dxa" w:w="80"/>
+            </w:tcMar>
+          </w:tcPr>
+          <w:p>
+            <w:pPr>
+              <w:spacing w:after="0"/>
+            </w:pPr>
+            <w:r>
+              <w:rPr>
+                <w:rFonts w:ascii="Inter" w:cs="Inter" w:eastAsia="Inter" w:hAnsi="Inter"/>
+                <w:color w:val="454659"/>
+                <w:sz w:val="19"/>
+                <w:szCs w:val="19"/>
+              </w:rPr>
+              <w:t xml:space="preserve">5</w:t>
+            </w:r>
+          </w:p>
+        </w:tc>
+        <w:tc>
+          <w:tcPr>
+            <w:shd w:color="F6F7F8" w:val="solid"/>
+            <w:tcMar>
+              <w:top w:type="dxa" w:w="30"/>
+              <w:left w:type="dxa" w:w="80"/>
+              <w:bottom w:type="dxa" w:w="30"/>
+              <w:right w:type="dxa" w:w="80"/>
+            </w:tcMar>
+          </w:tcPr>
+          <w:p>
+            <w:pPr>
+              <w:spacing w:after="0"/>
+            </w:pPr>
+            <w:r>
+              <w:rPr>
+                <w:rFonts w:ascii="Inter" w:cs="Inter" w:eastAsia="Inter" w:hAnsi="Inter"/>
+                <w:color w:val="454659"/>
+                <w:sz w:val="19"/>
+                <w:szCs w:val="19"/>
+              </w:rPr>
+              <w:t xml:space="preserve">Trust Score, Data Lineage, Data Product, Golden Record, Profiling</w:t>
+            </w:r>
+          </w:p>
+        </w:tc>
+      </w:tr>
+      <w:tr>
+        <w:tc>
+          <w:tcPr>
+            <w:tcMar>
+              <w:top w:type="dxa" w:w="30"/>
+              <w:left w:type="dxa" w:w="80"/>
+              <w:bottom w:type="dxa" w:w="30"/>
+              <w:right w:type="dxa" w:w="80"/>
+            </w:tcMar>
+          </w:tcPr>
+          <w:p>
+            <w:pPr>
+              <w:spacing w:after="0"/>
+            </w:pPr>
+            <w:r>
+              <w:rPr>
+                <w:rFonts w:ascii="Inter" w:cs="Inter" w:eastAsia="Inter" w:hAnsi="Inter"/>
+                <w:color w:val="454659"/>
+                <w:sz w:val="19"/>
+                <w:szCs w:val="19"/>
+              </w:rPr>
+              <w:t xml:space="preserve">Compliance &amp; Regulatory</w:t>
+            </w:r>
+          </w:p>
+        </w:tc>
+        <w:tc>
+          <w:tcPr>
+            <w:tcMar>
+              <w:top w:type="dxa" w:w="30"/>
+              <w:left w:type="dxa" w:w="80"/>
+              <w:bottom w:type="dxa" w:w="30"/>
+              <w:right w:type="dxa" w:w="80"/>
+            </w:tcMar>
+          </w:tcPr>
+          <w:p>
+            <w:pPr>
+              <w:spacing w:after="0"/>
+            </w:pPr>
+            <w:r>
+              <w:rPr>
+                <w:rFonts w:ascii="Inter" w:cs="Inter" w:eastAsia="Inter" w:hAnsi="Inter"/>
+                <w:color w:val="454659"/>
+                <w:sz w:val="19"/>
+                <w:szCs w:val="19"/>
+              </w:rPr>
+              <w:t xml:space="preserve">5</w:t>
+            </w:r>
+          </w:p>
+        </w:tc>
+        <w:tc>
+          <w:tcPr>
+            <w:tcMar>
+              <w:top w:type="dxa" w:w="30"/>
+              <w:left w:type="dxa" w:w="80"/>
+              <w:bottom w:type="dxa" w:w="30"/>
+              <w:right w:type="dxa" w:w="80"/>
+            </w:tcMar>
+          </w:tcPr>
+          <w:p>
+            <w:pPr>
+              <w:spacing w:after="0"/>
+            </w:pPr>
+            <w:r>
+              <w:rPr>
+                <w:rFonts w:ascii="Inter" w:cs="Inter" w:eastAsia="Inter" w:hAnsi="Inter"/>
+                <w:color w:val="454659"/>
+                <w:sz w:val="19"/>
+                <w:szCs w:val="19"/>
+              </w:rPr>
+              <w:t xml:space="preserve">GDP Compliance, FSMA, Chain of Custody, Recall Readiness, Audit Trail</w:t>
+            </w:r>
+          </w:p>
+        </w:tc>
+      </w:tr>
+      <w:tr>
+        <w:tc>
+          <w:tcPr>
+            <w:shd w:color="F6F7F8" w:val="solid"/>
+            <w:tcMar>
+              <w:top w:type="dxa" w:w="30"/>
+              <w:left w:type="dxa" w:w="80"/>
+              <w:bottom w:type="dxa" w:w="30"/>
+              <w:right w:type="dxa" w:w="80"/>
+            </w:tcMar>
+          </w:tcPr>
+          <w:p>
+            <w:pPr>
+              <w:spacing w:after="0"/>
+            </w:pPr>
+            <w:r>
+              <w:rPr>
+                <w:rFonts w:ascii="Inter" w:cs="Inter" w:eastAsia="Inter" w:hAnsi="Inter"/>
+                <w:color w:val="454659"/>
+                <w:sz w:val="19"/>
+                <w:szCs w:val="19"/>
+              </w:rPr>
+              <w:t xml:space="preserve">Business Operations</w:t>
+            </w:r>
+          </w:p>
+        </w:tc>
+        <w:tc>
+          <w:tcPr>
+            <w:shd w:color="F6F7F8" w:val="solid"/>
+            <w:tcMar>
+              <w:top w:type="dxa" w:w="30"/>
+              <w:left w:type="dxa" w:w="80"/>
+              <w:bottom w:type="dxa" w:w="30"/>
+              <w:right w:type="dxa" w:w="80"/>
+            </w:tcMar>
+          </w:tcPr>
+          <w:p>
+            <w:pPr>
+              <w:spacing w:after="0"/>
+            </w:pPr>
+            <w:r>
+              <w:rPr>
+                <w:rFonts w:ascii="Inter" w:cs="Inter" w:eastAsia="Inter" w:hAnsi="Inter"/>
+                <w:color w:val="454659"/>
+                <w:sz w:val="19"/>
+                <w:szCs w:val="19"/>
+              </w:rPr>
+              <w:t xml:space="preserve">5</w:t>
+            </w:r>
+          </w:p>
+        </w:tc>
+        <w:tc>
+          <w:tcPr>
+            <w:shd w:color="F6F7F8" w:val="solid"/>
+            <w:tcMar>
+              <w:top w:type="dxa" w:w="30"/>
+              <w:left w:type="dxa" w:w="80"/>
+              <w:bottom w:type="dxa" w:w="30"/>
+              <w:right w:type="dxa" w:w="80"/>
+            </w:tcMar>
+          </w:tcPr>
+          <w:p>
+            <w:pPr>
+              <w:spacing w:after="0"/>
+            </w:pPr>
+            <w:r>
+              <w:rPr>
+                <w:rFonts w:ascii="Inter" w:cs="Inter" w:eastAsia="Inter" w:hAnsi="Inter"/>
+                <w:color w:val="454659"/>
+                <w:sz w:val="19"/>
+                <w:szCs w:val="19"/>
+              </w:rPr>
+              <w:t xml:space="preserve">Fulfillment Rate, Order Accuracy, Customer Churn, Net Promoter Score, Revenue Leakage</w:t>
+            </w:r>
+          </w:p>
+        </w:tc>
+      </w:tr>
+    </w:tbl>
+    <w:tbl>
+      <w:tblPr>
+        <w:tblW w:type="pct" w:w="100%"/>
+        <w:tblBorders>
+          <w:top w:val="single" w:color="auto" w:sz="4"/>
+          <w:left w:val="single" w:color="auto" w:sz="4"/>
+          <w:bottom w:val="single" w:color="auto" w:sz="4"/>
+          <w:right w:val="single" w:color="auto" w:sz="4"/>
+          <w:insideH w:val="single" w:color="auto" w:sz="4"/>
+          <w:insideV w:val="single" w:color="auto" w:sz="4"/>
+        </w:tblBorders>
+      </w:tblPr>
+      <w:tblGrid>
+        <w:gridCol w:w="100"/>
+        <w:gridCol w:w="100"/>
+      </w:tblGrid>
+      <w:tr>
+        <w:tc>
+          <w:tcPr>
+            <w:tcW w:type="pct" w:w="1%"/>
+            <w:tcBorders>
+              <w:top w:val="none"/>
+              <w:left w:val="none"/>
+              <w:bottom w:val="none"/>
+              <w:right w:val="none"/>
+            </w:tcBorders>
+            <w:shd w:color="006580" w:val="solid"/>
+          </w:tcPr>
+          <w:p>
+            <w:pPr>
+              <w:spacing w:after="0"/>
+            </w:pPr>
+            <w:r>
+              <w:rPr>
+                <w:sz w:val="10"/>
+                <w:szCs w:val="10"/>
+              </w:rPr>
+              <w:t xml:space="preserve"> </w:t>
+            </w:r>
+          </w:p>
+        </w:tc>
+        <w:tc>
+          <w:tcPr>
+            <w:tcW w:type="pct" w:w="99%"/>
+            <w:shd w:color="F6F7F8" w:val="solid"/>
+            <w:tcMar>
+              <w:top w:type="dxa" w:w="80"/>
+              <w:left w:type="dxa" w:w="120"/>
+              <w:bottom w:type="dxa" w:w="80"/>
+              <w:right w:type="dxa" w:w="120"/>
+            </w:tcMar>
+          </w:tcPr>
+          <w:p>
+            <w:pPr>
+              <w:spacing w:after="0"/>
+            </w:pPr>
+            <w:r>
+              <w:rPr>
+                <w:rFonts w:ascii="Inter" w:cs="Inter" w:eastAsia="Inter" w:hAnsi="Inter"/>
+                <w:color w:val="454659"/>
+                <w:sz w:val="20"/>
+                <w:szCs w:val="20"/>
+              </w:rPr>
+              <w:t xml:space="preserve">[Screenshot: Glossary term creation screen in Qlik Cloud showing a term being defined with category, description, and related assets]</w:t>
+            </w:r>
+          </w:p>
+        </w:tc>
+      </w:tr>
+    </w:tbl>
+    <w:p>
+      <w:pPr>
+        <w:spacing w:after="120" w:before="280"/>
+      </w:pPr>
+      <w:r>
+        <w:rPr>
+          <w:rFonts w:ascii="Inter" w:cs="Inter" w:eastAsia="Inter" w:hAnsi="Inter"/>
+          <w:b/>
+          <w:bCs/>
+          <w:color w:val="006580"/>
+          <w:sz w:val="26"/>
+          <w:szCs w:val="26"/>
+        </w:rPr>
+        <w:t xml:space="preserve">11.2 Link Terms to Data Assets</w:t>
+      </w:r>
+    </w:p>
+    <w:p>
+      <w:pPr>
+        <w:spacing w:after="120"/>
+        <w:jc w:val="left"/>
+      </w:pPr>
+      <w:r>
+        <w:rPr>
+          <w:rFonts w:ascii="Inter" w:cs="Inter" w:eastAsia="Inter" w:hAnsi="Inter"/>
+          <w:b w:val="false"/>
+          <w:bCs w:val="false"/>
+          <w:i w:val="false"/>
+          <w:iCs w:val="false"/>
+          <w:color w:val="454659"/>
+          <w:sz w:val="21"/>
+          <w:szCs w:val="21"/>
+        </w:rPr>
+        <w:t xml:space="preserve">After importing, link glossary terms to their corresponding data assets:</w:t>
+      </w:r>
+    </w:p>
+    <w:p>
+      <w:pPr>
+        <w:pStyle w:val="ListParagraph"/>
+        <w:numPr>
+          <w:ilvl w:val="0"/>
+          <w:numId w:val="1"/>
+        </w:numPr>
+        <w:spacing w:after="120"/>
+        <w:jc w:val="left"/>
+      </w:pPr>
+      <w:r>
+        <w:rPr>
+          <w:rFonts w:ascii="Inter" w:cs="Inter" w:eastAsia="Inter" w:hAnsi="Inter"/>
+          <w:b w:val="false"/>
+          <w:bCs w:val="false"/>
+          <w:i w:val="false"/>
+          <w:iCs w:val="false"/>
+          <w:color w:val="454659"/>
+          <w:sz w:val="21"/>
+          <w:szCs w:val="21"/>
+        </w:rPr>
+        <w:t xml:space="preserve">Link 'Phantom Inventory' to gold.inventory_health data product</w:t>
+      </w:r>
+    </w:p>
+    <w:p>
+      <w:pPr>
+        <w:pStyle w:val="ListParagraph"/>
+        <w:numPr>
+          <w:ilvl w:val="0"/>
+          <w:numId w:val="1"/>
+        </w:numPr>
+        <w:spacing w:after="120"/>
+        <w:jc w:val="left"/>
+      </w:pPr>
+      <w:r>
+        <w:rPr>
+          <w:rFonts w:ascii="Inter" w:cs="Inter" w:eastAsia="Inter" w:hAnsi="Inter"/>
+          <w:b w:val="false"/>
+          <w:bCs w:val="false"/>
+          <w:i w:val="false"/>
+          <w:iCs w:val="false"/>
+          <w:color w:val="454659"/>
+          <w:sz w:val="21"/>
+          <w:szCs w:val="21"/>
+        </w:rPr>
+        <w:t xml:space="preserve">Link 'Cold Chain' to gold.supply_chain_health data product</w:t>
+      </w:r>
+    </w:p>
+    <w:p>
+      <w:pPr>
+        <w:pStyle w:val="ListParagraph"/>
+        <w:numPr>
+          <w:ilvl w:val="0"/>
+          <w:numId w:val="1"/>
+        </w:numPr>
+        <w:spacing w:after="120"/>
+        <w:jc w:val="left"/>
+      </w:pPr>
+      <w:r>
+        <w:rPr>
+          <w:rFonts w:ascii="Inter" w:cs="Inter" w:eastAsia="Inter" w:hAnsi="Inter"/>
+          <w:b w:val="false"/>
+          <w:bCs w:val="false"/>
+          <w:i w:val="false"/>
+          <w:iCs w:val="false"/>
+          <w:color w:val="454659"/>
+          <w:sz w:val="21"/>
+          <w:szCs w:val="21"/>
+        </w:rPr>
+        <w:t xml:space="preserve">Link 'WISMO' to gold.last_mile_performance data product</w:t>
+      </w:r>
+    </w:p>
+    <w:p>
+      <w:pPr>
+        <w:pStyle w:val="ListParagraph"/>
+        <w:numPr>
+          <w:ilvl w:val="0"/>
+          <w:numId w:val="1"/>
+        </w:numPr>
+        <w:spacing w:after="120"/>
+        <w:jc w:val="left"/>
+      </w:pPr>
+      <w:r>
+        <w:rPr>
+          <w:rFonts w:ascii="Inter" w:cs="Inter" w:eastAsia="Inter" w:hAnsi="Inter"/>
+          <w:b w:val="false"/>
+          <w:bCs w:val="false"/>
+          <w:i w:val="false"/>
+          <w:iCs w:val="false"/>
+          <w:color w:val="454659"/>
+          <w:sz w:val="21"/>
+          <w:szCs w:val="21"/>
+        </w:rPr>
+        <w:t xml:space="preserve">Link 'Trust Score' to all data products (as a governance concept)</w:t>
+      </w:r>
+    </w:p>
+    <w:tbl>
+      <w:tblPr>
+        <w:tblW w:type="pct" w:w="100%"/>
+        <w:tblBorders>
+          <w:top w:val="single" w:color="auto" w:sz="4"/>
+          <w:left w:val="single" w:color="auto" w:sz="4"/>
+          <w:bottom w:val="single" w:color="auto" w:sz="4"/>
+          <w:right w:val="single" w:color="auto" w:sz="4"/>
+          <w:insideH w:val="single" w:color="auto" w:sz="4"/>
+          <w:insideV w:val="single" w:color="auto" w:sz="4"/>
+        </w:tblBorders>
+      </w:tblPr>
+      <w:tblGrid>
+        <w:gridCol w:w="100"/>
+        <w:gridCol w:w="100"/>
+      </w:tblGrid>
+      <w:tr>
+        <w:tc>
+          <w:tcPr>
+            <w:tcW w:type="pct" w:w="1%"/>
+            <w:tcBorders>
+              <w:top w:val="none"/>
+              <w:left w:val="none"/>
+              <w:bottom w:val="none"/>
+              <w:right w:val="none"/>
+            </w:tcBorders>
+            <w:shd w:color="009845" w:val="solid"/>
+          </w:tcPr>
+          <w:p>
+            <w:pPr>
+              <w:spacing w:after="0"/>
+            </w:pPr>
+            <w:r>
+              <w:rPr>
+                <w:sz w:val="10"/>
+                <w:szCs w:val="10"/>
+              </w:rPr>
+              <w:t xml:space="preserve"> </w:t>
+            </w:r>
+          </w:p>
+        </w:tc>
+        <w:tc>
+          <w:tcPr>
+            <w:tcW w:type="pct" w:w="99%"/>
+            <w:shd w:color="F6F7F8" w:val="solid"/>
+            <w:tcMar>
+              <w:top w:type="dxa" w:w="80"/>
+              <w:left w:type="dxa" w:w="120"/>
+              <w:bottom w:type="dxa" w:w="80"/>
+              <w:right w:type="dxa" w:w="120"/>
+            </w:tcMar>
+          </w:tcPr>
+          <w:p>
+            <w:pPr>
+              <w:spacing w:after="0"/>
+            </w:pPr>
+            <w:r>
+              <w:rPr>
+                <w:rFonts w:ascii="Inter" w:cs="Inter" w:eastAsia="Inter" w:hAnsi="Inter"/>
+                <w:color w:val="454659"/>
+                <w:sz w:val="20"/>
+                <w:szCs w:val="20"/>
+              </w:rPr>
+              <w:t xml:space="preserve">Linking glossary terms to data assets enables contextual help in analytics apps. When users hover over a field linked to a glossary term, the definition appears automatically.</w:t>
+            </w:r>
+          </w:p>
+        </w:tc>
+      </w:tr>
+    </w:tbl>
+    <w:p>
+      <w:r>
+        <w:br w:type="page"/>
+      </w:r>
+    </w:p>
+    <w:p>
+      <w:pPr>
+        <w:pBdr>
+          <w:bottom w:val="single" w:color="006580" w:sz="2" w:space="4"/>
+        </w:pBdr>
+        <w:spacing w:after="160" w:before="360"/>
+      </w:pPr>
+      <w:r>
+        <w:rPr>
+          <w:rFonts w:ascii="Inter" w:cs="Inter" w:eastAsia="Inter" w:hAnsi="Inter"/>
+          <w:b/>
+          <w:bCs/>
+          <w:color w:val="19416C"/>
+          <w:sz w:val="30"/>
+          <w:szCs w:val="30"/>
+        </w:rPr>
+        <w:t xml:space="preserve">12. Automations</w:t>
+      </w:r>
+    </w:p>
+    <w:p>
+      <w:pPr>
+        <w:spacing w:after="120"/>
+        <w:jc w:val="left"/>
+      </w:pPr>
+      <w:r>
+        <w:rPr>
+          <w:rFonts w:ascii="Inter" w:cs="Inter" w:eastAsia="Inter" w:hAnsi="Inter"/>
+          <w:b w:val="false"/>
+          <w:bCs w:val="false"/>
+          <w:i w:val="false"/>
+          <w:iCs w:val="false"/>
+          <w:color w:val="454659"/>
+          <w:sz w:val="21"/>
+          <w:szCs w:val="21"/>
+        </w:rPr>
+        <w:t xml:space="preserve">Set up five automations that demonstrate Qlik's ability to trigger actions based on data events and schedules.</w:t>
+      </w:r>
+    </w:p>
+    <w:p>
+      <w:pPr>
+        <w:spacing w:after="120" w:before="280"/>
+      </w:pPr>
+      <w:r>
+        <w:rPr>
+          <w:rFonts w:ascii="Inter" w:cs="Inter" w:eastAsia="Inter" w:hAnsi="Inter"/>
+          <w:b/>
+          <w:bCs/>
+          <w:color w:val="006580"/>
+          <w:sz w:val="26"/>
+          <w:szCs w:val="26"/>
+        </w:rPr>
+        <w:t xml:space="preserve">12.1 Automation Overview</w:t>
+      </w:r>
+    </w:p>
+    <w:tbl>
+      <w:tblPr>
+        <w:tblW w:type="pct" w:w="100%"/>
+        <w:tblBorders>
+          <w:top w:val="single" w:color="auto" w:sz="4"/>
+          <w:left w:val="single" w:color="auto" w:sz="4"/>
+          <w:bottom w:val="single" w:color="auto" w:sz="4"/>
+          <w:right w:val="single" w:color="auto" w:sz="4"/>
+          <w:insideH w:val="single" w:color="auto" w:sz="4"/>
+          <w:insideV w:val="single" w:color="auto" w:sz="4"/>
+        </w:tblBorders>
+      </w:tblPr>
+      <w:tblGrid>
+        <w:gridCol w:w="100"/>
+        <w:gridCol w:w="100"/>
+        <w:gridCol w:w="100"/>
+        <w:gridCol w:w="100"/>
+        <w:gridCol w:w="100"/>
+      </w:tblGrid>
+      <w:tr>
+        <w:trPr>
+          <w:tblHeader/>
+        </w:trPr>
+        <w:tc>
+          <w:tcPr>
+            <w:shd w:color="006580" w:val="solid"/>
+            <w:tcMar>
+              <w:top w:type="dxa" w:w="40"/>
+              <w:left w:type="dxa" w:w="80"/>
+              <w:bottom w:type="dxa" w:w="40"/>
+              <w:right w:type="dxa" w:w="80"/>
+            </w:tcMar>
+          </w:tcPr>
+          <w:p>
+            <w:pPr>
+              <w:spacing w:after="0"/>
+            </w:pPr>
+            <w:r>
+              <w:rPr>
+                <w:rFonts w:ascii="Inter" w:cs="Inter" w:eastAsia="Inter" w:hAnsi="Inter"/>
+                <w:b/>
+                <w:bCs/>
+                <w:color w:val="FFFFFF"/>
+                <w:sz w:val="19"/>
+                <w:szCs w:val="19"/>
+              </w:rPr>
+              <w:t xml:space="preserve">#</w:t>
+            </w:r>
+          </w:p>
+        </w:tc>
+        <w:tc>
+          <w:tcPr>
+            <w:shd w:color="006580" w:val="solid"/>
+            <w:tcMar>
+              <w:top w:type="dxa" w:w="40"/>
+              <w:left w:type="dxa" w:w="80"/>
+              <w:bottom w:type="dxa" w:w="40"/>
+              <w:right w:type="dxa" w:w="80"/>
+            </w:tcMar>
+          </w:tcPr>
+          <w:p>
+            <w:pPr>
+              <w:spacing w:after="0"/>
+            </w:pPr>
+            <w:r>
+              <w:rPr>
+                <w:rFonts w:ascii="Inter" w:cs="Inter" w:eastAsia="Inter" w:hAnsi="Inter"/>
+                <w:b/>
+                <w:bCs/>
+                <w:color w:val="FFFFFF"/>
+                <w:sz w:val="19"/>
+                <w:szCs w:val="19"/>
+              </w:rPr>
+              <w:t xml:space="preserve">Automation Name</w:t>
+            </w:r>
+          </w:p>
+        </w:tc>
+        <w:tc>
+          <w:tcPr>
+            <w:shd w:color="006580" w:val="solid"/>
+            <w:tcMar>
+              <w:top w:type="dxa" w:w="40"/>
+              <w:left w:type="dxa" w:w="80"/>
+              <w:bottom w:type="dxa" w:w="40"/>
+              <w:right w:type="dxa" w:w="80"/>
+            </w:tcMar>
+          </w:tcPr>
+          <w:p>
+            <w:pPr>
+              <w:spacing w:after="0"/>
+            </w:pPr>
+            <w:r>
+              <w:rPr>
+                <w:rFonts w:ascii="Inter" w:cs="Inter" w:eastAsia="Inter" w:hAnsi="Inter"/>
+                <w:b/>
+                <w:bCs/>
+                <w:color w:val="FFFFFF"/>
+                <w:sz w:val="19"/>
+                <w:szCs w:val="19"/>
+              </w:rPr>
+              <w:t xml:space="preserve">Trigger</w:t>
+            </w:r>
+          </w:p>
+        </w:tc>
+        <w:tc>
+          <w:tcPr>
+            <w:shd w:color="006580" w:val="solid"/>
+            <w:tcMar>
+              <w:top w:type="dxa" w:w="40"/>
+              <w:left w:type="dxa" w:w="80"/>
+              <w:bottom w:type="dxa" w:w="40"/>
+              <w:right w:type="dxa" w:w="80"/>
+            </w:tcMar>
+          </w:tcPr>
+          <w:p>
+            <w:pPr>
+              <w:spacing w:after="0"/>
+            </w:pPr>
+            <w:r>
+              <w:rPr>
+                <w:rFonts w:ascii="Inter" w:cs="Inter" w:eastAsia="Inter" w:hAnsi="Inter"/>
+                <w:b/>
+                <w:bCs/>
+                <w:color w:val="FFFFFF"/>
+                <w:sz w:val="19"/>
+                <w:szCs w:val="19"/>
+              </w:rPr>
+              <w:t xml:space="preserve">Action</w:t>
+            </w:r>
+          </w:p>
+        </w:tc>
+        <w:tc>
+          <w:tcPr>
+            <w:shd w:color="006580" w:val="solid"/>
+            <w:tcMar>
+              <w:top w:type="dxa" w:w="40"/>
+              <w:left w:type="dxa" w:w="80"/>
+              <w:bottom w:type="dxa" w:w="40"/>
+              <w:right w:type="dxa" w:w="80"/>
+            </w:tcMar>
+          </w:tcPr>
+          <w:p>
+            <w:pPr>
+              <w:spacing w:after="0"/>
+            </w:pPr>
+            <w:r>
+              <w:rPr>
+                <w:rFonts w:ascii="Inter" w:cs="Inter" w:eastAsia="Inter" w:hAnsi="Inter"/>
+                <w:b/>
+                <w:bCs/>
+                <w:color w:val="FFFFFF"/>
+                <w:sz w:val="19"/>
+                <w:szCs w:val="19"/>
+              </w:rPr>
+              <w:t xml:space="preserve">Schedule</w:t>
+            </w:r>
+          </w:p>
+        </w:tc>
+      </w:tr>
+      <w:tr>
+        <w:tc>
+          <w:tcPr>
+            <w:shd w:color="F6F7F8" w:val="solid"/>
+            <w:tcMar>
+              <w:top w:type="dxa" w:w="30"/>
+              <w:left w:type="dxa" w:w="80"/>
+              <w:bottom w:type="dxa" w:w="30"/>
+              <w:right w:type="dxa" w:w="80"/>
+            </w:tcMar>
+          </w:tcPr>
+          <w:p>
+            <w:pPr>
+              <w:spacing w:after="0"/>
+            </w:pPr>
+            <w:r>
+              <w:rPr>
+                <w:rFonts w:ascii="Inter" w:cs="Inter" w:eastAsia="Inter" w:hAnsi="Inter"/>
+                <w:color w:val="454659"/>
+                <w:sz w:val="19"/>
+                <w:szCs w:val="19"/>
+              </w:rPr>
+              <w:t xml:space="preserve">1</w:t>
+            </w:r>
+          </w:p>
+        </w:tc>
+        <w:tc>
+          <w:tcPr>
+            <w:shd w:color="F6F7F8" w:val="solid"/>
+            <w:tcMar>
+              <w:top w:type="dxa" w:w="30"/>
+              <w:left w:type="dxa" w:w="80"/>
+              <w:bottom w:type="dxa" w:w="30"/>
+              <w:right w:type="dxa" w:w="80"/>
+            </w:tcMar>
+          </w:tcPr>
+          <w:p>
+            <w:pPr>
+              <w:spacing w:after="0"/>
+            </w:pPr>
+            <w:r>
+              <w:rPr>
+                <w:rFonts w:ascii="Inter" w:cs="Inter" w:eastAsia="Inter" w:hAnsi="Inter"/>
+                <w:color w:val="454659"/>
+                <w:sz w:val="19"/>
+                <w:szCs w:val="19"/>
+              </w:rPr>
+              <w:t xml:space="preserve">Daily App Reload</w:t>
+            </w:r>
+          </w:p>
+        </w:tc>
+        <w:tc>
+          <w:tcPr>
+            <w:shd w:color="F6F7F8" w:val="solid"/>
+            <w:tcMar>
+              <w:top w:type="dxa" w:w="30"/>
+              <w:left w:type="dxa" w:w="80"/>
+              <w:bottom w:type="dxa" w:w="30"/>
+              <w:right w:type="dxa" w:w="80"/>
+            </w:tcMar>
+          </w:tcPr>
+          <w:p>
+            <w:pPr>
+              <w:spacing w:after="0"/>
+            </w:pPr>
+            <w:r>
+              <w:rPr>
+                <w:rFonts w:ascii="Inter" w:cs="Inter" w:eastAsia="Inter" w:hAnsi="Inter"/>
+                <w:color w:val="454659"/>
+                <w:sz w:val="19"/>
+                <w:szCs w:val="19"/>
+              </w:rPr>
+              <w:t xml:space="preserve">Schedule</w:t>
+            </w:r>
+          </w:p>
+        </w:tc>
+        <w:tc>
+          <w:tcPr>
+            <w:shd w:color="F6F7F8" w:val="solid"/>
+            <w:tcMar>
+              <w:top w:type="dxa" w:w="30"/>
+              <w:left w:type="dxa" w:w="80"/>
+              <w:bottom w:type="dxa" w:w="30"/>
+              <w:right w:type="dxa" w:w="80"/>
+            </w:tcMar>
+          </w:tcPr>
+          <w:p>
+            <w:pPr>
+              <w:spacing w:after="0"/>
+            </w:pPr>
+            <w:r>
+              <w:rPr>
+                <w:rFonts w:ascii="Inter" w:cs="Inter" w:eastAsia="Inter" w:hAnsi="Inter"/>
+                <w:color w:val="454659"/>
+                <w:sz w:val="19"/>
+                <w:szCs w:val="19"/>
+              </w:rPr>
+              <w:t xml:space="preserve">Reload MCG analytics apps with latest data</w:t>
+            </w:r>
+          </w:p>
+        </w:tc>
+        <w:tc>
+          <w:tcPr>
+            <w:shd w:color="F6F7F8" w:val="solid"/>
+            <w:tcMar>
+              <w:top w:type="dxa" w:w="30"/>
+              <w:left w:type="dxa" w:w="80"/>
+              <w:bottom w:type="dxa" w:w="30"/>
+              <w:right w:type="dxa" w:w="80"/>
+            </w:tcMar>
+          </w:tcPr>
+          <w:p>
+            <w:pPr>
+              <w:spacing w:after="0"/>
+            </w:pPr>
+            <w:r>
+              <w:rPr>
+                <w:rFonts w:ascii="Inter" w:cs="Inter" w:eastAsia="Inter" w:hAnsi="Inter"/>
+                <w:color w:val="454659"/>
+                <w:sz w:val="19"/>
+                <w:szCs w:val="19"/>
+              </w:rPr>
+              <w:t xml:space="preserve">06:00 UTC daily</w:t>
+            </w:r>
+          </w:p>
+        </w:tc>
+      </w:tr>
+      <w:tr>
+        <w:tc>
+          <w:tcPr>
+            <w:tcMar>
+              <w:top w:type="dxa" w:w="30"/>
+              <w:left w:type="dxa" w:w="80"/>
+              <w:bottom w:type="dxa" w:w="30"/>
+              <w:right w:type="dxa" w:w="80"/>
+            </w:tcMar>
+          </w:tcPr>
+          <w:p>
+            <w:pPr>
+              <w:spacing w:after="0"/>
+            </w:pPr>
+            <w:r>
+              <w:rPr>
+                <w:rFonts w:ascii="Inter" w:cs="Inter" w:eastAsia="Inter" w:hAnsi="Inter"/>
+                <w:color w:val="454659"/>
+                <w:sz w:val="19"/>
+                <w:szCs w:val="19"/>
+              </w:rPr>
+              <w:t xml:space="preserve">2</w:t>
+            </w:r>
+          </w:p>
+        </w:tc>
+        <w:tc>
+          <w:tcPr>
+            <w:tcMar>
+              <w:top w:type="dxa" w:w="30"/>
+              <w:left w:type="dxa" w:w="80"/>
+              <w:bottom w:type="dxa" w:w="30"/>
+              <w:right w:type="dxa" w:w="80"/>
+            </w:tcMar>
+          </w:tcPr>
+          <w:p>
+            <w:pPr>
+              <w:spacing w:after="0"/>
+            </w:pPr>
+            <w:r>
+              <w:rPr>
+                <w:rFonts w:ascii="Inter" w:cs="Inter" w:eastAsia="Inter" w:hAnsi="Inter"/>
+                <w:color w:val="454659"/>
+                <w:sz w:val="19"/>
+                <w:szCs w:val="19"/>
+              </w:rPr>
+              <w:t xml:space="preserve">Cold Chain Alert → Teams</w:t>
+            </w:r>
+          </w:p>
+        </w:tc>
+        <w:tc>
+          <w:tcPr>
+            <w:tcMar>
+              <w:top w:type="dxa" w:w="30"/>
+              <w:left w:type="dxa" w:w="80"/>
+              <w:bottom w:type="dxa" w:w="30"/>
+              <w:right w:type="dxa" w:w="80"/>
+            </w:tcMar>
+          </w:tcPr>
+          <w:p>
+            <w:pPr>
+              <w:spacing w:after="0"/>
+            </w:pPr>
+            <w:r>
+              <w:rPr>
+                <w:rFonts w:ascii="Inter" w:cs="Inter" w:eastAsia="Inter" w:hAnsi="Inter"/>
+                <w:color w:val="454659"/>
+                <w:sz w:val="19"/>
+                <w:szCs w:val="19"/>
+              </w:rPr>
+              <w:t xml:space="preserve">Data threshold</w:t>
+            </w:r>
+          </w:p>
+        </w:tc>
+        <w:tc>
+          <w:tcPr>
+            <w:tcMar>
+              <w:top w:type="dxa" w:w="30"/>
+              <w:left w:type="dxa" w:w="80"/>
+              <w:bottom w:type="dxa" w:w="30"/>
+              <w:right w:type="dxa" w:w="80"/>
+            </w:tcMar>
+          </w:tcPr>
+          <w:p>
+            <w:pPr>
+              <w:spacing w:after="0"/>
+            </w:pPr>
+            <w:r>
+              <w:rPr>
+                <w:rFonts w:ascii="Inter" w:cs="Inter" w:eastAsia="Inter" w:hAnsi="Inter"/>
+                <w:color w:val="454659"/>
+                <w:sz w:val="19"/>
+                <w:szCs w:val="19"/>
+              </w:rPr>
+              <w:t xml:space="preserve">Send Teams alert when temperature exceeds 8°C</w:t>
+            </w:r>
+          </w:p>
+        </w:tc>
+        <w:tc>
+          <w:tcPr>
+            <w:tcMar>
+              <w:top w:type="dxa" w:w="30"/>
+              <w:left w:type="dxa" w:w="80"/>
+              <w:bottom w:type="dxa" w:w="30"/>
+              <w:right w:type="dxa" w:w="80"/>
+            </w:tcMar>
+          </w:tcPr>
+          <w:p>
+            <w:pPr>
+              <w:spacing w:after="0"/>
+            </w:pPr>
+            <w:r>
+              <w:rPr>
+                <w:rFonts w:ascii="Inter" w:cs="Inter" w:eastAsia="Inter" w:hAnsi="Inter"/>
+                <w:color w:val="454659"/>
+                <w:sz w:val="19"/>
+                <w:szCs w:val="19"/>
+              </w:rPr>
+              <w:t xml:space="preserve">Every 5 minutes</w:t>
+            </w:r>
+          </w:p>
+        </w:tc>
+      </w:tr>
+      <w:tr>
+        <w:tc>
+          <w:tcPr>
+            <w:shd w:color="F6F7F8" w:val="solid"/>
+            <w:tcMar>
+              <w:top w:type="dxa" w:w="30"/>
+              <w:left w:type="dxa" w:w="80"/>
+              <w:bottom w:type="dxa" w:w="30"/>
+              <w:right w:type="dxa" w:w="80"/>
+            </w:tcMar>
+          </w:tcPr>
+          <w:p>
+            <w:pPr>
+              <w:spacing w:after="0"/>
+            </w:pPr>
+            <w:r>
+              <w:rPr>
+                <w:rFonts w:ascii="Inter" w:cs="Inter" w:eastAsia="Inter" w:hAnsi="Inter"/>
+                <w:color w:val="454659"/>
+                <w:sz w:val="19"/>
+                <w:szCs w:val="19"/>
+              </w:rPr>
+              <w:t xml:space="preserve">3</w:t>
+            </w:r>
+          </w:p>
+        </w:tc>
+        <w:tc>
+          <w:tcPr>
+            <w:shd w:color="F6F7F8" w:val="solid"/>
+            <w:tcMar>
+              <w:top w:type="dxa" w:w="30"/>
+              <w:left w:type="dxa" w:w="80"/>
+              <w:bottom w:type="dxa" w:w="30"/>
+              <w:right w:type="dxa" w:w="80"/>
+            </w:tcMar>
+          </w:tcPr>
+          <w:p>
+            <w:pPr>
+              <w:spacing w:after="0"/>
+            </w:pPr>
+            <w:r>
+              <w:rPr>
+                <w:rFonts w:ascii="Inter" w:cs="Inter" w:eastAsia="Inter" w:hAnsi="Inter"/>
+                <w:color w:val="454659"/>
+                <w:sz w:val="19"/>
+                <w:szCs w:val="19"/>
+              </w:rPr>
+              <w:t xml:space="preserve">Pipeline Health Summary → Teams</w:t>
+            </w:r>
+          </w:p>
+        </w:tc>
+        <w:tc>
+          <w:tcPr>
+            <w:shd w:color="F6F7F8" w:val="solid"/>
+            <w:tcMar>
+              <w:top w:type="dxa" w:w="30"/>
+              <w:left w:type="dxa" w:w="80"/>
+              <w:bottom w:type="dxa" w:w="30"/>
+              <w:right w:type="dxa" w:w="80"/>
+            </w:tcMar>
+          </w:tcPr>
+          <w:p>
+            <w:pPr>
+              <w:spacing w:after="0"/>
+            </w:pPr>
+            <w:r>
+              <w:rPr>
+                <w:rFonts w:ascii="Inter" w:cs="Inter" w:eastAsia="Inter" w:hAnsi="Inter"/>
+                <w:color w:val="454659"/>
+                <w:sz w:val="19"/>
+                <w:szCs w:val="19"/>
+              </w:rPr>
+              <w:t xml:space="preserve">Schedule</w:t>
+            </w:r>
+          </w:p>
+        </w:tc>
+        <w:tc>
+          <w:tcPr>
+            <w:shd w:color="F6F7F8" w:val="solid"/>
+            <w:tcMar>
+              <w:top w:type="dxa" w:w="30"/>
+              <w:left w:type="dxa" w:w="80"/>
+              <w:bottom w:type="dxa" w:w="30"/>
+              <w:right w:type="dxa" w:w="80"/>
+            </w:tcMar>
+          </w:tcPr>
+          <w:p>
+            <w:pPr>
+              <w:spacing w:after="0"/>
+            </w:pPr>
+            <w:r>
+              <w:rPr>
+                <w:rFonts w:ascii="Inter" w:cs="Inter" w:eastAsia="Inter" w:hAnsi="Inter"/>
+                <w:color w:val="454659"/>
+                <w:sz w:val="19"/>
+                <w:szCs w:val="19"/>
+              </w:rPr>
+              <w:t xml:space="preserve">Post daily pipeline status summary to Teams</w:t>
+            </w:r>
+          </w:p>
+        </w:tc>
+        <w:tc>
+          <w:tcPr>
+            <w:shd w:color="F6F7F8" w:val="solid"/>
+            <w:tcMar>
+              <w:top w:type="dxa" w:w="30"/>
+              <w:left w:type="dxa" w:w="80"/>
+              <w:bottom w:type="dxa" w:w="30"/>
+              <w:right w:type="dxa" w:w="80"/>
+            </w:tcMar>
+          </w:tcPr>
+          <w:p>
+            <w:pPr>
+              <w:spacing w:after="0"/>
+            </w:pPr>
+            <w:r>
+              <w:rPr>
+                <w:rFonts w:ascii="Inter" w:cs="Inter" w:eastAsia="Inter" w:hAnsi="Inter"/>
+                <w:color w:val="454659"/>
+                <w:sz w:val="19"/>
+                <w:szCs w:val="19"/>
+              </w:rPr>
+              <w:t xml:space="preserve">07:00 UTC daily</w:t>
+            </w:r>
+          </w:p>
+        </w:tc>
+      </w:tr>
+      <w:tr>
+        <w:tc>
+          <w:tcPr>
+            <w:tcMar>
+              <w:top w:type="dxa" w:w="30"/>
+              <w:left w:type="dxa" w:w="80"/>
+              <w:bottom w:type="dxa" w:w="30"/>
+              <w:right w:type="dxa" w:w="80"/>
+            </w:tcMar>
+          </w:tcPr>
+          <w:p>
+            <w:pPr>
+              <w:spacing w:after="0"/>
+            </w:pPr>
+            <w:r>
+              <w:rPr>
+                <w:rFonts w:ascii="Inter" w:cs="Inter" w:eastAsia="Inter" w:hAnsi="Inter"/>
+                <w:color w:val="454659"/>
+                <w:sz w:val="19"/>
+                <w:szCs w:val="19"/>
+              </w:rPr>
+              <w:t xml:space="preserve">4</w:t>
+            </w:r>
+          </w:p>
+        </w:tc>
+        <w:tc>
+          <w:tcPr>
+            <w:tcMar>
+              <w:top w:type="dxa" w:w="30"/>
+              <w:left w:type="dxa" w:w="80"/>
+              <w:bottom w:type="dxa" w:w="30"/>
+              <w:right w:type="dxa" w:w="80"/>
+            </w:tcMar>
+          </w:tcPr>
+          <w:p>
+            <w:pPr>
+              <w:spacing w:after="0"/>
+            </w:pPr>
+            <w:r>
+              <w:rPr>
+                <w:rFonts w:ascii="Inter" w:cs="Inter" w:eastAsia="Inter" w:hAnsi="Inter"/>
+                <w:color w:val="454659"/>
+                <w:sz w:val="19"/>
+                <w:szCs w:val="19"/>
+              </w:rPr>
               <w:t xml:space="preserve">WISMO Rate Alert → Teams</w:t>
             </w:r>
           </w:p>
@@ -15908,31 +16687,31 @@
                 <w:sz w:val="19"/>
                 <w:szCs w:val="19"/>
               </w:rPr>
-              <w:t xml:space="preserve">Alert when WISMO rate exceeds 15% in any region</w:t>
-            </w:r>
-          </w:p>
-        </w:tc>
-        <w:tc>
-          <w:tcPr>
-            <w:tcMar>
-              <w:top w:type="dxa" w:w="30"/>
-              <w:left w:type="dxa" w:w="80"/>
-              <w:bottom w:type="dxa" w:w="30"/>
-              <w:right w:type="dxa" w:w="80"/>
-            </w:tcMar>
-          </w:tcPr>
-          <w:p>
-            <w:pPr>
-              <w:spacing w:after="0"/>
-            </w:pPr>
-            <w:r>
-              <w:rPr>
-                <w:rFonts w:ascii="Inter" w:cs="Inter" w:eastAsia="Inter" w:hAnsi="Inter"/>
-                <w:color w:val="454659"/>
-                <w:sz w:val="19"/>
-                <w:szCs w:val="19"/>
-              </w:rPr>
-              <w:t xml:space="preserve">Hourly check</w:t>
+              <w:t xml:space="preserve">Alert when WISMO rate exceeds 40% for any carrier or region combination</w:t>
+            </w:r>
+          </w:p>
+        </w:tc>
+        <w:tc>
+          <w:tcPr>
+            <w:tcMar>
+              <w:top w:type="dxa" w:w="30"/>
+              <w:left w:type="dxa" w:w="80"/>
+              <w:bottom w:type="dxa" w:w="30"/>
+              <w:right w:type="dxa" w:w="80"/>
+            </w:tcMar>
+          </w:tcPr>
+          <w:p>
+            <w:pPr>
+              <w:spacing w:after="0"/>
+            </w:pPr>
+            <w:r>
+              <w:rPr>
+                <w:rFonts w:ascii="Inter" w:cs="Inter" w:eastAsia="Inter" w:hAnsi="Inter"/>
+                <w:color w:val="454659"/>
+                <w:sz w:val="19"/>
+                <w:szCs w:val="19"/>
+              </w:rPr>
+              <w:t xml:space="preserve">Every 30 minutes</w:t>
             </w:r>
           </w:p>
         </w:tc>

--- a/documents/MCG_Setup_Guide.docx
+++ b/documents/MCG_Setup_Guide.docx
@@ -2216,32 +2216,32 @@
                 <w:sz w:val="19"/>
                 <w:szCs w:val="19"/>
               </w:rPr>
-              <w:t xml:space="preserve">Welcome</w:t>
-            </w:r>
-          </w:p>
-        </w:tc>
-        <w:tc>
-          <w:tcPr>
-            <w:shd w:color="F6F7F8" w:val="solid"/>
-            <w:tcMar>
-              <w:top w:type="dxa" w:w="30"/>
-              <w:left w:type="dxa" w:w="80"/>
-              <w:bottom w:type="dxa" w:w="30"/>
-              <w:right w:type="dxa" w:w="80"/>
-            </w:tcMar>
-          </w:tcPr>
-          <w:p>
-            <w:pPr>
-              <w:spacing w:after="0"/>
-            </w:pPr>
-            <w:r>
-              <w:rPr>
-                <w:rFonts w:ascii="Inter" w:cs="Inter" w:eastAsia="Inter" w:hAnsi="Inter"/>
-                <w:color w:val="454659"/>
-                <w:sz w:val="19"/>
-                <w:szCs w:val="19"/>
-              </w:rPr>
-              <w:t xml:space="preserve">Overview of what will be deployed</w:t>
+              <w:t xml:space="preserve">Connection &amp; Authentication</w:t>
+            </w:r>
+          </w:p>
+        </w:tc>
+        <w:tc>
+          <w:tcPr>
+            <w:shd w:color="F6F7F8" w:val="solid"/>
+            <w:tcMar>
+              <w:top w:type="dxa" w:w="30"/>
+              <w:left w:type="dxa" w:w="80"/>
+              <w:bottom w:type="dxa" w:w="30"/>
+              <w:right w:type="dxa" w:w="80"/>
+            </w:tcMar>
+          </w:tcPr>
+          <w:p>
+            <w:pPr>
+              <w:spacing w:after="0"/>
+            </w:pPr>
+            <w:r>
+              <w:rPr>
+                <w:rFonts w:ascii="Inter" w:cs="Inter" w:eastAsia="Inter" w:hAnsi="Inter"/>
+                <w:color w:val="454659"/>
+                <w:sz w:val="19"/>
+                <w:szCs w:val="19"/>
+              </w:rPr>
+              <w:t xml:space="preserve">Tenant URL, API key, connection test</w:t>
             </w:r>
           </w:p>
         </w:tc>
@@ -2291,31 +2291,31 @@
                 <w:sz w:val="19"/>
                 <w:szCs w:val="19"/>
               </w:rPr>
-              <w:t xml:space="preserve">Configuration</w:t>
-            </w:r>
-          </w:p>
-        </w:tc>
-        <w:tc>
-          <w:tcPr>
-            <w:tcMar>
-              <w:top w:type="dxa" w:w="30"/>
-              <w:left w:type="dxa" w:w="80"/>
-              <w:bottom w:type="dxa" w:w="30"/>
-              <w:right w:type="dxa" w:w="80"/>
-            </w:tcMar>
-          </w:tcPr>
-          <w:p>
-            <w:pPr>
-              <w:spacing w:after="0"/>
-            </w:pPr>
-            <w:r>
-              <w:rPr>
-                <w:rFonts w:ascii="Inter" w:cs="Inter" w:eastAsia="Inter" w:hAnsi="Inter"/>
-                <w:color w:val="454659"/>
-                <w:sz w:val="19"/>
-                <w:szCs w:val="19"/>
-              </w:rPr>
-              <w:t xml:space="preserve">Tenant URL, API key, region settings</w:t>
+              <w:t xml:space="preserve">Docker Containers</w:t>
+            </w:r>
+          </w:p>
+        </w:tc>
+        <w:tc>
+          <w:tcPr>
+            <w:tcMar>
+              <w:top w:type="dxa" w:w="30"/>
+              <w:left w:type="dxa" w:w="80"/>
+              <w:bottom w:type="dxa" w:w="30"/>
+              <w:right w:type="dxa" w:w="80"/>
+            </w:tcMar>
+          </w:tcPr>
+          <w:p>
+            <w:pPr>
+              <w:spacing w:after="0"/>
+            </w:pPr>
+            <w:r>
+              <w:rPr>
+                <w:rFonts w:ascii="Inter" w:cs="Inter" w:eastAsia="Inter" w:hAnsi="Inter"/>
+                <w:color w:val="454659"/>
+                <w:sz w:val="19"/>
+                <w:szCs w:val="19"/>
+              </w:rPr>
+              <w:t xml:space="preserve">Start the local Kafka/PostgreSQL/simulator stack (optional DMG)</w:t>
             </w:r>
           </w:p>
         </w:tc>
@@ -2367,7 +2367,7 @@
                 <w:sz w:val="19"/>
                 <w:szCs w:val="19"/>
               </w:rPr>
-              <w:t xml:space="preserve">Spaces</w:t>
+              <w:t xml:space="preserve">Spaces &amp; Infrastructure</w:t>
             </w:r>
           </w:p>
         </w:tc>
@@ -2442,31 +2442,31 @@
                 <w:sz w:val="19"/>
                 <w:szCs w:val="19"/>
               </w:rPr>
-              <w:t xml:space="preserve">Apps</w:t>
-            </w:r>
-          </w:p>
-        </w:tc>
-        <w:tc>
-          <w:tcPr>
-            <w:tcMar>
-              <w:top w:type="dxa" w:w="30"/>
-              <w:left w:type="dxa" w:w="80"/>
-              <w:bottom w:type="dxa" w:w="30"/>
-              <w:right w:type="dxa" w:w="80"/>
-            </w:tcMar>
-          </w:tcPr>
-          <w:p>
-            <w:pPr>
-              <w:spacing w:after="0"/>
-            </w:pPr>
-            <w:r>
-              <w:rPr>
-                <w:rFonts w:ascii="Inter" w:cs="Inter" w:eastAsia="Inter" w:hAnsi="Inter"/>
-                <w:color w:val="454659"/>
-                <w:sz w:val="19"/>
-                <w:szCs w:val="19"/>
-              </w:rPr>
-              <w:t xml:space="preserve">Upload .qvf files and apply themes</w:t>
+              <w:t xml:space="preserve">Data Connections</w:t>
+            </w:r>
+          </w:p>
+        </w:tc>
+        <w:tc>
+          <w:tcPr>
+            <w:tcMar>
+              <w:top w:type="dxa" w:w="30"/>
+              <w:left w:type="dxa" w:w="80"/>
+              <w:bottom w:type="dxa" w:w="30"/>
+              <w:right w:type="dxa" w:w="80"/>
+            </w:tcMar>
+          </w:tcPr>
+          <w:p>
+            <w:pPr>
+              <w:spacing w:after="0"/>
+            </w:pPr>
+            <w:r>
+              <w:rPr>
+                <w:rFonts w:ascii="Inter" w:cs="Inter" w:eastAsia="Inter" w:hAnsi="Inter"/>
+                <w:color w:val="454659"/>
+                <w:sz w:val="19"/>
+                <w:szCs w:val="19"/>
+              </w:rPr>
+              <w:t xml:space="preserve">Configure PostgreSQL, Kafka, and Salesforce connections</w:t>
             </w:r>
           </w:p>
         </w:tc>
@@ -2518,32 +2518,32 @@
                 <w:sz w:val="19"/>
                 <w:szCs w:val="19"/>
               </w:rPr>
-              <w:t xml:space="preserve">Connections</w:t>
-            </w:r>
-          </w:p>
-        </w:tc>
-        <w:tc>
-          <w:tcPr>
-            <w:shd w:color="F6F7F8" w:val="solid"/>
-            <w:tcMar>
-              <w:top w:type="dxa" w:w="30"/>
-              <w:left w:type="dxa" w:w="80"/>
-              <w:bottom w:type="dxa" w:w="30"/>
-              <w:right w:type="dxa" w:w="80"/>
-            </w:tcMar>
-          </w:tcPr>
-          <w:p>
-            <w:pPr>
-              <w:spacing w:after="0"/>
-            </w:pPr>
-            <w:r>
-              <w:rPr>
-                <w:rFonts w:ascii="Inter" w:cs="Inter" w:eastAsia="Inter" w:hAnsi="Inter"/>
-                <w:color w:val="454659"/>
-                <w:sz w:val="19"/>
-                <w:szCs w:val="19"/>
-              </w:rPr>
-              <w:t xml:space="preserve">Configure data connections (PostgreSQL, Kafka, Salesforce)</w:t>
+              <w:t xml:space="preserve">Build Apps &amp; Theme</w:t>
+            </w:r>
+          </w:p>
+        </w:tc>
+        <w:tc>
+          <w:tcPr>
+            <w:shd w:color="F6F7F8" w:val="solid"/>
+            <w:tcMar>
+              <w:top w:type="dxa" w:w="30"/>
+              <w:left w:type="dxa" w:w="80"/>
+              <w:bottom w:type="dxa" w:w="30"/>
+              <w:right w:type="dxa" w:w="80"/>
+            </w:tcMar>
+          </w:tcPr>
+          <w:p>
+            <w:pPr>
+              <w:spacing w:after="0"/>
+            </w:pPr>
+            <w:r>
+              <w:rPr>
+                <w:rFonts w:ascii="Inter" w:cs="Inter" w:eastAsia="Inter" w:hAnsi="Inter"/>
+                <w:color w:val="454659"/>
+                <w:sz w:val="19"/>
+                <w:szCs w:val="19"/>
+              </w:rPr>
+              <w:t xml:space="preserve">Build analytics apps and apply the MCG theme</w:t>
             </w:r>
           </w:p>
         </w:tc>
@@ -2593,31 +2593,31 @@
                 <w:sz w:val="19"/>
                 <w:szCs w:val="19"/>
               </w:rPr>
-              <w:t xml:space="preserve">Lakehouse</w:t>
-            </w:r>
-          </w:p>
-        </w:tc>
-        <w:tc>
-          <w:tcPr>
-            <w:tcMar>
-              <w:top w:type="dxa" w:w="30"/>
-              <w:left w:type="dxa" w:w="80"/>
-              <w:bottom w:type="dxa" w:w="30"/>
-              <w:right w:type="dxa" w:w="80"/>
-            </w:tcMar>
-          </w:tcPr>
-          <w:p>
-            <w:pPr>
-              <w:spacing w:after="0"/>
-            </w:pPr>
-            <w:r>
-              <w:rPr>
-                <w:rFonts w:ascii="Inter" w:cs="Inter" w:eastAsia="Inter" w:hAnsi="Inter"/>
-                <w:color w:val="454659"/>
-                <w:sz w:val="19"/>
-                <w:szCs w:val="19"/>
-              </w:rPr>
-              <w:t xml:space="preserve">Set up Open Lakehouse with bronze/silver/gold layers</w:t>
+              <w:t xml:space="preserve">Knowledge Base &amp; Documents</w:t>
+            </w:r>
+          </w:p>
+        </w:tc>
+        <w:tc>
+          <w:tcPr>
+            <w:tcMar>
+              <w:top w:type="dxa" w:w="30"/>
+              <w:left w:type="dxa" w:w="80"/>
+              <w:bottom w:type="dxa" w:w="30"/>
+              <w:right w:type="dxa" w:w="80"/>
+            </w:tcMar>
+          </w:tcPr>
+          <w:p>
+            <w:pPr>
+              <w:spacing w:after="0"/>
+            </w:pPr>
+            <w:r>
+              <w:rPr>
+                <w:rFonts w:ascii="Inter" w:cs="Inter" w:eastAsia="Inter" w:hAnsi="Inter"/>
+                <w:color w:val="454659"/>
+                <w:sz w:val="19"/>
+                <w:szCs w:val="19"/>
+              </w:rPr>
+              <w:t xml:space="preserve">Create the Qlik Answers knowledge base and upload documents</w:t>
             </w:r>
           </w:p>
         </w:tc>
@@ -2694,7 +2694,7 @@
                 <w:sz w:val="19"/>
                 <w:szCs w:val="19"/>
               </w:rPr>
-              <w:t xml:space="preserve">Deploy automation templates</w:t>
+              <w:t xml:space="preserve">Deploy Teams alerting automation templates</w:t>
             </w:r>
           </w:p>
         </w:tc>
@@ -2744,31 +2744,31 @@
                 <w:sz w:val="19"/>
                 <w:szCs w:val="19"/>
               </w:rPr>
-              <w:t xml:space="preserve">Qlik Answers</w:t>
-            </w:r>
-          </w:p>
-        </w:tc>
-        <w:tc>
-          <w:tcPr>
-            <w:tcMar>
-              <w:top w:type="dxa" w:w="30"/>
-              <w:left w:type="dxa" w:w="80"/>
-              <w:bottom w:type="dxa" w:w="30"/>
-              <w:right w:type="dxa" w:w="80"/>
-            </w:tcMar>
-          </w:tcPr>
-          <w:p>
-            <w:pPr>
-              <w:spacing w:after="0"/>
-            </w:pPr>
-            <w:r>
-              <w:rPr>
-                <w:rFonts w:ascii="Inter" w:cs="Inter" w:eastAsia="Inter" w:hAnsi="Inter"/>
-                <w:color w:val="454659"/>
-                <w:sz w:val="19"/>
-                <w:szCs w:val="19"/>
-              </w:rPr>
-              <w:t xml:space="preserve">Create knowledge base and upload documents</w:t>
+              <w:t xml:space="preserve">Data Products</w:t>
+            </w:r>
+          </w:p>
+        </w:tc>
+        <w:tc>
+          <w:tcPr>
+            <w:tcMar>
+              <w:top w:type="dxa" w:w="30"/>
+              <w:left w:type="dxa" w:w="80"/>
+              <w:bottom w:type="dxa" w:w="30"/>
+              <w:right w:type="dxa" w:w="80"/>
+            </w:tcMar>
+          </w:tcPr>
+          <w:p>
+            <w:pPr>
+              <w:spacing w:after="0"/>
+            </w:pPr>
+            <w:r>
+              <w:rPr>
+                <w:rFonts w:ascii="Inter" w:cs="Inter" w:eastAsia="Inter" w:hAnsi="Inter"/>
+                <w:color w:val="454659"/>
+                <w:sz w:val="19"/>
+                <w:szCs w:val="19"/>
+              </w:rPr>
+              <w:t xml:space="preserve">Data products plus the Declarative Pipeline: import, prepare, start tasks, attach datasets, publish</w:t>
             </w:r>
           </w:p>
         </w:tc>
@@ -2820,7 +2820,7 @@
                 <w:sz w:val="19"/>
                 <w:szCs w:val="19"/>
               </w:rPr>
-              <w:t xml:space="preserve">Glossary</w:t>
+              <w:t xml:space="preserve">Business Glossary</w:t>
             </w:r>
           </w:p>
         </w:tc>
@@ -2895,31 +2895,31 @@
                 <w:sz w:val="19"/>
                 <w:szCs w:val="19"/>
               </w:rPr>
-              <w:t xml:space="preserve">Verify</w:t>
-            </w:r>
-          </w:p>
-        </w:tc>
-        <w:tc>
-          <w:tcPr>
-            <w:tcMar>
-              <w:top w:type="dxa" w:w="30"/>
-              <w:left w:type="dxa" w:w="80"/>
-              <w:bottom w:type="dxa" w:w="30"/>
-              <w:right w:type="dxa" w:w="80"/>
-            </w:tcMar>
-          </w:tcPr>
-          <w:p>
-            <w:pPr>
-              <w:spacing w:after="0"/>
-            </w:pPr>
-            <w:r>
-              <w:rPr>
-                <w:rFonts w:ascii="Inter" w:cs="Inter" w:eastAsia="Inter" w:hAnsi="Inter"/>
-                <w:color w:val="454659"/>
-                <w:sz w:val="19"/>
-                <w:szCs w:val="19"/>
-              </w:rPr>
-              <w:t xml:space="preserve">Run verification checks on all components</w:t>
+              <w:t xml:space="preserve">Deploy</w:t>
+            </w:r>
+          </w:p>
+        </w:tc>
+        <w:tc>
+          <w:tcPr>
+            <w:tcMar>
+              <w:top w:type="dxa" w:w="30"/>
+              <w:left w:type="dxa" w:w="80"/>
+              <w:bottom w:type="dxa" w:w="30"/>
+              <w:right w:type="dxa" w:w="80"/>
+            </w:tcMar>
+          </w:tcPr>
+          <w:p>
+            <w:pPr>
+              <w:spacing w:after="0"/>
+            </w:pPr>
+            <w:r>
+              <w:rPr>
+                <w:rFonts w:ascii="Inter" w:cs="Inter" w:eastAsia="Inter" w:hAnsi="Inter"/>
+                <w:color w:val="454659"/>
+                <w:sz w:val="19"/>
+                <w:szCs w:val="19"/>
+              </w:rPr>
+              <w:t xml:space="preserve">Review the plan and run the deployment with live logs</w:t>
             </w:r>
           </w:p>
         </w:tc>
@@ -10083,57 +10083,57 @@
                 <w:sz w:val="19"/>
                 <w:szCs w:val="19"/>
               </w:rPr>
-              <w:t xml:space="preserve">WMS-Orders</w:t>
-            </w:r>
-          </w:p>
-        </w:tc>
-        <w:tc>
-          <w:tcPr>
-            <w:shd w:color="F6F7F8" w:val="solid"/>
-            <w:tcMar>
-              <w:top w:type="dxa" w:w="30"/>
-              <w:left w:type="dxa" w:w="80"/>
-              <w:bottom w:type="dxa" w:w="30"/>
-              <w:right w:type="dxa" w:w="80"/>
-            </w:tcMar>
-          </w:tcPr>
-          <w:p>
-            <w:pPr>
-              <w:spacing w:after="0"/>
-            </w:pPr>
-            <w:r>
-              <w:rPr>
-                <w:rFonts w:ascii="Inter" w:cs="Inter" w:eastAsia="Inter" w:hAnsi="Inter"/>
-                <w:color w:val="454659"/>
-                <w:sz w:val="19"/>
-                <w:szCs w:val="19"/>
-              </w:rPr>
-              <w:t xml:space="preserve">mcg_wms.orders</w:t>
-            </w:r>
-          </w:p>
-        </w:tc>
-        <w:tc>
-          <w:tcPr>
-            <w:shd w:color="F6F7F8" w:val="solid"/>
-            <w:tcMar>
-              <w:top w:type="dxa" w:w="30"/>
-              <w:left w:type="dxa" w:w="80"/>
-              <w:bottom w:type="dxa" w:w="30"/>
-              <w:right w:type="dxa" w:w="80"/>
-            </w:tcMar>
-          </w:tcPr>
-          <w:p>
-            <w:pPr>
-              <w:spacing w:after="0"/>
-            </w:pPr>
-            <w:r>
-              <w:rPr>
-                <w:rFonts w:ascii="Inter" w:cs="Inter" w:eastAsia="Inter" w:hAnsi="Inter"/>
-                <w:color w:val="454659"/>
-                <w:sz w:val="19"/>
-                <w:szCs w:val="19"/>
-              </w:rPr>
-              <w:t xml:space="preserve">bronze.wms_orders</w:t>
+              <w:t xml:space="preserve">WMS-Inventory</w:t>
+            </w:r>
+          </w:p>
+        </w:tc>
+        <w:tc>
+          <w:tcPr>
+            <w:shd w:color="F6F7F8" w:val="solid"/>
+            <w:tcMar>
+              <w:top w:type="dxa" w:w="30"/>
+              <w:left w:type="dxa" w:w="80"/>
+              <w:bottom w:type="dxa" w:w="30"/>
+              <w:right w:type="dxa" w:w="80"/>
+            </w:tcMar>
+          </w:tcPr>
+          <w:p>
+            <w:pPr>
+              <w:spacing w:after="0"/>
+            </w:pPr>
+            <w:r>
+              <w:rPr>
+                <w:rFonts w:ascii="Inter" w:cs="Inter" w:eastAsia="Inter" w:hAnsi="Inter"/>
+                <w:color w:val="454659"/>
+                <w:sz w:val="19"/>
+                <w:szCs w:val="19"/>
+              </w:rPr>
+              <w:t xml:space="preserve">mcg_wms.inventory_positions</w:t>
+            </w:r>
+          </w:p>
+        </w:tc>
+        <w:tc>
+          <w:tcPr>
+            <w:shd w:color="F6F7F8" w:val="solid"/>
+            <w:tcMar>
+              <w:top w:type="dxa" w:w="30"/>
+              <w:left w:type="dxa" w:w="80"/>
+              <w:bottom w:type="dxa" w:w="30"/>
+              <w:right w:type="dxa" w:w="80"/>
+            </w:tcMar>
+          </w:tcPr>
+          <w:p>
+            <w:pPr>
+              <w:spacing w:after="0"/>
+            </w:pPr>
+            <w:r>
+              <w:rPr>
+                <w:rFonts w:ascii="Inter" w:cs="Inter" w:eastAsia="Inter" w:hAnsi="Inter"/>
+                <w:color w:val="454659"/>
+                <w:sz w:val="19"/>
+                <w:szCs w:val="19"/>
+              </w:rPr>
+              <w:t xml:space="preserve">bronze.inventory_positions</w:t>
             </w:r>
           </w:p>
         </w:tc>
@@ -10184,55 +10184,55 @@
                 <w:sz w:val="19"/>
                 <w:szCs w:val="19"/>
               </w:rPr>
-              <w:t xml:space="preserve">WMS-Inventory</w:t>
-            </w:r>
-          </w:p>
-        </w:tc>
-        <w:tc>
-          <w:tcPr>
-            <w:tcMar>
-              <w:top w:type="dxa" w:w="30"/>
-              <w:left w:type="dxa" w:w="80"/>
-              <w:bottom w:type="dxa" w:w="30"/>
-              <w:right w:type="dxa" w:w="80"/>
-            </w:tcMar>
-          </w:tcPr>
-          <w:p>
-            <w:pPr>
-              <w:spacing w:after="0"/>
-            </w:pPr>
-            <w:r>
-              <w:rPr>
-                <w:rFonts w:ascii="Inter" w:cs="Inter" w:eastAsia="Inter" w:hAnsi="Inter"/>
-                <w:color w:val="454659"/>
-                <w:sz w:val="19"/>
-                <w:szCs w:val="19"/>
-              </w:rPr>
-              <w:t xml:space="preserve">mcg_wms.inventory</w:t>
-            </w:r>
-          </w:p>
-        </w:tc>
-        <w:tc>
-          <w:tcPr>
-            <w:tcMar>
-              <w:top w:type="dxa" w:w="30"/>
-              <w:left w:type="dxa" w:w="80"/>
-              <w:bottom w:type="dxa" w:w="30"/>
-              <w:right w:type="dxa" w:w="80"/>
-            </w:tcMar>
-          </w:tcPr>
-          <w:p>
-            <w:pPr>
-              <w:spacing w:after="0"/>
-            </w:pPr>
-            <w:r>
-              <w:rPr>
-                <w:rFonts w:ascii="Inter" w:cs="Inter" w:eastAsia="Inter" w:hAnsi="Inter"/>
-                <w:color w:val="454659"/>
-                <w:sz w:val="19"/>
-                <w:szCs w:val="19"/>
-              </w:rPr>
-              <w:t xml:space="preserve">bronze.wms_inventory</w:t>
+              <w:t xml:space="preserve">WMS-Events</w:t>
+            </w:r>
+          </w:p>
+        </w:tc>
+        <w:tc>
+          <w:tcPr>
+            <w:tcMar>
+              <w:top w:type="dxa" w:w="30"/>
+              <w:left w:type="dxa" w:w="80"/>
+              <w:bottom w:type="dxa" w:w="30"/>
+              <w:right w:type="dxa" w:w="80"/>
+            </w:tcMar>
+          </w:tcPr>
+          <w:p>
+            <w:pPr>
+              <w:spacing w:after="0"/>
+            </w:pPr>
+            <w:r>
+              <w:rPr>
+                <w:rFonts w:ascii="Inter" w:cs="Inter" w:eastAsia="Inter" w:hAnsi="Inter"/>
+                <w:color w:val="454659"/>
+                <w:sz w:val="19"/>
+                <w:szCs w:val="19"/>
+              </w:rPr>
+              <w:t xml:space="preserve">mcg_wms.warehouse_events</w:t>
+            </w:r>
+          </w:p>
+        </w:tc>
+        <w:tc>
+          <w:tcPr>
+            <w:tcMar>
+              <w:top w:type="dxa" w:w="30"/>
+              <w:left w:type="dxa" w:w="80"/>
+              <w:bottom w:type="dxa" w:w="30"/>
+              <w:right w:type="dxa" w:w="80"/>
+            </w:tcMar>
+          </w:tcPr>
+          <w:p>
+            <w:pPr>
+              <w:spacing w:after="0"/>
+            </w:pPr>
+            <w:r>
+              <w:rPr>
+                <w:rFonts w:ascii="Inter" w:cs="Inter" w:eastAsia="Inter" w:hAnsi="Inter"/>
+                <w:color w:val="454659"/>
+                <w:sz w:val="19"/>
+                <w:szCs w:val="19"/>
+              </w:rPr>
+              <w:t xml:space="preserve">bronze.warehouse_events</w:t>
             </w:r>
           </w:p>
         </w:tc>
@@ -10333,7 +10333,7 @@
                 <w:sz w:val="19"/>
                 <w:szCs w:val="19"/>
               </w:rPr>
-              <w:t xml:space="preserve">bronze.wms_shipments</w:t>
+              <w:t xml:space="preserve">bronze.shipments</w:t>
             </w:r>
           </w:p>
         </w:tc>
@@ -10396,7 +10396,7 @@
           <w:sz w:val="21"/>
           <w:szCs w:val="21"/>
         </w:rPr>
-        <w:t xml:space="preserve">These pipelines use REST API extraction to pull Salesforce data on a schedule:</w:t>
+        <w:t xml:space="preserve">These pipelines use REST API extraction to pull Salesforce data on a schedule. A rename rule maps the Salesforce objects to the bronze table names:</w:t>
       </w:r>
     </w:p>
     <w:tbl>
@@ -10627,7 +10627,7 @@
                 <w:sz w:val="19"/>
                 <w:szCs w:val="19"/>
               </w:rPr>
-              <w:t xml:space="preserve">API (hourly)</w:t>
+              <w:t xml:space="preserve">API (every 15 min)</w:t>
             </w:r>
           </w:p>
         </w:tc>
@@ -10725,7 +10725,7 @@
                 <w:sz w:val="19"/>
                 <w:szCs w:val="19"/>
               </w:rPr>
-              <w:t xml:space="preserve">API (hourly)</w:t>
+              <w:t xml:space="preserve">API (every 15 min)</w:t>
             </w:r>
           </w:p>
         </w:tc>
@@ -10827,7 +10827,7 @@
                 <w:sz w:val="19"/>
                 <w:szCs w:val="19"/>
               </w:rPr>
-              <w:t xml:space="preserve">API (daily)</w:t>
+              <w:t xml:space="preserve">API (every 15 min)</w:t>
             </w:r>
           </w:p>
         </w:tc>
@@ -11360,57 +11360,57 @@
                 <w:sz w:val="19"/>
                 <w:szCs w:val="19"/>
               </w:rPr>
-              <w:t xml:space="preserve">silver.orders_cleansed</w:t>
-            </w:r>
-          </w:p>
-        </w:tc>
-        <w:tc>
-          <w:tcPr>
-            <w:shd w:color="F6F7F8" w:val="solid"/>
-            <w:tcMar>
-              <w:top w:type="dxa" w:w="30"/>
-              <w:left w:type="dxa" w:w="80"/>
-              <w:bottom w:type="dxa" w:w="30"/>
-              <w:right w:type="dxa" w:w="80"/>
-            </w:tcMar>
-          </w:tcPr>
-          <w:p>
-            <w:pPr>
-              <w:spacing w:after="0"/>
-            </w:pPr>
-            <w:r>
-              <w:rPr>
-                <w:rFonts w:ascii="Inter" w:cs="Inter" w:eastAsia="Inter" w:hAnsi="Inter"/>
-                <w:color w:val="454659"/>
-                <w:sz w:val="19"/>
-                <w:szCs w:val="19"/>
-              </w:rPr>
-              <w:t xml:space="preserve">bronze.wms_orders</w:t>
-            </w:r>
-          </w:p>
-        </w:tc>
-        <w:tc>
-          <w:tcPr>
-            <w:shd w:color="F6F7F8" w:val="solid"/>
-            <w:tcMar>
-              <w:top w:type="dxa" w:w="30"/>
-              <w:left w:type="dxa" w:w="80"/>
-              <w:bottom w:type="dxa" w:w="30"/>
-              <w:right w:type="dxa" w:w="80"/>
-            </w:tcMar>
-          </w:tcPr>
-          <w:p>
-            <w:pPr>
-              <w:spacing w:after="0"/>
-            </w:pPr>
-            <w:r>
-              <w:rPr>
-                <w:rFonts w:ascii="Inter" w:cs="Inter" w:eastAsia="Inter" w:hAnsi="Inter"/>
-                <w:color w:val="454659"/>
-                <w:sz w:val="19"/>
-                <w:szCs w:val="19"/>
-              </w:rPr>
-              <w:t xml:space="preserve">Null handling, date standardization, status normalization</w:t>
+              <w:t xml:space="preserve">silver.inventory_reconciled</w:t>
+            </w:r>
+          </w:p>
+        </w:tc>
+        <w:tc>
+          <w:tcPr>
+            <w:shd w:color="F6F7F8" w:val="solid"/>
+            <w:tcMar>
+              <w:top w:type="dxa" w:w="30"/>
+              <w:left w:type="dxa" w:w="80"/>
+              <w:bottom w:type="dxa" w:w="30"/>
+              <w:right w:type="dxa" w:w="80"/>
+            </w:tcMar>
+          </w:tcPr>
+          <w:p>
+            <w:pPr>
+              <w:spacing w:after="0"/>
+            </w:pPr>
+            <w:r>
+              <w:rPr>
+                <w:rFonts w:ascii="Inter" w:cs="Inter" w:eastAsia="Inter" w:hAnsi="Inter"/>
+                <w:color w:val="454659"/>
+                <w:sz w:val="19"/>
+                <w:szCs w:val="19"/>
+              </w:rPr>
+              <w:t xml:space="preserve">bronze.inventory_positions</w:t>
+            </w:r>
+          </w:p>
+        </w:tc>
+        <w:tc>
+          <w:tcPr>
+            <w:shd w:color="F6F7F8" w:val="solid"/>
+            <w:tcMar>
+              <w:top w:type="dxa" w:w="30"/>
+              <w:left w:type="dxa" w:w="80"/>
+              <w:bottom w:type="dxa" w:w="30"/>
+              <w:right w:type="dxa" w:w="80"/>
+            </w:tcMar>
+          </w:tcPr>
+          <w:p>
+            <w:pPr>
+              <w:spacing w:after="0"/>
+            </w:pPr>
+            <w:r>
+              <w:rPr>
+                <w:rFonts w:ascii="Inter" w:cs="Inter" w:eastAsia="Inter" w:hAnsi="Inter"/>
+                <w:color w:val="454659"/>
+                <w:sz w:val="19"/>
+                <w:szCs w:val="19"/>
+              </w:rPr>
+              <w:t xml:space="preserve">UoM + storage-zone standardization, phantom/negative-qty flags, lot compliance, trust score</w:t>
             </w:r>
           </w:p>
         </w:tc>
@@ -11436,55 +11436,55 @@
                 <w:sz w:val="19"/>
                 <w:szCs w:val="19"/>
               </w:rPr>
-              <w:t xml:space="preserve">silver.inventory_current</w:t>
-            </w:r>
-          </w:p>
-        </w:tc>
-        <w:tc>
-          <w:tcPr>
-            <w:tcMar>
-              <w:top w:type="dxa" w:w="30"/>
-              <w:left w:type="dxa" w:w="80"/>
-              <w:bottom w:type="dxa" w:w="30"/>
-              <w:right w:type="dxa" w:w="80"/>
-            </w:tcMar>
-          </w:tcPr>
-          <w:p>
-            <w:pPr>
-              <w:spacing w:after="0"/>
-            </w:pPr>
-            <w:r>
-              <w:rPr>
-                <w:rFonts w:ascii="Inter" w:cs="Inter" w:eastAsia="Inter" w:hAnsi="Inter"/>
-                <w:color w:val="454659"/>
-                <w:sz w:val="19"/>
-                <w:szCs w:val="19"/>
-              </w:rPr>
-              <w:t xml:space="preserve">bronze.wms_inventory</w:t>
-            </w:r>
-          </w:p>
-        </w:tc>
-        <w:tc>
-          <w:tcPr>
-            <w:tcMar>
-              <w:top w:type="dxa" w:w="30"/>
-              <w:left w:type="dxa" w:w="80"/>
-              <w:bottom w:type="dxa" w:w="30"/>
-              <w:right w:type="dxa" w:w="80"/>
-            </w:tcMar>
-          </w:tcPr>
-          <w:p>
-            <w:pPr>
-              <w:spacing w:after="0"/>
-            </w:pPr>
-            <w:r>
-              <w:rPr>
-                <w:rFonts w:ascii="Inter" w:cs="Inter" w:eastAsia="Inter" w:hAnsi="Inter"/>
-                <w:color w:val="454659"/>
-                <w:sz w:val="19"/>
-                <w:szCs w:val="19"/>
-              </w:rPr>
-              <w:t xml:space="preserve">Deduplication, timestamp alignment, zone mapping</w:t>
+              <w:t xml:space="preserve">silver.warehouse_events_clean</w:t>
+            </w:r>
+          </w:p>
+        </w:tc>
+        <w:tc>
+          <w:tcPr>
+            <w:tcMar>
+              <w:top w:type="dxa" w:w="30"/>
+              <w:left w:type="dxa" w:w="80"/>
+              <w:bottom w:type="dxa" w:w="30"/>
+              <w:right w:type="dxa" w:w="80"/>
+            </w:tcMar>
+          </w:tcPr>
+          <w:p>
+            <w:pPr>
+              <w:spacing w:after="0"/>
+            </w:pPr>
+            <w:r>
+              <w:rPr>
+                <w:rFonts w:ascii="Inter" w:cs="Inter" w:eastAsia="Inter" w:hAnsi="Inter"/>
+                <w:color w:val="454659"/>
+                <w:sz w:val="19"/>
+                <w:szCs w:val="19"/>
+              </w:rPr>
+              <w:t xml:space="preserve">bronze.warehouse_events</w:t>
+            </w:r>
+          </w:p>
+        </w:tc>
+        <w:tc>
+          <w:tcPr>
+            <w:tcMar>
+              <w:top w:type="dxa" w:w="30"/>
+              <w:left w:type="dxa" w:w="80"/>
+              <w:bottom w:type="dxa" w:w="30"/>
+              <w:right w:type="dxa" w:w="80"/>
+            </w:tcMar>
+          </w:tcPr>
+          <w:p>
+            <w:pPr>
+              <w:spacing w:after="0"/>
+            </w:pPr>
+            <w:r>
+              <w:rPr>
+                <w:rFonts w:ascii="Inter" w:cs="Inter" w:eastAsia="Inter" w:hAnsi="Inter"/>
+                <w:color w:val="454659"/>
+                <w:sz w:val="19"/>
+                <w:szCs w:val="19"/>
+              </w:rPr>
+              <w:t xml:space="preserve">Event-type canonicalization, bin normalization, per-DC timezone to UTC</w:t>
             </w:r>
           </w:p>
         </w:tc>
@@ -11511,57 +11511,57 @@
                 <w:sz w:val="19"/>
                 <w:szCs w:val="19"/>
               </w:rPr>
-              <w:t xml:space="preserve">silver.shipments_enriched</w:t>
-            </w:r>
-          </w:p>
-        </w:tc>
-        <w:tc>
-          <w:tcPr>
-            <w:shd w:color="F6F7F8" w:val="solid"/>
-            <w:tcMar>
-              <w:top w:type="dxa" w:w="30"/>
-              <w:left w:type="dxa" w:w="80"/>
-              <w:bottom w:type="dxa" w:w="30"/>
-              <w:right w:type="dxa" w:w="80"/>
-            </w:tcMar>
-          </w:tcPr>
-          <w:p>
-            <w:pPr>
-              <w:spacing w:after="0"/>
-            </w:pPr>
-            <w:r>
-              <w:rPr>
-                <w:rFonts w:ascii="Inter" w:cs="Inter" w:eastAsia="Inter" w:hAnsi="Inter"/>
-                <w:color w:val="454659"/>
-                <w:sz w:val="19"/>
-                <w:szCs w:val="19"/>
-              </w:rPr>
-              <w:t xml:space="preserve">bronze.wms_shipments</w:t>
-            </w:r>
-          </w:p>
-        </w:tc>
-        <w:tc>
-          <w:tcPr>
-            <w:shd w:color="F6F7F8" w:val="solid"/>
-            <w:tcMar>
-              <w:top w:type="dxa" w:w="30"/>
-              <w:left w:type="dxa" w:w="80"/>
-              <w:bottom w:type="dxa" w:w="30"/>
-              <w:right w:type="dxa" w:w="80"/>
-            </w:tcMar>
-          </w:tcPr>
-          <w:p>
-            <w:pPr>
-              <w:spacing w:after="0"/>
-            </w:pPr>
-            <w:r>
-              <w:rPr>
-                <w:rFonts w:ascii="Inter" w:cs="Inter" w:eastAsia="Inter" w:hAnsi="Inter"/>
-                <w:color w:val="454659"/>
-                <w:sz w:val="19"/>
-                <w:szCs w:val="19"/>
-              </w:rPr>
-              <w:t xml:space="preserve">Carrier name lookup, SLA calculation, geo-enrichment</w:t>
+              <w:t xml:space="preserve">silver.shipments_canonical</w:t>
+            </w:r>
+          </w:p>
+        </w:tc>
+        <w:tc>
+          <w:tcPr>
+            <w:shd w:color="F6F7F8" w:val="solid"/>
+            <w:tcMar>
+              <w:top w:type="dxa" w:w="30"/>
+              <w:left w:type="dxa" w:w="80"/>
+              <w:bottom w:type="dxa" w:w="30"/>
+              <w:right w:type="dxa" w:w="80"/>
+            </w:tcMar>
+          </w:tcPr>
+          <w:p>
+            <w:pPr>
+              <w:spacing w:after="0"/>
+            </w:pPr>
+            <w:r>
+              <w:rPr>
+                <w:rFonts w:ascii="Inter" w:cs="Inter" w:eastAsia="Inter" w:hAnsi="Inter"/>
+                <w:color w:val="454659"/>
+                <w:sz w:val="19"/>
+                <w:szCs w:val="19"/>
+              </w:rPr>
+              <w:t xml:space="preserve">bronze.shipments</w:t>
+            </w:r>
+          </w:p>
+        </w:tc>
+        <w:tc>
+          <w:tcPr>
+            <w:shd w:color="F6F7F8" w:val="solid"/>
+            <w:tcMar>
+              <w:top w:type="dxa" w:w="30"/>
+              <w:left w:type="dxa" w:w="80"/>
+              <w:bottom w:type="dxa" w:w="30"/>
+              <w:right w:type="dxa" w:w="80"/>
+            </w:tcMar>
+          </w:tcPr>
+          <w:p>
+            <w:pPr>
+              <w:spacing w:after="0"/>
+            </w:pPr>
+            <w:r>
+              <w:rPr>
+                <w:rFonts w:ascii="Inter" w:cs="Inter" w:eastAsia="Inter" w:hAnsi="Inter"/>
+                <w:color w:val="454659"/>
+                <w:sz w:val="19"/>
+                <w:szCs w:val="19"/>
+              </w:rPr>
+              <w:t xml:space="preserve">6-carrier multilingual status mapping, ISO countries, lbs-to-kg</w:t>
             </w:r>
           </w:p>
         </w:tc>
@@ -11587,7 +11587,7 @@
                 <w:sz w:val="19"/>
                 <w:szCs w:val="19"/>
               </w:rPr>
-              <w:t xml:space="preserve">silver.contacts_unified</w:t>
+              <w:t xml:space="preserve">silver.addresses_standardized</w:t>
             </w:r>
           </w:p>
         </w:tc>
@@ -11635,7 +11635,7 @@
                 <w:sz w:val="19"/>
                 <w:szCs w:val="19"/>
               </w:rPr>
-              <w:t xml:space="preserve">Email validation, phone normalization, duplicate merge</w:t>
+              <w:t xml:space="preserve">City/state/postal/country normalization, address quality score</w:t>
             </w:r>
           </w:p>
         </w:tc>
@@ -11662,57 +11662,57 @@
                 <w:sz w:val="19"/>
                 <w:szCs w:val="19"/>
               </w:rPr>
-              <w:t xml:space="preserve">silver.orders_crm</w:t>
-            </w:r>
-          </w:p>
-        </w:tc>
-        <w:tc>
-          <w:tcPr>
-            <w:shd w:color="F6F7F8" w:val="solid"/>
-            <w:tcMar>
-              <w:top w:type="dxa" w:w="30"/>
-              <w:left w:type="dxa" w:w="80"/>
-              <w:bottom w:type="dxa" w:w="30"/>
-              <w:right w:type="dxa" w:w="80"/>
-            </w:tcMar>
-          </w:tcPr>
-          <w:p>
-            <w:pPr>
-              <w:spacing w:after="0"/>
-            </w:pPr>
-            <w:r>
-              <w:rPr>
-                <w:rFonts w:ascii="Inter" w:cs="Inter" w:eastAsia="Inter" w:hAnsi="Inter"/>
-                <w:color w:val="454659"/>
-                <w:sz w:val="19"/>
-                <w:szCs w:val="19"/>
-              </w:rPr>
-              <w:t xml:space="preserve">bronze.sf_orders</w:t>
-            </w:r>
-          </w:p>
-        </w:tc>
-        <w:tc>
-          <w:tcPr>
-            <w:shd w:color="F6F7F8" w:val="solid"/>
-            <w:tcMar>
-              <w:top w:type="dxa" w:w="30"/>
-              <w:left w:type="dxa" w:w="80"/>
-              <w:bottom w:type="dxa" w:w="30"/>
-              <w:right w:type="dxa" w:w="80"/>
-            </w:tcMar>
-          </w:tcPr>
-          <w:p>
-            <w:pPr>
-              <w:spacing w:after="0"/>
-            </w:pPr>
-            <w:r>
-              <w:rPr>
-                <w:rFonts w:ascii="Inter" w:cs="Inter" w:eastAsia="Inter" w:hAnsi="Inter"/>
-                <w:color w:val="454659"/>
-                <w:sz w:val="19"/>
-                <w:szCs w:val="19"/>
-              </w:rPr>
-              <w:t xml:space="preserve">Currency conversion, status mapping, date parsing</w:t>
+              <w:t xml:space="preserve">silver.products_harmonized</w:t>
+            </w:r>
+          </w:p>
+        </w:tc>
+        <w:tc>
+          <w:tcPr>
+            <w:shd w:color="F6F7F8" w:val="solid"/>
+            <w:tcMar>
+              <w:top w:type="dxa" w:w="30"/>
+              <w:left w:type="dxa" w:w="80"/>
+              <w:bottom w:type="dxa" w:w="30"/>
+              <w:right w:type="dxa" w:w="80"/>
+            </w:tcMar>
+          </w:tcPr>
+          <w:p>
+            <w:pPr>
+              <w:spacing w:after="0"/>
+            </w:pPr>
+            <w:r>
+              <w:rPr>
+                <w:rFonts w:ascii="Inter" w:cs="Inter" w:eastAsia="Inter" w:hAnsi="Inter"/>
+                <w:color w:val="454659"/>
+                <w:sz w:val="19"/>
+                <w:szCs w:val="19"/>
+              </w:rPr>
+              <w:t xml:space="preserve">bronze.sf_products</w:t>
+            </w:r>
+          </w:p>
+        </w:tc>
+        <w:tc>
+          <w:tcPr>
+            <w:shd w:color="F6F7F8" w:val="solid"/>
+            <w:tcMar>
+              <w:top w:type="dxa" w:w="30"/>
+              <w:left w:type="dxa" w:w="80"/>
+              <w:bottom w:type="dxa" w:w="30"/>
+              <w:right w:type="dxa" w:w="80"/>
+            </w:tcMar>
+          </w:tcPr>
+          <w:p>
+            <w:pPr>
+              <w:spacing w:after="0"/>
+            </w:pPr>
+            <w:r>
+              <w:rPr>
+                <w:rFonts w:ascii="Inter" w:cs="Inter" w:eastAsia="Inter" w:hAnsi="Inter"/>
+                <w:color w:val="454659"/>
+                <w:sz w:val="19"/>
+                <w:szCs w:val="19"/>
+              </w:rPr>
+              <w:t xml:space="preserve">Legacy SKU resolution, weight imputation, supplier canonicalization</w:t>
             </w:r>
           </w:p>
         </w:tc>
@@ -11738,7 +11738,7 @@
                 <w:sz w:val="19"/>
                 <w:szCs w:val="19"/>
               </w:rPr>
-              <w:t xml:space="preserve">silver.products_master</w:t>
+              <w:t xml:space="preserve">silver.suppliers_deduped</w:t>
             </w:r>
           </w:p>
         </w:tc>
@@ -11786,7 +11786,7 @@
                 <w:sz w:val="19"/>
                 <w:szCs w:val="19"/>
               </w:rPr>
-              <w:t xml:space="preserve">Weight unit standardization, category hierarchy</w:t>
+              <w:t xml:space="preserve">Canonical supplier rollup with variant counts</w:t>
             </w:r>
           </w:p>
         </w:tc>
@@ -11813,57 +11813,57 @@
                 <w:sz w:val="19"/>
                 <w:szCs w:val="19"/>
               </w:rPr>
-              <w:t xml:space="preserve">silver.cold_chain_readings</w:t>
-            </w:r>
-          </w:p>
-        </w:tc>
-        <w:tc>
-          <w:tcPr>
-            <w:shd w:color="F6F7F8" w:val="solid"/>
-            <w:tcMar>
-              <w:top w:type="dxa" w:w="30"/>
-              <w:left w:type="dxa" w:w="80"/>
-              <w:bottom w:type="dxa" w:w="30"/>
-              <w:right w:type="dxa" w:w="80"/>
-            </w:tcMar>
-          </w:tcPr>
-          <w:p>
-            <w:pPr>
-              <w:spacing w:after="0"/>
-            </w:pPr>
-            <w:r>
-              <w:rPr>
-                <w:rFonts w:ascii="Inter" w:cs="Inter" w:eastAsia="Inter" w:hAnsi="Inter"/>
-                <w:color w:val="454659"/>
-                <w:sz w:val="19"/>
-                <w:szCs w:val="19"/>
-              </w:rPr>
-              <w:t xml:space="preserve">bronze.iot_cold_chain</w:t>
-            </w:r>
-          </w:p>
-        </w:tc>
-        <w:tc>
-          <w:tcPr>
-            <w:shd w:color="F6F7F8" w:val="solid"/>
-            <w:tcMar>
-              <w:top w:type="dxa" w:w="30"/>
-              <w:left w:type="dxa" w:w="80"/>
-              <w:bottom w:type="dxa" w:w="30"/>
-              <w:right w:type="dxa" w:w="80"/>
-            </w:tcMar>
-          </w:tcPr>
-          <w:p>
-            <w:pPr>
-              <w:spacing w:after="0"/>
-            </w:pPr>
-            <w:r>
-              <w:rPr>
-                <w:rFonts w:ascii="Inter" w:cs="Inter" w:eastAsia="Inter" w:hAnsi="Inter"/>
-                <w:color w:val="454659"/>
-                <w:sz w:val="19"/>
-                <w:szCs w:val="19"/>
-              </w:rPr>
-              <w:t xml:space="preserve">Outlier removal, sensor calibration offset, unit conversion</w:t>
+              <w:t xml:space="preserve">silver.order_delivery_timeline</w:t>
+            </w:r>
+          </w:p>
+        </w:tc>
+        <w:tc>
+          <w:tcPr>
+            <w:shd w:color="F6F7F8" w:val="solid"/>
+            <w:tcMar>
+              <w:top w:type="dxa" w:w="30"/>
+              <w:left w:type="dxa" w:w="80"/>
+              <w:bottom w:type="dxa" w:w="30"/>
+              <w:right w:type="dxa" w:w="80"/>
+            </w:tcMar>
+          </w:tcPr>
+          <w:p>
+            <w:pPr>
+              <w:spacing w:after="0"/>
+            </w:pPr>
+            <w:r>
+              <w:rPr>
+                <w:rFonts w:ascii="Inter" w:cs="Inter" w:eastAsia="Inter" w:hAnsi="Inter"/>
+                <w:color w:val="454659"/>
+                <w:sz w:val="19"/>
+                <w:szCs w:val="19"/>
+              </w:rPr>
+              <w:t xml:space="preserve">bronze.sf_orders + bronze.shipments</w:t>
+            </w:r>
+          </w:p>
+        </w:tc>
+        <w:tc>
+          <w:tcPr>
+            <w:shd w:color="F6F7F8" w:val="solid"/>
+            <w:tcMar>
+              <w:top w:type="dxa" w:w="30"/>
+              <w:left w:type="dxa" w:w="80"/>
+              <w:bottom w:type="dxa" w:w="30"/>
+              <w:right w:type="dxa" w:w="80"/>
+            </w:tcMar>
+          </w:tcPr>
+          <w:p>
+            <w:pPr>
+              <w:spacing w:after="0"/>
+            </w:pPr>
+            <w:r>
+              <w:rPr>
+                <w:rFonts w:ascii="Inter" w:cs="Inter" w:eastAsia="Inter" w:hAnsi="Inter"/>
+                <w:color w:val="454659"/>
+                <w:sz w:val="19"/>
+                <w:szCs w:val="19"/>
+              </w:rPr>
+              <w:t xml:space="preserve">Order lifecycle join, late-delivery/days-late/WISMO metrics</w:t>
             </w:r>
           </w:p>
         </w:tc>
@@ -11889,55 +11889,55 @@
                 <w:sz w:val="19"/>
                 <w:szCs w:val="19"/>
               </w:rPr>
-              <w:t xml:space="preserve">silver.carrier_events_parsed</w:t>
-            </w:r>
-          </w:p>
-        </w:tc>
-        <w:tc>
-          <w:tcPr>
-            <w:tcMar>
-              <w:top w:type="dxa" w:w="30"/>
-              <w:left w:type="dxa" w:w="80"/>
-              <w:bottom w:type="dxa" w:w="30"/>
-              <w:right w:type="dxa" w:w="80"/>
-            </w:tcMar>
-          </w:tcPr>
-          <w:p>
-            <w:pPr>
-              <w:spacing w:after="0"/>
-            </w:pPr>
-            <w:r>
-              <w:rPr>
-                <w:rFonts w:ascii="Inter" w:cs="Inter" w:eastAsia="Inter" w:hAnsi="Inter"/>
-                <w:color w:val="454659"/>
-                <w:sz w:val="19"/>
-                <w:szCs w:val="19"/>
-              </w:rPr>
-              <w:t xml:space="preserve">bronze.iot_carrier_events</w:t>
-            </w:r>
-          </w:p>
-        </w:tc>
-        <w:tc>
-          <w:tcPr>
-            <w:tcMar>
-              <w:top w:type="dxa" w:w="30"/>
-              <w:left w:type="dxa" w:w="80"/>
-              <w:bottom w:type="dxa" w:w="30"/>
-              <w:right w:type="dxa" w:w="80"/>
-            </w:tcMar>
-          </w:tcPr>
-          <w:p>
-            <w:pPr>
-              <w:spacing w:after="0"/>
-            </w:pPr>
-            <w:r>
-              <w:rPr>
-                <w:rFonts w:ascii="Inter" w:cs="Inter" w:eastAsia="Inter" w:hAnsi="Inter"/>
-                <w:color w:val="454659"/>
-                <w:sz w:val="19"/>
-                <w:szCs w:val="19"/>
-              </w:rPr>
-              <w:t xml:space="preserve">Event type classification, timestamp normalization</w:t>
+              <w:t xml:space="preserve">silver.iot_normalized</w:t>
+            </w:r>
+          </w:p>
+        </w:tc>
+        <w:tc>
+          <w:tcPr>
+            <w:tcMar>
+              <w:top w:type="dxa" w:w="30"/>
+              <w:left w:type="dxa" w:w="80"/>
+              <w:bottom w:type="dxa" w:w="30"/>
+              <w:right w:type="dxa" w:w="80"/>
+            </w:tcMar>
+          </w:tcPr>
+          <w:p>
+            <w:pPr>
+              <w:spacing w:after="0"/>
+            </w:pPr>
+            <w:r>
+              <w:rPr>
+                <w:rFonts w:ascii="Inter" w:cs="Inter" w:eastAsia="Inter" w:hAnsi="Inter"/>
+                <w:color w:val="454659"/>
+                <w:sz w:val="19"/>
+                <w:szCs w:val="19"/>
+              </w:rPr>
+              <w:t xml:space="preserve">bronze.iot_cold_chain</w:t>
+            </w:r>
+          </w:p>
+        </w:tc>
+        <w:tc>
+          <w:tcPr>
+            <w:tcMar>
+              <w:top w:type="dxa" w:w="30"/>
+              <w:left w:type="dxa" w:w="80"/>
+              <w:bottom w:type="dxa" w:w="30"/>
+              <w:right w:type="dxa" w:w="80"/>
+            </w:tcMar>
+          </w:tcPr>
+          <w:p>
+            <w:pPr>
+              <w:spacing w:after="0"/>
+            </w:pPr>
+            <w:r>
+              <w:rPr>
+                <w:rFonts w:ascii="Inter" w:cs="Inter" w:eastAsia="Inter" w:hAnsi="Inter"/>
+                <w:color w:val="454659"/>
+                <w:sz w:val="19"/>
+                <w:szCs w:val="19"/>
+              </w:rPr>
+              <w:t xml:space="preserve">Fahrenheit-to-Celsius, GPS-gap / unregistered-sensor / low-battery flags</w:t>
             </w:r>
           </w:p>
         </w:tc>
@@ -12253,7 +12253,7 @@
                 <w:sz w:val="19"/>
                 <w:szCs w:val="19"/>
               </w:rPr>
-              <w:t xml:space="preserve">inventory_reconciled + timestamps_audit</w:t>
+              <w:t xml:space="preserve">inventory_reconciled + warehouse_events_clean</w:t>
             </w:r>
           </w:p>
         </w:tc>
@@ -12378,7 +12378,7 @@
                 <w:sz w:val="19"/>
                 <w:szCs w:val="19"/>
               </w:rPr>
-              <w:t xml:space="preserve">shipments_canonical + orders_enriched + customers_deduped</w:t>
+              <w:t xml:space="preserve">order_delivery_timeline + shipments_canonical + addresses_standardized</w:t>
             </w:r>
           </w:p>
         </w:tc>
@@ -12627,7 +12627,7 @@
                 <w:sz w:val="19"/>
                 <w:szCs w:val="19"/>
               </w:rPr>
-              <w:t xml:space="preserve">product_master_harmonized + supplier_canonical</w:t>
+              <w:t xml:space="preserve">products_harmonized + suppliers_deduped</w:t>
             </w:r>
           </w:p>
         </w:tc>
@@ -12751,7 +12751,7 @@
                 <w:sz w:val="19"/>
                 <w:szCs w:val="19"/>
               </w:rPr>
-              <w:t xml:space="preserve">lot_trace_unified + inventory_reconciled</w:t>
+              <w:t xml:space="preserve">inventory_reconciled + products_harmonized</w:t>
             </w:r>
           </w:p>
         </w:tc>
@@ -12876,7 +12876,7 @@
                 <w:sz w:val="19"/>
                 <w:szCs w:val="19"/>
               </w:rPr>
-              <w:t xml:space="preserve">timestamps_audit</w:t>
+              <w:t xml:space="preserve">warehouse_events_clean</w:t>
             </w:r>
           </w:p>
         </w:tc>
@@ -13000,7 +13000,7 @@
                 <w:sz w:val="19"/>
                 <w:szCs w:val="19"/>
               </w:rPr>
-              <w:t xml:space="preserve">customers_deduped + orders_enriched + shipments_canonical</w:t>
+              <w:t xml:space="preserve">addresses_standardized + order_delivery_timeline + shipments_canonical</w:t>
             </w:r>
           </w:p>
         </w:tc>
@@ -13082,27 +13082,19 @@
       </w:tr>
     </w:tbl>
     <w:p>
-      <w:r>
-        <w:br w:type="page"/>
-      </w:r>
-    </w:p>
-    <w:p>
       <w:pPr>
-        <w:pBdr>
-          <w:bottom w:val="single" w:color="006580" w:sz="2" w:space="4"/>
-        </w:pBdr>
-        <w:spacing w:after="160" w:before="360"/>
+        <w:spacing w:after="120" w:before="280"/>
       </w:pPr>
       <w:r>
         <w:rPr>
           <w:rFonts w:ascii="Inter" w:cs="Inter" w:eastAsia="Inter" w:hAnsi="Inter"/>
           <w:b/>
           <w:bCs/>
-          <w:color w:val="19416C"/>
-          <w:sz w:val="30"/>
-          <w:szCs w:val="30"/>
-        </w:rPr>
-        <w:t xml:space="preserve">9. Data Products &amp; Governance</w:t>
+          <w:color w:val="006580"/>
+          <w:sz w:val="26"/>
+          <w:szCs w:val="26"/>
+        </w:rPr>
+        <w:t xml:space="preserve">8.5 Automated Alternative: Declarative Pipeline (Pipelines as Code)</w:t>
       </w:r>
     </w:p>
     <w:p>
@@ -13121,23 +13113,7 @@
           <w:sz w:val="21"/>
           <w:szCs w:val="21"/>
         </w:rPr>
-        <w:t xml:space="preserve">Register each gold layer table as a governed data product for discovery, sharing, and consumption across the organization.</w:t>
-      </w:r>
-    </w:p>
-    <w:p>
-      <w:pPr>
-        <w:spacing w:after="120" w:before="280"/>
-      </w:pPr>
-      <w:r>
-        <w:rPr>
-          <w:rFonts w:ascii="Inter" w:cs="Inter" w:eastAsia="Inter" w:hAnsi="Inter"/>
-          <w:b/>
-          <w:bCs/>
-          <w:color w:val="006580"/>
-          <w:sz w:val="26"/>
-          <w:szCs w:val="26"/>
-        </w:rPr>
-        <w:t xml:space="preserve">9.1 Register Data Products</w:t>
+        <w:t xml:space="preserve">Everything in sections 8.2–8.4 can be deployed automatically instead of built by hand. The complete pipeline — landing tasks, transformations with custom SQL, daily schedules, and connection bindings — is defined as version-controlled YAML in deploy/pipelines/mcg-pipeline/ (QTCP declarative pipelines preview) and deployed as Step 13 of npm run deploy.</w:t>
       </w:r>
     </w:p>
     <w:p>
@@ -13156,203 +13132,503 @@
           <w:sz w:val="21"/>
           <w:szCs w:val="21"/>
         </w:rPr>
-        <w:t xml:space="preserve">For each gold table:</w:t>
-      </w:r>
-    </w:p>
+        <w:t xml:space="preserve">The deploy drives the full chain over REST APIs: create connections → validate definitions → create the DI project → import the YAML → resolve bindings → prepare → start every task in dependency order (landing → transform → datamart) → attach the gold datasets to their Data Products. Control it with four config.json flags (also exposed as toggles on the wizard's Data Products page):</w:t>
+      </w:r>
+    </w:p>
+    <w:tbl>
+      <w:tblPr>
+        <w:tblW w:type="pct" w:w="100%"/>
+        <w:tblBorders>
+          <w:top w:val="single" w:color="auto" w:sz="4"/>
+          <w:left w:val="single" w:color="auto" w:sz="4"/>
+          <w:bottom w:val="single" w:color="auto" w:sz="4"/>
+          <w:right w:val="single" w:color="auto" w:sz="4"/>
+          <w:insideH w:val="single" w:color="auto" w:sz="4"/>
+          <w:insideV w:val="single" w:color="auto" w:sz="4"/>
+        </w:tblBorders>
+      </w:tblPr>
+      <w:tblGrid>
+        <w:gridCol w:w="100"/>
+        <w:gridCol w:w="100"/>
+        <w:gridCol w:w="100"/>
+      </w:tblGrid>
+      <w:tr>
+        <w:trPr>
+          <w:tblHeader/>
+        </w:trPr>
+        <w:tc>
+          <w:tcPr>
+            <w:shd w:color="006580" w:val="solid"/>
+            <w:tcMar>
+              <w:top w:type="dxa" w:w="40"/>
+              <w:left w:type="dxa" w:w="80"/>
+              <w:bottom w:type="dxa" w:w="40"/>
+              <w:right w:type="dxa" w:w="80"/>
+            </w:tcMar>
+          </w:tcPr>
+          <w:p>
+            <w:pPr>
+              <w:spacing w:after="0"/>
+            </w:pPr>
+            <w:r>
+              <w:rPr>
+                <w:rFonts w:ascii="Inter" w:cs="Inter" w:eastAsia="Inter" w:hAnsi="Inter"/>
+                <w:b/>
+                <w:bCs/>
+                <w:color w:val="FFFFFF"/>
+                <w:sz w:val="19"/>
+                <w:szCs w:val="19"/>
+              </w:rPr>
+              <w:t xml:space="preserve">Flag (config.json pipelines.*)</w:t>
+            </w:r>
+          </w:p>
+        </w:tc>
+        <w:tc>
+          <w:tcPr>
+            <w:shd w:color="006580" w:val="solid"/>
+            <w:tcMar>
+              <w:top w:type="dxa" w:w="40"/>
+              <w:left w:type="dxa" w:w="80"/>
+              <w:bottom w:type="dxa" w:w="40"/>
+              <w:right w:type="dxa" w:w="80"/>
+            </w:tcMar>
+          </w:tcPr>
+          <w:p>
+            <w:pPr>
+              <w:spacing w:after="0"/>
+            </w:pPr>
+            <w:r>
+              <w:rPr>
+                <w:rFonts w:ascii="Inter" w:cs="Inter" w:eastAsia="Inter" w:hAnsi="Inter"/>
+                <w:b/>
+                <w:bCs/>
+                <w:color w:val="FFFFFF"/>
+                <w:sz w:val="19"/>
+                <w:szCs w:val="19"/>
+              </w:rPr>
+              <w:t xml:space="preserve">Default</w:t>
+            </w:r>
+          </w:p>
+        </w:tc>
+        <w:tc>
+          <w:tcPr>
+            <w:shd w:color="006580" w:val="solid"/>
+            <w:tcMar>
+              <w:top w:type="dxa" w:w="40"/>
+              <w:left w:type="dxa" w:w="80"/>
+              <w:bottom w:type="dxa" w:w="40"/>
+              <w:right w:type="dxa" w:w="80"/>
+            </w:tcMar>
+          </w:tcPr>
+          <w:p>
+            <w:pPr>
+              <w:spacing w:after="0"/>
+            </w:pPr>
+            <w:r>
+              <w:rPr>
+                <w:rFonts w:ascii="Inter" w:cs="Inter" w:eastAsia="Inter" w:hAnsi="Inter"/>
+                <w:b/>
+                <w:bCs/>
+                <w:color w:val="FFFFFF"/>
+                <w:sz w:val="19"/>
+                <w:szCs w:val="19"/>
+              </w:rPr>
+              <w:t xml:space="preserve">Effect</w:t>
+            </w:r>
+          </w:p>
+        </w:tc>
+      </w:tr>
+      <w:tr>
+        <w:tc>
+          <w:tcPr>
+            <w:shd w:color="F6F7F8" w:val="solid"/>
+            <w:tcMar>
+              <w:top w:type="dxa" w:w="30"/>
+              <w:left w:type="dxa" w:w="80"/>
+              <w:bottom w:type="dxa" w:w="30"/>
+              <w:right w:type="dxa" w:w="80"/>
+            </w:tcMar>
+          </w:tcPr>
+          <w:p>
+            <w:pPr>
+              <w:spacing w:after="0"/>
+            </w:pPr>
+            <w:r>
+              <w:rPr>
+                <w:rFonts w:ascii="Inter" w:cs="Inter" w:eastAsia="Inter" w:hAnsi="Inter"/>
+                <w:color w:val="454659"/>
+                <w:sz w:val="19"/>
+                <w:szCs w:val="19"/>
+              </w:rPr>
+              <w:t xml:space="preserve">prepare</w:t>
+            </w:r>
+          </w:p>
+        </w:tc>
+        <w:tc>
+          <w:tcPr>
+            <w:shd w:color="F6F7F8" w:val="solid"/>
+            <w:tcMar>
+              <w:top w:type="dxa" w:w="30"/>
+              <w:left w:type="dxa" w:w="80"/>
+              <w:bottom w:type="dxa" w:w="30"/>
+              <w:right w:type="dxa" w:w="80"/>
+            </w:tcMar>
+          </w:tcPr>
+          <w:p>
+            <w:pPr>
+              <w:spacing w:after="0"/>
+            </w:pPr>
+            <w:r>
+              <w:rPr>
+                <w:rFonts w:ascii="Inter" w:cs="Inter" w:eastAsia="Inter" w:hAnsi="Inter"/>
+                <w:color w:val="454659"/>
+                <w:sz w:val="19"/>
+                <w:szCs w:val="19"/>
+              </w:rPr>
+              <w:t xml:space="preserve">false</w:t>
+            </w:r>
+          </w:p>
+        </w:tc>
+        <w:tc>
+          <w:tcPr>
+            <w:shd w:color="F6F7F8" w:val="solid"/>
+            <w:tcMar>
+              <w:top w:type="dxa" w:w="30"/>
+              <w:left w:type="dxa" w:w="80"/>
+              <w:bottom w:type="dxa" w:w="30"/>
+              <w:right w:type="dxa" w:w="80"/>
+            </w:tcMar>
+          </w:tcPr>
+          <w:p>
+            <w:pPr>
+              <w:spacing w:after="0"/>
+            </w:pPr>
+            <w:r>
+              <w:rPr>
+                <w:rFonts w:ascii="Inter" w:cs="Inter" w:eastAsia="Inter" w:hAnsi="Inter"/>
+                <w:color w:val="454659"/>
+                <w:sz w:val="19"/>
+                <w:szCs w:val="19"/>
+              </w:rPr>
+              <w:t xml:space="preserve">Validate + prepare the project after import (creates lakehouse artifacts)</w:t>
+            </w:r>
+          </w:p>
+        </w:tc>
+      </w:tr>
+      <w:tr>
+        <w:tc>
+          <w:tcPr>
+            <w:tcMar>
+              <w:top w:type="dxa" w:w="30"/>
+              <w:left w:type="dxa" w:w="80"/>
+              <w:bottom w:type="dxa" w:w="30"/>
+              <w:right w:type="dxa" w:w="80"/>
+            </w:tcMar>
+          </w:tcPr>
+          <w:p>
+            <w:pPr>
+              <w:spacing w:after="0"/>
+            </w:pPr>
+            <w:r>
+              <w:rPr>
+                <w:rFonts w:ascii="Inter" w:cs="Inter" w:eastAsia="Inter" w:hAnsi="Inter"/>
+                <w:color w:val="454659"/>
+                <w:sz w:val="19"/>
+                <w:szCs w:val="19"/>
+              </w:rPr>
+              <w:t xml:space="preserve">run</w:t>
+            </w:r>
+          </w:p>
+        </w:tc>
+        <w:tc>
+          <w:tcPr>
+            <w:tcMar>
+              <w:top w:type="dxa" w:w="30"/>
+              <w:left w:type="dxa" w:w="80"/>
+              <w:bottom w:type="dxa" w:w="30"/>
+              <w:right w:type="dxa" w:w="80"/>
+            </w:tcMar>
+          </w:tcPr>
+          <w:p>
+            <w:pPr>
+              <w:spacing w:after="0"/>
+            </w:pPr>
+            <w:r>
+              <w:rPr>
+                <w:rFonts w:ascii="Inter" w:cs="Inter" w:eastAsia="Inter" w:hAnsi="Inter"/>
+                <w:color w:val="454659"/>
+                <w:sz w:val="19"/>
+                <w:szCs w:val="19"/>
+              </w:rPr>
+              <w:t xml:space="preserve">false</w:t>
+            </w:r>
+          </w:p>
+        </w:tc>
+        <w:tc>
+          <w:tcPr>
+            <w:tcMar>
+              <w:top w:type="dxa" w:w="30"/>
+              <w:left w:type="dxa" w:w="80"/>
+              <w:bottom w:type="dxa" w:w="30"/>
+              <w:right w:type="dxa" w:w="80"/>
+            </w:tcMar>
+          </w:tcPr>
+          <w:p>
+            <w:pPr>
+              <w:spacing w:after="0"/>
+            </w:pPr>
+            <w:r>
+              <w:rPr>
+                <w:rFonts w:ascii="Inter" w:cs="Inter" w:eastAsia="Inter" w:hAnsi="Inter"/>
+                <w:color w:val="454659"/>
+                <w:sz w:val="19"/>
+                <w:szCs w:val="19"/>
+              </w:rPr>
+              <w:t xml:space="preserve">Start all tasks in dependency order after prepare</w:t>
+            </w:r>
+          </w:p>
+        </w:tc>
+      </w:tr>
+      <w:tr>
+        <w:tc>
+          <w:tcPr>
+            <w:shd w:color="F6F7F8" w:val="solid"/>
+            <w:tcMar>
+              <w:top w:type="dxa" w:w="30"/>
+              <w:left w:type="dxa" w:w="80"/>
+              <w:bottom w:type="dxa" w:w="30"/>
+              <w:right w:type="dxa" w:w="80"/>
+            </w:tcMar>
+          </w:tcPr>
+          <w:p>
+            <w:pPr>
+              <w:spacing w:after="0"/>
+            </w:pPr>
+            <w:r>
+              <w:rPr>
+                <w:rFonts w:ascii="Inter" w:cs="Inter" w:eastAsia="Inter" w:hAnsi="Inter"/>
+                <w:color w:val="454659"/>
+                <w:sz w:val="19"/>
+                <w:szCs w:val="19"/>
+              </w:rPr>
+              <w:t xml:space="preserve">attachDatasets</w:t>
+            </w:r>
+          </w:p>
+        </w:tc>
+        <w:tc>
+          <w:tcPr>
+            <w:shd w:color="F6F7F8" w:val="solid"/>
+            <w:tcMar>
+              <w:top w:type="dxa" w:w="30"/>
+              <w:left w:type="dxa" w:w="80"/>
+              <w:bottom w:type="dxa" w:w="30"/>
+              <w:right w:type="dxa" w:w="80"/>
+            </w:tcMar>
+          </w:tcPr>
+          <w:p>
+            <w:pPr>
+              <w:spacing w:after="0"/>
+            </w:pPr>
+            <w:r>
+              <w:rPr>
+                <w:rFonts w:ascii="Inter" w:cs="Inter" w:eastAsia="Inter" w:hAnsi="Inter"/>
+                <w:color w:val="454659"/>
+                <w:sz w:val="19"/>
+                <w:szCs w:val="19"/>
+              </w:rPr>
+              <w:t xml:space="preserve">true</w:t>
+            </w:r>
+          </w:p>
+        </w:tc>
+        <w:tc>
+          <w:tcPr>
+            <w:shd w:color="F6F7F8" w:val="solid"/>
+            <w:tcMar>
+              <w:top w:type="dxa" w:w="30"/>
+              <w:left w:type="dxa" w:w="80"/>
+              <w:bottom w:type="dxa" w:w="30"/>
+              <w:right w:type="dxa" w:w="80"/>
+            </w:tcMar>
+          </w:tcPr>
+          <w:p>
+            <w:pPr>
+              <w:spacing w:after="0"/>
+            </w:pPr>
+            <w:r>
+              <w:rPr>
+                <w:rFonts w:ascii="Inter" w:cs="Inter" w:eastAsia="Inter" w:hAnsi="Inter"/>
+                <w:color w:val="454659"/>
+                <w:sz w:val="19"/>
+                <w:szCs w:val="19"/>
+              </w:rPr>
+              <w:t xml:space="preserve">Attach gold catalog datasets to the matching Data Products (soft-skips tables not yet in the catalog)</w:t>
+            </w:r>
+          </w:p>
+        </w:tc>
+      </w:tr>
+      <w:tr>
+        <w:tc>
+          <w:tcPr>
+            <w:tcMar>
+              <w:top w:type="dxa" w:w="30"/>
+              <w:left w:type="dxa" w:w="80"/>
+              <w:bottom w:type="dxa" w:w="30"/>
+              <w:right w:type="dxa" w:w="80"/>
+            </w:tcMar>
+          </w:tcPr>
+          <w:p>
+            <w:pPr>
+              <w:spacing w:after="0"/>
+            </w:pPr>
+            <w:r>
+              <w:rPr>
+                <w:rFonts w:ascii="Inter" w:cs="Inter" w:eastAsia="Inter" w:hAnsi="Inter"/>
+                <w:color w:val="454659"/>
+                <w:sz w:val="19"/>
+                <w:szCs w:val="19"/>
+              </w:rPr>
+              <w:t xml:space="preserve">publishDataProducts</w:t>
+            </w:r>
+          </w:p>
+        </w:tc>
+        <w:tc>
+          <w:tcPr>
+            <w:tcMar>
+              <w:top w:type="dxa" w:w="30"/>
+              <w:left w:type="dxa" w:w="80"/>
+              <w:bottom w:type="dxa" w:w="30"/>
+              <w:right w:type="dxa" w:w="80"/>
+            </w:tcMar>
+          </w:tcPr>
+          <w:p>
+            <w:pPr>
+              <w:spacing w:after="0"/>
+            </w:pPr>
+            <w:r>
+              <w:rPr>
+                <w:rFonts w:ascii="Inter" w:cs="Inter" w:eastAsia="Inter" w:hAnsi="Inter"/>
+                <w:color w:val="454659"/>
+                <w:sz w:val="19"/>
+                <w:szCs w:val="19"/>
+              </w:rPr>
+              <w:t xml:space="preserve">false</w:t>
+            </w:r>
+          </w:p>
+        </w:tc>
+        <w:tc>
+          <w:tcPr>
+            <w:tcMar>
+              <w:top w:type="dxa" w:w="30"/>
+              <w:left w:type="dxa" w:w="80"/>
+              <w:bottom w:type="dxa" w:w="30"/>
+              <w:right w:type="dxa" w:w="80"/>
+            </w:tcMar>
+          </w:tcPr>
+          <w:p>
+            <w:pPr>
+              <w:spacing w:after="0"/>
+            </w:pPr>
+            <w:r>
+              <w:rPr>
+                <w:rFonts w:ascii="Inter" w:cs="Inter" w:eastAsia="Inter" w:hAnsi="Inter"/>
+                <w:color w:val="454659"/>
+                <w:sz w:val="19"/>
+                <w:szCs w:val="19"/>
+              </w:rPr>
+              <w:t xml:space="preserve">Activate the Data Products in the marketplace</w:t>
+            </w:r>
+          </w:p>
+        </w:tc>
+      </w:tr>
+    </w:tbl>
     <w:p>
       <w:pPr>
-        <w:spacing w:after="80"/>
-        <w:ind w:left="431"/>
+        <w:spacing w:after="120"/>
+        <w:jc w:val="left"/>
       </w:pPr>
       <w:r>
         <w:rPr>
           <w:rFonts w:ascii="Inter" w:cs="Inter" w:eastAsia="Inter" w:hAnsi="Inter"/>
+          <w:b w:val="false"/>
+          <w:bCs w:val="false"/>
+          <w:i w:val="false"/>
+          <w:iCs w:val="false"/>
+          <w:color w:val="454659"/>
+          <w:sz w:val="21"/>
+          <w:szCs w:val="21"/>
+        </w:rPr>
+        <w:t xml:space="preserve">Daily refresh schedules are declared in the YAML itself (qtcp_tasks/*/schedule.yaml): silver transform daily at 05:30 UTC and gold datamart daily at 06:00 UTC, both alongside event-based cascade triggers. There is no REST endpoint for DI schedules — the YAML is the source of truth, and the schedules activate once tasks are started.</w:t>
+      </w:r>
+    </w:p>
+    <w:p>
+      <w:pPr>
+        <w:spacing w:after="60" w:before="60"/>
+        <w:ind w:left="400"/>
+      </w:pPr>
+      <w:r>
+        <w:rPr>
+          <w:rFonts w:ascii="Consolas" w:cs="Consolas" w:eastAsia="Consolas" w:hAnsi="Consolas"/>
           <w:b/>
           <w:bCs/>
-          <w:color w:val="006580"/>
-          <w:sz w:val="21"/>
-          <w:szCs w:val="21"/>
-        </w:rPr>
-        <w:t xml:space="preserve">1. </w:t>
-      </w:r>
+          <w:color w:val="009845"/>
+          <w:sz w:val="20"/>
+          <w:szCs w:val="20"/>
+        </w:rPr>
+        <w:t xml:space="preserve">$ </w:t>
+      </w:r>
+      <w:r>
+        <w:rPr>
+          <w:rFonts w:ascii="Consolas" w:cs="Consolas" w:eastAsia="Consolas" w:hAnsi="Consolas"/>
+          <w:color w:val="454659"/>
+          <w:sz w:val="20"/>
+          <w:szCs w:val="20"/>
+        </w:rPr>
+        <w:t xml:space="preserve">npm run pipeline:zip</w:t>
+      </w:r>
+    </w:p>
+    <w:p>
+      <w:pPr>
+        <w:spacing w:after="120"/>
+        <w:jc w:val="left"/>
+      </w:pPr>
       <w:r>
         <w:rPr>
           <w:rFonts w:ascii="Inter" w:cs="Inter" w:eastAsia="Inter" w:hAnsi="Inter"/>
           <w:b w:val="false"/>
           <w:bCs w:val="false"/>
+          <w:i w:val="false"/>
+          <w:iCs w:val="false"/>
           <w:color w:val="454659"/>
           <w:sz w:val="21"/>
           <w:szCs w:val="21"/>
         </w:rPr>
-        <w:t xml:space="preserve">Navigate to Data Integration → Data Products</w:t>
+        <w:t xml:space="preserve">For a manual import without any tenant credentials, the command above packages mcg-pipeline.zip for Data Integration → your project → Import. After refining transformations in the QTCP UI, round-trip them back into the repo:</w:t>
       </w:r>
     </w:p>
     <w:p>
       <w:pPr>
-        <w:spacing w:after="80"/>
-        <w:ind w:left="431"/>
+        <w:spacing w:after="60" w:before="60"/>
+        <w:ind w:left="400"/>
       </w:pPr>
       <w:r>
         <w:rPr>
-          <w:rFonts w:ascii="Inter" w:cs="Inter" w:eastAsia="Inter" w:hAnsi="Inter"/>
+          <w:rFonts w:ascii="Consolas" w:cs="Consolas" w:eastAsia="Consolas" w:hAnsi="Consolas"/>
           <w:b/>
           <w:bCs/>
-          <w:color w:val="006580"/>
-          <w:sz w:val="21"/>
-          <w:szCs w:val="21"/>
-        </w:rPr>
-        <w:t xml:space="preserve">2. </w:t>
-      </w:r>
-      <w:r>
-        <w:rPr>
-          <w:rFonts w:ascii="Inter" w:cs="Inter" w:eastAsia="Inter" w:hAnsi="Inter"/>
-          <w:b w:val="false"/>
-          <w:bCs w:val="false"/>
+          <w:color w:val="009845"/>
+          <w:sz w:val="20"/>
+          <w:szCs w:val="20"/>
+        </w:rPr>
+        <w:t xml:space="preserve">$ </w:t>
+      </w:r>
+      <w:r>
+        <w:rPr>
+          <w:rFonts w:ascii="Consolas" w:cs="Consolas" w:eastAsia="Consolas" w:hAnsi="Consolas"/>
           <w:color w:val="454659"/>
-          <w:sz w:val="21"/>
-          <w:szCs w:val="21"/>
-        </w:rPr>
-        <w:t xml:space="preserve">Click Register Data Product</w:t>
-      </w:r>
-    </w:p>
-    <w:p>
-      <w:pPr>
-        <w:spacing w:after="80"/>
-        <w:ind w:left="431"/>
-      </w:pPr>
-      <w:r>
-        <w:rPr>
-          <w:rFonts w:ascii="Inter" w:cs="Inter" w:eastAsia="Inter" w:hAnsi="Inter"/>
-          <w:b/>
-          <w:bCs/>
-          <w:color w:val="006580"/>
-          <w:sz w:val="21"/>
-          <w:szCs w:val="21"/>
-        </w:rPr>
-        <w:t xml:space="preserve">3. </w:t>
-      </w:r>
-      <w:r>
-        <w:rPr>
-          <w:rFonts w:ascii="Inter" w:cs="Inter" w:eastAsia="Inter" w:hAnsi="Inter"/>
-          <w:b w:val="false"/>
-          <w:bCs w:val="false"/>
-          <w:color w:val="454659"/>
-          <w:sz w:val="21"/>
-          <w:szCs w:val="21"/>
-        </w:rPr>
-        <w:t xml:space="preserve">Select the gold table from the lakehouse</w:t>
-      </w:r>
-    </w:p>
-    <w:p>
-      <w:pPr>
-        <w:spacing w:after="80"/>
-        <w:ind w:left="431"/>
-      </w:pPr>
-      <w:r>
-        <w:rPr>
-          <w:rFonts w:ascii="Inter" w:cs="Inter" w:eastAsia="Inter" w:hAnsi="Inter"/>
-          <w:b/>
-          <w:bCs/>
-          <w:color w:val="006580"/>
-          <w:sz w:val="21"/>
-          <w:szCs w:val="21"/>
-        </w:rPr>
-        <w:t xml:space="preserve">4. </w:t>
-      </w:r>
-      <w:r>
-        <w:rPr>
-          <w:rFonts w:ascii="Inter" w:cs="Inter" w:eastAsia="Inter" w:hAnsi="Inter"/>
-          <w:b w:val="false"/>
-          <w:bCs w:val="false"/>
-          <w:color w:val="454659"/>
-          <w:sz w:val="21"/>
-          <w:szCs w:val="21"/>
-        </w:rPr>
-        <w:t xml:space="preserve">Set the owner (e.g., Data Engineering Team)</w:t>
-      </w:r>
-    </w:p>
-    <w:p>
-      <w:pPr>
-        <w:spacing w:after="80"/>
-        <w:ind w:left="431"/>
-      </w:pPr>
-      <w:r>
-        <w:rPr>
-          <w:rFonts w:ascii="Inter" w:cs="Inter" w:eastAsia="Inter" w:hAnsi="Inter"/>
-          <w:b/>
-          <w:bCs/>
-          <w:color w:val="006580"/>
-          <w:sz w:val="21"/>
-          <w:szCs w:val="21"/>
-        </w:rPr>
-        <w:t xml:space="preserve">5. </w:t>
-      </w:r>
-      <w:r>
-        <w:rPr>
-          <w:rFonts w:ascii="Inter" w:cs="Inter" w:eastAsia="Inter" w:hAnsi="Inter"/>
-          <w:b w:val="false"/>
-          <w:bCs w:val="false"/>
-          <w:color w:val="454659"/>
-          <w:sz w:val="21"/>
-          <w:szCs w:val="21"/>
-        </w:rPr>
-        <w:t xml:space="preserve">Add a description — use AI-generated descriptions for consistency</w:t>
-      </w:r>
-    </w:p>
-    <w:p>
-      <w:pPr>
-        <w:spacing w:after="80"/>
-        <w:ind w:left="431"/>
-      </w:pPr>
-      <w:r>
-        <w:rPr>
-          <w:rFonts w:ascii="Inter" w:cs="Inter" w:eastAsia="Inter" w:hAnsi="Inter"/>
-          <w:b/>
-          <w:bCs/>
-          <w:color w:val="006580"/>
-          <w:sz w:val="21"/>
-          <w:szCs w:val="21"/>
-        </w:rPr>
-        <w:t xml:space="preserve">6. </w:t>
-      </w:r>
-      <w:r>
-        <w:rPr>
-          <w:rFonts w:ascii="Inter" w:cs="Inter" w:eastAsia="Inter" w:hAnsi="Inter"/>
-          <w:b w:val="false"/>
-          <w:bCs w:val="false"/>
-          <w:color w:val="454659"/>
-          <w:sz w:val="21"/>
-          <w:szCs w:val="21"/>
-        </w:rPr>
-        <w:t xml:space="preserve">Set classification level (Internal for demo purposes)</w:t>
-      </w:r>
-    </w:p>
-    <w:p>
-      <w:pPr>
-        <w:spacing w:after="80"/>
-        <w:ind w:left="431"/>
-      </w:pPr>
-      <w:r>
-        <w:rPr>
-          <w:rFonts w:ascii="Inter" w:cs="Inter" w:eastAsia="Inter" w:hAnsi="Inter"/>
-          <w:b/>
-          <w:bCs/>
-          <w:color w:val="006580"/>
-          <w:sz w:val="21"/>
-          <w:szCs w:val="21"/>
-        </w:rPr>
-        <w:t xml:space="preserve">7. </w:t>
-      </w:r>
-      <w:r>
-        <w:rPr>
-          <w:rFonts w:ascii="Inter" w:cs="Inter" w:eastAsia="Inter" w:hAnsi="Inter"/>
-          <w:b w:val="false"/>
-          <w:bCs w:val="false"/>
-          <w:color w:val="454659"/>
-          <w:sz w:val="21"/>
-          <w:szCs w:val="21"/>
-        </w:rPr>
-        <w:t xml:space="preserve">Enable API Sharing to make the data product accessible via REST API</w:t>
+          <w:sz w:val="20"/>
+          <w:szCs w:val="20"/>
+        </w:rPr>
+        <w:t xml:space="preserve">npm run deploy:export-pipeline</w:t>
       </w:r>
     </w:p>
     <w:tbl>
@@ -13381,7 +13657,7 @@
               <w:bottom w:val="none"/>
               <w:right w:val="none"/>
             </w:tcBorders>
-            <w:shd w:color="006580" w:val="solid"/>
+            <w:shd w:color="009845" w:val="solid"/>
           </w:tcPr>
           <w:p>
             <w:pPr>
@@ -13418,7 +13694,419 @@
                 <w:sz w:val="20"/>
                 <w:szCs w:val="20"/>
               </w:rPr>
+              <w:t xml:space="preserve">Recommended flow: deploy with prepare=true and run=true on a fresh tenant, let the first pipeline run land data in the catalog, then re-run the deploy (or just Step 13) so attachDatasets links the gold datasets to their Data Products.</w:t>
+            </w:r>
+          </w:p>
+        </w:tc>
+      </w:tr>
+    </w:tbl>
+    <w:p>
+      <w:r>
+        <w:br w:type="page"/>
+      </w:r>
+    </w:p>
+    <w:p>
+      <w:pPr>
+        <w:pBdr>
+          <w:bottom w:val="single" w:color="006580" w:sz="2" w:space="4"/>
+        </w:pBdr>
+        <w:spacing w:after="160" w:before="360"/>
+      </w:pPr>
+      <w:r>
+        <w:rPr>
+          <w:rFonts w:ascii="Inter" w:cs="Inter" w:eastAsia="Inter" w:hAnsi="Inter"/>
+          <w:b/>
+          <w:bCs/>
+          <w:color w:val="19416C"/>
+          <w:sz w:val="30"/>
+          <w:szCs w:val="30"/>
+        </w:rPr>
+        <w:t xml:space="preserve">9. Data Products &amp; Governance</w:t>
+      </w:r>
+    </w:p>
+    <w:p>
+      <w:pPr>
+        <w:spacing w:after="120"/>
+        <w:jc w:val="left"/>
+      </w:pPr>
+      <w:r>
+        <w:rPr>
+          <w:rFonts w:ascii="Inter" w:cs="Inter" w:eastAsia="Inter" w:hAnsi="Inter"/>
+          <w:b w:val="false"/>
+          <w:bCs w:val="false"/>
+          <w:i w:val="false"/>
+          <w:iCs w:val="false"/>
+          <w:color w:val="454659"/>
+          <w:sz w:val="21"/>
+          <w:szCs w:val="21"/>
+        </w:rPr>
+        <w:t xml:space="preserve">Register each gold layer table as a governed data product for discovery, sharing, and consumption across the organization.</w:t>
+      </w:r>
+    </w:p>
+    <w:p>
+      <w:pPr>
+        <w:spacing w:after="120" w:before="280"/>
+      </w:pPr>
+      <w:r>
+        <w:rPr>
+          <w:rFonts w:ascii="Inter" w:cs="Inter" w:eastAsia="Inter" w:hAnsi="Inter"/>
+          <w:b/>
+          <w:bCs/>
+          <w:color w:val="006580"/>
+          <w:sz w:val="26"/>
+          <w:szCs w:val="26"/>
+        </w:rPr>
+        <w:t xml:space="preserve">9.1 Register Data Products</w:t>
+      </w:r>
+    </w:p>
+    <w:p>
+      <w:pPr>
+        <w:spacing w:after="120"/>
+        <w:jc w:val="left"/>
+      </w:pPr>
+      <w:r>
+        <w:rPr>
+          <w:rFonts w:ascii="Inter" w:cs="Inter" w:eastAsia="Inter" w:hAnsi="Inter"/>
+          <w:b w:val="false"/>
+          <w:bCs w:val="false"/>
+          <w:i w:val="false"/>
+          <w:iCs w:val="false"/>
+          <w:color w:val="454659"/>
+          <w:sz w:val="21"/>
+          <w:szCs w:val="21"/>
+        </w:rPr>
+        <w:t xml:space="preserve">For each gold table:</w:t>
+      </w:r>
+    </w:p>
+    <w:p>
+      <w:pPr>
+        <w:spacing w:after="80"/>
+        <w:ind w:left="431"/>
+      </w:pPr>
+      <w:r>
+        <w:rPr>
+          <w:rFonts w:ascii="Inter" w:cs="Inter" w:eastAsia="Inter" w:hAnsi="Inter"/>
+          <w:b/>
+          <w:bCs/>
+          <w:color w:val="006580"/>
+          <w:sz w:val="21"/>
+          <w:szCs w:val="21"/>
+        </w:rPr>
+        <w:t xml:space="preserve">1. </w:t>
+      </w:r>
+      <w:r>
+        <w:rPr>
+          <w:rFonts w:ascii="Inter" w:cs="Inter" w:eastAsia="Inter" w:hAnsi="Inter"/>
+          <w:b w:val="false"/>
+          <w:bCs w:val="false"/>
+          <w:color w:val="454659"/>
+          <w:sz w:val="21"/>
+          <w:szCs w:val="21"/>
+        </w:rPr>
+        <w:t xml:space="preserve">Navigate to Data Integration → Data Products</w:t>
+      </w:r>
+    </w:p>
+    <w:p>
+      <w:pPr>
+        <w:spacing w:after="80"/>
+        <w:ind w:left="431"/>
+      </w:pPr>
+      <w:r>
+        <w:rPr>
+          <w:rFonts w:ascii="Inter" w:cs="Inter" w:eastAsia="Inter" w:hAnsi="Inter"/>
+          <w:b/>
+          <w:bCs/>
+          <w:color w:val="006580"/>
+          <w:sz w:val="21"/>
+          <w:szCs w:val="21"/>
+        </w:rPr>
+        <w:t xml:space="preserve">2. </w:t>
+      </w:r>
+      <w:r>
+        <w:rPr>
+          <w:rFonts w:ascii="Inter" w:cs="Inter" w:eastAsia="Inter" w:hAnsi="Inter"/>
+          <w:b w:val="false"/>
+          <w:bCs w:val="false"/>
+          <w:color w:val="454659"/>
+          <w:sz w:val="21"/>
+          <w:szCs w:val="21"/>
+        </w:rPr>
+        <w:t xml:space="preserve">Click Register Data Product</w:t>
+      </w:r>
+    </w:p>
+    <w:p>
+      <w:pPr>
+        <w:spacing w:after="80"/>
+        <w:ind w:left="431"/>
+      </w:pPr>
+      <w:r>
+        <w:rPr>
+          <w:rFonts w:ascii="Inter" w:cs="Inter" w:eastAsia="Inter" w:hAnsi="Inter"/>
+          <w:b/>
+          <w:bCs/>
+          <w:color w:val="006580"/>
+          <w:sz w:val="21"/>
+          <w:szCs w:val="21"/>
+        </w:rPr>
+        <w:t xml:space="preserve">3. </w:t>
+      </w:r>
+      <w:r>
+        <w:rPr>
+          <w:rFonts w:ascii="Inter" w:cs="Inter" w:eastAsia="Inter" w:hAnsi="Inter"/>
+          <w:b w:val="false"/>
+          <w:bCs w:val="false"/>
+          <w:color w:val="454659"/>
+          <w:sz w:val="21"/>
+          <w:szCs w:val="21"/>
+        </w:rPr>
+        <w:t xml:space="preserve">Select the gold table from the lakehouse</w:t>
+      </w:r>
+    </w:p>
+    <w:p>
+      <w:pPr>
+        <w:spacing w:after="80"/>
+        <w:ind w:left="431"/>
+      </w:pPr>
+      <w:r>
+        <w:rPr>
+          <w:rFonts w:ascii="Inter" w:cs="Inter" w:eastAsia="Inter" w:hAnsi="Inter"/>
+          <w:b/>
+          <w:bCs/>
+          <w:color w:val="006580"/>
+          <w:sz w:val="21"/>
+          <w:szCs w:val="21"/>
+        </w:rPr>
+        <w:t xml:space="preserve">4. </w:t>
+      </w:r>
+      <w:r>
+        <w:rPr>
+          <w:rFonts w:ascii="Inter" w:cs="Inter" w:eastAsia="Inter" w:hAnsi="Inter"/>
+          <w:b w:val="false"/>
+          <w:bCs w:val="false"/>
+          <w:color w:val="454659"/>
+          <w:sz w:val="21"/>
+          <w:szCs w:val="21"/>
+        </w:rPr>
+        <w:t xml:space="preserve">Set the owner (e.g., Data Engineering Team)</w:t>
+      </w:r>
+    </w:p>
+    <w:p>
+      <w:pPr>
+        <w:spacing w:after="80"/>
+        <w:ind w:left="431"/>
+      </w:pPr>
+      <w:r>
+        <w:rPr>
+          <w:rFonts w:ascii="Inter" w:cs="Inter" w:eastAsia="Inter" w:hAnsi="Inter"/>
+          <w:b/>
+          <w:bCs/>
+          <w:color w:val="006580"/>
+          <w:sz w:val="21"/>
+          <w:szCs w:val="21"/>
+        </w:rPr>
+        <w:t xml:space="preserve">5. </w:t>
+      </w:r>
+      <w:r>
+        <w:rPr>
+          <w:rFonts w:ascii="Inter" w:cs="Inter" w:eastAsia="Inter" w:hAnsi="Inter"/>
+          <w:b w:val="false"/>
+          <w:bCs w:val="false"/>
+          <w:color w:val="454659"/>
+          <w:sz w:val="21"/>
+          <w:szCs w:val="21"/>
+        </w:rPr>
+        <w:t xml:space="preserve">Add a description — use AI-generated descriptions for consistency</w:t>
+      </w:r>
+    </w:p>
+    <w:p>
+      <w:pPr>
+        <w:spacing w:after="80"/>
+        <w:ind w:left="431"/>
+      </w:pPr>
+      <w:r>
+        <w:rPr>
+          <w:rFonts w:ascii="Inter" w:cs="Inter" w:eastAsia="Inter" w:hAnsi="Inter"/>
+          <w:b/>
+          <w:bCs/>
+          <w:color w:val="006580"/>
+          <w:sz w:val="21"/>
+          <w:szCs w:val="21"/>
+        </w:rPr>
+        <w:t xml:space="preserve">6. </w:t>
+      </w:r>
+      <w:r>
+        <w:rPr>
+          <w:rFonts w:ascii="Inter" w:cs="Inter" w:eastAsia="Inter" w:hAnsi="Inter"/>
+          <w:b w:val="false"/>
+          <w:bCs w:val="false"/>
+          <w:color w:val="454659"/>
+          <w:sz w:val="21"/>
+          <w:szCs w:val="21"/>
+        </w:rPr>
+        <w:t xml:space="preserve">Set classification level (Internal for demo purposes)</w:t>
+      </w:r>
+    </w:p>
+    <w:p>
+      <w:pPr>
+        <w:spacing w:after="80"/>
+        <w:ind w:left="431"/>
+      </w:pPr>
+      <w:r>
+        <w:rPr>
+          <w:rFonts w:ascii="Inter" w:cs="Inter" w:eastAsia="Inter" w:hAnsi="Inter"/>
+          <w:b/>
+          <w:bCs/>
+          <w:color w:val="006580"/>
+          <w:sz w:val="21"/>
+          <w:szCs w:val="21"/>
+        </w:rPr>
+        <w:t xml:space="preserve">7. </w:t>
+      </w:r>
+      <w:r>
+        <w:rPr>
+          <w:rFonts w:ascii="Inter" w:cs="Inter" w:eastAsia="Inter" w:hAnsi="Inter"/>
+          <w:b w:val="false"/>
+          <w:bCs w:val="false"/>
+          <w:color w:val="454659"/>
+          <w:sz w:val="21"/>
+          <w:szCs w:val="21"/>
+        </w:rPr>
+        <w:t xml:space="preserve">Enable API Sharing to make the data product accessible via REST API</w:t>
+      </w:r>
+    </w:p>
+    <w:tbl>
+      <w:tblPr>
+        <w:tblW w:type="pct" w:w="100%"/>
+        <w:tblBorders>
+          <w:top w:val="single" w:color="auto" w:sz="4"/>
+          <w:left w:val="single" w:color="auto" w:sz="4"/>
+          <w:bottom w:val="single" w:color="auto" w:sz="4"/>
+          <w:right w:val="single" w:color="auto" w:sz="4"/>
+          <w:insideH w:val="single" w:color="auto" w:sz="4"/>
+          <w:insideV w:val="single" w:color="auto" w:sz="4"/>
+        </w:tblBorders>
+      </w:tblPr>
+      <w:tblGrid>
+        <w:gridCol w:w="100"/>
+        <w:gridCol w:w="100"/>
+      </w:tblGrid>
+      <w:tr>
+        <w:tc>
+          <w:tcPr>
+            <w:tcW w:type="pct" w:w="1%"/>
+            <w:tcBorders>
+              <w:top w:val="none"/>
+              <w:left w:val="none"/>
+              <w:bottom w:val="none"/>
+              <w:right w:val="none"/>
+            </w:tcBorders>
+            <w:shd w:color="006580" w:val="solid"/>
+          </w:tcPr>
+          <w:p>
+            <w:pPr>
+              <w:spacing w:after="0"/>
+            </w:pPr>
+            <w:r>
+              <w:rPr>
+                <w:sz w:val="10"/>
+                <w:szCs w:val="10"/>
+              </w:rPr>
+              <w:t xml:space="preserve"> </w:t>
+            </w:r>
+          </w:p>
+        </w:tc>
+        <w:tc>
+          <w:tcPr>
+            <w:tcW w:type="pct" w:w="99%"/>
+            <w:shd w:color="F6F7F8" w:val="solid"/>
+            <w:tcMar>
+              <w:top w:type="dxa" w:w="80"/>
+              <w:left w:type="dxa" w:w="120"/>
+              <w:bottom w:type="dxa" w:w="80"/>
+              <w:right w:type="dxa" w:w="120"/>
+            </w:tcMar>
+          </w:tcPr>
+          <w:p>
+            <w:pPr>
+              <w:spacing w:after="0"/>
+            </w:pPr>
+            <w:r>
+              <w:rPr>
+                <w:rFonts w:ascii="Inter" w:cs="Inter" w:eastAsia="Inter" w:hAnsi="Inter"/>
+                <w:color w:val="454659"/>
+                <w:sz w:val="20"/>
+                <w:szCs w:val="20"/>
+              </w:rPr>
               <w:t xml:space="preserve">[Screenshot: Data Product registration screen showing a gold table being registered with owner, description, and API sharing enabled]</w:t>
+            </w:r>
+          </w:p>
+        </w:tc>
+      </w:tr>
+    </w:tbl>
+    <w:tbl>
+      <w:tblPr>
+        <w:tblW w:type="pct" w:w="100%"/>
+        <w:tblBorders>
+          <w:top w:val="single" w:color="auto" w:sz="4"/>
+          <w:left w:val="single" w:color="auto" w:sz="4"/>
+          <w:bottom w:val="single" w:color="auto" w:sz="4"/>
+          <w:right w:val="single" w:color="auto" w:sz="4"/>
+          <w:insideH w:val="single" w:color="auto" w:sz="4"/>
+          <w:insideV w:val="single" w:color="auto" w:sz="4"/>
+        </w:tblBorders>
+      </w:tblPr>
+      <w:tblGrid>
+        <w:gridCol w:w="100"/>
+        <w:gridCol w:w="100"/>
+      </w:tblGrid>
+      <w:tr>
+        <w:tc>
+          <w:tcPr>
+            <w:tcW w:type="pct" w:w="1%"/>
+            <w:tcBorders>
+              <w:top w:val="none"/>
+              <w:left w:val="none"/>
+              <w:bottom w:val="none"/>
+              <w:right w:val="none"/>
+            </w:tcBorders>
+            <w:shd w:color="006580" w:val="solid"/>
+          </w:tcPr>
+          <w:p>
+            <w:pPr>
+              <w:spacing w:after="0"/>
+            </w:pPr>
+            <w:r>
+              <w:rPr>
+                <w:sz w:val="10"/>
+                <w:szCs w:val="10"/>
+              </w:rPr>
+              <w:t xml:space="preserve"> </w:t>
+            </w:r>
+          </w:p>
+        </w:tc>
+        <w:tc>
+          <w:tcPr>
+            <w:tcW w:type="pct" w:w="99%"/>
+            <w:shd w:color="F6F7F8" w:val="solid"/>
+            <w:tcMar>
+              <w:top w:type="dxa" w:w="80"/>
+              <w:left w:type="dxa" w:w="120"/>
+              <w:bottom w:type="dxa" w:w="80"/>
+              <w:right w:type="dxa" w:w="120"/>
+            </w:tcMar>
+          </w:tcPr>
+          <w:p>
+            <w:pPr>
+              <w:spacing w:after="0"/>
+            </w:pPr>
+            <w:r>
+              <w:rPr>
+                <w:rFonts w:ascii="Inter" w:cs="Inter" w:eastAsia="Inter" w:hAnsi="Inter"/>
+                <w:color w:val="454659"/>
+                <w:sz w:val="20"/>
+                <w:szCs w:val="20"/>
+              </w:rPr>
+              <w:t xml:space="preserve">Automated alternative: npm run deploy provisions all 7 data products from data_products.json via the Data Products API, attaches each product's gold dataset from the catalog once the pipeline has run (pipelines.attachDatasets), and can activate products in the marketplace (pipelines.publishDataProducts). The manual steps above show the same workflow interactively.</w:t>
             </w:r>
           </w:p>
         </w:tc>
@@ -18667,7 +19355,7 @@
                 <w:sz w:val="19"/>
                 <w:szCs w:val="19"/>
               </w:rPr>
-              <w:t xml:space="preserve">silver.contacts_unified</w:t>
+              <w:t xml:space="preserve">silver.addresses_standardized</w:t>
             </w:r>
           </w:p>
         </w:tc>
@@ -18791,7 +19479,7 @@
                 <w:sz w:val="19"/>
                 <w:szCs w:val="19"/>
               </w:rPr>
-              <w:t xml:space="preserve">silver.products_master</w:t>
+              <w:t xml:space="preserve">silver.suppliers_deduped</w:t>
             </w:r>
           </w:p>
         </w:tc>
@@ -18916,7 +19604,7 @@
                 <w:sz w:val="19"/>
                 <w:szCs w:val="19"/>
               </w:rPr>
-              <w:t xml:space="preserve">silver.products_master</w:t>
+              <w:t xml:space="preserve">silver.products_harmonized</w:t>
             </w:r>
           </w:p>
         </w:tc>
@@ -19040,7 +19728,7 @@
                 <w:sz w:val="19"/>
                 <w:szCs w:val="19"/>
               </w:rPr>
-              <w:t xml:space="preserve">silver.orders_cleansed</w:t>
+              <w:t xml:space="preserve">silver.inventory_reconciled</w:t>
             </w:r>
           </w:p>
         </w:tc>

--- a/documents/MCG_Setup_Guide.docx
+++ b/documents/MCG_Setup_Guide.docx
@@ -9873,7 +9873,7 @@
           <w:sz w:val="26"/>
           <w:szCs w:val="26"/>
         </w:rPr>
-        <w:t xml:space="preserve">8.2 Bronze Layer (8 Pipelines)</w:t>
+        <w:t xml:space="preserve">8.2 Deploy the Pipeline (Declarative Import — Primary Method)</w:t>
       </w:r>
     </w:p>
     <w:p>
@@ -9892,7 +9892,645 @@
           <w:sz w:val="21"/>
           <w:szCs w:val="21"/>
         </w:rPr>
-        <w:t xml:space="preserve">The bronze layer captures raw data from all three source systems. Create the following pipelines:</w:t>
+        <w:t xml:space="preserve">This is the primary way to deploy the MCG pipeline. The complete pipeline — landing tasks, all transformations with custom SQL, daily schedules, and connection bindings — is defined as version-controlled YAML in deploy/pipelines/mcg-pipeline/ (QTCP declarative pipelines preview) and deployed as Step 13 of npm run deploy.</w:t>
+      </w:r>
+    </w:p>
+    <w:p>
+      <w:pPr>
+        <w:spacing w:after="120"/>
+        <w:jc w:val="left"/>
+      </w:pPr>
+      <w:r>
+        <w:rPr>
+          <w:rFonts w:ascii="Inter" w:cs="Inter" w:eastAsia="Inter" w:hAnsi="Inter"/>
+          <w:b w:val="false"/>
+          <w:bCs w:val="false"/>
+          <w:i w:val="false"/>
+          <w:iCs w:val="false"/>
+          <w:color w:val="454659"/>
+          <w:sz w:val="21"/>
+          <w:szCs w:val="21"/>
+        </w:rPr>
+        <w:t xml:space="preserve">The deploy drives the full chain over REST APIs: create connections → validate definitions → create the DI project → import the YAML → resolve bindings → prepare → start every task in dependency order (landing → transform → datamart) → attach the gold datasets to their Data Products. Control it with four config.json flags (also exposed as toggles on the wizard's Data Products page):</w:t>
+      </w:r>
+    </w:p>
+    <w:tbl>
+      <w:tblPr>
+        <w:tblW w:type="pct" w:w="100%"/>
+        <w:tblBorders>
+          <w:top w:val="single" w:color="auto" w:sz="4"/>
+          <w:left w:val="single" w:color="auto" w:sz="4"/>
+          <w:bottom w:val="single" w:color="auto" w:sz="4"/>
+          <w:right w:val="single" w:color="auto" w:sz="4"/>
+          <w:insideH w:val="single" w:color="auto" w:sz="4"/>
+          <w:insideV w:val="single" w:color="auto" w:sz="4"/>
+        </w:tblBorders>
+      </w:tblPr>
+      <w:tblGrid>
+        <w:gridCol w:w="100"/>
+        <w:gridCol w:w="100"/>
+        <w:gridCol w:w="100"/>
+      </w:tblGrid>
+      <w:tr>
+        <w:trPr>
+          <w:tblHeader/>
+        </w:trPr>
+        <w:tc>
+          <w:tcPr>
+            <w:shd w:color="006580" w:val="solid"/>
+            <w:tcMar>
+              <w:top w:type="dxa" w:w="40"/>
+              <w:left w:type="dxa" w:w="80"/>
+              <w:bottom w:type="dxa" w:w="40"/>
+              <w:right w:type="dxa" w:w="80"/>
+            </w:tcMar>
+          </w:tcPr>
+          <w:p>
+            <w:pPr>
+              <w:spacing w:after="0"/>
+            </w:pPr>
+            <w:r>
+              <w:rPr>
+                <w:rFonts w:ascii="Inter" w:cs="Inter" w:eastAsia="Inter" w:hAnsi="Inter"/>
+                <w:b/>
+                <w:bCs/>
+                <w:color w:val="FFFFFF"/>
+                <w:sz w:val="19"/>
+                <w:szCs w:val="19"/>
+              </w:rPr>
+              <w:t xml:space="preserve">Flag (config.json pipelines.*)</w:t>
+            </w:r>
+          </w:p>
+        </w:tc>
+        <w:tc>
+          <w:tcPr>
+            <w:shd w:color="006580" w:val="solid"/>
+            <w:tcMar>
+              <w:top w:type="dxa" w:w="40"/>
+              <w:left w:type="dxa" w:w="80"/>
+              <w:bottom w:type="dxa" w:w="40"/>
+              <w:right w:type="dxa" w:w="80"/>
+            </w:tcMar>
+          </w:tcPr>
+          <w:p>
+            <w:pPr>
+              <w:spacing w:after="0"/>
+            </w:pPr>
+            <w:r>
+              <w:rPr>
+                <w:rFonts w:ascii="Inter" w:cs="Inter" w:eastAsia="Inter" w:hAnsi="Inter"/>
+                <w:b/>
+                <w:bCs/>
+                <w:color w:val="FFFFFF"/>
+                <w:sz w:val="19"/>
+                <w:szCs w:val="19"/>
+              </w:rPr>
+              <w:t xml:space="preserve">Default</w:t>
+            </w:r>
+          </w:p>
+        </w:tc>
+        <w:tc>
+          <w:tcPr>
+            <w:shd w:color="006580" w:val="solid"/>
+            <w:tcMar>
+              <w:top w:type="dxa" w:w="40"/>
+              <w:left w:type="dxa" w:w="80"/>
+              <w:bottom w:type="dxa" w:w="40"/>
+              <w:right w:type="dxa" w:w="80"/>
+            </w:tcMar>
+          </w:tcPr>
+          <w:p>
+            <w:pPr>
+              <w:spacing w:after="0"/>
+            </w:pPr>
+            <w:r>
+              <w:rPr>
+                <w:rFonts w:ascii="Inter" w:cs="Inter" w:eastAsia="Inter" w:hAnsi="Inter"/>
+                <w:b/>
+                <w:bCs/>
+                <w:color w:val="FFFFFF"/>
+                <w:sz w:val="19"/>
+                <w:szCs w:val="19"/>
+              </w:rPr>
+              <w:t xml:space="preserve">Effect</w:t>
+            </w:r>
+          </w:p>
+        </w:tc>
+      </w:tr>
+      <w:tr>
+        <w:tc>
+          <w:tcPr>
+            <w:shd w:color="F6F7F8" w:val="solid"/>
+            <w:tcMar>
+              <w:top w:type="dxa" w:w="30"/>
+              <w:left w:type="dxa" w:w="80"/>
+              <w:bottom w:type="dxa" w:w="30"/>
+              <w:right w:type="dxa" w:w="80"/>
+            </w:tcMar>
+          </w:tcPr>
+          <w:p>
+            <w:pPr>
+              <w:spacing w:after="0"/>
+            </w:pPr>
+            <w:r>
+              <w:rPr>
+                <w:rFonts w:ascii="Inter" w:cs="Inter" w:eastAsia="Inter" w:hAnsi="Inter"/>
+                <w:color w:val="454659"/>
+                <w:sz w:val="19"/>
+                <w:szCs w:val="19"/>
+              </w:rPr>
+              <w:t xml:space="preserve">prepare</w:t>
+            </w:r>
+          </w:p>
+        </w:tc>
+        <w:tc>
+          <w:tcPr>
+            <w:shd w:color="F6F7F8" w:val="solid"/>
+            <w:tcMar>
+              <w:top w:type="dxa" w:w="30"/>
+              <w:left w:type="dxa" w:w="80"/>
+              <w:bottom w:type="dxa" w:w="30"/>
+              <w:right w:type="dxa" w:w="80"/>
+            </w:tcMar>
+          </w:tcPr>
+          <w:p>
+            <w:pPr>
+              <w:spacing w:after="0"/>
+            </w:pPr>
+            <w:r>
+              <w:rPr>
+                <w:rFonts w:ascii="Inter" w:cs="Inter" w:eastAsia="Inter" w:hAnsi="Inter"/>
+                <w:color w:val="454659"/>
+                <w:sz w:val="19"/>
+                <w:szCs w:val="19"/>
+              </w:rPr>
+              <w:t xml:space="preserve">false</w:t>
+            </w:r>
+          </w:p>
+        </w:tc>
+        <w:tc>
+          <w:tcPr>
+            <w:shd w:color="F6F7F8" w:val="solid"/>
+            <w:tcMar>
+              <w:top w:type="dxa" w:w="30"/>
+              <w:left w:type="dxa" w:w="80"/>
+              <w:bottom w:type="dxa" w:w="30"/>
+              <w:right w:type="dxa" w:w="80"/>
+            </w:tcMar>
+          </w:tcPr>
+          <w:p>
+            <w:pPr>
+              <w:spacing w:after="0"/>
+            </w:pPr>
+            <w:r>
+              <w:rPr>
+                <w:rFonts w:ascii="Inter" w:cs="Inter" w:eastAsia="Inter" w:hAnsi="Inter"/>
+                <w:color w:val="454659"/>
+                <w:sz w:val="19"/>
+                <w:szCs w:val="19"/>
+              </w:rPr>
+              <w:t xml:space="preserve">Validate + prepare the project after import (creates lakehouse artifacts)</w:t>
+            </w:r>
+          </w:p>
+        </w:tc>
+      </w:tr>
+      <w:tr>
+        <w:tc>
+          <w:tcPr>
+            <w:tcMar>
+              <w:top w:type="dxa" w:w="30"/>
+              <w:left w:type="dxa" w:w="80"/>
+              <w:bottom w:type="dxa" w:w="30"/>
+              <w:right w:type="dxa" w:w="80"/>
+            </w:tcMar>
+          </w:tcPr>
+          <w:p>
+            <w:pPr>
+              <w:spacing w:after="0"/>
+            </w:pPr>
+            <w:r>
+              <w:rPr>
+                <w:rFonts w:ascii="Inter" w:cs="Inter" w:eastAsia="Inter" w:hAnsi="Inter"/>
+                <w:color w:val="454659"/>
+                <w:sz w:val="19"/>
+                <w:szCs w:val="19"/>
+              </w:rPr>
+              <w:t xml:space="preserve">run</w:t>
+            </w:r>
+          </w:p>
+        </w:tc>
+        <w:tc>
+          <w:tcPr>
+            <w:tcMar>
+              <w:top w:type="dxa" w:w="30"/>
+              <w:left w:type="dxa" w:w="80"/>
+              <w:bottom w:type="dxa" w:w="30"/>
+              <w:right w:type="dxa" w:w="80"/>
+            </w:tcMar>
+          </w:tcPr>
+          <w:p>
+            <w:pPr>
+              <w:spacing w:after="0"/>
+            </w:pPr>
+            <w:r>
+              <w:rPr>
+                <w:rFonts w:ascii="Inter" w:cs="Inter" w:eastAsia="Inter" w:hAnsi="Inter"/>
+                <w:color w:val="454659"/>
+                <w:sz w:val="19"/>
+                <w:szCs w:val="19"/>
+              </w:rPr>
+              <w:t xml:space="preserve">false</w:t>
+            </w:r>
+          </w:p>
+        </w:tc>
+        <w:tc>
+          <w:tcPr>
+            <w:tcMar>
+              <w:top w:type="dxa" w:w="30"/>
+              <w:left w:type="dxa" w:w="80"/>
+              <w:bottom w:type="dxa" w:w="30"/>
+              <w:right w:type="dxa" w:w="80"/>
+            </w:tcMar>
+          </w:tcPr>
+          <w:p>
+            <w:pPr>
+              <w:spacing w:after="0"/>
+            </w:pPr>
+            <w:r>
+              <w:rPr>
+                <w:rFonts w:ascii="Inter" w:cs="Inter" w:eastAsia="Inter" w:hAnsi="Inter"/>
+                <w:color w:val="454659"/>
+                <w:sz w:val="19"/>
+                <w:szCs w:val="19"/>
+              </w:rPr>
+              <w:t xml:space="preserve">Start all tasks in dependency order after prepare</w:t>
+            </w:r>
+          </w:p>
+        </w:tc>
+      </w:tr>
+      <w:tr>
+        <w:tc>
+          <w:tcPr>
+            <w:shd w:color="F6F7F8" w:val="solid"/>
+            <w:tcMar>
+              <w:top w:type="dxa" w:w="30"/>
+              <w:left w:type="dxa" w:w="80"/>
+              <w:bottom w:type="dxa" w:w="30"/>
+              <w:right w:type="dxa" w:w="80"/>
+            </w:tcMar>
+          </w:tcPr>
+          <w:p>
+            <w:pPr>
+              <w:spacing w:after="0"/>
+            </w:pPr>
+            <w:r>
+              <w:rPr>
+                <w:rFonts w:ascii="Inter" w:cs="Inter" w:eastAsia="Inter" w:hAnsi="Inter"/>
+                <w:color w:val="454659"/>
+                <w:sz w:val="19"/>
+                <w:szCs w:val="19"/>
+              </w:rPr>
+              <w:t xml:space="preserve">attachDatasets</w:t>
+            </w:r>
+          </w:p>
+        </w:tc>
+        <w:tc>
+          <w:tcPr>
+            <w:shd w:color="F6F7F8" w:val="solid"/>
+            <w:tcMar>
+              <w:top w:type="dxa" w:w="30"/>
+              <w:left w:type="dxa" w:w="80"/>
+              <w:bottom w:type="dxa" w:w="30"/>
+              <w:right w:type="dxa" w:w="80"/>
+            </w:tcMar>
+          </w:tcPr>
+          <w:p>
+            <w:pPr>
+              <w:spacing w:after="0"/>
+            </w:pPr>
+            <w:r>
+              <w:rPr>
+                <w:rFonts w:ascii="Inter" w:cs="Inter" w:eastAsia="Inter" w:hAnsi="Inter"/>
+                <w:color w:val="454659"/>
+                <w:sz w:val="19"/>
+                <w:szCs w:val="19"/>
+              </w:rPr>
+              <w:t xml:space="preserve">true</w:t>
+            </w:r>
+          </w:p>
+        </w:tc>
+        <w:tc>
+          <w:tcPr>
+            <w:shd w:color="F6F7F8" w:val="solid"/>
+            <w:tcMar>
+              <w:top w:type="dxa" w:w="30"/>
+              <w:left w:type="dxa" w:w="80"/>
+              <w:bottom w:type="dxa" w:w="30"/>
+              <w:right w:type="dxa" w:w="80"/>
+            </w:tcMar>
+          </w:tcPr>
+          <w:p>
+            <w:pPr>
+              <w:spacing w:after="0"/>
+            </w:pPr>
+            <w:r>
+              <w:rPr>
+                <w:rFonts w:ascii="Inter" w:cs="Inter" w:eastAsia="Inter" w:hAnsi="Inter"/>
+                <w:color w:val="454659"/>
+                <w:sz w:val="19"/>
+                <w:szCs w:val="19"/>
+              </w:rPr>
+              <w:t xml:space="preserve">Attach gold catalog datasets to the matching Data Products (soft-skips tables not yet in the catalog)</w:t>
+            </w:r>
+          </w:p>
+        </w:tc>
+      </w:tr>
+      <w:tr>
+        <w:tc>
+          <w:tcPr>
+            <w:tcMar>
+              <w:top w:type="dxa" w:w="30"/>
+              <w:left w:type="dxa" w:w="80"/>
+              <w:bottom w:type="dxa" w:w="30"/>
+              <w:right w:type="dxa" w:w="80"/>
+            </w:tcMar>
+          </w:tcPr>
+          <w:p>
+            <w:pPr>
+              <w:spacing w:after="0"/>
+            </w:pPr>
+            <w:r>
+              <w:rPr>
+                <w:rFonts w:ascii="Inter" w:cs="Inter" w:eastAsia="Inter" w:hAnsi="Inter"/>
+                <w:color w:val="454659"/>
+                <w:sz w:val="19"/>
+                <w:szCs w:val="19"/>
+              </w:rPr>
+              <w:t xml:space="preserve">publishDataProducts</w:t>
+            </w:r>
+          </w:p>
+        </w:tc>
+        <w:tc>
+          <w:tcPr>
+            <w:tcMar>
+              <w:top w:type="dxa" w:w="30"/>
+              <w:left w:type="dxa" w:w="80"/>
+              <w:bottom w:type="dxa" w:w="30"/>
+              <w:right w:type="dxa" w:w="80"/>
+            </w:tcMar>
+          </w:tcPr>
+          <w:p>
+            <w:pPr>
+              <w:spacing w:after="0"/>
+            </w:pPr>
+            <w:r>
+              <w:rPr>
+                <w:rFonts w:ascii="Inter" w:cs="Inter" w:eastAsia="Inter" w:hAnsi="Inter"/>
+                <w:color w:val="454659"/>
+                <w:sz w:val="19"/>
+                <w:szCs w:val="19"/>
+              </w:rPr>
+              <w:t xml:space="preserve">false</w:t>
+            </w:r>
+          </w:p>
+        </w:tc>
+        <w:tc>
+          <w:tcPr>
+            <w:tcMar>
+              <w:top w:type="dxa" w:w="30"/>
+              <w:left w:type="dxa" w:w="80"/>
+              <w:bottom w:type="dxa" w:w="30"/>
+              <w:right w:type="dxa" w:w="80"/>
+            </w:tcMar>
+          </w:tcPr>
+          <w:p>
+            <w:pPr>
+              <w:spacing w:after="0"/>
+            </w:pPr>
+            <w:r>
+              <w:rPr>
+                <w:rFonts w:ascii="Inter" w:cs="Inter" w:eastAsia="Inter" w:hAnsi="Inter"/>
+                <w:color w:val="454659"/>
+                <w:sz w:val="19"/>
+                <w:szCs w:val="19"/>
+              </w:rPr>
+              <w:t xml:space="preserve">Activate the Data Products in the marketplace</w:t>
+            </w:r>
+          </w:p>
+        </w:tc>
+      </w:tr>
+    </w:tbl>
+    <w:p>
+      <w:pPr>
+        <w:spacing w:after="120"/>
+        <w:jc w:val="left"/>
+      </w:pPr>
+      <w:r>
+        <w:rPr>
+          <w:rFonts w:ascii="Inter" w:cs="Inter" w:eastAsia="Inter" w:hAnsi="Inter"/>
+          <w:b w:val="false"/>
+          <w:bCs w:val="false"/>
+          <w:i w:val="false"/>
+          <w:iCs w:val="false"/>
+          <w:color w:val="454659"/>
+          <w:sz w:val="21"/>
+          <w:szCs w:val="21"/>
+        </w:rPr>
+        <w:t xml:space="preserve">Daily refresh schedules are declared in the YAML itself (qtcp_tasks/*/schedule.yaml): silver transform daily at 05:30 UTC and gold datamart daily at 06:00 UTC, both alongside event-based cascade triggers. There is no REST endpoint for DI schedules — the YAML is the source of truth, and the schedules activate once tasks are started.</w:t>
+      </w:r>
+    </w:p>
+    <w:p>
+      <w:pPr>
+        <w:spacing w:after="60" w:before="60"/>
+        <w:ind w:left="400"/>
+      </w:pPr>
+      <w:r>
+        <w:rPr>
+          <w:rFonts w:ascii="Consolas" w:cs="Consolas" w:eastAsia="Consolas" w:hAnsi="Consolas"/>
+          <w:b/>
+          <w:bCs/>
+          <w:color w:val="009845"/>
+          <w:sz w:val="20"/>
+          <w:szCs w:val="20"/>
+        </w:rPr>
+        <w:t xml:space="preserve">$ </w:t>
+      </w:r>
+      <w:r>
+        <w:rPr>
+          <w:rFonts w:ascii="Consolas" w:cs="Consolas" w:eastAsia="Consolas" w:hAnsi="Consolas"/>
+          <w:color w:val="454659"/>
+          <w:sz w:val="20"/>
+          <w:szCs w:val="20"/>
+        </w:rPr>
+        <w:t xml:space="preserve">npm run pipeline:zip</w:t>
+      </w:r>
+    </w:p>
+    <w:p>
+      <w:pPr>
+        <w:spacing w:after="120"/>
+        <w:jc w:val="left"/>
+      </w:pPr>
+      <w:r>
+        <w:rPr>
+          <w:rFonts w:ascii="Inter" w:cs="Inter" w:eastAsia="Inter" w:hAnsi="Inter"/>
+          <w:b w:val="false"/>
+          <w:bCs w:val="false"/>
+          <w:i w:val="false"/>
+          <w:iCs w:val="false"/>
+          <w:color w:val="454659"/>
+          <w:sz w:val="21"/>
+          <w:szCs w:val="21"/>
+        </w:rPr>
+        <w:t xml:space="preserve">For a manual import without any tenant credentials, the command above packages mcg-pipeline.zip for Data Integration → your project → Import. After refining transformations in the QTCP UI, round-trip them back into the repo:</w:t>
+      </w:r>
+    </w:p>
+    <w:p>
+      <w:pPr>
+        <w:spacing w:after="60" w:before="60"/>
+        <w:ind w:left="400"/>
+      </w:pPr>
+      <w:r>
+        <w:rPr>
+          <w:rFonts w:ascii="Consolas" w:cs="Consolas" w:eastAsia="Consolas" w:hAnsi="Consolas"/>
+          <w:b/>
+          <w:bCs/>
+          <w:color w:val="009845"/>
+          <w:sz w:val="20"/>
+          <w:szCs w:val="20"/>
+        </w:rPr>
+        <w:t xml:space="preserve">$ </w:t>
+      </w:r>
+      <w:r>
+        <w:rPr>
+          <w:rFonts w:ascii="Consolas" w:cs="Consolas" w:eastAsia="Consolas" w:hAnsi="Consolas"/>
+          <w:color w:val="454659"/>
+          <w:sz w:val="20"/>
+          <w:szCs w:val="20"/>
+        </w:rPr>
+        <w:t xml:space="preserve">npm run deploy:export-pipeline</w:t>
+      </w:r>
+    </w:p>
+    <w:tbl>
+      <w:tblPr>
+        <w:tblW w:type="pct" w:w="100%"/>
+        <w:tblBorders>
+          <w:top w:val="single" w:color="auto" w:sz="4"/>
+          <w:left w:val="single" w:color="auto" w:sz="4"/>
+          <w:bottom w:val="single" w:color="auto" w:sz="4"/>
+          <w:right w:val="single" w:color="auto" w:sz="4"/>
+          <w:insideH w:val="single" w:color="auto" w:sz="4"/>
+          <w:insideV w:val="single" w:color="auto" w:sz="4"/>
+        </w:tblBorders>
+      </w:tblPr>
+      <w:tblGrid>
+        <w:gridCol w:w="100"/>
+        <w:gridCol w:w="100"/>
+      </w:tblGrid>
+      <w:tr>
+        <w:tc>
+          <w:tcPr>
+            <w:tcW w:type="pct" w:w="1%"/>
+            <w:tcBorders>
+              <w:top w:val="none"/>
+              <w:left w:val="none"/>
+              <w:bottom w:val="none"/>
+              <w:right w:val="none"/>
+            </w:tcBorders>
+            <w:shd w:color="009845" w:val="solid"/>
+          </w:tcPr>
+          <w:p>
+            <w:pPr>
+              <w:spacing w:after="0"/>
+            </w:pPr>
+            <w:r>
+              <w:rPr>
+                <w:sz w:val="10"/>
+                <w:szCs w:val="10"/>
+              </w:rPr>
+              <w:t xml:space="preserve"> </w:t>
+            </w:r>
+          </w:p>
+        </w:tc>
+        <w:tc>
+          <w:tcPr>
+            <w:tcW w:type="pct" w:w="99%"/>
+            <w:shd w:color="F6F7F8" w:val="solid"/>
+            <w:tcMar>
+              <w:top w:type="dxa" w:w="80"/>
+              <w:left w:type="dxa" w:w="120"/>
+              <w:bottom w:type="dxa" w:w="80"/>
+              <w:right w:type="dxa" w:w="120"/>
+            </w:tcMar>
+          </w:tcPr>
+          <w:p>
+            <w:pPr>
+              <w:spacing w:after="0"/>
+            </w:pPr>
+            <w:r>
+              <w:rPr>
+                <w:rFonts w:ascii="Inter" w:cs="Inter" w:eastAsia="Inter" w:hAnsi="Inter"/>
+                <w:color w:val="454659"/>
+                <w:sz w:val="20"/>
+                <w:szCs w:val="20"/>
+              </w:rPr>
+              <w:t xml:space="preserve">Recommended flow: deploy with prepare=true and run=true on a fresh tenant, let the first pipeline run land data in the catalog, then re-run the deploy (or just Step 13) so attachDatasets links the gold datasets to their Data Products.</w:t>
+            </w:r>
+          </w:p>
+        </w:tc>
+      </w:tr>
+    </w:tbl>
+    <w:p>
+      <w:pPr>
+        <w:spacing w:after="120"/>
+        <w:jc w:val="left"/>
+      </w:pPr>
+      <w:r>
+        <w:rPr>
+          <w:rFonts w:ascii="Inter" w:cs="Inter" w:eastAsia="Inter" w:hAnsi="Inter"/>
+          <w:b w:val="false"/>
+          <w:bCs w:val="false"/>
+          <w:i w:val="false"/>
+          <w:iCs w:val="false"/>
+          <w:color w:val="454659"/>
+          <w:sz w:val="21"/>
+          <w:szCs w:val="21"/>
+        </w:rPr>
+        <w:t xml:space="preserve">Sections 8.3–8.5 document what the declarative import creates — layer by layer. Use them as a reference, to demonstrate the build interactively, or to customize beyond what the YAML defines.</w:t>
+      </w:r>
+    </w:p>
+    <w:p>
+      <w:pPr>
+        <w:spacing w:after="120" w:before="280"/>
+      </w:pPr>
+      <w:r>
+        <w:rPr>
+          <w:rFonts w:ascii="Inter" w:cs="Inter" w:eastAsia="Inter" w:hAnsi="Inter"/>
+          <w:b/>
+          <w:bCs/>
+          <w:color w:val="006580"/>
+          <w:sz w:val="26"/>
+          <w:szCs w:val="26"/>
+        </w:rPr>
+        <w:t xml:space="preserve">8.3 Bronze Layer Reference (8 Pipelines)</w:t>
+      </w:r>
+    </w:p>
+    <w:p>
+      <w:pPr>
+        <w:spacing w:after="120"/>
+        <w:jc w:val="left"/>
+      </w:pPr>
+      <w:r>
+        <w:rPr>
+          <w:rFonts w:ascii="Inter" w:cs="Inter" w:eastAsia="Inter" w:hAnsi="Inter"/>
+          <w:b w:val="false"/>
+          <w:bCs w:val="false"/>
+          <w:i w:val="false"/>
+          <w:iCs w:val="false"/>
+          <w:color w:val="454659"/>
+          <w:sz w:val="21"/>
+          <w:szCs w:val="21"/>
+        </w:rPr>
+        <w:t xml:space="preserve">The bronze layer captures raw data from all three source systems. The declarative import creates the following pipelines:</w:t>
       </w:r>
     </w:p>
     <w:p>
@@ -11213,7 +11851,7 @@
           <w:sz w:val="26"/>
           <w:szCs w:val="26"/>
         </w:rPr>
-        <w:t xml:space="preserve">8.3 Silver Layer (8 Transformation Routes)</w:t>
+        <w:t xml:space="preserve">8.4 Silver Layer Reference (8 Transformation Routes)</w:t>
       </w:r>
     </w:p>
     <w:p>
@@ -11232,7 +11870,7 @@
           <w:sz w:val="21"/>
           <w:szCs w:val="21"/>
         </w:rPr>
-        <w:t xml:space="preserve">The silver layer applies cleansing, standardization, and business rules to bronze data. Create transformation routes for each:</w:t>
+        <w:t xml:space="preserve">The silver layer applies cleansing, standardization, and business rules to bronze data. The declarative import creates these transformation routes:</w:t>
       </w:r>
     </w:p>
     <w:tbl>
@@ -12025,7 +12663,7 @@
           <w:sz w:val="26"/>
           <w:szCs w:val="26"/>
         </w:rPr>
-        <w:t xml:space="preserve">8.4 Gold Layer (7 Data Products)</w:t>
+        <w:t xml:space="preserve">8.5 Gold Layer Reference (7 Data Products)</w:t>
       </w:r>
     </w:p>
     <w:p>
@@ -12044,7 +12682,7 @@
           <w:sz w:val="21"/>
           <w:szCs w:val="21"/>
         </w:rPr>
-        <w:t xml:space="preserve">The gold layer contains business-ready, governed data products created from silver layer sources. Use Table Recipes to define the gold tables:</w:t>
+        <w:t xml:space="preserve">The gold layer contains business-ready, governed data products created from silver layer sources. The two core marts ship in the declarative project; Table Recipes define the rest:</w:t>
       </w:r>
     </w:p>
     <w:tbl>
@@ -13082,625 +13720,6 @@
       </w:tr>
     </w:tbl>
     <w:p>
-      <w:pPr>
-        <w:spacing w:after="120" w:before="280"/>
-      </w:pPr>
-      <w:r>
-        <w:rPr>
-          <w:rFonts w:ascii="Inter" w:cs="Inter" w:eastAsia="Inter" w:hAnsi="Inter"/>
-          <w:b/>
-          <w:bCs/>
-          <w:color w:val="006580"/>
-          <w:sz w:val="26"/>
-          <w:szCs w:val="26"/>
-        </w:rPr>
-        <w:t xml:space="preserve">8.5 Automated Alternative: Declarative Pipeline (Pipelines as Code)</w:t>
-      </w:r>
-    </w:p>
-    <w:p>
-      <w:pPr>
-        <w:spacing w:after="120"/>
-        <w:jc w:val="left"/>
-      </w:pPr>
-      <w:r>
-        <w:rPr>
-          <w:rFonts w:ascii="Inter" w:cs="Inter" w:eastAsia="Inter" w:hAnsi="Inter"/>
-          <w:b w:val="false"/>
-          <w:bCs w:val="false"/>
-          <w:i w:val="false"/>
-          <w:iCs w:val="false"/>
-          <w:color w:val="454659"/>
-          <w:sz w:val="21"/>
-          <w:szCs w:val="21"/>
-        </w:rPr>
-        <w:t xml:space="preserve">Everything in sections 8.2–8.4 can be deployed automatically instead of built by hand. The complete pipeline — landing tasks, transformations with custom SQL, daily schedules, and connection bindings — is defined as version-controlled YAML in deploy/pipelines/mcg-pipeline/ (QTCP declarative pipelines preview) and deployed as Step 13 of npm run deploy.</w:t>
-      </w:r>
-    </w:p>
-    <w:p>
-      <w:pPr>
-        <w:spacing w:after="120"/>
-        <w:jc w:val="left"/>
-      </w:pPr>
-      <w:r>
-        <w:rPr>
-          <w:rFonts w:ascii="Inter" w:cs="Inter" w:eastAsia="Inter" w:hAnsi="Inter"/>
-          <w:b w:val="false"/>
-          <w:bCs w:val="false"/>
-          <w:i w:val="false"/>
-          <w:iCs w:val="false"/>
-          <w:color w:val="454659"/>
-          <w:sz w:val="21"/>
-          <w:szCs w:val="21"/>
-        </w:rPr>
-        <w:t xml:space="preserve">The deploy drives the full chain over REST APIs: create connections → validate definitions → create the DI project → import the YAML → resolve bindings → prepare → start every task in dependency order (landing → transform → datamart) → attach the gold datasets to their Data Products. Control it with four config.json flags (also exposed as toggles on the wizard's Data Products page):</w:t>
-      </w:r>
-    </w:p>
-    <w:tbl>
-      <w:tblPr>
-        <w:tblW w:type="pct" w:w="100%"/>
-        <w:tblBorders>
-          <w:top w:val="single" w:color="auto" w:sz="4"/>
-          <w:left w:val="single" w:color="auto" w:sz="4"/>
-          <w:bottom w:val="single" w:color="auto" w:sz="4"/>
-          <w:right w:val="single" w:color="auto" w:sz="4"/>
-          <w:insideH w:val="single" w:color="auto" w:sz="4"/>
-          <w:insideV w:val="single" w:color="auto" w:sz="4"/>
-        </w:tblBorders>
-      </w:tblPr>
-      <w:tblGrid>
-        <w:gridCol w:w="100"/>
-        <w:gridCol w:w="100"/>
-        <w:gridCol w:w="100"/>
-      </w:tblGrid>
-      <w:tr>
-        <w:trPr>
-          <w:tblHeader/>
-        </w:trPr>
-        <w:tc>
-          <w:tcPr>
-            <w:shd w:color="006580" w:val="solid"/>
-            <w:tcMar>
-              <w:top w:type="dxa" w:w="40"/>
-              <w:left w:type="dxa" w:w="80"/>
-              <w:bottom w:type="dxa" w:w="40"/>
-              <w:right w:type="dxa" w:w="80"/>
-            </w:tcMar>
-          </w:tcPr>
-          <w:p>
-            <w:pPr>
-              <w:spacing w:after="0"/>
-            </w:pPr>
-            <w:r>
-              <w:rPr>
-                <w:rFonts w:ascii="Inter" w:cs="Inter" w:eastAsia="Inter" w:hAnsi="Inter"/>
-                <w:b/>
-                <w:bCs/>
-                <w:color w:val="FFFFFF"/>
-                <w:sz w:val="19"/>
-                <w:szCs w:val="19"/>
-              </w:rPr>
-              <w:t xml:space="preserve">Flag (config.json pipelines.*)</w:t>
-            </w:r>
-          </w:p>
-        </w:tc>
-        <w:tc>
-          <w:tcPr>
-            <w:shd w:color="006580" w:val="solid"/>
-            <w:tcMar>
-              <w:top w:type="dxa" w:w="40"/>
-              <w:left w:type="dxa" w:w="80"/>
-              <w:bottom w:type="dxa" w:w="40"/>
-              <w:right w:type="dxa" w:w="80"/>
-            </w:tcMar>
-          </w:tcPr>
-          <w:p>
-            <w:pPr>
-              <w:spacing w:after="0"/>
-            </w:pPr>
-            <w:r>
-              <w:rPr>
-                <w:rFonts w:ascii="Inter" w:cs="Inter" w:eastAsia="Inter" w:hAnsi="Inter"/>
-                <w:b/>
-                <w:bCs/>
-                <w:color w:val="FFFFFF"/>
-                <w:sz w:val="19"/>
-                <w:szCs w:val="19"/>
-              </w:rPr>
-              <w:t xml:space="preserve">Default</w:t>
-            </w:r>
-          </w:p>
-        </w:tc>
-        <w:tc>
-          <w:tcPr>
-            <w:shd w:color="006580" w:val="solid"/>
-            <w:tcMar>
-              <w:top w:type="dxa" w:w="40"/>
-              <w:left w:type="dxa" w:w="80"/>
-              <w:bottom w:type="dxa" w:w="40"/>
-              <w:right w:type="dxa" w:w="80"/>
-            </w:tcMar>
-          </w:tcPr>
-          <w:p>
-            <w:pPr>
-              <w:spacing w:after="0"/>
-            </w:pPr>
-            <w:r>
-              <w:rPr>
-                <w:rFonts w:ascii="Inter" w:cs="Inter" w:eastAsia="Inter" w:hAnsi="Inter"/>
-                <w:b/>
-                <w:bCs/>
-                <w:color w:val="FFFFFF"/>
-                <w:sz w:val="19"/>
-                <w:szCs w:val="19"/>
-              </w:rPr>
-              <w:t xml:space="preserve">Effect</w:t>
-            </w:r>
-          </w:p>
-        </w:tc>
-      </w:tr>
-      <w:tr>
-        <w:tc>
-          <w:tcPr>
-            <w:shd w:color="F6F7F8" w:val="solid"/>
-            <w:tcMar>
-              <w:top w:type="dxa" w:w="30"/>
-              <w:left w:type="dxa" w:w="80"/>
-              <w:bottom w:type="dxa" w:w="30"/>
-              <w:right w:type="dxa" w:w="80"/>
-            </w:tcMar>
-          </w:tcPr>
-          <w:p>
-            <w:pPr>
-              <w:spacing w:after="0"/>
-            </w:pPr>
-            <w:r>
-              <w:rPr>
-                <w:rFonts w:ascii="Inter" w:cs="Inter" w:eastAsia="Inter" w:hAnsi="Inter"/>
-                <w:color w:val="454659"/>
-                <w:sz w:val="19"/>
-                <w:szCs w:val="19"/>
-              </w:rPr>
-              <w:t xml:space="preserve">prepare</w:t>
-            </w:r>
-          </w:p>
-        </w:tc>
-        <w:tc>
-          <w:tcPr>
-            <w:shd w:color="F6F7F8" w:val="solid"/>
-            <w:tcMar>
-              <w:top w:type="dxa" w:w="30"/>
-              <w:left w:type="dxa" w:w="80"/>
-              <w:bottom w:type="dxa" w:w="30"/>
-              <w:right w:type="dxa" w:w="80"/>
-            </w:tcMar>
-          </w:tcPr>
-          <w:p>
-            <w:pPr>
-              <w:spacing w:after="0"/>
-            </w:pPr>
-            <w:r>
-              <w:rPr>
-                <w:rFonts w:ascii="Inter" w:cs="Inter" w:eastAsia="Inter" w:hAnsi="Inter"/>
-                <w:color w:val="454659"/>
-                <w:sz w:val="19"/>
-                <w:szCs w:val="19"/>
-              </w:rPr>
-              <w:t xml:space="preserve">false</w:t>
-            </w:r>
-          </w:p>
-        </w:tc>
-        <w:tc>
-          <w:tcPr>
-            <w:shd w:color="F6F7F8" w:val="solid"/>
-            <w:tcMar>
-              <w:top w:type="dxa" w:w="30"/>
-              <w:left w:type="dxa" w:w="80"/>
-              <w:bottom w:type="dxa" w:w="30"/>
-              <w:right w:type="dxa" w:w="80"/>
-            </w:tcMar>
-          </w:tcPr>
-          <w:p>
-            <w:pPr>
-              <w:spacing w:after="0"/>
-            </w:pPr>
-            <w:r>
-              <w:rPr>
-                <w:rFonts w:ascii="Inter" w:cs="Inter" w:eastAsia="Inter" w:hAnsi="Inter"/>
-                <w:color w:val="454659"/>
-                <w:sz w:val="19"/>
-                <w:szCs w:val="19"/>
-              </w:rPr>
-              <w:t xml:space="preserve">Validate + prepare the project after import (creates lakehouse artifacts)</w:t>
-            </w:r>
-          </w:p>
-        </w:tc>
-      </w:tr>
-      <w:tr>
-        <w:tc>
-          <w:tcPr>
-            <w:tcMar>
-              <w:top w:type="dxa" w:w="30"/>
-              <w:left w:type="dxa" w:w="80"/>
-              <w:bottom w:type="dxa" w:w="30"/>
-              <w:right w:type="dxa" w:w="80"/>
-            </w:tcMar>
-          </w:tcPr>
-          <w:p>
-            <w:pPr>
-              <w:spacing w:after="0"/>
-            </w:pPr>
-            <w:r>
-              <w:rPr>
-                <w:rFonts w:ascii="Inter" w:cs="Inter" w:eastAsia="Inter" w:hAnsi="Inter"/>
-                <w:color w:val="454659"/>
-                <w:sz w:val="19"/>
-                <w:szCs w:val="19"/>
-              </w:rPr>
-              <w:t xml:space="preserve">run</w:t>
-            </w:r>
-          </w:p>
-        </w:tc>
-        <w:tc>
-          <w:tcPr>
-            <w:tcMar>
-              <w:top w:type="dxa" w:w="30"/>
-              <w:left w:type="dxa" w:w="80"/>
-              <w:bottom w:type="dxa" w:w="30"/>
-              <w:right w:type="dxa" w:w="80"/>
-            </w:tcMar>
-          </w:tcPr>
-          <w:p>
-            <w:pPr>
-              <w:spacing w:after="0"/>
-            </w:pPr>
-            <w:r>
-              <w:rPr>
-                <w:rFonts w:ascii="Inter" w:cs="Inter" w:eastAsia="Inter" w:hAnsi="Inter"/>
-                <w:color w:val="454659"/>
-                <w:sz w:val="19"/>
-                <w:szCs w:val="19"/>
-              </w:rPr>
-              <w:t xml:space="preserve">false</w:t>
-            </w:r>
-          </w:p>
-        </w:tc>
-        <w:tc>
-          <w:tcPr>
-            <w:tcMar>
-              <w:top w:type="dxa" w:w="30"/>
-              <w:left w:type="dxa" w:w="80"/>
-              <w:bottom w:type="dxa" w:w="30"/>
-              <w:right w:type="dxa" w:w="80"/>
-            </w:tcMar>
-          </w:tcPr>
-          <w:p>
-            <w:pPr>
-              <w:spacing w:after="0"/>
-            </w:pPr>
-            <w:r>
-              <w:rPr>
-                <w:rFonts w:ascii="Inter" w:cs="Inter" w:eastAsia="Inter" w:hAnsi="Inter"/>
-                <w:color w:val="454659"/>
-                <w:sz w:val="19"/>
-                <w:szCs w:val="19"/>
-              </w:rPr>
-              <w:t xml:space="preserve">Start all tasks in dependency order after prepare</w:t>
-            </w:r>
-          </w:p>
-        </w:tc>
-      </w:tr>
-      <w:tr>
-        <w:tc>
-          <w:tcPr>
-            <w:shd w:color="F6F7F8" w:val="solid"/>
-            <w:tcMar>
-              <w:top w:type="dxa" w:w="30"/>
-              <w:left w:type="dxa" w:w="80"/>
-              <w:bottom w:type="dxa" w:w="30"/>
-              <w:right w:type="dxa" w:w="80"/>
-            </w:tcMar>
-          </w:tcPr>
-          <w:p>
-            <w:pPr>
-              <w:spacing w:after="0"/>
-            </w:pPr>
-            <w:r>
-              <w:rPr>
-                <w:rFonts w:ascii="Inter" w:cs="Inter" w:eastAsia="Inter" w:hAnsi="Inter"/>
-                <w:color w:val="454659"/>
-                <w:sz w:val="19"/>
-                <w:szCs w:val="19"/>
-              </w:rPr>
-              <w:t xml:space="preserve">attachDatasets</w:t>
-            </w:r>
-          </w:p>
-        </w:tc>
-        <w:tc>
-          <w:tcPr>
-            <w:shd w:color="F6F7F8" w:val="solid"/>
-            <w:tcMar>
-              <w:top w:type="dxa" w:w="30"/>
-              <w:left w:type="dxa" w:w="80"/>
-              <w:bottom w:type="dxa" w:w="30"/>
-              <w:right w:type="dxa" w:w="80"/>
-            </w:tcMar>
-          </w:tcPr>
-          <w:p>
-            <w:pPr>
-              <w:spacing w:after="0"/>
-            </w:pPr>
-            <w:r>
-              <w:rPr>
-                <w:rFonts w:ascii="Inter" w:cs="Inter" w:eastAsia="Inter" w:hAnsi="Inter"/>
-                <w:color w:val="454659"/>
-                <w:sz w:val="19"/>
-                <w:szCs w:val="19"/>
-              </w:rPr>
-              <w:t xml:space="preserve">true</w:t>
-            </w:r>
-          </w:p>
-        </w:tc>
-        <w:tc>
-          <w:tcPr>
-            <w:shd w:color="F6F7F8" w:val="solid"/>
-            <w:tcMar>
-              <w:top w:type="dxa" w:w="30"/>
-              <w:left w:type="dxa" w:w="80"/>
-              <w:bottom w:type="dxa" w:w="30"/>
-              <w:right w:type="dxa" w:w="80"/>
-            </w:tcMar>
-          </w:tcPr>
-          <w:p>
-            <w:pPr>
-              <w:spacing w:after="0"/>
-            </w:pPr>
-            <w:r>
-              <w:rPr>
-                <w:rFonts w:ascii="Inter" w:cs="Inter" w:eastAsia="Inter" w:hAnsi="Inter"/>
-                <w:color w:val="454659"/>
-                <w:sz w:val="19"/>
-                <w:szCs w:val="19"/>
-              </w:rPr>
-              <w:t xml:space="preserve">Attach gold catalog datasets to the matching Data Products (soft-skips tables not yet in the catalog)</w:t>
-            </w:r>
-          </w:p>
-        </w:tc>
-      </w:tr>
-      <w:tr>
-        <w:tc>
-          <w:tcPr>
-            <w:tcMar>
-              <w:top w:type="dxa" w:w="30"/>
-              <w:left w:type="dxa" w:w="80"/>
-              <w:bottom w:type="dxa" w:w="30"/>
-              <w:right w:type="dxa" w:w="80"/>
-            </w:tcMar>
-          </w:tcPr>
-          <w:p>
-            <w:pPr>
-              <w:spacing w:after="0"/>
-            </w:pPr>
-            <w:r>
-              <w:rPr>
-                <w:rFonts w:ascii="Inter" w:cs="Inter" w:eastAsia="Inter" w:hAnsi="Inter"/>
-                <w:color w:val="454659"/>
-                <w:sz w:val="19"/>
-                <w:szCs w:val="19"/>
-              </w:rPr>
-              <w:t xml:space="preserve">publishDataProducts</w:t>
-            </w:r>
-          </w:p>
-        </w:tc>
-        <w:tc>
-          <w:tcPr>
-            <w:tcMar>
-              <w:top w:type="dxa" w:w="30"/>
-              <w:left w:type="dxa" w:w="80"/>
-              <w:bottom w:type="dxa" w:w="30"/>
-              <w:right w:type="dxa" w:w="80"/>
-            </w:tcMar>
-          </w:tcPr>
-          <w:p>
-            <w:pPr>
-              <w:spacing w:after="0"/>
-            </w:pPr>
-            <w:r>
-              <w:rPr>
-                <w:rFonts w:ascii="Inter" w:cs="Inter" w:eastAsia="Inter" w:hAnsi="Inter"/>
-                <w:color w:val="454659"/>
-                <w:sz w:val="19"/>
-                <w:szCs w:val="19"/>
-              </w:rPr>
-              <w:t xml:space="preserve">false</w:t>
-            </w:r>
-          </w:p>
-        </w:tc>
-        <w:tc>
-          <w:tcPr>
-            <w:tcMar>
-              <w:top w:type="dxa" w:w="30"/>
-              <w:left w:type="dxa" w:w="80"/>
-              <w:bottom w:type="dxa" w:w="30"/>
-              <w:right w:type="dxa" w:w="80"/>
-            </w:tcMar>
-          </w:tcPr>
-          <w:p>
-            <w:pPr>
-              <w:spacing w:after="0"/>
-            </w:pPr>
-            <w:r>
-              <w:rPr>
-                <w:rFonts w:ascii="Inter" w:cs="Inter" w:eastAsia="Inter" w:hAnsi="Inter"/>
-                <w:color w:val="454659"/>
-                <w:sz w:val="19"/>
-                <w:szCs w:val="19"/>
-              </w:rPr>
-              <w:t xml:space="preserve">Activate the Data Products in the marketplace</w:t>
-            </w:r>
-          </w:p>
-        </w:tc>
-      </w:tr>
-    </w:tbl>
-    <w:p>
-      <w:pPr>
-        <w:spacing w:after="120"/>
-        <w:jc w:val="left"/>
-      </w:pPr>
-      <w:r>
-        <w:rPr>
-          <w:rFonts w:ascii="Inter" w:cs="Inter" w:eastAsia="Inter" w:hAnsi="Inter"/>
-          <w:b w:val="false"/>
-          <w:bCs w:val="false"/>
-          <w:i w:val="false"/>
-          <w:iCs w:val="false"/>
-          <w:color w:val="454659"/>
-          <w:sz w:val="21"/>
-          <w:szCs w:val="21"/>
-        </w:rPr>
-        <w:t xml:space="preserve">Daily refresh schedules are declared in the YAML itself (qtcp_tasks/*/schedule.yaml): silver transform daily at 05:30 UTC and gold datamart daily at 06:00 UTC, both alongside event-based cascade triggers. There is no REST endpoint for DI schedules — the YAML is the source of truth, and the schedules activate once tasks are started.</w:t>
-      </w:r>
-    </w:p>
-    <w:p>
-      <w:pPr>
-        <w:spacing w:after="60" w:before="60"/>
-        <w:ind w:left="400"/>
-      </w:pPr>
-      <w:r>
-        <w:rPr>
-          <w:rFonts w:ascii="Consolas" w:cs="Consolas" w:eastAsia="Consolas" w:hAnsi="Consolas"/>
-          <w:b/>
-          <w:bCs/>
-          <w:color w:val="009845"/>
-          <w:sz w:val="20"/>
-          <w:szCs w:val="20"/>
-        </w:rPr>
-        <w:t xml:space="preserve">$ </w:t>
-      </w:r>
-      <w:r>
-        <w:rPr>
-          <w:rFonts w:ascii="Consolas" w:cs="Consolas" w:eastAsia="Consolas" w:hAnsi="Consolas"/>
-          <w:color w:val="454659"/>
-          <w:sz w:val="20"/>
-          <w:szCs w:val="20"/>
-        </w:rPr>
-        <w:t xml:space="preserve">npm run pipeline:zip</w:t>
-      </w:r>
-    </w:p>
-    <w:p>
-      <w:pPr>
-        <w:spacing w:after="120"/>
-        <w:jc w:val="left"/>
-      </w:pPr>
-      <w:r>
-        <w:rPr>
-          <w:rFonts w:ascii="Inter" w:cs="Inter" w:eastAsia="Inter" w:hAnsi="Inter"/>
-          <w:b w:val="false"/>
-          <w:bCs w:val="false"/>
-          <w:i w:val="false"/>
-          <w:iCs w:val="false"/>
-          <w:color w:val="454659"/>
-          <w:sz w:val="21"/>
-          <w:szCs w:val="21"/>
-        </w:rPr>
-        <w:t xml:space="preserve">For a manual import without any tenant credentials, the command above packages mcg-pipeline.zip for Data Integration → your project → Import. After refining transformations in the QTCP UI, round-trip them back into the repo:</w:t>
-      </w:r>
-    </w:p>
-    <w:p>
-      <w:pPr>
-        <w:spacing w:after="60" w:before="60"/>
-        <w:ind w:left="400"/>
-      </w:pPr>
-      <w:r>
-        <w:rPr>
-          <w:rFonts w:ascii="Consolas" w:cs="Consolas" w:eastAsia="Consolas" w:hAnsi="Consolas"/>
-          <w:b/>
-          <w:bCs/>
-          <w:color w:val="009845"/>
-          <w:sz w:val="20"/>
-          <w:szCs w:val="20"/>
-        </w:rPr>
-        <w:t xml:space="preserve">$ </w:t>
-      </w:r>
-      <w:r>
-        <w:rPr>
-          <w:rFonts w:ascii="Consolas" w:cs="Consolas" w:eastAsia="Consolas" w:hAnsi="Consolas"/>
-          <w:color w:val="454659"/>
-          <w:sz w:val="20"/>
-          <w:szCs w:val="20"/>
-        </w:rPr>
-        <w:t xml:space="preserve">npm run deploy:export-pipeline</w:t>
-      </w:r>
-    </w:p>
-    <w:tbl>
-      <w:tblPr>
-        <w:tblW w:type="pct" w:w="100%"/>
-        <w:tblBorders>
-          <w:top w:val="single" w:color="auto" w:sz="4"/>
-          <w:left w:val="single" w:color="auto" w:sz="4"/>
-          <w:bottom w:val="single" w:color="auto" w:sz="4"/>
-          <w:right w:val="single" w:color="auto" w:sz="4"/>
-          <w:insideH w:val="single" w:color="auto" w:sz="4"/>
-          <w:insideV w:val="single" w:color="auto" w:sz="4"/>
-        </w:tblBorders>
-      </w:tblPr>
-      <w:tblGrid>
-        <w:gridCol w:w="100"/>
-        <w:gridCol w:w="100"/>
-      </w:tblGrid>
-      <w:tr>
-        <w:tc>
-          <w:tcPr>
-            <w:tcW w:type="pct" w:w="1%"/>
-            <w:tcBorders>
-              <w:top w:val="none"/>
-              <w:left w:val="none"/>
-              <w:bottom w:val="none"/>
-              <w:right w:val="none"/>
-            </w:tcBorders>
-            <w:shd w:color="009845" w:val="solid"/>
-          </w:tcPr>
-          <w:p>
-            <w:pPr>
-              <w:spacing w:after="0"/>
-            </w:pPr>
-            <w:r>
-              <w:rPr>
-                <w:sz w:val="10"/>
-                <w:szCs w:val="10"/>
-              </w:rPr>
-              <w:t xml:space="preserve"> </w:t>
-            </w:r>
-          </w:p>
-        </w:tc>
-        <w:tc>
-          <w:tcPr>
-            <w:tcW w:type="pct" w:w="99%"/>
-            <w:shd w:color="F6F7F8" w:val="solid"/>
-            <w:tcMar>
-              <w:top w:type="dxa" w:w="80"/>
-              <w:left w:type="dxa" w:w="120"/>
-              <w:bottom w:type="dxa" w:w="80"/>
-              <w:right w:type="dxa" w:w="120"/>
-            </w:tcMar>
-          </w:tcPr>
-          <w:p>
-            <w:pPr>
-              <w:spacing w:after="0"/>
-            </w:pPr>
-            <w:r>
-              <w:rPr>
-                <w:rFonts w:ascii="Inter" w:cs="Inter" w:eastAsia="Inter" w:hAnsi="Inter"/>
-                <w:color w:val="454659"/>
-                <w:sz w:val="20"/>
-                <w:szCs w:val="20"/>
-              </w:rPr>
-              <w:t xml:space="preserve">Recommended flow: deploy with prepare=true and run=true on a fresh tenant, let the first pipeline run land data in the catalog, then re-run the deploy (or just Step 13) so attachDatasets links the gold datasets to their Data Products.</w:t>
-            </w:r>
-          </w:p>
-        </w:tc>
-      </w:tr>
-    </w:tbl>
-    <w:p>
       <w:r>
         <w:br w:type="page"/>
       </w:r>
@@ -14106,7 +14125,7 @@
                 <w:sz w:val="20"/>
                 <w:szCs w:val="20"/>
               </w:rPr>
-              <w:t xml:space="preserve">Automated alternative: npm run deploy provisions all 7 data products from data_products.json via the Data Products API, attaches each product's gold dataset from the catalog once the pipeline has run (pipelines.attachDatasets), and can activate products in the marketplace (pipelines.publishDataProducts). The manual steps above show the same workflow interactively.</w:t>
+              <w:t xml:space="preserve">Primary path: npm run deploy provisions all 7 data products from data_products.json via the Data Products API, attaches each product's gold dataset from the catalog once the pipeline has run (pipelines.attachDatasets), and can activate products in the marketplace (pipelines.publishDataProducts). The manual steps above show the same workflow interactively.</w:t>
             </w:r>
           </w:p>
         </w:tc>

--- a/documents/MCG_Setup_Guide.docx
+++ b/documents/MCG_Setup_Guide.docx
@@ -12663,7 +12663,7 @@
           <w:sz w:val="26"/>
           <w:szCs w:val="26"/>
         </w:rPr>
-        <w:t xml:space="preserve">8.5 Gold Layer Reference (7 Data Products)</w:t>
+        <w:t xml:space="preserve">8.5 Gold Layer Reference (2 Data Products)</w:t>
       </w:r>
     </w:p>
     <w:p>
@@ -12682,7 +12682,7 @@
           <w:sz w:val="21"/>
           <w:szCs w:val="21"/>
         </w:rPr>
-        <w:t xml:space="preserve">The gold layer contains business-ready, governed data products created from silver layer sources. The two core marts ship in the declarative project; Table Recipes define the rest:</w:t>
+        <w:t xml:space="preserve">The gold layer contains the two business-ready, governed data products the pipeline creates — one per analytics domain app. Both ship in the declarative project as custom-SQL datamart datasets:</w:t>
       </w:r>
     </w:p>
     <w:tbl>
@@ -12941,7 +12941,7 @@
                 <w:sz w:val="19"/>
                 <w:szCs w:val="19"/>
               </w:rPr>
-              <w:t xml:space="preserve">15 min</w:t>
+              <w:t xml:space="preserve">Daily 06:00 UTC + event</w:t>
             </w:r>
           </w:p>
         </w:tc>
@@ -13064,7 +13064,7 @@
                 <w:sz w:val="19"/>
                 <w:szCs w:val="19"/>
               </w:rPr>
-              <w:t xml:space="preserve">30 min</w:t>
+              <w:t xml:space="preserve">Daily 06:00 UTC + event</w:t>
             </w:r>
           </w:p>
         </w:tc>
@@ -13089,631 +13089,6 @@
                 <w:szCs w:val="19"/>
               </w:rPr>
               <w:t xml:space="preserve">Carrier SLA metrics, address quality scoring, and WISMO correlation by region</w:t>
-            </w:r>
-          </w:p>
-        </w:tc>
-      </w:tr>
-      <w:tr>
-        <w:tc>
-          <w:tcPr>
-            <w:shd w:color="F6F7F8" w:val="solid"/>
-            <w:tcMar>
-              <w:top w:type="dxa" w:w="30"/>
-              <w:left w:type="dxa" w:w="80"/>
-              <w:bottom w:type="dxa" w:w="30"/>
-              <w:right w:type="dxa" w:w="80"/>
-            </w:tcMar>
-          </w:tcPr>
-          <w:p>
-            <w:pPr>
-              <w:spacing w:after="0"/>
-            </w:pPr>
-            <w:r>
-              <w:rPr>
-                <w:rFonts w:ascii="Inter" w:cs="Inter" w:eastAsia="Inter" w:hAnsi="Inter"/>
-                <w:color w:val="454659"/>
-                <w:sz w:val="19"/>
-                <w:szCs w:val="19"/>
-              </w:rPr>
-              <w:t xml:space="preserve">gold.cold_chain_compliance</w:t>
-            </w:r>
-          </w:p>
-        </w:tc>
-        <w:tc>
-          <w:tcPr>
-            <w:shd w:color="F6F7F8" w:val="solid"/>
-            <w:tcMar>
-              <w:top w:type="dxa" w:w="30"/>
-              <w:left w:type="dxa" w:w="80"/>
-              <w:bottom w:type="dxa" w:w="30"/>
-              <w:right w:type="dxa" w:w="80"/>
-            </w:tcMar>
-          </w:tcPr>
-          <w:p>
-            <w:pPr>
-              <w:spacing w:after="0"/>
-            </w:pPr>
-            <w:r>
-              <w:rPr>
-                <w:rFonts w:ascii="Inter" w:cs="Inter" w:eastAsia="Inter" w:hAnsi="Inter"/>
-                <w:color w:val="454659"/>
-                <w:sz w:val="19"/>
-                <w:szCs w:val="19"/>
-              </w:rPr>
-              <w:t xml:space="preserve">iot_normalized + shipments_canonical</w:t>
-            </w:r>
-          </w:p>
-        </w:tc>
-        <w:tc>
-          <w:tcPr>
-            <w:shd w:color="F6F7F8" w:val="solid"/>
-            <w:tcMar>
-              <w:top w:type="dxa" w:w="30"/>
-              <w:left w:type="dxa" w:w="80"/>
-              <w:bottom w:type="dxa" w:w="30"/>
-              <w:right w:type="dxa" w:w="80"/>
-            </w:tcMar>
-          </w:tcPr>
-          <w:p>
-            <w:pPr>
-              <w:spacing w:after="0"/>
-            </w:pPr>
-            <w:r>
-              <w:rPr>
-                <w:rFonts w:ascii="Inter" w:cs="Inter" w:eastAsia="Inter" w:hAnsi="Inter"/>
-                <w:color w:val="454659"/>
-                <w:sz w:val="19"/>
-                <w:szCs w:val="19"/>
-              </w:rPr>
-              <w:t xml:space="preserve">Lars Eriksson</w:t>
-            </w:r>
-          </w:p>
-        </w:tc>
-        <w:tc>
-          <w:tcPr>
-            <w:shd w:color="F6F7F8" w:val="solid"/>
-            <w:tcMar>
-              <w:top w:type="dxa" w:w="30"/>
-              <w:left w:type="dxa" w:w="80"/>
-              <w:bottom w:type="dxa" w:w="30"/>
-              <w:right w:type="dxa" w:w="80"/>
-            </w:tcMar>
-          </w:tcPr>
-          <w:p>
-            <w:pPr>
-              <w:spacing w:after="0"/>
-            </w:pPr>
-            <w:r>
-              <w:rPr>
-                <w:rFonts w:ascii="Inter" w:cs="Inter" w:eastAsia="Inter" w:hAnsi="Inter"/>
-                <w:color w:val="454659"/>
-                <w:sz w:val="19"/>
-                <w:szCs w:val="19"/>
-              </w:rPr>
-              <w:t xml:space="preserve">5 min</w:t>
-            </w:r>
-          </w:p>
-        </w:tc>
-        <w:tc>
-          <w:tcPr>
-            <w:shd w:color="F6F7F8" w:val="solid"/>
-            <w:tcMar>
-              <w:top w:type="dxa" w:w="30"/>
-              <w:left w:type="dxa" w:w="80"/>
-              <w:bottom w:type="dxa" w:w="30"/>
-              <w:right w:type="dxa" w:w="80"/>
-            </w:tcMar>
-          </w:tcPr>
-          <w:p>
-            <w:pPr>
-              <w:spacing w:after="0"/>
-            </w:pPr>
-            <w:r>
-              <w:rPr>
-                <w:rFonts w:ascii="Inter" w:cs="Inter" w:eastAsia="Inter" w:hAnsi="Inter"/>
-                <w:color w:val="454659"/>
-                <w:sz w:val="19"/>
-                <w:szCs w:val="19"/>
-              </w:rPr>
-              <w:t xml:space="preserve">Temperature exceedance monitoring, spoilage risk scoring, carrier cold chain compliance</w:t>
-            </w:r>
-          </w:p>
-        </w:tc>
-      </w:tr>
-      <w:tr>
-        <w:tc>
-          <w:tcPr>
-            <w:tcMar>
-              <w:top w:type="dxa" w:w="30"/>
-              <w:left w:type="dxa" w:w="80"/>
-              <w:bottom w:type="dxa" w:w="30"/>
-              <w:right w:type="dxa" w:w="80"/>
-            </w:tcMar>
-          </w:tcPr>
-          <w:p>
-            <w:pPr>
-              <w:spacing w:after="0"/>
-            </w:pPr>
-            <w:r>
-              <w:rPr>
-                <w:rFonts w:ascii="Inter" w:cs="Inter" w:eastAsia="Inter" w:hAnsi="Inter"/>
-                <w:color w:val="454659"/>
-                <w:sz w:val="19"/>
-                <w:szCs w:val="19"/>
-              </w:rPr>
-              <w:t xml:space="preserve">gold.product_master_health</w:t>
-            </w:r>
-          </w:p>
-        </w:tc>
-        <w:tc>
-          <w:tcPr>
-            <w:tcMar>
-              <w:top w:type="dxa" w:w="30"/>
-              <w:left w:type="dxa" w:w="80"/>
-              <w:bottom w:type="dxa" w:w="30"/>
-              <w:right w:type="dxa" w:w="80"/>
-            </w:tcMar>
-          </w:tcPr>
-          <w:p>
-            <w:pPr>
-              <w:spacing w:after="0"/>
-            </w:pPr>
-            <w:r>
-              <w:rPr>
-                <w:rFonts w:ascii="Inter" w:cs="Inter" w:eastAsia="Inter" w:hAnsi="Inter"/>
-                <w:color w:val="454659"/>
-                <w:sz w:val="19"/>
-                <w:szCs w:val="19"/>
-              </w:rPr>
-              <w:t xml:space="preserve">products_harmonized + suppliers_deduped</w:t>
-            </w:r>
-          </w:p>
-        </w:tc>
-        <w:tc>
-          <w:tcPr>
-            <w:tcMar>
-              <w:top w:type="dxa" w:w="30"/>
-              <w:left w:type="dxa" w:w="80"/>
-              <w:bottom w:type="dxa" w:w="30"/>
-              <w:right w:type="dxa" w:w="80"/>
-            </w:tcMar>
-          </w:tcPr>
-          <w:p>
-            <w:pPr>
-              <w:spacing w:after="0"/>
-            </w:pPr>
-            <w:r>
-              <w:rPr>
-                <w:rFonts w:ascii="Inter" w:cs="Inter" w:eastAsia="Inter" w:hAnsi="Inter"/>
-                <w:color w:val="454659"/>
-                <w:sz w:val="19"/>
-                <w:szCs w:val="19"/>
-              </w:rPr>
-              <w:t xml:space="preserve">Thomas Berger</w:t>
-            </w:r>
-          </w:p>
-        </w:tc>
-        <w:tc>
-          <w:tcPr>
-            <w:tcMar>
-              <w:top w:type="dxa" w:w="30"/>
-              <w:left w:type="dxa" w:w="80"/>
-              <w:bottom w:type="dxa" w:w="30"/>
-              <w:right w:type="dxa" w:w="80"/>
-            </w:tcMar>
-          </w:tcPr>
-          <w:p>
-            <w:pPr>
-              <w:spacing w:after="0"/>
-            </w:pPr>
-            <w:r>
-              <w:rPr>
-                <w:rFonts w:ascii="Inter" w:cs="Inter" w:eastAsia="Inter" w:hAnsi="Inter"/>
-                <w:color w:val="454659"/>
-                <w:sz w:val="19"/>
-                <w:szCs w:val="19"/>
-              </w:rPr>
-              <w:t xml:space="preserve">1 hour</w:t>
-            </w:r>
-          </w:p>
-        </w:tc>
-        <w:tc>
-          <w:tcPr>
-            <w:tcMar>
-              <w:top w:type="dxa" w:w="30"/>
-              <w:left w:type="dxa" w:w="80"/>
-              <w:bottom w:type="dxa" w:w="30"/>
-              <w:right w:type="dxa" w:w="80"/>
-            </w:tcMar>
-          </w:tcPr>
-          <w:p>
-            <w:pPr>
-              <w:spacing w:after="0"/>
-            </w:pPr>
-            <w:r>
-              <w:rPr>
-                <w:rFonts w:ascii="Inter" w:cs="Inter" w:eastAsia="Inter" w:hAnsi="Inter"/>
-                <w:color w:val="454659"/>
-                <w:sz w:val="19"/>
-                <w:szCs w:val="19"/>
-              </w:rPr>
-              <w:t xml:space="preserve">SKU completeness, weight/UoM coverage, supplier deduplication status</w:t>
-            </w:r>
-          </w:p>
-        </w:tc>
-      </w:tr>
-      <w:tr>
-        <w:tc>
-          <w:tcPr>
-            <w:shd w:color="F6F7F8" w:val="solid"/>
-            <w:tcMar>
-              <w:top w:type="dxa" w:w="30"/>
-              <w:left w:type="dxa" w:w="80"/>
-              <w:bottom w:type="dxa" w:w="30"/>
-              <w:right w:type="dxa" w:w="80"/>
-            </w:tcMar>
-          </w:tcPr>
-          <w:p>
-            <w:pPr>
-              <w:spacing w:after="0"/>
-            </w:pPr>
-            <w:r>
-              <w:rPr>
-                <w:rFonts w:ascii="Inter" w:cs="Inter" w:eastAsia="Inter" w:hAnsi="Inter"/>
-                <w:color w:val="454659"/>
-                <w:sz w:val="19"/>
-                <w:szCs w:val="19"/>
-              </w:rPr>
-              <w:t xml:space="preserve">gold.compliance_traceability</w:t>
-            </w:r>
-          </w:p>
-        </w:tc>
-        <w:tc>
-          <w:tcPr>
-            <w:shd w:color="F6F7F8" w:val="solid"/>
-            <w:tcMar>
-              <w:top w:type="dxa" w:w="30"/>
-              <w:left w:type="dxa" w:w="80"/>
-              <w:bottom w:type="dxa" w:w="30"/>
-              <w:right w:type="dxa" w:w="80"/>
-            </w:tcMar>
-          </w:tcPr>
-          <w:p>
-            <w:pPr>
-              <w:spacing w:after="0"/>
-            </w:pPr>
-            <w:r>
-              <w:rPr>
-                <w:rFonts w:ascii="Inter" w:cs="Inter" w:eastAsia="Inter" w:hAnsi="Inter"/>
-                <w:color w:val="454659"/>
-                <w:sz w:val="19"/>
-                <w:szCs w:val="19"/>
-              </w:rPr>
-              <w:t xml:space="preserve">inventory_reconciled + products_harmonized</w:t>
-            </w:r>
-          </w:p>
-        </w:tc>
-        <w:tc>
-          <w:tcPr>
-            <w:shd w:color="F6F7F8" w:val="solid"/>
-            <w:tcMar>
-              <w:top w:type="dxa" w:w="30"/>
-              <w:left w:type="dxa" w:w="80"/>
-              <w:bottom w:type="dxa" w:w="30"/>
-              <w:right w:type="dxa" w:w="80"/>
-            </w:tcMar>
-          </w:tcPr>
-          <w:p>
-            <w:pPr>
-              <w:spacing w:after="0"/>
-            </w:pPr>
-            <w:r>
-              <w:rPr>
-                <w:rFonts w:ascii="Inter" w:cs="Inter" w:eastAsia="Inter" w:hAnsi="Inter"/>
-                <w:color w:val="454659"/>
-                <w:sz w:val="19"/>
-                <w:szCs w:val="19"/>
-              </w:rPr>
-              <w:t xml:space="preserve">Dr. Elena Vasquez</w:t>
-            </w:r>
-          </w:p>
-        </w:tc>
-        <w:tc>
-          <w:tcPr>
-            <w:shd w:color="F6F7F8" w:val="solid"/>
-            <w:tcMar>
-              <w:top w:type="dxa" w:w="30"/>
-              <w:left w:type="dxa" w:w="80"/>
-              <w:bottom w:type="dxa" w:w="30"/>
-              <w:right w:type="dxa" w:w="80"/>
-            </w:tcMar>
-          </w:tcPr>
-          <w:p>
-            <w:pPr>
-              <w:spacing w:after="0"/>
-            </w:pPr>
-            <w:r>
-              <w:rPr>
-                <w:rFonts w:ascii="Inter" w:cs="Inter" w:eastAsia="Inter" w:hAnsi="Inter"/>
-                <w:color w:val="454659"/>
-                <w:sz w:val="19"/>
-                <w:szCs w:val="19"/>
-              </w:rPr>
-              <w:t xml:space="preserve">30 min</w:t>
-            </w:r>
-          </w:p>
-        </w:tc>
-        <w:tc>
-          <w:tcPr>
-            <w:shd w:color="F6F7F8" w:val="solid"/>
-            <w:tcMar>
-              <w:top w:type="dxa" w:w="30"/>
-              <w:left w:type="dxa" w:w="80"/>
-              <w:bottom w:type="dxa" w:w="30"/>
-              <w:right w:type="dxa" w:w="80"/>
-            </w:tcMar>
-          </w:tcPr>
-          <w:p>
-            <w:pPr>
-              <w:spacing w:after="0"/>
-            </w:pPr>
-            <w:r>
-              <w:rPr>
-                <w:rFonts w:ascii="Inter" w:cs="Inter" w:eastAsia="Inter" w:hAnsi="Inter"/>
-                <w:color w:val="454659"/>
-                <w:sz w:val="19"/>
-                <w:szCs w:val="19"/>
-              </w:rPr>
-              <w:t xml:space="preserve">Farm-to-shelf lot traceability, recall readiness, NVWA regulatory compliance status</w:t>
-            </w:r>
-          </w:p>
-        </w:tc>
-      </w:tr>
-      <w:tr>
-        <w:tc>
-          <w:tcPr>
-            <w:tcMar>
-              <w:top w:type="dxa" w:w="30"/>
-              <w:left w:type="dxa" w:w="80"/>
-              <w:bottom w:type="dxa" w:w="30"/>
-              <w:right w:type="dxa" w:w="80"/>
-            </w:tcMar>
-          </w:tcPr>
-          <w:p>
-            <w:pPr>
-              <w:spacing w:after="0"/>
-            </w:pPr>
-            <w:r>
-              <w:rPr>
-                <w:rFonts w:ascii="Inter" w:cs="Inter" w:eastAsia="Inter" w:hAnsi="Inter"/>
-                <w:color w:val="454659"/>
-                <w:sz w:val="19"/>
-                <w:szCs w:val="19"/>
-              </w:rPr>
-              <w:t xml:space="preserve">gold.pipeline_timestamp_audit</w:t>
-            </w:r>
-          </w:p>
-        </w:tc>
-        <w:tc>
-          <w:tcPr>
-            <w:tcMar>
-              <w:top w:type="dxa" w:w="30"/>
-              <w:left w:type="dxa" w:w="80"/>
-              <w:bottom w:type="dxa" w:w="30"/>
-              <w:right w:type="dxa" w:w="80"/>
-            </w:tcMar>
-          </w:tcPr>
-          <w:p>
-            <w:pPr>
-              <w:spacing w:after="0"/>
-            </w:pPr>
-            <w:r>
-              <w:rPr>
-                <w:rFonts w:ascii="Inter" w:cs="Inter" w:eastAsia="Inter" w:hAnsi="Inter"/>
-                <w:color w:val="454659"/>
-                <w:sz w:val="19"/>
-                <w:szCs w:val="19"/>
-              </w:rPr>
-              <w:t xml:space="preserve">warehouse_events_clean</w:t>
-            </w:r>
-          </w:p>
-        </w:tc>
-        <w:tc>
-          <w:tcPr>
-            <w:tcMar>
-              <w:top w:type="dxa" w:w="30"/>
-              <w:left w:type="dxa" w:w="80"/>
-              <w:bottom w:type="dxa" w:w="30"/>
-              <w:right w:type="dxa" w:w="80"/>
-            </w:tcMar>
-          </w:tcPr>
-          <w:p>
-            <w:pPr>
-              <w:spacing w:after="0"/>
-            </w:pPr>
-            <w:r>
-              <w:rPr>
-                <w:rFonts w:ascii="Inter" w:cs="Inter" w:eastAsia="Inter" w:hAnsi="Inter"/>
-                <w:color w:val="454659"/>
-                <w:sz w:val="19"/>
-                <w:szCs w:val="19"/>
-              </w:rPr>
-              <w:t xml:space="preserve">Priya Ramanathan</w:t>
-            </w:r>
-          </w:p>
-        </w:tc>
-        <w:tc>
-          <w:tcPr>
-            <w:tcMar>
-              <w:top w:type="dxa" w:w="30"/>
-              <w:left w:type="dxa" w:w="80"/>
-              <w:bottom w:type="dxa" w:w="30"/>
-              <w:right w:type="dxa" w:w="80"/>
-            </w:tcMar>
-          </w:tcPr>
-          <w:p>
-            <w:pPr>
-              <w:spacing w:after="0"/>
-            </w:pPr>
-            <w:r>
-              <w:rPr>
-                <w:rFonts w:ascii="Inter" w:cs="Inter" w:eastAsia="Inter" w:hAnsi="Inter"/>
-                <w:color w:val="454659"/>
-                <w:sz w:val="19"/>
-                <w:szCs w:val="19"/>
-              </w:rPr>
-              <w:t xml:space="preserve">5 min</w:t>
-            </w:r>
-          </w:p>
-        </w:tc>
-        <w:tc>
-          <w:tcPr>
-            <w:tcMar>
-              <w:top w:type="dxa" w:w="30"/>
-              <w:left w:type="dxa" w:w="80"/>
-              <w:bottom w:type="dxa" w:w="30"/>
-              <w:right w:type="dxa" w:w="80"/>
-            </w:tcMar>
-          </w:tcPr>
-          <w:p>
-            <w:pPr>
-              <w:spacing w:after="0"/>
-            </w:pPr>
-            <w:r>
-              <w:rPr>
-                <w:rFonts w:ascii="Inter" w:cs="Inter" w:eastAsia="Inter" w:hAnsi="Inter"/>
-                <w:color w:val="454659"/>
-                <w:sz w:val="19"/>
-                <w:szCs w:val="19"/>
-              </w:rPr>
-              <w:t xml:space="preserve">CDC pipeline health, data freshness, timestamp normalization status — early-warning for silent failures</w:t>
-            </w:r>
-          </w:p>
-        </w:tc>
-      </w:tr>
-      <w:tr>
-        <w:tc>
-          <w:tcPr>
-            <w:shd w:color="F6F7F8" w:val="solid"/>
-            <w:tcMar>
-              <w:top w:type="dxa" w:w="30"/>
-              <w:left w:type="dxa" w:w="80"/>
-              <w:bottom w:type="dxa" w:w="30"/>
-              <w:right w:type="dxa" w:w="80"/>
-            </w:tcMar>
-          </w:tcPr>
-          <w:p>
-            <w:pPr>
-              <w:spacing w:after="0"/>
-            </w:pPr>
-            <w:r>
-              <w:rPr>
-                <w:rFonts w:ascii="Inter" w:cs="Inter" w:eastAsia="Inter" w:hAnsi="Inter"/>
-                <w:color w:val="454659"/>
-                <w:sz w:val="19"/>
-                <w:szCs w:val="19"/>
-              </w:rPr>
-              <w:t xml:space="preserve">gold.customer_quality_index</w:t>
-            </w:r>
-          </w:p>
-        </w:tc>
-        <w:tc>
-          <w:tcPr>
-            <w:shd w:color="F6F7F8" w:val="solid"/>
-            <w:tcMar>
-              <w:top w:type="dxa" w:w="30"/>
-              <w:left w:type="dxa" w:w="80"/>
-              <w:bottom w:type="dxa" w:w="30"/>
-              <w:right w:type="dxa" w:w="80"/>
-            </w:tcMar>
-          </w:tcPr>
-          <w:p>
-            <w:pPr>
-              <w:spacing w:after="0"/>
-            </w:pPr>
-            <w:r>
-              <w:rPr>
-                <w:rFonts w:ascii="Inter" w:cs="Inter" w:eastAsia="Inter" w:hAnsi="Inter"/>
-                <w:color w:val="454659"/>
-                <w:sz w:val="19"/>
-                <w:szCs w:val="19"/>
-              </w:rPr>
-              <w:t xml:space="preserve">addresses_standardized + order_delivery_timeline + shipments_canonical</w:t>
-            </w:r>
-          </w:p>
-        </w:tc>
-        <w:tc>
-          <w:tcPr>
-            <w:shd w:color="F6F7F8" w:val="solid"/>
-            <w:tcMar>
-              <w:top w:type="dxa" w:w="30"/>
-              <w:left w:type="dxa" w:w="80"/>
-              <w:bottom w:type="dxa" w:w="30"/>
-              <w:right w:type="dxa" w:w="80"/>
-            </w:tcMar>
-          </w:tcPr>
-          <w:p>
-            <w:pPr>
-              <w:spacing w:after="0"/>
-            </w:pPr>
-            <w:r>
-              <w:rPr>
-                <w:rFonts w:ascii="Inter" w:cs="Inter" w:eastAsia="Inter" w:hAnsi="Inter"/>
-                <w:color w:val="454659"/>
-                <w:sz w:val="19"/>
-                <w:szCs w:val="19"/>
-              </w:rPr>
-              <w:t xml:space="preserve">Sophie Müller</w:t>
-            </w:r>
-          </w:p>
-        </w:tc>
-        <w:tc>
-          <w:tcPr>
-            <w:shd w:color="F6F7F8" w:val="solid"/>
-            <w:tcMar>
-              <w:top w:type="dxa" w:w="30"/>
-              <w:left w:type="dxa" w:w="80"/>
-              <w:bottom w:type="dxa" w:w="30"/>
-              <w:right w:type="dxa" w:w="80"/>
-            </w:tcMar>
-          </w:tcPr>
-          <w:p>
-            <w:pPr>
-              <w:spacing w:after="0"/>
-            </w:pPr>
-            <w:r>
-              <w:rPr>
-                <w:rFonts w:ascii="Inter" w:cs="Inter" w:eastAsia="Inter" w:hAnsi="Inter"/>
-                <w:color w:val="454659"/>
-                <w:sz w:val="19"/>
-                <w:szCs w:val="19"/>
-              </w:rPr>
-              <w:t xml:space="preserve">1 hour</w:t>
-            </w:r>
-          </w:p>
-        </w:tc>
-        <w:tc>
-          <w:tcPr>
-            <w:shd w:color="F6F7F8" w:val="solid"/>
-            <w:tcMar>
-              <w:top w:type="dxa" w:w="30"/>
-              <w:left w:type="dxa" w:w="80"/>
-              <w:bottom w:type="dxa" w:w="30"/>
-              <w:right w:type="dxa" w:w="80"/>
-            </w:tcMar>
-          </w:tcPr>
-          <w:p>
-            <w:pPr>
-              <w:spacing w:after="0"/>
-            </w:pPr>
-            <w:r>
-              <w:rPr>
-                <w:rFonts w:ascii="Inter" w:cs="Inter" w:eastAsia="Inter" w:hAnsi="Inter"/>
-                <w:color w:val="454659"/>
-                <w:sz w:val="19"/>
-                <w:szCs w:val="19"/>
-              </w:rPr>
-              <w:t xml:space="preserve">Address quality scoring, deduplication status, delivery failure rate, WISMO rate by customer</w:t>
             </w:r>
           </w:p>
         </w:tc>
@@ -14125,7 +13500,7 @@
                 <w:sz w:val="20"/>
                 <w:szCs w:val="20"/>
               </w:rPr>
-              <w:t xml:space="preserve">Primary path: npm run deploy provisions all 7 data products from data_products.json via the Data Products API, attaches each product's gold dataset from the catalog once the pipeline has run (pipelines.attachDatasets), and can activate products in the marketplace (pipelines.publishDataProducts). The manual steps above show the same workflow interactively.</w:t>
+              <w:t xml:space="preserve">Primary path: npm run deploy provisions both data products from data_products.json via the Data Products API, attaches each product's gold dataset from the catalog once the pipeline has run (pipelines.attachDatasets), and can activate products in the marketplace (pipelines.publishDataProducts). The manual steps above show the same workflow interactively.</w:t>
             </w:r>
           </w:p>
         </w:tc>

--- a/documents/MCG_Setup_Guide.docx
+++ b/documents/MCG_Setup_Guide.docx
@@ -1755,7 +1755,7 @@
           <w:sz w:val="21"/>
           <w:szCs w:val="21"/>
         </w:rPr>
-        <w:t xml:space="preserve">The fastest way to deploy the MCG demo environment is through the automated deployment UI, which walks you through a 10-page wizard covering all configuration steps.</w:t>
+        <w:t xml:space="preserve">The fastest way to deploy the MCG demo environment is through the automated deployment UI, which walks you through an 11-step wizard covering all configuration steps.</w:t>
       </w:r>
     </w:p>
     <w:p>
@@ -2044,7 +2044,7 @@
                 <w:sz w:val="20"/>
                 <w:szCs w:val="20"/>
               </w:rPr>
-              <w:t xml:space="preserve">[Screenshot: Deploy UI landing page at localhost:3939 showing the MCG Deployment Wizard with 10 setup steps listed on the left navigation panel]</w:t>
+              <w:t xml:space="preserve">[Screenshot: Deploy UI landing page at localhost:3939 showing the MCG Deployment Wizard with 11 setup steps listed on the left navigation panel]</w:t>
             </w:r>
           </w:p>
         </w:tc>
@@ -2518,32 +2518,32 @@
                 <w:sz w:val="19"/>
                 <w:szCs w:val="19"/>
               </w:rPr>
-              <w:t xml:space="preserve">Build Apps &amp; Theme</w:t>
-            </w:r>
-          </w:p>
-        </w:tc>
-        <w:tc>
-          <w:tcPr>
-            <w:shd w:color="F6F7F8" w:val="solid"/>
-            <w:tcMar>
-              <w:top w:type="dxa" w:w="30"/>
-              <w:left w:type="dxa" w:w="80"/>
-              <w:bottom w:type="dxa" w:w="30"/>
-              <w:right w:type="dxa" w:w="80"/>
-            </w:tcMar>
-          </w:tcPr>
-          <w:p>
-            <w:pPr>
-              <w:spacing w:after="0"/>
-            </w:pPr>
-            <w:r>
-              <w:rPr>
-                <w:rFonts w:ascii="Inter" w:cs="Inter" w:eastAsia="Inter" w:hAnsi="Inter"/>
-                <w:color w:val="454659"/>
-                <w:sz w:val="19"/>
-                <w:szCs w:val="19"/>
-              </w:rPr>
-              <w:t xml:space="preserve">Build analytics apps and apply the MCG theme</w:t>
+              <w:t xml:space="preserve">Pipelines</w:t>
+            </w:r>
+          </w:p>
+        </w:tc>
+        <w:tc>
+          <w:tcPr>
+            <w:shd w:color="F6F7F8" w:val="solid"/>
+            <w:tcMar>
+              <w:top w:type="dxa" w:w="30"/>
+              <w:left w:type="dxa" w:w="80"/>
+              <w:bottom w:type="dxa" w:w="30"/>
+              <w:right w:type="dxa" w:w="80"/>
+            </w:tcMar>
+          </w:tcPr>
+          <w:p>
+            <w:pPr>
+              <w:spacing w:after="0"/>
+            </w:pPr>
+            <w:r>
+              <w:rPr>
+                <w:rFonts w:ascii="Inter" w:cs="Inter" w:eastAsia="Inter" w:hAnsi="Inter"/>
+                <w:color w:val="454659"/>
+                <w:sz w:val="19"/>
+                <w:szCs w:val="19"/>
+              </w:rPr>
+              <w:t xml:space="preserve">Both declarative pipeline projects (batch + streaming): tasks, connection bindings, prepare, start</w:t>
             </w:r>
           </w:p>
         </w:tc>
@@ -2593,31 +2593,31 @@
                 <w:sz w:val="19"/>
                 <w:szCs w:val="19"/>
               </w:rPr>
-              <w:t xml:space="preserve">Knowledge Base &amp; Documents</w:t>
-            </w:r>
-          </w:p>
-        </w:tc>
-        <w:tc>
-          <w:tcPr>
-            <w:tcMar>
-              <w:top w:type="dxa" w:w="30"/>
-              <w:left w:type="dxa" w:w="80"/>
-              <w:bottom w:type="dxa" w:w="30"/>
-              <w:right w:type="dxa" w:w="80"/>
-            </w:tcMar>
-          </w:tcPr>
-          <w:p>
-            <w:pPr>
-              <w:spacing w:after="0"/>
-            </w:pPr>
-            <w:r>
-              <w:rPr>
-                <w:rFonts w:ascii="Inter" w:cs="Inter" w:eastAsia="Inter" w:hAnsi="Inter"/>
-                <w:color w:val="454659"/>
-                <w:sz w:val="19"/>
-                <w:szCs w:val="19"/>
-              </w:rPr>
-              <w:t xml:space="preserve">Create the Qlik Answers knowledge base and upload documents</w:t>
+              <w:t xml:space="preserve">Build Apps &amp; Theme</w:t>
+            </w:r>
+          </w:p>
+        </w:tc>
+        <w:tc>
+          <w:tcPr>
+            <w:tcMar>
+              <w:top w:type="dxa" w:w="30"/>
+              <w:left w:type="dxa" w:w="80"/>
+              <w:bottom w:type="dxa" w:w="30"/>
+              <w:right w:type="dxa" w:w="80"/>
+            </w:tcMar>
+          </w:tcPr>
+          <w:p>
+            <w:pPr>
+              <w:spacing w:after="0"/>
+            </w:pPr>
+            <w:r>
+              <w:rPr>
+                <w:rFonts w:ascii="Inter" w:cs="Inter" w:eastAsia="Inter" w:hAnsi="Inter"/>
+                <w:color w:val="454659"/>
+                <w:sz w:val="19"/>
+                <w:szCs w:val="19"/>
+              </w:rPr>
+              <w:t xml:space="preserve">Build analytics apps and apply the MCG theme</w:t>
             </w:r>
           </w:p>
         </w:tc>
@@ -2669,32 +2669,32 @@
                 <w:sz w:val="19"/>
                 <w:szCs w:val="19"/>
               </w:rPr>
-              <w:t xml:space="preserve">Automations</w:t>
-            </w:r>
-          </w:p>
-        </w:tc>
-        <w:tc>
-          <w:tcPr>
-            <w:shd w:color="F6F7F8" w:val="solid"/>
-            <w:tcMar>
-              <w:top w:type="dxa" w:w="30"/>
-              <w:left w:type="dxa" w:w="80"/>
-              <w:bottom w:type="dxa" w:w="30"/>
-              <w:right w:type="dxa" w:w="80"/>
-            </w:tcMar>
-          </w:tcPr>
-          <w:p>
-            <w:pPr>
-              <w:spacing w:after="0"/>
-            </w:pPr>
-            <w:r>
-              <w:rPr>
-                <w:rFonts w:ascii="Inter" w:cs="Inter" w:eastAsia="Inter" w:hAnsi="Inter"/>
-                <w:color w:val="454659"/>
-                <w:sz w:val="19"/>
-                <w:szCs w:val="19"/>
-              </w:rPr>
-              <w:t xml:space="preserve">Deploy Teams alerting automation templates</w:t>
+              <w:t xml:space="preserve">Knowledge Base &amp; Documents</w:t>
+            </w:r>
+          </w:p>
+        </w:tc>
+        <w:tc>
+          <w:tcPr>
+            <w:shd w:color="F6F7F8" w:val="solid"/>
+            <w:tcMar>
+              <w:top w:type="dxa" w:w="30"/>
+              <w:left w:type="dxa" w:w="80"/>
+              <w:bottom w:type="dxa" w:w="30"/>
+              <w:right w:type="dxa" w:w="80"/>
+            </w:tcMar>
+          </w:tcPr>
+          <w:p>
+            <w:pPr>
+              <w:spacing w:after="0"/>
+            </w:pPr>
+            <w:r>
+              <w:rPr>
+                <w:rFonts w:ascii="Inter" w:cs="Inter" w:eastAsia="Inter" w:hAnsi="Inter"/>
+                <w:color w:val="454659"/>
+                <w:sz w:val="19"/>
+                <w:szCs w:val="19"/>
+              </w:rPr>
+              <w:t xml:space="preserve">Create the Qlik Answers knowledge base and upload documents</w:t>
             </w:r>
           </w:p>
         </w:tc>
@@ -2744,31 +2744,31 @@
                 <w:sz w:val="19"/>
                 <w:szCs w:val="19"/>
               </w:rPr>
-              <w:t xml:space="preserve">Data Products</w:t>
-            </w:r>
-          </w:p>
-        </w:tc>
-        <w:tc>
-          <w:tcPr>
-            <w:tcMar>
-              <w:top w:type="dxa" w:w="30"/>
-              <w:left w:type="dxa" w:w="80"/>
-              <w:bottom w:type="dxa" w:w="30"/>
-              <w:right w:type="dxa" w:w="80"/>
-            </w:tcMar>
-          </w:tcPr>
-          <w:p>
-            <w:pPr>
-              <w:spacing w:after="0"/>
-            </w:pPr>
-            <w:r>
-              <w:rPr>
-                <w:rFonts w:ascii="Inter" w:cs="Inter" w:eastAsia="Inter" w:hAnsi="Inter"/>
-                <w:color w:val="454659"/>
-                <w:sz w:val="19"/>
-                <w:szCs w:val="19"/>
-              </w:rPr>
-              <w:t xml:space="preserve">Data products plus the Declarative Pipeline: import, prepare, start tasks, attach datasets, publish</w:t>
+              <w:t xml:space="preserve">Automations</w:t>
+            </w:r>
+          </w:p>
+        </w:tc>
+        <w:tc>
+          <w:tcPr>
+            <w:tcMar>
+              <w:top w:type="dxa" w:w="30"/>
+              <w:left w:type="dxa" w:w="80"/>
+              <w:bottom w:type="dxa" w:w="30"/>
+              <w:right w:type="dxa" w:w="80"/>
+            </w:tcMar>
+          </w:tcPr>
+          <w:p>
+            <w:pPr>
+              <w:spacing w:after="0"/>
+            </w:pPr>
+            <w:r>
+              <w:rPr>
+                <w:rFonts w:ascii="Inter" w:cs="Inter" w:eastAsia="Inter" w:hAnsi="Inter"/>
+                <w:color w:val="454659"/>
+                <w:sz w:val="19"/>
+                <w:szCs w:val="19"/>
+              </w:rPr>
+              <w:t xml:space="preserve">Deploy Teams alerting automation templates</w:t>
             </w:r>
           </w:p>
         </w:tc>
@@ -2820,32 +2820,32 @@
                 <w:sz w:val="19"/>
                 <w:szCs w:val="19"/>
               </w:rPr>
-              <w:t xml:space="preserve">Business Glossary</w:t>
-            </w:r>
-          </w:p>
-        </w:tc>
-        <w:tc>
-          <w:tcPr>
-            <w:shd w:color="F6F7F8" w:val="solid"/>
-            <w:tcMar>
-              <w:top w:type="dxa" w:w="30"/>
-              <w:left w:type="dxa" w:w="80"/>
-              <w:bottom w:type="dxa" w:w="30"/>
-              <w:right w:type="dxa" w:w="80"/>
-            </w:tcMar>
-          </w:tcPr>
-          <w:p>
-            <w:pPr>
-              <w:spacing w:after="0"/>
-            </w:pPr>
-            <w:r>
-              <w:rPr>
-                <w:rFonts w:ascii="Inter" w:cs="Inter" w:eastAsia="Inter" w:hAnsi="Inter"/>
-                <w:color w:val="454659"/>
-                <w:sz w:val="19"/>
-                <w:szCs w:val="19"/>
-              </w:rPr>
-              <w:t xml:space="preserve">Import business glossary terms</w:t>
+              <w:t xml:space="preserve">Data Products</w:t>
+            </w:r>
+          </w:p>
+        </w:tc>
+        <w:tc>
+          <w:tcPr>
+            <w:shd w:color="F6F7F8" w:val="solid"/>
+            <w:tcMar>
+              <w:top w:type="dxa" w:w="30"/>
+              <w:left w:type="dxa" w:w="80"/>
+              <w:bottom w:type="dxa" w:w="30"/>
+              <w:right w:type="dxa" w:w="80"/>
+            </w:tcMar>
+          </w:tcPr>
+          <w:p>
+            <w:pPr>
+              <w:spacing w:after="0"/>
+            </w:pPr>
+            <w:r>
+              <w:rPr>
+                <w:rFonts w:ascii="Inter" w:cs="Inter" w:eastAsia="Inter" w:hAnsi="Inter"/>
+                <w:color w:val="454659"/>
+                <w:sz w:val="19"/>
+                <w:szCs w:val="19"/>
+              </w:rPr>
+              <w:t xml:space="preserve">The two data products with their gold dataset attachment and marketplace publish toggles</w:t>
             </w:r>
           </w:p>
         </w:tc>
@@ -2895,12 +2895,89 @@
                 <w:sz w:val="19"/>
                 <w:szCs w:val="19"/>
               </w:rPr>
+              <w:t xml:space="preserve">Business Glossary</w:t>
+            </w:r>
+          </w:p>
+        </w:tc>
+        <w:tc>
+          <w:tcPr>
+            <w:tcMar>
+              <w:top w:type="dxa" w:w="30"/>
+              <w:left w:type="dxa" w:w="80"/>
+              <w:bottom w:type="dxa" w:w="30"/>
+              <w:right w:type="dxa" w:w="80"/>
+            </w:tcMar>
+          </w:tcPr>
+          <w:p>
+            <w:pPr>
+              <w:spacing w:after="0"/>
+            </w:pPr>
+            <w:r>
+              <w:rPr>
+                <w:rFonts w:ascii="Inter" w:cs="Inter" w:eastAsia="Inter" w:hAnsi="Inter"/>
+                <w:color w:val="454659"/>
+                <w:sz w:val="19"/>
+                <w:szCs w:val="19"/>
+              </w:rPr>
+              <w:t xml:space="preserve">Import business glossary terms</w:t>
+            </w:r>
+          </w:p>
+        </w:tc>
+      </w:tr>
+      <w:tr>
+        <w:tc>
+          <w:tcPr>
+            <w:shd w:color="F6F7F8" w:val="solid"/>
+            <w:tcMar>
+              <w:top w:type="dxa" w:w="30"/>
+              <w:left w:type="dxa" w:w="80"/>
+              <w:bottom w:type="dxa" w:w="30"/>
+              <w:right w:type="dxa" w:w="80"/>
+            </w:tcMar>
+          </w:tcPr>
+          <w:p>
+            <w:pPr>
+              <w:spacing w:after="0"/>
+            </w:pPr>
+            <w:r>
+              <w:rPr>
+                <w:rFonts w:ascii="Inter" w:cs="Inter" w:eastAsia="Inter" w:hAnsi="Inter"/>
+                <w:color w:val="454659"/>
+                <w:sz w:val="19"/>
+                <w:szCs w:val="19"/>
+              </w:rPr>
+              <w:t xml:space="preserve">11</w:t>
+            </w:r>
+          </w:p>
+        </w:tc>
+        <w:tc>
+          <w:tcPr>
+            <w:shd w:color="F6F7F8" w:val="solid"/>
+            <w:tcMar>
+              <w:top w:type="dxa" w:w="30"/>
+              <w:left w:type="dxa" w:w="80"/>
+              <w:bottom w:type="dxa" w:w="30"/>
+              <w:right w:type="dxa" w:w="80"/>
+            </w:tcMar>
+          </w:tcPr>
+          <w:p>
+            <w:pPr>
+              <w:spacing w:after="0"/>
+            </w:pPr>
+            <w:r>
+              <w:rPr>
+                <w:rFonts w:ascii="Inter" w:cs="Inter" w:eastAsia="Inter" w:hAnsi="Inter"/>
+                <w:color w:val="454659"/>
+                <w:sz w:val="19"/>
+                <w:szCs w:val="19"/>
+              </w:rPr>
               <w:t xml:space="preserve">Deploy</w:t>
             </w:r>
           </w:p>
         </w:tc>
         <w:tc>
           <w:tcPr>
+            <w:shd w:color="F6F7F8" w:val="solid"/>
             <w:tcMar>
               <w:top w:type="dxa" w:w="30"/>
               <w:left w:type="dxa" w:w="80"/>
@@ -9873,7 +9950,7 @@
           <w:sz w:val="26"/>
           <w:szCs w:val="26"/>
         </w:rPr>
-        <w:t xml:space="preserve">8.2 Deploy the Pipeline (Declarative Import — Primary Method)</w:t>
+        <w:t xml:space="preserve">8.2 Deploy the Pipelines (Declarative Import — Primary Method)</w:t>
       </w:r>
     </w:p>
     <w:p>
@@ -9892,7 +9969,7 @@
           <w:sz w:val="21"/>
           <w:szCs w:val="21"/>
         </w:rPr>
-        <w:t xml:space="preserve">This is the primary way to deploy the MCG pipeline. The complete pipeline — landing tasks, all transformations with custom SQL, daily schedules, and connection bindings — is defined as version-controlled YAML in deploy/pipelines/mcg-pipeline/ (QTCP declarative pipelines preview) and deployed as Step 13 of npm run deploy.</w:t>
+        <w:t xml:space="preserve">This is the primary way to deploy the MCG pipelines. Two Open Lakehouse projects are defined as version-controlled YAML under deploy/pipelines/ (QTCP declarative pipelines preview): mcg-batch-pipeline (WMS CDC + Salesforce CRM → silver → gold) and mcg-streaming-pipeline (Kafka IoT → silver). Both import as Step 13 of npm run deploy.</w:t>
       </w:r>
     </w:p>
     <w:p>
@@ -10336,7 +10413,7 @@
           <w:sz w:val="21"/>
           <w:szCs w:val="21"/>
         </w:rPr>
-        <w:t xml:space="preserve">Daily refresh schedules are declared in the YAML itself (qtcp_tasks/*/schedule.yaml): silver transform daily at 05:30 UTC and gold datamart daily at 06:00 UTC, both alongside event-based cascade triggers. There is no REST endpoint for DI schedules — the YAML is the source of truth, and the schedules activate once tasks are started.</w:t>
+        <w:t xml:space="preserve">Schedules are declared in each project's YAML (qtcp_tasks/*/schedule.yaml, one schedule per task): the CRM landing syncs every 15 minutes, the silver transform is event-triggered by its landings, and the gold datamart runs daily at 06:00 UTC. CDC and streaming landings run continuously once started. There is no REST endpoint for DI schedules — the YAML is the source of truth, and the schedules activate once tasks are started.</w:t>
       </w:r>
     </w:p>
     <w:p>
@@ -10381,7 +10458,7 @@
           <w:sz w:val="21"/>
           <w:szCs w:val="21"/>
         </w:rPr>
-        <w:t xml:space="preserve">For a manual import without any tenant credentials, the command above packages mcg-pipeline.zip for Data Integration → your project → Import. After refining transformations in the QTCP UI, round-trip them back into the repo:</w:t>
+        <w:t xml:space="preserve">For a manual import without any tenant credentials, the command above packages one import ZIP per project for Data Integration → your project → Import. After refining transformations in the QTCP UI, round-trip them back into the repo:</w:t>
       </w:r>
     </w:p>
     <w:p>
@@ -12941,7 +13018,7 @@
                 <w:sz w:val="19"/>
                 <w:szCs w:val="19"/>
               </w:rPr>
-              <w:t xml:space="preserve">Daily 06:00 UTC + event</w:t>
+              <w:t xml:space="preserve">Daily 06:00 UTC</w:t>
             </w:r>
           </w:p>
         </w:tc>
@@ -13064,7 +13141,7 @@
                 <w:sz w:val="19"/>
                 <w:szCs w:val="19"/>
               </w:rPr>
-              <w:t xml:space="preserve">Daily 06:00 UTC + event</w:t>
+              <w:t xml:space="preserve">Daily 06:00 UTC</w:t>
             </w:r>
           </w:p>
         </w:tc>

--- a/documents/MCG_Setup_Guide.docx
+++ b/documents/MCG_Setup_Guide.docx
@@ -9429,6 +9429,604 @@
                 <w:szCs w:val="20"/>
               </w:rPr>
               <w:t xml:space="preserve">The MCG_Order__c and MCG_Product__c custom objects must exist in your Salesforce org. If you are using a fresh Developer Edition, run the Salesforce setup script first: npm run sf:setup</w:t>
+            </w:r>
+          </w:p>
+        </w:tc>
+      </w:tr>
+    </w:tbl>
+    <w:p>
+      <w:pPr>
+        <w:spacing w:after="120" w:before="280"/>
+      </w:pPr>
+      <w:r>
+        <w:rPr>
+          <w:rFonts w:ascii="Inter" w:cs="Inter" w:eastAsia="Inter" w:hAnsi="Inter"/>
+          <w:b/>
+          <w:bCs/>
+          <w:color w:val="006580"/>
+          <w:sz w:val="26"/>
+          <w:szCs w:val="26"/>
+        </w:rPr>
+        <w:t xml:space="preserve">7.4 Amazon Athena Connection (Analytics Reads — Open Lakehouse)</w:t>
+      </w:r>
+    </w:p>
+    <w:p>
+      <w:pPr>
+        <w:spacing w:after="120"/>
+        <w:jc w:val="left"/>
+      </w:pPr>
+      <w:r>
+        <w:rPr>
+          <w:rFonts w:ascii="Inter" w:cs="Inter" w:eastAsia="Inter" w:hAnsi="Inter"/>
+          <w:b w:val="false"/>
+          <w:bCs w:val="false"/>
+          <w:i w:val="false"/>
+          <w:iCs w:val="false"/>
+          <w:color w:val="454659"/>
+          <w:sz w:val="21"/>
+          <w:szCs w:val="21"/>
+        </w:rPr>
+        <w:t xml:space="preserve">The Open Lakehouse is the destination for all pipeline data; the analytics apps read it back through Amazon Athena. Athena queries the lakehouse's Iceberg tables via the AWS Glue catalog, exposed as databases bronze, silver, and gold. Both app load scripts LIB CONNECT TO this connection by name.</w:t>
+      </w:r>
+    </w:p>
+    <w:p>
+      <w:pPr>
+        <w:spacing w:after="80"/>
+        <w:ind w:left="431"/>
+      </w:pPr>
+      <w:r>
+        <w:rPr>
+          <w:rFonts w:ascii="Inter" w:cs="Inter" w:eastAsia="Inter" w:hAnsi="Inter"/>
+          <w:b/>
+          <w:bCs/>
+          <w:color w:val="006580"/>
+          <w:sz w:val="21"/>
+          <w:szCs w:val="21"/>
+        </w:rPr>
+        <w:t xml:space="preserve">1. </w:t>
+      </w:r>
+      <w:r>
+        <w:rPr>
+          <w:rFonts w:ascii="Inter" w:cs="Inter" w:eastAsia="Inter" w:hAnsi="Inter"/>
+          <w:b w:val="false"/>
+          <w:bCs w:val="false"/>
+          <w:color w:val="454659"/>
+          <w:sz w:val="21"/>
+          <w:szCs w:val="21"/>
+        </w:rPr>
+        <w:t xml:space="preserve">Click Add new → Data connection</w:t>
+      </w:r>
+    </w:p>
+    <w:p>
+      <w:pPr>
+        <w:spacing w:after="80"/>
+        <w:ind w:left="431"/>
+      </w:pPr>
+      <w:r>
+        <w:rPr>
+          <w:rFonts w:ascii="Inter" w:cs="Inter" w:eastAsia="Inter" w:hAnsi="Inter"/>
+          <w:b/>
+          <w:bCs/>
+          <w:color w:val="006580"/>
+          <w:sz w:val="21"/>
+          <w:szCs w:val="21"/>
+        </w:rPr>
+        <w:t xml:space="preserve">2. </w:t>
+      </w:r>
+      <w:r>
+        <w:rPr>
+          <w:rFonts w:ascii="Inter" w:cs="Inter" w:eastAsia="Inter" w:hAnsi="Inter"/>
+          <w:b w:val="false"/>
+          <w:bCs w:val="false"/>
+          <w:color w:val="454659"/>
+          <w:sz w:val="21"/>
+          <w:szCs w:val="21"/>
+        </w:rPr>
+        <w:t xml:space="preserve">Select Amazon Athena as the connection type</w:t>
+      </w:r>
+    </w:p>
+    <w:p>
+      <w:pPr>
+        <w:spacing w:after="80"/>
+        <w:ind w:left="431"/>
+      </w:pPr>
+      <w:r>
+        <w:rPr>
+          <w:rFonts w:ascii="Inter" w:cs="Inter" w:eastAsia="Inter" w:hAnsi="Inter"/>
+          <w:b/>
+          <w:bCs/>
+          <w:color w:val="006580"/>
+          <w:sz w:val="21"/>
+          <w:szCs w:val="21"/>
+        </w:rPr>
+        <w:t xml:space="preserve">3. </w:t>
+      </w:r>
+      <w:r>
+        <w:rPr>
+          <w:rFonts w:ascii="Inter" w:cs="Inter" w:eastAsia="Inter" w:hAnsi="Inter"/>
+          <w:b w:val="false"/>
+          <w:bCs w:val="false"/>
+          <w:color w:val="454659"/>
+          <w:sz w:val="21"/>
+          <w:szCs w:val="21"/>
+        </w:rPr>
+        <w:t xml:space="preserve">Configure the connection:</w:t>
+      </w:r>
+    </w:p>
+    <w:tbl>
+      <w:tblPr>
+        <w:tblW w:type="pct" w:w="100%"/>
+        <w:tblBorders>
+          <w:top w:val="single" w:color="auto" w:sz="4"/>
+          <w:left w:val="single" w:color="auto" w:sz="4"/>
+          <w:bottom w:val="single" w:color="auto" w:sz="4"/>
+          <w:right w:val="single" w:color="auto" w:sz="4"/>
+          <w:insideH w:val="single" w:color="auto" w:sz="4"/>
+          <w:insideV w:val="single" w:color="auto" w:sz="4"/>
+        </w:tblBorders>
+      </w:tblPr>
+      <w:tblGrid>
+        <w:gridCol w:w="100"/>
+        <w:gridCol w:w="100"/>
+      </w:tblGrid>
+      <w:tr>
+        <w:trPr>
+          <w:tblHeader/>
+        </w:trPr>
+        <w:tc>
+          <w:tcPr>
+            <w:shd w:color="006580" w:val="solid"/>
+            <w:tcMar>
+              <w:top w:type="dxa" w:w="40"/>
+              <w:left w:type="dxa" w:w="80"/>
+              <w:bottom w:type="dxa" w:w="40"/>
+              <w:right w:type="dxa" w:w="80"/>
+            </w:tcMar>
+          </w:tcPr>
+          <w:p>
+            <w:pPr>
+              <w:spacing w:after="0"/>
+            </w:pPr>
+            <w:r>
+              <w:rPr>
+                <w:rFonts w:ascii="Inter" w:cs="Inter" w:eastAsia="Inter" w:hAnsi="Inter"/>
+                <w:b/>
+                <w:bCs/>
+                <w:color w:val="FFFFFF"/>
+                <w:sz w:val="19"/>
+                <w:szCs w:val="19"/>
+              </w:rPr>
+              <w:t xml:space="preserve">Setting</w:t>
+            </w:r>
+          </w:p>
+        </w:tc>
+        <w:tc>
+          <w:tcPr>
+            <w:shd w:color="006580" w:val="solid"/>
+            <w:tcMar>
+              <w:top w:type="dxa" w:w="40"/>
+              <w:left w:type="dxa" w:w="80"/>
+              <w:bottom w:type="dxa" w:w="40"/>
+              <w:right w:type="dxa" w:w="80"/>
+            </w:tcMar>
+          </w:tcPr>
+          <w:p>
+            <w:pPr>
+              <w:spacing w:after="0"/>
+            </w:pPr>
+            <w:r>
+              <w:rPr>
+                <w:rFonts w:ascii="Inter" w:cs="Inter" w:eastAsia="Inter" w:hAnsi="Inter"/>
+                <w:b/>
+                <w:bCs/>
+                <w:color w:val="FFFFFF"/>
+                <w:sz w:val="19"/>
+                <w:szCs w:val="19"/>
+              </w:rPr>
+              <w:t xml:space="preserve">Value</w:t>
+            </w:r>
+          </w:p>
+        </w:tc>
+      </w:tr>
+      <w:tr>
+        <w:tc>
+          <w:tcPr>
+            <w:shd w:color="F6F7F8" w:val="solid"/>
+            <w:tcMar>
+              <w:top w:type="dxa" w:w="30"/>
+              <w:left w:type="dxa" w:w="80"/>
+              <w:bottom w:type="dxa" w:w="30"/>
+              <w:right w:type="dxa" w:w="80"/>
+            </w:tcMar>
+          </w:tcPr>
+          <w:p>
+            <w:pPr>
+              <w:spacing w:after="0"/>
+            </w:pPr>
+            <w:r>
+              <w:rPr>
+                <w:rFonts w:ascii="Inter" w:cs="Inter" w:eastAsia="Inter" w:hAnsi="Inter"/>
+                <w:color w:val="454659"/>
+                <w:sz w:val="19"/>
+                <w:szCs w:val="19"/>
+              </w:rPr>
+              <w:t xml:space="preserve">Connection name</w:t>
+            </w:r>
+          </w:p>
+        </w:tc>
+        <w:tc>
+          <w:tcPr>
+            <w:shd w:color="F6F7F8" w:val="solid"/>
+            <w:tcMar>
+              <w:top w:type="dxa" w:w="30"/>
+              <w:left w:type="dxa" w:w="80"/>
+              <w:bottom w:type="dxa" w:w="30"/>
+              <w:right w:type="dxa" w:w="80"/>
+            </w:tcMar>
+          </w:tcPr>
+          <w:p>
+            <w:pPr>
+              <w:spacing w:after="0"/>
+            </w:pPr>
+            <w:r>
+              <w:rPr>
+                <w:rFonts w:ascii="Inter" w:cs="Inter" w:eastAsia="Inter" w:hAnsi="Inter"/>
+                <w:color w:val="454659"/>
+                <w:sz w:val="19"/>
+                <w:szCs w:val="19"/>
+              </w:rPr>
+              <w:t xml:space="preserve">MCG Lakehouse (Athena) — must match the QVS LIB CONNECT name</w:t>
+            </w:r>
+          </w:p>
+        </w:tc>
+      </w:tr>
+      <w:tr>
+        <w:tc>
+          <w:tcPr>
+            <w:tcMar>
+              <w:top w:type="dxa" w:w="30"/>
+              <w:left w:type="dxa" w:w="80"/>
+              <w:bottom w:type="dxa" w:w="30"/>
+              <w:right w:type="dxa" w:w="80"/>
+            </w:tcMar>
+          </w:tcPr>
+          <w:p>
+            <w:pPr>
+              <w:spacing w:after="0"/>
+            </w:pPr>
+            <w:r>
+              <w:rPr>
+                <w:rFonts w:ascii="Inter" w:cs="Inter" w:eastAsia="Inter" w:hAnsi="Inter"/>
+                <w:color w:val="454659"/>
+                <w:sz w:val="19"/>
+                <w:szCs w:val="19"/>
+              </w:rPr>
+              <w:t xml:space="preserve">AWS Region</w:t>
+            </w:r>
+          </w:p>
+        </w:tc>
+        <w:tc>
+          <w:tcPr>
+            <w:tcMar>
+              <w:top w:type="dxa" w:w="30"/>
+              <w:left w:type="dxa" w:w="80"/>
+              <w:bottom w:type="dxa" w:w="30"/>
+              <w:right w:type="dxa" w:w="80"/>
+            </w:tcMar>
+          </w:tcPr>
+          <w:p>
+            <w:pPr>
+              <w:spacing w:after="0"/>
+            </w:pPr>
+            <w:r>
+              <w:rPr>
+                <w:rFonts w:ascii="Inter" w:cs="Inter" w:eastAsia="Inter" w:hAnsi="Inter"/>
+                <w:color w:val="454659"/>
+                <w:sz w:val="19"/>
+                <w:szCs w:val="19"/>
+              </w:rPr>
+              <w:t xml:space="preserve">us-east-1 (the lakehouse region)</w:t>
+            </w:r>
+          </w:p>
+        </w:tc>
+      </w:tr>
+      <w:tr>
+        <w:tc>
+          <w:tcPr>
+            <w:shd w:color="F6F7F8" w:val="solid"/>
+            <w:tcMar>
+              <w:top w:type="dxa" w:w="30"/>
+              <w:left w:type="dxa" w:w="80"/>
+              <w:bottom w:type="dxa" w:w="30"/>
+              <w:right w:type="dxa" w:w="80"/>
+            </w:tcMar>
+          </w:tcPr>
+          <w:p>
+            <w:pPr>
+              <w:spacing w:after="0"/>
+            </w:pPr>
+            <w:r>
+              <w:rPr>
+                <w:rFonts w:ascii="Inter" w:cs="Inter" w:eastAsia="Inter" w:hAnsi="Inter"/>
+                <w:color w:val="454659"/>
+                <w:sz w:val="19"/>
+                <w:szCs w:val="19"/>
+              </w:rPr>
+              <w:t xml:space="preserve">Catalog</w:t>
+            </w:r>
+          </w:p>
+        </w:tc>
+        <w:tc>
+          <w:tcPr>
+            <w:shd w:color="F6F7F8" w:val="solid"/>
+            <w:tcMar>
+              <w:top w:type="dxa" w:w="30"/>
+              <w:left w:type="dxa" w:w="80"/>
+              <w:bottom w:type="dxa" w:w="30"/>
+              <w:right w:type="dxa" w:w="80"/>
+            </w:tcMar>
+          </w:tcPr>
+          <w:p>
+            <w:pPr>
+              <w:spacing w:after="0"/>
+            </w:pPr>
+            <w:r>
+              <w:rPr>
+                <w:rFonts w:ascii="Inter" w:cs="Inter" w:eastAsia="Inter" w:hAnsi="Inter"/>
+                <w:color w:val="454659"/>
+                <w:sz w:val="19"/>
+                <w:szCs w:val="19"/>
+              </w:rPr>
+              <w:t xml:space="preserve">AwsDataCatalog</w:t>
+            </w:r>
+          </w:p>
+        </w:tc>
+      </w:tr>
+      <w:tr>
+        <w:tc>
+          <w:tcPr>
+            <w:tcMar>
+              <w:top w:type="dxa" w:w="30"/>
+              <w:left w:type="dxa" w:w="80"/>
+              <w:bottom w:type="dxa" w:w="30"/>
+              <w:right w:type="dxa" w:w="80"/>
+            </w:tcMar>
+          </w:tcPr>
+          <w:p>
+            <w:pPr>
+              <w:spacing w:after="0"/>
+            </w:pPr>
+            <w:r>
+              <w:rPr>
+                <w:rFonts w:ascii="Inter" w:cs="Inter" w:eastAsia="Inter" w:hAnsi="Inter"/>
+                <w:color w:val="454659"/>
+                <w:sz w:val="19"/>
+                <w:szCs w:val="19"/>
+              </w:rPr>
+              <w:t xml:space="preserve">Workgroup</w:t>
+            </w:r>
+          </w:p>
+        </w:tc>
+        <w:tc>
+          <w:tcPr>
+            <w:tcMar>
+              <w:top w:type="dxa" w:w="30"/>
+              <w:left w:type="dxa" w:w="80"/>
+              <w:bottom w:type="dxa" w:w="30"/>
+              <w:right w:type="dxa" w:w="80"/>
+            </w:tcMar>
+          </w:tcPr>
+          <w:p>
+            <w:pPr>
+              <w:spacing w:after="0"/>
+            </w:pPr>
+            <w:r>
+              <w:rPr>
+                <w:rFonts w:ascii="Inter" w:cs="Inter" w:eastAsia="Inter" w:hAnsi="Inter"/>
+                <w:color w:val="454659"/>
+                <w:sz w:val="19"/>
+                <w:szCs w:val="19"/>
+              </w:rPr>
+              <w:t xml:space="preserve">primary</w:t>
+            </w:r>
+          </w:p>
+        </w:tc>
+      </w:tr>
+      <w:tr>
+        <w:tc>
+          <w:tcPr>
+            <w:shd w:color="F6F7F8" w:val="solid"/>
+            <w:tcMar>
+              <w:top w:type="dxa" w:w="30"/>
+              <w:left w:type="dxa" w:w="80"/>
+              <w:bottom w:type="dxa" w:w="30"/>
+              <w:right w:type="dxa" w:w="80"/>
+            </w:tcMar>
+          </w:tcPr>
+          <w:p>
+            <w:pPr>
+              <w:spacing w:after="0"/>
+            </w:pPr>
+            <w:r>
+              <w:rPr>
+                <w:rFonts w:ascii="Inter" w:cs="Inter" w:eastAsia="Inter" w:hAnsi="Inter"/>
+                <w:color w:val="454659"/>
+                <w:sz w:val="19"/>
+                <w:szCs w:val="19"/>
+              </w:rPr>
+              <w:t xml:space="preserve">S3 output location</w:t>
+            </w:r>
+          </w:p>
+        </w:tc>
+        <w:tc>
+          <w:tcPr>
+            <w:shd w:color="F6F7F8" w:val="solid"/>
+            <w:tcMar>
+              <w:top w:type="dxa" w:w="30"/>
+              <w:left w:type="dxa" w:w="80"/>
+              <w:bottom w:type="dxa" w:w="30"/>
+              <w:right w:type="dxa" w:w="80"/>
+            </w:tcMar>
+          </w:tcPr>
+          <w:p>
+            <w:pPr>
+              <w:spacing w:after="0"/>
+            </w:pPr>
+            <w:r>
+              <w:rPr>
+                <w:rFonts w:ascii="Inter" w:cs="Inter" w:eastAsia="Inter" w:hAnsi="Inter"/>
+                <w:color w:val="454659"/>
+                <w:sz w:val="19"/>
+                <w:szCs w:val="19"/>
+              </w:rPr>
+              <w:t xml:space="preserve">s3://your-athena-results-bucket/</w:t>
+            </w:r>
+          </w:p>
+        </w:tc>
+      </w:tr>
+      <w:tr>
+        <w:tc>
+          <w:tcPr>
+            <w:tcMar>
+              <w:top w:type="dxa" w:w="30"/>
+              <w:left w:type="dxa" w:w="80"/>
+              <w:bottom w:type="dxa" w:w="30"/>
+              <w:right w:type="dxa" w:w="80"/>
+            </w:tcMar>
+          </w:tcPr>
+          <w:p>
+            <w:pPr>
+              <w:spacing w:after="0"/>
+            </w:pPr>
+            <w:r>
+              <w:rPr>
+                <w:rFonts w:ascii="Inter" w:cs="Inter" w:eastAsia="Inter" w:hAnsi="Inter"/>
+                <w:color w:val="454659"/>
+                <w:sz w:val="19"/>
+                <w:szCs w:val="19"/>
+              </w:rPr>
+              <w:t xml:space="preserve">Authentication</w:t>
+            </w:r>
+          </w:p>
+        </w:tc>
+        <w:tc>
+          <w:tcPr>
+            <w:tcMar>
+              <w:top w:type="dxa" w:w="30"/>
+              <w:left w:type="dxa" w:w="80"/>
+              <w:bottom w:type="dxa" w:w="30"/>
+              <w:right w:type="dxa" w:w="80"/>
+            </w:tcMar>
+          </w:tcPr>
+          <w:p>
+            <w:pPr>
+              <w:spacing w:after="0"/>
+            </w:pPr>
+            <w:r>
+              <w:rPr>
+                <w:rFonts w:ascii="Inter" w:cs="Inter" w:eastAsia="Inter" w:hAnsi="Inter"/>
+                <w:color w:val="454659"/>
+                <w:sz w:val="19"/>
+                <w:szCs w:val="19"/>
+              </w:rPr>
+              <w:t xml:space="preserve">IAM access key + secret (entered here in the UI)</w:t>
+            </w:r>
+          </w:p>
+        </w:tc>
+      </w:tr>
+    </w:tbl>
+    <w:p>
+      <w:pPr>
+        <w:spacing w:after="80"/>
+        <w:ind w:left="431"/>
+      </w:pPr>
+      <w:r>
+        <w:rPr>
+          <w:rFonts w:ascii="Inter" w:cs="Inter" w:eastAsia="Inter" w:hAnsi="Inter"/>
+          <w:b/>
+          <w:bCs/>
+          <w:color w:val="006580"/>
+          <w:sz w:val="21"/>
+          <w:szCs w:val="21"/>
+        </w:rPr>
+        <w:t xml:space="preserve">4. </w:t>
+      </w:r>
+      <w:r>
+        <w:rPr>
+          <w:rFonts w:ascii="Inter" w:cs="Inter" w:eastAsia="Inter" w:hAnsi="Inter"/>
+          <w:b w:val="false"/>
+          <w:bCs w:val="false"/>
+          <w:color w:val="454659"/>
+          <w:sz w:val="21"/>
+          <w:szCs w:val="21"/>
+        </w:rPr>
+        <w:t xml:space="preserve">Test the connection — the bronze, silver, and gold databases should be visible</w:t>
+      </w:r>
+    </w:p>
+    <w:tbl>
+      <w:tblPr>
+        <w:tblW w:type="pct" w:w="100%"/>
+        <w:tblBorders>
+          <w:top w:val="single" w:color="auto" w:sz="4"/>
+          <w:left w:val="single" w:color="auto" w:sz="4"/>
+          <w:bottom w:val="single" w:color="auto" w:sz="4"/>
+          <w:right w:val="single" w:color="auto" w:sz="4"/>
+          <w:insideH w:val="single" w:color="auto" w:sz="4"/>
+          <w:insideV w:val="single" w:color="auto" w:sz="4"/>
+        </w:tblBorders>
+      </w:tblPr>
+      <w:tblGrid>
+        <w:gridCol w:w="100"/>
+        <w:gridCol w:w="100"/>
+      </w:tblGrid>
+      <w:tr>
+        <w:tc>
+          <w:tcPr>
+            <w:tcW w:type="pct" w:w="1%"/>
+            <w:tcBorders>
+              <w:top w:val="none"/>
+              <w:left w:val="none"/>
+              <w:bottom w:val="none"/>
+              <w:right w:val="none"/>
+            </w:tcBorders>
+            <w:shd w:color="006580" w:val="solid"/>
+          </w:tcPr>
+          <w:p>
+            <w:pPr>
+              <w:spacing w:after="0"/>
+            </w:pPr>
+            <w:r>
+              <w:rPr>
+                <w:sz w:val="10"/>
+                <w:szCs w:val="10"/>
+              </w:rPr>
+              <w:t xml:space="preserve"> </w:t>
+            </w:r>
+          </w:p>
+        </w:tc>
+        <w:tc>
+          <w:tcPr>
+            <w:tcW w:type="pct" w:w="99%"/>
+            <w:shd w:color="F6F7F8" w:val="solid"/>
+            <w:tcMar>
+              <w:top w:type="dxa" w:w="80"/>
+              <w:left w:type="dxa" w:w="120"/>
+              <w:bottom w:type="dxa" w:w="80"/>
+              <w:right w:type="dxa" w:w="120"/>
+            </w:tcMar>
+          </w:tcPr>
+          <w:p>
+            <w:pPr>
+              <w:spacing w:after="0"/>
+            </w:pPr>
+            <w:r>
+              <w:rPr>
+                <w:rFonts w:ascii="Inter" w:cs="Inter" w:eastAsia="Inter" w:hAnsi="Inter"/>
+                <w:color w:val="454659"/>
+                <w:sz w:val="20"/>
+                <w:szCs w:val="20"/>
+              </w:rPr>
+              <w:t xml:space="preserve">npm run deploy creates this connection by name (Step 4) so the apps' load scripts resolve; complete the IAM credentials here afterwards. The IAM principal needs athena:* on the workgroup, glue:Get* on the catalog, and s3:GetObject/PutObject on the lakehouse and results buckets.</w:t>
             </w:r>
           </w:p>
         </w:tc>

--- a/documents/MCG_Setup_Guide.docx
+++ b/documents/MCG_Setup_Guide.docx
@@ -18042,7 +18042,26 @@
           <w:sz w:val="26"/>
           <w:szCs w:val="26"/>
         </w:rPr>
-        <w:t xml:space="preserve">13.1 Model 1: Spoilage Risk Predictor</w:t>
+        <w:t xml:space="preserve">13.1 Model 1: Cold Chain Exceedance (Spoilage Risk)</w:t>
+      </w:r>
+    </w:p>
+    <w:p>
+      <w:pPr>
+        <w:spacing w:after="120"/>
+        <w:jc w:val="left"/>
+      </w:pPr>
+      <w:r>
+        <w:rPr>
+          <w:rFonts w:ascii="Inter" w:cs="Inter" w:eastAsia="Inter" w:hAnsi="Inter"/>
+          <w:b w:val="false"/>
+          <w:bCs w:val="false"/>
+          <w:i w:val="false"/>
+          <w:iCs w:val="false"/>
+          <w:color w:val="454659"/>
+          <w:sz w:val="21"/>
+          <w:szCs w:val="21"/>
+        </w:rPr>
+        <w:t xml:space="preserve">Both models train on the silver datasets the declarative pipelines land in the Open Lakehouse — picked from the catalog (read via the Athena/lakehouse layer), so training data carries the same lineage and Trust Score as the data products.</w:t>
       </w:r>
     </w:p>
     <w:p>
@@ -18223,7 +18242,7 @@
                 <w:sz w:val="19"/>
                 <w:szCs w:val="19"/>
               </w:rPr>
-              <w:t xml:space="preserve">MCG Spoilage Risk Predictor</w:t>
+              <w:t xml:space="preserve">MCG Cold Chain Exceedance</w:t>
             </w:r>
           </w:p>
         </w:tc>
@@ -18273,7 +18292,7 @@
                 <w:sz w:val="19"/>
                 <w:szCs w:val="19"/>
               </w:rPr>
-              <w:t xml:space="preserve">silver.iot_normalized</w:t>
+              <w:t xml:space="preserve">silver.iot_normalized (Open Lakehouse catalog dataset)</w:t>
             </w:r>
           </w:p>
         </w:tc>
@@ -18325,7 +18344,7 @@
                 <w:sz w:val="19"/>
                 <w:szCs w:val="19"/>
               </w:rPr>
-              <w:t xml:space="preserve">spoilage_risk_score</w:t>
+              <w:t xml:space="preserve">alert_flag</w:t>
             </w:r>
           </w:p>
         </w:tc>
@@ -18375,7 +18394,7 @@
                 <w:sz w:val="19"/>
                 <w:szCs w:val="19"/>
               </w:rPr>
-              <w:t xml:space="preserve">Regression</w:t>
+              <w:t xml:space="preserve">Classification (binary)</w:t>
             </w:r>
           </w:p>
         </w:tc>
@@ -18402,13 +18421,63 @@
                 <w:sz w:val="19"/>
                 <w:szCs w:val="19"/>
               </w:rPr>
+              <w:t xml:space="preserve">Key features</w:t>
+            </w:r>
+          </w:p>
+        </w:tc>
+        <w:tc>
+          <w:tcPr>
+            <w:shd w:color="F6F7F8" w:val="solid"/>
+            <w:tcMar>
+              <w:top w:type="dxa" w:w="30"/>
+              <w:left w:type="dxa" w:w="80"/>
+              <w:bottom w:type="dxa" w:w="30"/>
+              <w:right w:type="dxa" w:w="80"/>
+            </w:tcMar>
+          </w:tcPr>
+          <w:p>
+            <w:pPr>
+              <w:spacing w:after="0"/>
+            </w:pPr>
+            <w:r>
+              <w:rPr>
+                <w:rFonts w:ascii="Inter" w:cs="Inter" w:eastAsia="Inter" w:hAnsi="Inter"/>
+                <w:color w:val="454659"/>
+                <w:sz w:val="19"/>
+                <w:szCs w:val="19"/>
+              </w:rPr>
+              <w:t xml:space="preserve">temperature_c, battery_low, gps_gap, route_id, warehouse_id</w:t>
+            </w:r>
+          </w:p>
+        </w:tc>
+      </w:tr>
+      <w:tr>
+        <w:tc>
+          <w:tcPr>
+            <w:tcMar>
+              <w:top w:type="dxa" w:w="30"/>
+              <w:left w:type="dxa" w:w="80"/>
+              <w:bottom w:type="dxa" w:w="30"/>
+              <w:right w:type="dxa" w:w="80"/>
+            </w:tcMar>
+          </w:tcPr>
+          <w:p>
+            <w:pPr>
+              <w:spacing w:after="0"/>
+            </w:pPr>
+            <w:r>
+              <w:rPr>
+                <w:rFonts w:ascii="Inter" w:cs="Inter" w:eastAsia="Inter" w:hAnsi="Inter"/>
+                <w:color w:val="454659"/>
+                <w:sz w:val="19"/>
+                <w:szCs w:val="19"/>
+              </w:rPr>
               <w:t xml:space="preserve">Training split</w:t>
             </w:r>
           </w:p>
         </w:tc>
         <w:tc>
           <w:tcPr>
-            <w:shd w:color="F6F7F8" w:val="solid"/>
             <w:tcMar>
               <w:top w:type="dxa" w:w="30"/>
               <w:left w:type="dxa" w:w="80"/>
@@ -18486,7 +18555,7 @@
           <w:sz w:val="21"/>
           <w:szCs w:val="21"/>
         </w:rPr>
-        <w:t xml:space="preserve">Review the model performance metrics (R², RMSE, feature importance)</w:t>
+        <w:t xml:space="preserve">Review performance metrics (accuracy, precision, recall, AUC) and feature importance — temperature_c and battery_low lead, with route_id = GRU-BA surfacing the TransFrio fleet issue</w:t>
       </w:r>
     </w:p>
     <w:p>
@@ -18530,7 +18599,7 @@
           <w:sz w:val="26"/>
           <w:szCs w:val="26"/>
         </w:rPr>
-        <w:t xml:space="preserve">13.2 Model 2: Delivery SLA Predictor</w:t>
+        <w:t xml:space="preserve">13.2 Model 2: Late Delivery (SLA) Predictor</w:t>
       </w:r>
     </w:p>
     <w:p>
@@ -18683,7 +18752,7 @@
                 <w:sz w:val="19"/>
                 <w:szCs w:val="19"/>
               </w:rPr>
-              <w:t xml:space="preserve">MCG Delivery SLA Predictor</w:t>
+              <w:t xml:space="preserve">MCG Late Delivery Predictor</w:t>
             </w:r>
           </w:p>
         </w:tc>
@@ -18733,7 +18802,7 @@
                 <w:sz w:val="19"/>
                 <w:szCs w:val="19"/>
               </w:rPr>
-              <w:t xml:space="preserve">gold.last_mile_performance</w:t>
+              <w:t xml:space="preserve">silver.order_delivery_timeline (Open Lakehouse catalog dataset)</w:t>
             </w:r>
           </w:p>
         </w:tc>
@@ -18785,7 +18854,7 @@
                 <w:sz w:val="19"/>
                 <w:szCs w:val="19"/>
               </w:rPr>
-              <w:t xml:space="preserve">sla_met</w:t>
+              <w:t xml:space="preserve">delivered_late</w:t>
             </w:r>
           </w:p>
         </w:tc>
@@ -18862,13 +18931,63 @@
                 <w:sz w:val="19"/>
                 <w:szCs w:val="19"/>
               </w:rPr>
+              <w:t xml:space="preserve">Key features</w:t>
+            </w:r>
+          </w:p>
+        </w:tc>
+        <w:tc>
+          <w:tcPr>
+            <w:shd w:color="F6F7F8" w:val="solid"/>
+            <w:tcMar>
+              <w:top w:type="dxa" w:w="30"/>
+              <w:left w:type="dxa" w:w="80"/>
+              <w:bottom w:type="dxa" w:w="30"/>
+              <w:right w:type="dxa" w:w="80"/>
+            </w:tcMar>
+          </w:tcPr>
+          <w:p>
+            <w:pPr>
+              <w:spacing w:after="0"/>
+            </w:pPr>
+            <w:r>
+              <w:rPr>
+                <w:rFonts w:ascii="Inter" w:cs="Inter" w:eastAsia="Inter" w:hAnsi="Inter"/>
+                <w:color w:val="454659"/>
+                <w:sz w:val="19"/>
+                <w:szCs w:val="19"/>
+              </w:rPr>
+              <w:t xml:space="preserve">carrier_code, fulfillment_method, tracking_missing, delivery_attempts, exception_code</w:t>
+            </w:r>
+          </w:p>
+        </w:tc>
+      </w:tr>
+      <w:tr>
+        <w:tc>
+          <w:tcPr>
+            <w:tcMar>
+              <w:top w:type="dxa" w:w="30"/>
+              <w:left w:type="dxa" w:w="80"/>
+              <w:bottom w:type="dxa" w:w="30"/>
+              <w:right w:type="dxa" w:w="80"/>
+            </w:tcMar>
+          </w:tcPr>
+          <w:p>
+            <w:pPr>
+              <w:spacing w:after="0"/>
+            </w:pPr>
+            <w:r>
+              <w:rPr>
+                <w:rFonts w:ascii="Inter" w:cs="Inter" w:eastAsia="Inter" w:hAnsi="Inter"/>
+                <w:color w:val="454659"/>
+                <w:sz w:val="19"/>
+                <w:szCs w:val="19"/>
+              </w:rPr>
               <w:t xml:space="preserve">Training split</w:t>
             </w:r>
           </w:p>
         </w:tc>
         <w:tc>
           <w:tcPr>
-            <w:shd w:color="F6F7F8" w:val="solid"/>
             <w:tcMar>
               <w:top w:type="dxa" w:w="30"/>
               <w:left w:type="dxa" w:w="80"/>
@@ -18946,7 +19065,7 @@
           <w:sz w:val="21"/>
           <w:szCs w:val="21"/>
         </w:rPr>
-        <w:t xml:space="preserve">Review metrics (accuracy, precision, recall, AUC)</w:t>
+        <w:t xml:space="preserve">Review metrics (accuracy, precision, recall, AUC) — tracking_missing is the #2 predictor after carrier_code</w:t>
       </w:r>
     </w:p>
     <w:p>

--- a/documents/MCG_Setup_Guide.docx
+++ b/documents/MCG_Setup_Guide.docx
@@ -5451,6 +5451,1096 @@
                 <w:szCs w:val="20"/>
               </w:rPr>
               <w:t xml:space="preserve">[Screenshot: Confluent Control Center at localhost:9021 showing the Topics page with mcg.iot.cold-chain and mcg.iot.carrier-events listed]</w:t>
+            </w:r>
+          </w:p>
+        </w:tc>
+      </w:tr>
+    </w:tbl>
+    <w:p>
+      <w:pPr>
+        <w:spacing w:after="120" w:before="280"/>
+      </w:pPr>
+      <w:r>
+        <w:rPr>
+          <w:rFonts w:ascii="Inter" w:cs="Inter" w:eastAsia="Inter" w:hAnsi="Inter"/>
+          <w:b/>
+          <w:bCs/>
+          <w:color w:val="006580"/>
+          <w:sz w:val="26"/>
+          <w:szCs w:val="26"/>
+        </w:rPr>
+        <w:t xml:space="preserve">3.7 Register the Data Movement Gateway in Qlik Cloud</w:t>
+      </w:r>
+    </w:p>
+    <w:p>
+      <w:pPr>
+        <w:spacing w:after="120"/>
+        <w:jc w:val="left"/>
+      </w:pPr>
+      <w:r>
+        <w:rPr>
+          <w:rFonts w:ascii="Inter" w:cs="Inter" w:eastAsia="Inter" w:hAnsi="Inter"/>
+          <w:b w:val="false"/>
+          <w:bCs w:val="false"/>
+          <w:i w:val="false"/>
+          <w:iCs w:val="false"/>
+          <w:color w:val="454659"/>
+          <w:sz w:val="21"/>
+          <w:szCs w:val="21"/>
+        </w:rPr>
+        <w:t xml:space="preserve">The Data Movement Gateway runs inside the local container but must be registered to your Qlik Cloud tenant before any Postgres, MySQL, SQL Server, or Kafka source connection can bind to it. Registration is a one-time, token-based step. Qlik Cloud generates nothing automatically — you retrieve a registration token from the running container and paste it into the tenant's admin console.</w:t>
+      </w:r>
+    </w:p>
+    <w:p>
+      <w:pPr>
+        <w:spacing w:after="120"/>
+        <w:jc w:val="left"/>
+      </w:pPr>
+      <w:r>
+        <w:rPr>
+          <w:rFonts w:ascii="Inter" w:cs="Inter" w:eastAsia="Inter" w:hAnsi="Inter"/>
+          <w:b w:val="false"/>
+          <w:bCs w:val="false"/>
+          <w:i w:val="false"/>
+          <w:iCs w:val="false"/>
+          <w:color w:val="454659"/>
+          <w:sz w:val="21"/>
+          <w:szCs w:val="21"/>
+        </w:rPr>
+        <w:t xml:space="preserve">Easiest path — use the deploy UI (recommended):</w:t>
+      </w:r>
+    </w:p>
+    <w:p>
+      <w:pPr>
+        <w:spacing w:after="80"/>
+        <w:ind w:left="431"/>
+      </w:pPr>
+      <w:r>
+        <w:rPr>
+          <w:rFonts w:ascii="Inter" w:cs="Inter" w:eastAsia="Inter" w:hAnsi="Inter"/>
+          <w:b/>
+          <w:bCs/>
+          <w:color w:val="006580"/>
+          <w:sz w:val="21"/>
+          <w:szCs w:val="21"/>
+        </w:rPr>
+        <w:t xml:space="preserve">1. </w:t>
+      </w:r>
+      <w:r>
+        <w:rPr>
+          <w:rFonts w:ascii="Inter" w:cs="Inter" w:eastAsia="Inter" w:hAnsi="Inter"/>
+          <w:b w:val="false"/>
+          <w:bCs w:val="false"/>
+          <w:color w:val="454659"/>
+          <w:sz w:val="21"/>
+          <w:szCs w:val="21"/>
+        </w:rPr>
+        <w:t xml:space="preserve">Open the MCG Deploy UI and switch to the Local Stack &amp; Gateway view.</w:t>
+      </w:r>
+    </w:p>
+    <w:p>
+      <w:pPr>
+        <w:spacing w:after="80"/>
+        <w:ind w:left="431"/>
+      </w:pPr>
+      <w:r>
+        <w:rPr>
+          <w:rFonts w:ascii="Inter" w:cs="Inter" w:eastAsia="Inter" w:hAnsi="Inter"/>
+          <w:b/>
+          <w:bCs/>
+          <w:color w:val="006580"/>
+          <w:sz w:val="21"/>
+          <w:szCs w:val="21"/>
+        </w:rPr>
+        <w:t xml:space="preserve">2. </w:t>
+      </w:r>
+      <w:r>
+        <w:rPr>
+          <w:rFonts w:ascii="Inter" w:cs="Inter" w:eastAsia="Inter" w:hAnsi="Inter"/>
+          <w:b w:val="false"/>
+          <w:bCs w:val="false"/>
+          <w:color w:val="454659"/>
+          <w:sz w:val="21"/>
+          <w:szCs w:val="21"/>
+        </w:rPr>
+        <w:t xml:space="preserve">Under Data Movement Gateway, click Register Gateway / Get Token.</w:t>
+      </w:r>
+    </w:p>
+    <w:p>
+      <w:pPr>
+        <w:spacing w:after="80"/>
+        <w:ind w:left="431"/>
+      </w:pPr>
+      <w:r>
+        <w:rPr>
+          <w:rFonts w:ascii="Inter" w:cs="Inter" w:eastAsia="Inter" w:hAnsi="Inter"/>
+          <w:b/>
+          <w:bCs/>
+          <w:color w:val="006580"/>
+          <w:sz w:val="21"/>
+          <w:szCs w:val="21"/>
+        </w:rPr>
+        <w:t xml:space="preserve">3. </w:t>
+      </w:r>
+      <w:r>
+        <w:rPr>
+          <w:rFonts w:ascii="Inter" w:cs="Inter" w:eastAsia="Inter" w:hAnsi="Inter"/>
+          <w:b w:val="false"/>
+          <w:bCs w:val="false"/>
+          <w:color w:val="454659"/>
+          <w:sz w:val="21"/>
+          <w:szCs w:val="21"/>
+        </w:rPr>
+        <w:t xml:space="preserve">The console prints the registration token directly — copy the entire JSON token string.</w:t>
+      </w:r>
+    </w:p>
+    <w:tbl>
+      <w:tblPr>
+        <w:tblW w:type="pct" w:w="100%"/>
+        <w:tblBorders>
+          <w:top w:val="single" w:color="auto" w:sz="4"/>
+          <w:left w:val="single" w:color="auto" w:sz="4"/>
+          <w:bottom w:val="single" w:color="auto" w:sz="4"/>
+          <w:right w:val="single" w:color="auto" w:sz="4"/>
+          <w:insideH w:val="single" w:color="auto" w:sz="4"/>
+          <w:insideV w:val="single" w:color="auto" w:sz="4"/>
+        </w:tblBorders>
+      </w:tblPr>
+      <w:tblGrid>
+        <w:gridCol w:w="100"/>
+        <w:gridCol w:w="100"/>
+      </w:tblGrid>
+      <w:tr>
+        <w:tc>
+          <w:tcPr>
+            <w:tcW w:type="pct" w:w="1%"/>
+            <w:tcBorders>
+              <w:top w:val="none"/>
+              <w:left w:val="none"/>
+              <w:bottom w:val="none"/>
+              <w:right w:val="none"/>
+            </w:tcBorders>
+            <w:shd w:color="006580" w:val="solid"/>
+          </w:tcPr>
+          <w:p>
+            <w:pPr>
+              <w:spacing w:after="0"/>
+            </w:pPr>
+            <w:r>
+              <w:rPr>
+                <w:sz w:val="10"/>
+                <w:szCs w:val="10"/>
+              </w:rPr>
+              <w:t xml:space="preserve"> </w:t>
+            </w:r>
+          </w:p>
+        </w:tc>
+        <w:tc>
+          <w:tcPr>
+            <w:tcW w:type="pct" w:w="99%"/>
+            <w:shd w:color="F6F7F8" w:val="solid"/>
+            <w:tcMar>
+              <w:top w:type="dxa" w:w="80"/>
+              <w:left w:type="dxa" w:w="120"/>
+              <w:bottom w:type="dxa" w:w="80"/>
+              <w:right w:type="dxa" w:w="120"/>
+            </w:tcMar>
+          </w:tcPr>
+          <w:p>
+            <w:pPr>
+              <w:spacing w:after="0"/>
+            </w:pPr>
+            <w:r>
+              <w:rPr>
+                <w:rFonts w:ascii="Inter" w:cs="Inter" w:eastAsia="Inter" w:hAnsi="Inter"/>
+                <w:color w:val="454659"/>
+                <w:sz w:val="20"/>
+                <w:szCs w:val="20"/>
+              </w:rPr>
+              <w:t xml:space="preserve">The Register Gateway / Get Token button lives in Local Stack &amp; Gateway, not in the Tenant Deployment wizard. It targets the running mcg-qlik-dmg container and prints the token to the local console. If the gateway is still initializing, wait a few seconds and click again.</w:t>
+            </w:r>
+          </w:p>
+        </w:tc>
+      </w:tr>
+    </w:tbl>
+    <w:p>
+      <w:pPr>
+        <w:spacing w:after="120"/>
+        <w:jc w:val="left"/>
+      </w:pPr>
+      <w:r>
+        <w:rPr>
+          <w:rFonts w:ascii="Inter" w:cs="Inter" w:eastAsia="Inter" w:hAnsi="Inter"/>
+          <w:b w:val="false"/>
+          <w:bCs w:val="false"/>
+          <w:i w:val="false"/>
+          <w:iCs w:val="false"/>
+          <w:color w:val="454659"/>
+          <w:sz w:val="21"/>
+          <w:szCs w:val="21"/>
+        </w:rPr>
+        <w:t xml:space="preserve">Manual path — retrieve the token from the container terminal:</w:t>
+      </w:r>
+    </w:p>
+    <w:p>
+      <w:pPr>
+        <w:spacing w:after="80"/>
+        <w:ind w:left="431"/>
+      </w:pPr>
+      <w:r>
+        <w:rPr>
+          <w:rFonts w:ascii="Inter" w:cs="Inter" w:eastAsia="Inter" w:hAnsi="Inter"/>
+          <w:b/>
+          <w:bCs/>
+          <w:color w:val="006580"/>
+          <w:sz w:val="21"/>
+          <w:szCs w:val="21"/>
+        </w:rPr>
+        <w:t xml:space="preserve">1. </w:t>
+      </w:r>
+      <w:r>
+        <w:rPr>
+          <w:rFonts w:ascii="Inter" w:cs="Inter" w:eastAsia="Inter" w:hAnsi="Inter"/>
+          <w:b w:val="false"/>
+          <w:bCs w:val="false"/>
+          <w:color w:val="454659"/>
+          <w:sz w:val="21"/>
+          <w:szCs w:val="21"/>
+        </w:rPr>
+        <w:t xml:space="preserve">Open Docker Desktop and locate the gateway container (it appears as mcg-qlik-dmg).</w:t>
+      </w:r>
+    </w:p>
+    <w:p>
+      <w:pPr>
+        <w:spacing w:after="80"/>
+        <w:ind w:left="431"/>
+      </w:pPr>
+      <w:r>
+        <w:rPr>
+          <w:rFonts w:ascii="Inter" w:cs="Inter" w:eastAsia="Inter" w:hAnsi="Inter"/>
+          <w:b/>
+          <w:bCs/>
+          <w:color w:val="006580"/>
+          <w:sz w:val="21"/>
+          <w:szCs w:val="21"/>
+        </w:rPr>
+        <w:t xml:space="preserve">2. </w:t>
+      </w:r>
+      <w:r>
+        <w:rPr>
+          <w:rFonts w:ascii="Inter" w:cs="Inter" w:eastAsia="Inter" w:hAnsi="Inter"/>
+          <w:b w:val="false"/>
+          <w:bCs w:val="false"/>
+          <w:color w:val="454659"/>
+          <w:sz w:val="21"/>
+          <w:szCs w:val="21"/>
+        </w:rPr>
+        <w:t xml:space="preserve">Open that container's terminal (Docker Desktop → Containers → mcg-qlik-dmg → Exec / Terminal tab), or run the command below from any shell.</w:t>
+      </w:r>
+    </w:p>
+    <w:p>
+      <w:pPr>
+        <w:spacing w:after="80"/>
+        <w:ind w:left="431"/>
+      </w:pPr>
+      <w:r>
+        <w:rPr>
+          <w:rFonts w:ascii="Inter" w:cs="Inter" w:eastAsia="Inter" w:hAnsi="Inter"/>
+          <w:b/>
+          <w:bCs/>
+          <w:color w:val="006580"/>
+          <w:sz w:val="21"/>
+          <w:szCs w:val="21"/>
+        </w:rPr>
+        <w:t xml:space="preserve">3. </w:t>
+      </w:r>
+      <w:r>
+        <w:rPr>
+          <w:rFonts w:ascii="Inter" w:cs="Inter" w:eastAsia="Inter" w:hAnsi="Inter"/>
+          <w:b w:val="false"/>
+          <w:bCs w:val="false"/>
+          <w:color w:val="454659"/>
+          <w:sz w:val="21"/>
+          <w:szCs w:val="21"/>
+        </w:rPr>
+        <w:t xml:space="preserve">Run the registration command to print the token:</w:t>
+      </w:r>
+    </w:p>
+    <w:p>
+      <w:pPr>
+        <w:spacing w:after="60" w:before="60"/>
+        <w:ind w:left="400"/>
+      </w:pPr>
+      <w:r>
+        <w:rPr>
+          <w:rFonts w:ascii="Consolas" w:cs="Consolas" w:eastAsia="Consolas" w:hAnsi="Consolas"/>
+          <w:b/>
+          <w:bCs/>
+          <w:color w:val="009845"/>
+          <w:sz w:val="20"/>
+          <w:szCs w:val="20"/>
+        </w:rPr>
+        <w:t xml:space="preserve">$ </w:t>
+      </w:r>
+      <w:r>
+        <w:rPr>
+          <w:rFonts w:ascii="Consolas" w:cs="Consolas" w:eastAsia="Consolas" w:hAnsi="Consolas"/>
+          <w:color w:val="454659"/>
+          <w:sz w:val="20"/>
+          <w:szCs w:val="20"/>
+        </w:rPr>
+        <w:t xml:space="preserve">docker exec -it mcg-qlik-dmg bash -lc "cd /opt/qlik/gateway/movement/bin &amp;&amp; ./agentctl qcs get_registration"</w:t>
+      </w:r>
+    </w:p>
+    <w:p>
+      <w:pPr>
+        <w:spacing w:after="80"/>
+        <w:ind w:left="431"/>
+      </w:pPr>
+      <w:r>
+        <w:rPr>
+          <w:rFonts w:ascii="Inter" w:cs="Inter" w:eastAsia="Inter" w:hAnsi="Inter"/>
+          <w:b/>
+          <w:bCs/>
+          <w:color w:val="006580"/>
+          <w:sz w:val="21"/>
+          <w:szCs w:val="21"/>
+        </w:rPr>
+        <w:t xml:space="preserve">4. </w:t>
+      </w:r>
+      <w:r>
+        <w:rPr>
+          <w:rFonts w:ascii="Inter" w:cs="Inter" w:eastAsia="Inter" w:hAnsi="Inter"/>
+          <w:b w:val="false"/>
+          <w:bCs w:val="false"/>
+          <w:color w:val="454659"/>
+          <w:sz w:val="21"/>
+          <w:szCs w:val="21"/>
+        </w:rPr>
+        <w:t xml:space="preserve">Copy the JSON token string it outputs (it begins with {"agentType"...}).</w:t>
+      </w:r>
+    </w:p>
+    <w:p>
+      <w:pPr>
+        <w:spacing w:after="120"/>
+        <w:jc w:val="left"/>
+      </w:pPr>
+      <w:r>
+        <w:rPr>
+          <w:rFonts w:ascii="Inter" w:cs="Inter" w:eastAsia="Inter" w:hAnsi="Inter"/>
+          <w:b w:val="false"/>
+          <w:bCs w:val="false"/>
+          <w:i w:val="false"/>
+          <w:iCs w:val="false"/>
+          <w:color w:val="454659"/>
+          <w:sz w:val="21"/>
+          <w:szCs w:val="21"/>
+        </w:rPr>
+        <w:t xml:space="preserve">Register the token in your tenant:</w:t>
+      </w:r>
+    </w:p>
+    <w:p>
+      <w:pPr>
+        <w:spacing w:after="80"/>
+        <w:ind w:left="431"/>
+      </w:pPr>
+      <w:r>
+        <w:rPr>
+          <w:rFonts w:ascii="Inter" w:cs="Inter" w:eastAsia="Inter" w:hAnsi="Inter"/>
+          <w:b/>
+          <w:bCs/>
+          <w:color w:val="006580"/>
+          <w:sz w:val="21"/>
+          <w:szCs w:val="21"/>
+        </w:rPr>
+        <w:t xml:space="preserve">1. </w:t>
+      </w:r>
+      <w:r>
+        <w:rPr>
+          <w:rFonts w:ascii="Inter" w:cs="Inter" w:eastAsia="Inter" w:hAnsi="Inter"/>
+          <w:b w:val="false"/>
+          <w:bCs w:val="false"/>
+          <w:color w:val="454659"/>
+          <w:sz w:val="21"/>
+          <w:szCs w:val="21"/>
+        </w:rPr>
+        <w:t xml:space="preserve">In Qlik Cloud, go to Administration → Data Gateways.</w:t>
+      </w:r>
+    </w:p>
+    <w:p>
+      <w:pPr>
+        <w:spacing w:after="80"/>
+        <w:ind w:left="431"/>
+      </w:pPr>
+      <w:r>
+        <w:rPr>
+          <w:rFonts w:ascii="Inter" w:cs="Inter" w:eastAsia="Inter" w:hAnsi="Inter"/>
+          <w:b/>
+          <w:bCs/>
+          <w:color w:val="006580"/>
+          <w:sz w:val="21"/>
+          <w:szCs w:val="21"/>
+        </w:rPr>
+        <w:t xml:space="preserve">2. </w:t>
+      </w:r>
+      <w:r>
+        <w:rPr>
+          <w:rFonts w:ascii="Inter" w:cs="Inter" w:eastAsia="Inter" w:hAnsi="Inter"/>
+          <w:b w:val="false"/>
+          <w:bCs w:val="false"/>
+          <w:color w:val="454659"/>
+          <w:sz w:val="21"/>
+          <w:szCs w:val="21"/>
+        </w:rPr>
+        <w:t xml:space="preserve">Click Register, paste the token, give the gateway a name, and confirm.</w:t>
+      </w:r>
+    </w:p>
+    <w:p>
+      <w:pPr>
+        <w:spacing w:after="80"/>
+        <w:ind w:left="431"/>
+      </w:pPr>
+      <w:r>
+        <w:rPr>
+          <w:rFonts w:ascii="Inter" w:cs="Inter" w:eastAsia="Inter" w:hAnsi="Inter"/>
+          <w:b/>
+          <w:bCs/>
+          <w:color w:val="006580"/>
+          <w:sz w:val="21"/>
+          <w:szCs w:val="21"/>
+        </w:rPr>
+        <w:t xml:space="preserve">3. </w:t>
+      </w:r>
+      <w:r>
+        <w:rPr>
+          <w:rFonts w:ascii="Inter" w:cs="Inter" w:eastAsia="Inter" w:hAnsi="Inter"/>
+          <w:b w:val="false"/>
+          <w:bCs w:val="false"/>
+          <w:color w:val="454659"/>
+          <w:sz w:val="21"/>
+          <w:szCs w:val="21"/>
+        </w:rPr>
+        <w:t xml:space="preserve">Wait for the gateway status to change to Connected (it may take a minute).</w:t>
+      </w:r>
+    </w:p>
+    <w:p>
+      <w:pPr>
+        <w:spacing w:after="80"/>
+        <w:ind w:left="431"/>
+      </w:pPr>
+      <w:r>
+        <w:rPr>
+          <w:rFonts w:ascii="Inter" w:cs="Inter" w:eastAsia="Inter" w:hAnsi="Inter"/>
+          <w:b/>
+          <w:bCs/>
+          <w:color w:val="006580"/>
+          <w:sz w:val="21"/>
+          <w:szCs w:val="21"/>
+        </w:rPr>
+        <w:t xml:space="preserve">4. </w:t>
+      </w:r>
+      <w:r>
+        <w:rPr>
+          <w:rFonts w:ascii="Inter" w:cs="Inter" w:eastAsia="Inter" w:hAnsi="Inter"/>
+          <w:b w:val="false"/>
+          <w:bCs w:val="false"/>
+          <w:color w:val="454659"/>
+          <w:sz w:val="21"/>
+          <w:szCs w:val="21"/>
+        </w:rPr>
+        <w:t xml:space="preserve">Once Connected, your database source connections (PostgreSQL, MySQL, SQL Server) can select this gateway to reach the local databases — see section 3.8.</w:t>
+      </w:r>
+    </w:p>
+    <w:tbl>
+      <w:tblPr>
+        <w:tblW w:type="pct" w:w="100%"/>
+        <w:tblBorders>
+          <w:top w:val="single" w:color="auto" w:sz="4"/>
+          <w:left w:val="single" w:color="auto" w:sz="4"/>
+          <w:bottom w:val="single" w:color="auto" w:sz="4"/>
+          <w:right w:val="single" w:color="auto" w:sz="4"/>
+          <w:insideH w:val="single" w:color="auto" w:sz="4"/>
+          <w:insideV w:val="single" w:color="auto" w:sz="4"/>
+        </w:tblBorders>
+      </w:tblPr>
+      <w:tblGrid>
+        <w:gridCol w:w="100"/>
+        <w:gridCol w:w="100"/>
+      </w:tblGrid>
+      <w:tr>
+        <w:tc>
+          <w:tcPr>
+            <w:tcW w:type="pct" w:w="1%"/>
+            <w:tcBorders>
+              <w:top w:val="none"/>
+              <w:left w:val="none"/>
+              <w:bottom w:val="none"/>
+              <w:right w:val="none"/>
+            </w:tcBorders>
+            <w:shd w:color="006580" w:val="solid"/>
+          </w:tcPr>
+          <w:p>
+            <w:pPr>
+              <w:spacing w:after="0"/>
+            </w:pPr>
+            <w:r>
+              <w:rPr>
+                <w:sz w:val="10"/>
+                <w:szCs w:val="10"/>
+              </w:rPr>
+              <w:t xml:space="preserve"> </w:t>
+            </w:r>
+          </w:p>
+        </w:tc>
+        <w:tc>
+          <w:tcPr>
+            <w:tcW w:type="pct" w:w="99%"/>
+            <w:shd w:color="F6F7F8" w:val="solid"/>
+            <w:tcMar>
+              <w:top w:type="dxa" w:w="80"/>
+              <w:left w:type="dxa" w:w="120"/>
+              <w:bottom w:type="dxa" w:w="80"/>
+              <w:right w:type="dxa" w:w="120"/>
+            </w:tcMar>
+          </w:tcPr>
+          <w:p>
+            <w:pPr>
+              <w:spacing w:after="0"/>
+            </w:pPr>
+            <w:r>
+              <w:rPr>
+                <w:rFonts w:ascii="Inter" w:cs="Inter" w:eastAsia="Inter" w:hAnsi="Inter"/>
+                <w:color w:val="454659"/>
+                <w:sz w:val="20"/>
+                <w:szCs w:val="20"/>
+              </w:rPr>
+              <w:t xml:space="preserve">Full step-by-step gateway setup documentation: https://help.qlik.com/en-US/cloud-services/Subsystems/Hub/Content/Sense_Hub/Gateways/dm-gateway-setting-up.htm</w:t>
+            </w:r>
+          </w:p>
+        </w:tc>
+      </w:tr>
+    </w:tbl>
+    <w:tbl>
+      <w:tblPr>
+        <w:tblW w:type="pct" w:w="100%"/>
+        <w:tblBorders>
+          <w:top w:val="single" w:color="auto" w:sz="4"/>
+          <w:left w:val="single" w:color="auto" w:sz="4"/>
+          <w:bottom w:val="single" w:color="auto" w:sz="4"/>
+          <w:right w:val="single" w:color="auto" w:sz="4"/>
+          <w:insideH w:val="single" w:color="auto" w:sz="4"/>
+          <w:insideV w:val="single" w:color="auto" w:sz="4"/>
+        </w:tblBorders>
+      </w:tblPr>
+      <w:tblGrid>
+        <w:gridCol w:w="100"/>
+        <w:gridCol w:w="100"/>
+      </w:tblGrid>
+      <w:tr>
+        <w:tc>
+          <w:tcPr>
+            <w:tcW w:type="pct" w:w="1%"/>
+            <w:tcBorders>
+              <w:top w:val="none"/>
+              <w:left w:val="none"/>
+              <w:bottom w:val="none"/>
+              <w:right w:val="none"/>
+            </w:tcBorders>
+            <w:shd w:color="006580" w:val="solid"/>
+          </w:tcPr>
+          <w:p>
+            <w:pPr>
+              <w:spacing w:after="0"/>
+            </w:pPr>
+            <w:r>
+              <w:rPr>
+                <w:sz w:val="10"/>
+                <w:szCs w:val="10"/>
+              </w:rPr>
+              <w:t xml:space="preserve"> </w:t>
+            </w:r>
+          </w:p>
+        </w:tc>
+        <w:tc>
+          <w:tcPr>
+            <w:tcW w:type="pct" w:w="99%"/>
+            <w:shd w:color="F6F7F8" w:val="solid"/>
+            <w:tcMar>
+              <w:top w:type="dxa" w:w="80"/>
+              <w:left w:type="dxa" w:w="120"/>
+              <w:bottom w:type="dxa" w:w="80"/>
+              <w:right w:type="dxa" w:w="120"/>
+            </w:tcMar>
+          </w:tcPr>
+          <w:p>
+            <w:pPr>
+              <w:spacing w:after="0"/>
+            </w:pPr>
+            <w:r>
+              <w:rPr>
+                <w:rFonts w:ascii="Inter" w:cs="Inter" w:eastAsia="Inter" w:hAnsi="Inter"/>
+                <w:color w:val="454659"/>
+                <w:sz w:val="20"/>
+                <w:szCs w:val="20"/>
+              </w:rPr>
+              <w:t xml:space="preserve">[Screenshot: Qlik Cloud Administration → Data Gateways page showing the registered gateway with a 'Connected' status]</w:t>
+            </w:r>
+          </w:p>
+        </w:tc>
+      </w:tr>
+    </w:tbl>
+    <w:p>
+      <w:pPr>
+        <w:spacing w:after="120" w:before="280"/>
+      </w:pPr>
+      <w:r>
+        <w:rPr>
+          <w:rFonts w:ascii="Inter" w:cs="Inter" w:eastAsia="Inter" w:hAnsi="Inter"/>
+          <w:b/>
+          <w:bCs/>
+          <w:color w:val="006580"/>
+          <w:sz w:val="26"/>
+          <w:szCs w:val="26"/>
+        </w:rPr>
+        <w:t xml:space="preserve">3.8 Create the Source Connections (Data Integration project)</w:t>
+      </w:r>
+    </w:p>
+    <w:p>
+      <w:pPr>
+        <w:spacing w:after="120"/>
+        <w:jc w:val="left"/>
+      </w:pPr>
+      <w:r>
+        <w:rPr>
+          <w:rFonts w:ascii="Inter" w:cs="Inter" w:eastAsia="Inter" w:hAnsi="Inter"/>
+          <w:b w:val="false"/>
+          <w:bCs w:val="false"/>
+          <w:i w:val="false"/>
+          <w:iCs w:val="false"/>
+          <w:color w:val="454659"/>
+          <w:sz w:val="21"/>
+          <w:szCs w:val="21"/>
+        </w:rPr>
+        <w:t xml:space="preserve">With the gateway Connected, create the database source connections inside a Qlik Talend Data Integration project. The connection selects the gateway so Qlik Cloud can reach the databases running locally in the mcg-qlik-dmg container.</w:t>
+      </w:r>
+    </w:p>
+    <w:tbl>
+      <w:tblPr>
+        <w:tblW w:type="pct" w:w="100%"/>
+        <w:tblBorders>
+          <w:top w:val="single" w:color="auto" w:sz="4"/>
+          <w:left w:val="single" w:color="auto" w:sz="4"/>
+          <w:bottom w:val="single" w:color="auto" w:sz="4"/>
+          <w:right w:val="single" w:color="auto" w:sz="4"/>
+          <w:insideH w:val="single" w:color="auto" w:sz="4"/>
+          <w:insideV w:val="single" w:color="auto" w:sz="4"/>
+        </w:tblBorders>
+      </w:tblPr>
+      <w:tblGrid>
+        <w:gridCol w:w="100"/>
+        <w:gridCol w:w="100"/>
+      </w:tblGrid>
+      <w:tr>
+        <w:tc>
+          <w:tcPr>
+            <w:tcW w:type="pct" w:w="1%"/>
+            <w:tcBorders>
+              <w:top w:val="none"/>
+              <w:left w:val="none"/>
+              <w:bottom w:val="none"/>
+              <w:right w:val="none"/>
+            </w:tcBorders>
+            <w:shd w:color="009845" w:val="solid"/>
+          </w:tcPr>
+          <w:p>
+            <w:pPr>
+              <w:spacing w:after="0"/>
+            </w:pPr>
+            <w:r>
+              <w:rPr>
+                <w:sz w:val="10"/>
+                <w:szCs w:val="10"/>
+              </w:rPr>
+              <w:t xml:space="preserve"> </w:t>
+            </w:r>
+          </w:p>
+        </w:tc>
+        <w:tc>
+          <w:tcPr>
+            <w:tcW w:type="pct" w:w="99%"/>
+            <w:shd w:color="F6F7F8" w:val="solid"/>
+            <w:tcMar>
+              <w:top w:type="dxa" w:w="80"/>
+              <w:left w:type="dxa" w:w="120"/>
+              <w:bottom w:type="dxa" w:w="80"/>
+              <w:right w:type="dxa" w:w="120"/>
+            </w:tcMar>
+          </w:tcPr>
+          <w:p>
+            <w:pPr>
+              <w:spacing w:after="0"/>
+            </w:pPr>
+            <w:r>
+              <w:rPr>
+                <w:rFonts w:ascii="Inter" w:cs="Inter" w:eastAsia="Inter" w:hAnsi="Inter"/>
+                <w:color w:val="454659"/>
+                <w:sz w:val="20"/>
+                <w:szCs w:val="20"/>
+              </w:rPr>
+              <w:t xml:space="preserve">Important: a Data Movement gateway connection cannot be created through the public REST API — it is created here in the Data Integration UI by selecting the gateway. The MCG deploy script intentionally skips these database/Kafka sources and prints this same guidance instead of creating a non-functional connection.</w:t>
+            </w:r>
+          </w:p>
+        </w:tc>
+      </w:tr>
+    </w:tbl>
+    <w:p>
+      <w:pPr>
+        <w:spacing w:after="80"/>
+        <w:ind w:left="431"/>
+      </w:pPr>
+      <w:r>
+        <w:rPr>
+          <w:rFonts w:ascii="Inter" w:cs="Inter" w:eastAsia="Inter" w:hAnsi="Inter"/>
+          <w:b/>
+          <w:bCs/>
+          <w:color w:val="006580"/>
+          <w:sz w:val="21"/>
+          <w:szCs w:val="21"/>
+        </w:rPr>
+        <w:t xml:space="preserve">1. </w:t>
+      </w:r>
+      <w:r>
+        <w:rPr>
+          <w:rFonts w:ascii="Inter" w:cs="Inter" w:eastAsia="Inter" w:hAnsi="Inter"/>
+          <w:b w:val="false"/>
+          <w:bCs w:val="false"/>
+          <w:color w:val="454659"/>
+          <w:sz w:val="21"/>
+          <w:szCs w:val="21"/>
+        </w:rPr>
+        <w:t xml:space="preserve">In Qlik Cloud, open Data Integration and create (or open) a data project.</w:t>
+      </w:r>
+    </w:p>
+    <w:p>
+      <w:pPr>
+        <w:spacing w:after="80"/>
+        <w:ind w:left="431"/>
+      </w:pPr>
+      <w:r>
+        <w:rPr>
+          <w:rFonts w:ascii="Inter" w:cs="Inter" w:eastAsia="Inter" w:hAnsi="Inter"/>
+          <w:b/>
+          <w:bCs/>
+          <w:color w:val="006580"/>
+          <w:sz w:val="21"/>
+          <w:szCs w:val="21"/>
+        </w:rPr>
+        <w:t xml:space="preserve">2. </w:t>
+      </w:r>
+      <w:r>
+        <w:rPr>
+          <w:rFonts w:ascii="Inter" w:cs="Inter" w:eastAsia="Inter" w:hAnsi="Inter"/>
+          <w:b w:val="false"/>
+          <w:bCs w:val="false"/>
+          <w:color w:val="454659"/>
+          <w:sz w:val="21"/>
+          <w:szCs w:val="21"/>
+        </w:rPr>
+        <w:t xml:space="preserve">Click Create connection and choose the source type: PostgreSQL, MySQL, or SQL Server.</w:t>
+      </w:r>
+    </w:p>
+    <w:p>
+      <w:pPr>
+        <w:spacing w:after="80"/>
+        <w:ind w:left="431"/>
+      </w:pPr>
+      <w:r>
+        <w:rPr>
+          <w:rFonts w:ascii="Inter" w:cs="Inter" w:eastAsia="Inter" w:hAnsi="Inter"/>
+          <w:b/>
+          <w:bCs/>
+          <w:color w:val="006580"/>
+          <w:sz w:val="21"/>
+          <w:szCs w:val="21"/>
+        </w:rPr>
+        <w:t xml:space="preserve">3. </w:t>
+      </w:r>
+      <w:r>
+        <w:rPr>
+          <w:rFonts w:ascii="Inter" w:cs="Inter" w:eastAsia="Inter" w:hAnsi="Inter"/>
+          <w:b w:val="false"/>
+          <w:bCs w:val="false"/>
+          <w:color w:val="454659"/>
+          <w:sz w:val="21"/>
+          <w:szCs w:val="21"/>
+        </w:rPr>
+        <w:t xml:space="preserve">In the Data gateway field, select the registered gateway (mcg-qlik-dmg).</w:t>
+      </w:r>
+    </w:p>
+    <w:p>
+      <w:pPr>
+        <w:spacing w:after="80"/>
+        <w:ind w:left="431"/>
+      </w:pPr>
+      <w:r>
+        <w:rPr>
+          <w:rFonts w:ascii="Inter" w:cs="Inter" w:eastAsia="Inter" w:hAnsi="Inter"/>
+          <w:b/>
+          <w:bCs/>
+          <w:color w:val="006580"/>
+          <w:sz w:val="21"/>
+          <w:szCs w:val="21"/>
+        </w:rPr>
+        <w:t xml:space="preserve">4. </w:t>
+      </w:r>
+      <w:r>
+        <w:rPr>
+          <w:rFonts w:ascii="Inter" w:cs="Inter" w:eastAsia="Inter" w:hAnsi="Inter"/>
+          <w:b w:val="false"/>
+          <w:bCs w:val="false"/>
+          <w:color w:val="454659"/>
+          <w:sz w:val="21"/>
+          <w:szCs w:val="21"/>
+        </w:rPr>
+        <w:t xml:space="preserve">Enter the host, port, database, and credentials for the source (see section 3.3 Default Credentials). Inside the gateway container the databases are reachable on localhost at their standard ports (PostgreSQL 5432, MySQL 3306, SQL Server 1433).</w:t>
+      </w:r>
+    </w:p>
+    <w:p>
+      <w:pPr>
+        <w:spacing w:after="80"/>
+        <w:ind w:left="431"/>
+      </w:pPr>
+      <w:r>
+        <w:rPr>
+          <w:rFonts w:ascii="Inter" w:cs="Inter" w:eastAsia="Inter" w:hAnsi="Inter"/>
+          <w:b/>
+          <w:bCs/>
+          <w:color w:val="006580"/>
+          <w:sz w:val="21"/>
+          <w:szCs w:val="21"/>
+        </w:rPr>
+        <w:t xml:space="preserve">5. </w:t>
+      </w:r>
+      <w:r>
+        <w:rPr>
+          <w:rFonts w:ascii="Inter" w:cs="Inter" w:eastAsia="Inter" w:hAnsi="Inter"/>
+          <w:b w:val="false"/>
+          <w:bCs w:val="false"/>
+          <w:color w:val="454659"/>
+          <w:sz w:val="21"/>
+          <w:szCs w:val="21"/>
+        </w:rPr>
+        <w:t xml:space="preserve">Test the connection, then save it. Repeat for each database source you want to demonstrate.</w:t>
+      </w:r>
+    </w:p>
+    <w:tbl>
+      <w:tblPr>
+        <w:tblW w:type="pct" w:w="100%"/>
+        <w:tblBorders>
+          <w:top w:val="single" w:color="auto" w:sz="4"/>
+          <w:left w:val="single" w:color="auto" w:sz="4"/>
+          <w:bottom w:val="single" w:color="auto" w:sz="4"/>
+          <w:right w:val="single" w:color="auto" w:sz="4"/>
+          <w:insideH w:val="single" w:color="auto" w:sz="4"/>
+          <w:insideV w:val="single" w:color="auto" w:sz="4"/>
+        </w:tblBorders>
+      </w:tblPr>
+      <w:tblGrid>
+        <w:gridCol w:w="100"/>
+        <w:gridCol w:w="100"/>
+      </w:tblGrid>
+      <w:tr>
+        <w:tc>
+          <w:tcPr>
+            <w:tcW w:type="pct" w:w="1%"/>
+            <w:tcBorders>
+              <w:top w:val="none"/>
+              <w:left w:val="none"/>
+              <w:bottom w:val="none"/>
+              <w:right w:val="none"/>
+            </w:tcBorders>
+            <w:shd w:color="006580" w:val="solid"/>
+          </w:tcPr>
+          <w:p>
+            <w:pPr>
+              <w:spacing w:after="0"/>
+            </w:pPr>
+            <w:r>
+              <w:rPr>
+                <w:sz w:val="10"/>
+                <w:szCs w:val="10"/>
+              </w:rPr>
+              <w:t xml:space="preserve"> </w:t>
+            </w:r>
+          </w:p>
+        </w:tc>
+        <w:tc>
+          <w:tcPr>
+            <w:tcW w:type="pct" w:w="99%"/>
+            <w:shd w:color="F6F7F8" w:val="solid"/>
+            <w:tcMar>
+              <w:top w:type="dxa" w:w="80"/>
+              <w:left w:type="dxa" w:w="120"/>
+              <w:bottom w:type="dxa" w:w="80"/>
+              <w:right w:type="dxa" w:w="120"/>
+            </w:tcMar>
+          </w:tcPr>
+          <w:p>
+            <w:pPr>
+              <w:spacing w:after="0"/>
+            </w:pPr>
+            <w:r>
+              <w:rPr>
+                <w:rFonts w:ascii="Inter" w:cs="Inter" w:eastAsia="Inter" w:hAnsi="Inter"/>
+                <w:color w:val="454659"/>
+                <w:sz w:val="20"/>
+                <w:szCs w:val="20"/>
+              </w:rPr>
+              <w:t xml:space="preserve">[Screenshot: Data Integration → Create connection dialog with PostgreSQL selected and the mcg-qlik-dmg Data Movement gateway chosen in the Data gateway dropdown]</w:t>
+            </w:r>
+          </w:p>
+        </w:tc>
+      </w:tr>
+    </w:tbl>
+    <w:p>
+      <w:pPr>
+        <w:spacing w:after="120"/>
+        <w:jc w:val="left"/>
+      </w:pPr>
+      <w:r>
+        <w:rPr>
+          <w:rFonts w:ascii="Inter" w:cs="Inter" w:eastAsia="Inter" w:hAnsi="Inter"/>
+          <w:b w:val="false"/>
+          <w:bCs w:val="false"/>
+          <w:i w:val="false"/>
+          <w:iCs w:val="false"/>
+          <w:color w:val="454659"/>
+          <w:sz w:val="21"/>
+          <w:szCs w:val="21"/>
+        </w:rPr>
+        <w:t xml:space="preserve">Kafka and credentialed cloud connectors are set up separately:</w:t>
+      </w:r>
+    </w:p>
+    <w:p>
+      <w:pPr>
+        <w:spacing w:after="80"/>
+        <w:ind w:left="431"/>
+      </w:pPr>
+      <w:r>
+        <w:rPr>
+          <w:rFonts w:ascii="Inter" w:cs="Inter" w:eastAsia="Inter" w:hAnsi="Inter"/>
+          <w:b/>
+          <w:bCs/>
+          <w:color w:val="006580"/>
+          <w:sz w:val="21"/>
+          <w:szCs w:val="21"/>
+        </w:rPr>
+        <w:t xml:space="preserve">1. </w:t>
+      </w:r>
+      <w:r>
+        <w:rPr>
+          <w:rFonts w:ascii="Inter" w:cs="Inter" w:eastAsia="Inter" w:hAnsi="Inter"/>
+          <w:b w:val="false"/>
+          <w:bCs w:val="false"/>
+          <w:color w:val="454659"/>
+          <w:sz w:val="21"/>
+          <w:szCs w:val="21"/>
+        </w:rPr>
+        <w:t xml:space="preserve">Kafka (IoT telemetry) as a source requires a Data Gateway - Streaming — a different gateway type from Data Movement. Register a Streaming gateway, then create the Kafka source in the Data Integration project.</w:t>
+      </w:r>
+    </w:p>
+    <w:p>
+      <w:pPr>
+        <w:spacing w:after="80"/>
+        <w:ind w:left="431"/>
+      </w:pPr>
+      <w:r>
+        <w:rPr>
+          <w:rFonts w:ascii="Inter" w:cs="Inter" w:eastAsia="Inter" w:hAnsi="Inter"/>
+          <w:b/>
+          <w:bCs/>
+          <w:color w:val="006580"/>
+          <w:sz w:val="21"/>
+          <w:szCs w:val="21"/>
+        </w:rPr>
+        <w:t xml:space="preserve">2. </w:t>
+      </w:r>
+      <w:r>
+        <w:rPr>
+          <w:rFonts w:ascii="Inter" w:cs="Inter" w:eastAsia="Inter" w:hAnsi="Inter"/>
+          <w:b w:val="false"/>
+          <w:bCs w:val="false"/>
+          <w:color w:val="454659"/>
+          <w:sz w:val="21"/>
+          <w:szCs w:val="21"/>
+        </w:rPr>
+        <w:t xml:space="preserve">Salesforce, Amazon S3, and Amazon Athena are credentialed connectors — create them in Qlik Cloud (Data → Create connection) and supply their OAuth/IAM credentials.</w:t>
+      </w:r>
+    </w:p>
+    <w:tbl>
+      <w:tblPr>
+        <w:tblW w:type="pct" w:w="100%"/>
+        <w:tblBorders>
+          <w:top w:val="single" w:color="auto" w:sz="4"/>
+          <w:left w:val="single" w:color="auto" w:sz="4"/>
+          <w:bottom w:val="single" w:color="auto" w:sz="4"/>
+          <w:right w:val="single" w:color="auto" w:sz="4"/>
+          <w:insideH w:val="single" w:color="auto" w:sz="4"/>
+          <w:insideV w:val="single" w:color="auto" w:sz="4"/>
+        </w:tblBorders>
+      </w:tblPr>
+      <w:tblGrid>
+        <w:gridCol w:w="100"/>
+        <w:gridCol w:w="100"/>
+      </w:tblGrid>
+      <w:tr>
+        <w:tc>
+          <w:tcPr>
+            <w:tcW w:type="pct" w:w="1%"/>
+            <w:tcBorders>
+              <w:top w:val="none"/>
+              <w:left w:val="none"/>
+              <w:bottom w:val="none"/>
+              <w:right w:val="none"/>
+            </w:tcBorders>
+            <w:shd w:color="006580" w:val="solid"/>
+          </w:tcPr>
+          <w:p>
+            <w:pPr>
+              <w:spacing w:after="0"/>
+            </w:pPr>
+            <w:r>
+              <w:rPr>
+                <w:sz w:val="10"/>
+                <w:szCs w:val="10"/>
+              </w:rPr>
+              <w:t xml:space="preserve"> </w:t>
+            </w:r>
+          </w:p>
+        </w:tc>
+        <w:tc>
+          <w:tcPr>
+            <w:tcW w:type="pct" w:w="99%"/>
+            <w:shd w:color="F6F7F8" w:val="solid"/>
+            <w:tcMar>
+              <w:top w:type="dxa" w:w="80"/>
+              <w:left w:type="dxa" w:w="120"/>
+              <w:bottom w:type="dxa" w:w="80"/>
+              <w:right w:type="dxa" w:w="120"/>
+            </w:tcMar>
+          </w:tcPr>
+          <w:p>
+            <w:pPr>
+              <w:spacing w:after="0"/>
+            </w:pPr>
+            <w:r>
+              <w:rPr>
+                <w:rFonts w:ascii="Inter" w:cs="Inter" w:eastAsia="Inter" w:hAnsi="Inter"/>
+                <w:color w:val="454659"/>
+                <w:sz w:val="20"/>
+                <w:szCs w:val="20"/>
+              </w:rPr>
+              <w:t xml:space="preserve">Gateway types overview (Direct Access vs. Data Movement vs. Streaming): https://help.qlik.com/en-US/cloud-services/Subsystems/Hub/Content/Sense_Hub/Gateways/setting-up-gateways.htm</w:t>
             </w:r>
           </w:p>
         </w:tc>

--- a/documents/MCG_Setup_Guide.docx
+++ b/documents/MCG_Setup_Guide.docx
@@ -17703,7 +17703,7 @@
           <w:sz w:val="21"/>
           <w:szCs w:val="21"/>
         </w:rPr>
-        <w:t xml:space="preserve">Link 'Phantom Inventory' to gold.inventory_health data product</w:t>
+        <w:t xml:space="preserve">Link 'Phantom Inventory' to gold.supply_chain_health data product</w:t>
       </w:r>
     </w:p>
     <w:p>

--- a/documents/MCG_Setup_Guide.docx
+++ b/documents/MCG_Setup_Guide.docx
@@ -1981,75 +1981,69 @@
         <w:t xml:space="preserve">This opens a browser at http://localhost:3939 with the MCG Deployment Wizard.</w:t>
       </w:r>
     </w:p>
-    <w:tbl>
-      <w:tblPr>
-        <w:tblW w:type="pct" w:w="100%"/>
-        <w:tblBorders>
-          <w:top w:val="single" w:color="auto" w:sz="4"/>
-          <w:left w:val="single" w:color="auto" w:sz="4"/>
-          <w:bottom w:val="single" w:color="auto" w:sz="4"/>
-          <w:right w:val="single" w:color="auto" w:sz="4"/>
-          <w:insideH w:val="single" w:color="auto" w:sz="4"/>
-          <w:insideV w:val="single" w:color="auto" w:sz="4"/>
-        </w:tblBorders>
-      </w:tblPr>
-      <w:tblGrid>
-        <w:gridCol w:w="100"/>
-        <w:gridCol w:w="100"/>
-      </w:tblGrid>
-      <w:tr>
-        <w:tc>
-          <w:tcPr>
-            <w:tcW w:type="pct" w:w="1%"/>
-            <w:tcBorders>
-              <w:top w:val="none"/>
-              <w:left w:val="none"/>
-              <w:bottom w:val="none"/>
-              <w:right w:val="none"/>
-            </w:tcBorders>
-            <w:shd w:color="006580" w:val="solid"/>
-          </w:tcPr>
-          <w:p>
-            <w:pPr>
-              <w:spacing w:after="0"/>
-            </w:pPr>
-            <w:r>
-              <w:rPr>
-                <w:sz w:val="10"/>
-                <w:szCs w:val="10"/>
-              </w:rPr>
-              <w:t xml:space="preserve"> </w:t>
-            </w:r>
-          </w:p>
-        </w:tc>
-        <w:tc>
-          <w:tcPr>
-            <w:tcW w:type="pct" w:w="99%"/>
-            <w:shd w:color="F6F7F8" w:val="solid"/>
-            <w:tcMar>
-              <w:top w:type="dxa" w:w="80"/>
-              <w:left w:type="dxa" w:w="120"/>
-              <w:bottom w:type="dxa" w:w="80"/>
-              <w:right w:type="dxa" w:w="120"/>
-            </w:tcMar>
-          </w:tcPr>
-          <w:p>
-            <w:pPr>
-              <w:spacing w:after="0"/>
-            </w:pPr>
-            <w:r>
-              <w:rPr>
-                <w:rFonts w:ascii="Inter" w:cs="Inter" w:eastAsia="Inter" w:hAnsi="Inter"/>
-                <w:color w:val="454659"/>
-                <w:sz w:val="20"/>
-                <w:szCs w:val="20"/>
-              </w:rPr>
-              <w:t xml:space="preserve">[Screenshot: Deploy UI landing page at localhost:3939 showing the MCG Deployment Wizard with 11 setup steps listed on the left navigation panel]</w:t>
-            </w:r>
-          </w:p>
-        </w:tc>
-      </w:tr>
-    </w:tbl>
+    <w:p>
+      <w:pPr>
+        <w:spacing w:after="40" w:before="160"/>
+        <w:jc w:val="center"/>
+      </w:pPr>
+      <w:r>
+        <w:drawing>
+          <wp:inline distT="0" distB="0" distL="0" distR="0">
+            <wp:extent cx="5905500" cy="3695700"/>
+            <wp:effectExtent t="0" r="0" b="0" l="0"/>
+            <wp:docPr id="1" name="" descr="" title=""/>
+            <wp:cNvGraphicFramePr>
+              <a:graphicFrameLocks xmlns:a="http://schemas.openxmlformats.org/drawingml/2006/main" noChangeAspect="1"/>
+            </wp:cNvGraphicFramePr>
+            <a:graphic xmlns:a="http://schemas.openxmlformats.org/drawingml/2006/main">
+              <a:graphicData uri="http://schemas.openxmlformats.org/drawingml/2006/picture">
+                <pic:pic xmlns:pic="http://schemas.openxmlformats.org/drawingml/2006/picture">
+                  <pic:nvPicPr>
+                    <pic:cNvPr id="0" name="" descr=""/>
+                    <pic:cNvPicPr>
+                      <a:picLocks noChangeAspect="1" noChangeArrowheads="1"/>
+                    </pic:cNvPicPr>
+                  </pic:nvPicPr>
+                  <pic:blipFill>
+                    <a:blip r:embed="rId9" cstate="none"/>
+                    <a:srcRect/>
+                    <a:stretch>
+                      <a:fillRect/>
+                    </a:stretch>
+                  </pic:blipFill>
+                  <pic:spPr bwMode="auto">
+                    <a:xfrm>
+                      <a:off x="0" y="0"/>
+                      <a:ext cx="5905500" cy="3695700"/>
+                    </a:xfrm>
+                    <a:prstGeom prst="rect">
+                      <a:avLst/>
+                    </a:prstGeom>
+                  </pic:spPr>
+                </pic:pic>
+              </a:graphicData>
+            </a:graphic>
+          </wp:inline>
+        </w:drawing>
+      </w:r>
+    </w:p>
+    <w:p>
+      <w:pPr>
+        <w:spacing w:after="200"/>
+        <w:jc w:val="center"/>
+      </w:pPr>
+      <w:r>
+        <w:rPr>
+          <w:rFonts w:ascii="Inter" w:cs="Inter" w:eastAsia="Inter" w:hAnsi="Inter"/>
+          <w:i/>
+          <w:iCs/>
+          <w:color w:val="6B7280"/>
+          <w:sz w:val="17"/>
+          <w:szCs w:val="17"/>
+        </w:rPr>
+        <w:t xml:space="preserve">The MCG deploy console — 11 setup steps, Stewardship at step 11</w:t>
+      </w:r>
+    </w:p>
     <w:p>
       <w:pPr>
         <w:spacing w:after="120" w:before="280"/>
@@ -2216,32 +2210,32 @@
                 <w:sz w:val="19"/>
                 <w:szCs w:val="19"/>
               </w:rPr>
-              <w:t xml:space="preserve">Connection &amp; Authentication</w:t>
-            </w:r>
-          </w:p>
-        </w:tc>
-        <w:tc>
-          <w:tcPr>
-            <w:shd w:color="F6F7F8" w:val="solid"/>
-            <w:tcMar>
-              <w:top w:type="dxa" w:w="30"/>
-              <w:left w:type="dxa" w:w="80"/>
-              <w:bottom w:type="dxa" w:w="30"/>
-              <w:right w:type="dxa" w:w="80"/>
-            </w:tcMar>
-          </w:tcPr>
-          <w:p>
-            <w:pPr>
-              <w:spacing w:after="0"/>
-            </w:pPr>
-            <w:r>
-              <w:rPr>
-                <w:rFonts w:ascii="Inter" w:cs="Inter" w:eastAsia="Inter" w:hAnsi="Inter"/>
-                <w:color w:val="454659"/>
-                <w:sz w:val="19"/>
-                <w:szCs w:val="19"/>
-              </w:rPr>
-              <w:t xml:space="preserve">Tenant URL, API key, connection test</w:t>
+              <w:t xml:space="preserve">Connection &amp; Auth</w:t>
+            </w:r>
+          </w:p>
+        </w:tc>
+        <w:tc>
+          <w:tcPr>
+            <w:shd w:color="F6F7F8" w:val="solid"/>
+            <w:tcMar>
+              <w:top w:type="dxa" w:w="30"/>
+              <w:left w:type="dxa" w:w="80"/>
+              <w:bottom w:type="dxa" w:w="30"/>
+              <w:right w:type="dxa" w:w="80"/>
+            </w:tcMar>
+          </w:tcPr>
+          <w:p>
+            <w:pPr>
+              <w:spacing w:after="0"/>
+            </w:pPr>
+            <w:r>
+              <w:rPr>
+                <w:rFonts w:ascii="Inter" w:cs="Inter" w:eastAsia="Inter" w:hAnsi="Inter"/>
+                <w:color w:val="454659"/>
+                <w:sz w:val="19"/>
+                <w:szCs w:val="19"/>
+              </w:rPr>
+              <w:t xml:space="preserve">Tenant URL, API key or OAuth, connection test</w:t>
             </w:r>
           </w:p>
         </w:tc>
@@ -2267,55 +2261,55 @@
                 <w:sz w:val="19"/>
                 <w:szCs w:val="19"/>
               </w:rPr>
-              <w:t xml:space="preserve">2</w:t>
-            </w:r>
-          </w:p>
-        </w:tc>
-        <w:tc>
-          <w:tcPr>
-            <w:tcMar>
-              <w:top w:type="dxa" w:w="30"/>
-              <w:left w:type="dxa" w:w="80"/>
-              <w:bottom w:type="dxa" w:w="30"/>
-              <w:right w:type="dxa" w:w="80"/>
-            </w:tcMar>
-          </w:tcPr>
-          <w:p>
-            <w:pPr>
-              <w:spacing w:after="0"/>
-            </w:pPr>
-            <w:r>
-              <w:rPr>
-                <w:rFonts w:ascii="Inter" w:cs="Inter" w:eastAsia="Inter" w:hAnsi="Inter"/>
-                <w:color w:val="454659"/>
-                <w:sz w:val="19"/>
-                <w:szCs w:val="19"/>
-              </w:rPr>
-              <w:t xml:space="preserve">Docker Containers</w:t>
-            </w:r>
-          </w:p>
-        </w:tc>
-        <w:tc>
-          <w:tcPr>
-            <w:tcMar>
-              <w:top w:type="dxa" w:w="30"/>
-              <w:left w:type="dxa" w:w="80"/>
-              <w:bottom w:type="dxa" w:w="30"/>
-              <w:right w:type="dxa" w:w="80"/>
-            </w:tcMar>
-          </w:tcPr>
-          <w:p>
-            <w:pPr>
-              <w:spacing w:after="0"/>
-            </w:pPr>
-            <w:r>
-              <w:rPr>
-                <w:rFonts w:ascii="Inter" w:cs="Inter" w:eastAsia="Inter" w:hAnsi="Inter"/>
-                <w:color w:val="454659"/>
-                <w:sz w:val="19"/>
-                <w:szCs w:val="19"/>
-              </w:rPr>
-              <w:t xml:space="preserve">Start the local Kafka/PostgreSQL/simulator stack (optional DMG)</w:t>
+              <w:t xml:space="preserve">—</w:t>
+            </w:r>
+          </w:p>
+        </w:tc>
+        <w:tc>
+          <w:tcPr>
+            <w:tcMar>
+              <w:top w:type="dxa" w:w="30"/>
+              <w:left w:type="dxa" w:w="80"/>
+              <w:bottom w:type="dxa" w:w="30"/>
+              <w:right w:type="dxa" w:w="80"/>
+            </w:tcMar>
+          </w:tcPr>
+          <w:p>
+            <w:pPr>
+              <w:spacing w:after="0"/>
+            </w:pPr>
+            <w:r>
+              <w:rPr>
+                <w:rFonts w:ascii="Inter" w:cs="Inter" w:eastAsia="Inter" w:hAnsi="Inter"/>
+                <w:color w:val="454659"/>
+                <w:sz w:val="19"/>
+                <w:szCs w:val="19"/>
+              </w:rPr>
+              <w:t xml:space="preserve">Local Stack &amp; Gateway</w:t>
+            </w:r>
+          </w:p>
+        </w:tc>
+        <w:tc>
+          <w:tcPr>
+            <w:tcMar>
+              <w:top w:type="dxa" w:w="30"/>
+              <w:left w:type="dxa" w:w="80"/>
+              <w:bottom w:type="dxa" w:w="30"/>
+              <w:right w:type="dxa" w:w="80"/>
+            </w:tcMar>
+          </w:tcPr>
+          <w:p>
+            <w:pPr>
+              <w:spacing w:after="0"/>
+            </w:pPr>
+            <w:r>
+              <w:rPr>
+                <w:rFonts w:ascii="Inter" w:cs="Inter" w:eastAsia="Inter" w:hAnsi="Inter"/>
+                <w:color w:val="454659"/>
+                <w:sz w:val="19"/>
+                <w:szCs w:val="19"/>
+              </w:rPr>
+              <w:t xml:space="preserve">Off-rail, its own mode: start the local Kafka/PostgreSQL/simulator containers and the optional Data Movement Gateway</w:t>
             </w:r>
           </w:p>
         </w:tc>
@@ -2342,57 +2336,57 @@
                 <w:sz w:val="19"/>
                 <w:szCs w:val="19"/>
               </w:rPr>
-              <w:t xml:space="preserve">3</w:t>
-            </w:r>
-          </w:p>
-        </w:tc>
-        <w:tc>
-          <w:tcPr>
-            <w:shd w:color="F6F7F8" w:val="solid"/>
-            <w:tcMar>
-              <w:top w:type="dxa" w:w="30"/>
-              <w:left w:type="dxa" w:w="80"/>
-              <w:bottom w:type="dxa" w:w="30"/>
-              <w:right w:type="dxa" w:w="80"/>
-            </w:tcMar>
-          </w:tcPr>
-          <w:p>
-            <w:pPr>
-              <w:spacing w:after="0"/>
-            </w:pPr>
-            <w:r>
-              <w:rPr>
-                <w:rFonts w:ascii="Inter" w:cs="Inter" w:eastAsia="Inter" w:hAnsi="Inter"/>
-                <w:color w:val="454659"/>
-                <w:sz w:val="19"/>
-                <w:szCs w:val="19"/>
-              </w:rPr>
-              <w:t xml:space="preserve">Spaces &amp; Infrastructure</w:t>
-            </w:r>
-          </w:p>
-        </w:tc>
-        <w:tc>
-          <w:tcPr>
-            <w:shd w:color="F6F7F8" w:val="solid"/>
-            <w:tcMar>
-              <w:top w:type="dxa" w:w="30"/>
-              <w:left w:type="dxa" w:w="80"/>
-              <w:bottom w:type="dxa" w:w="30"/>
-              <w:right w:type="dxa" w:w="80"/>
-            </w:tcMar>
-          </w:tcPr>
-          <w:p>
-            <w:pPr>
-              <w:spacing w:after="0"/>
-            </w:pPr>
-            <w:r>
-              <w:rPr>
-                <w:rFonts w:ascii="Inter" w:cs="Inter" w:eastAsia="Inter" w:hAnsi="Inter"/>
-                <w:color w:val="454659"/>
-                <w:sz w:val="19"/>
-                <w:szCs w:val="19"/>
-              </w:rPr>
-              <w:t xml:space="preserve">Create shared and managed spaces</w:t>
+              <w:t xml:space="preserve">2</w:t>
+            </w:r>
+          </w:p>
+        </w:tc>
+        <w:tc>
+          <w:tcPr>
+            <w:shd w:color="F6F7F8" w:val="solid"/>
+            <w:tcMar>
+              <w:top w:type="dxa" w:w="30"/>
+              <w:left w:type="dxa" w:w="80"/>
+              <w:bottom w:type="dxa" w:w="30"/>
+              <w:right w:type="dxa" w:w="80"/>
+            </w:tcMar>
+          </w:tcPr>
+          <w:p>
+            <w:pPr>
+              <w:spacing w:after="0"/>
+            </w:pPr>
+            <w:r>
+              <w:rPr>
+                <w:rFonts w:ascii="Inter" w:cs="Inter" w:eastAsia="Inter" w:hAnsi="Inter"/>
+                <w:color w:val="454659"/>
+                <w:sz w:val="19"/>
+                <w:szCs w:val="19"/>
+              </w:rPr>
+              <w:t xml:space="preserve">Spaces</w:t>
+            </w:r>
+          </w:p>
+        </w:tc>
+        <w:tc>
+          <w:tcPr>
+            <w:shd w:color="F6F7F8" w:val="solid"/>
+            <w:tcMar>
+              <w:top w:type="dxa" w:w="30"/>
+              <w:left w:type="dxa" w:w="80"/>
+              <w:bottom w:type="dxa" w:w="30"/>
+              <w:right w:type="dxa" w:w="80"/>
+            </w:tcMar>
+          </w:tcPr>
+          <w:p>
+            <w:pPr>
+              <w:spacing w:after="0"/>
+            </w:pPr>
+            <w:r>
+              <w:rPr>
+                <w:rFonts w:ascii="Inter" w:cs="Inter" w:eastAsia="Inter" w:hAnsi="Inter"/>
+                <w:color w:val="454659"/>
+                <w:sz w:val="19"/>
+                <w:szCs w:val="19"/>
+              </w:rPr>
+              <w:t xml:space="preserve">Create the shared, managed and data spaces</w:t>
             </w:r>
           </w:p>
         </w:tc>
@@ -2418,7 +2412,7 @@
                 <w:sz w:val="19"/>
                 <w:szCs w:val="19"/>
               </w:rPr>
-              <w:t xml:space="preserve">4</w:t>
+              <w:t xml:space="preserve">3</w:t>
             </w:r>
           </w:p>
         </w:tc>
@@ -2466,7 +2460,7 @@
                 <w:sz w:val="19"/>
                 <w:szCs w:val="19"/>
               </w:rPr>
-              <w:t xml:space="preserve">Configure PostgreSQL, Kafka, and Salesforce connections</w:t>
+              <w:t xml:space="preserve">PostgreSQL, Salesforce, Kafka, S3 and Athena</w:t>
             </w:r>
           </w:p>
         </w:tc>
@@ -2493,7 +2487,7 @@
                 <w:sz w:val="19"/>
                 <w:szCs w:val="19"/>
               </w:rPr>
-              <w:t xml:space="preserve">5</w:t>
+              <w:t xml:space="preserve">4</w:t>
             </w:r>
           </w:p>
         </w:tc>
@@ -2569,55 +2563,55 @@
                 <w:sz w:val="19"/>
                 <w:szCs w:val="19"/>
               </w:rPr>
-              <w:t xml:space="preserve">6</w:t>
-            </w:r>
-          </w:p>
-        </w:tc>
-        <w:tc>
-          <w:tcPr>
-            <w:tcMar>
-              <w:top w:type="dxa" w:w="30"/>
-              <w:left w:type="dxa" w:w="80"/>
-              <w:bottom w:type="dxa" w:w="30"/>
-              <w:right w:type="dxa" w:w="80"/>
-            </w:tcMar>
-          </w:tcPr>
-          <w:p>
-            <w:pPr>
-              <w:spacing w:after="0"/>
-            </w:pPr>
-            <w:r>
-              <w:rPr>
-                <w:rFonts w:ascii="Inter" w:cs="Inter" w:eastAsia="Inter" w:hAnsi="Inter"/>
-                <w:color w:val="454659"/>
-                <w:sz w:val="19"/>
-                <w:szCs w:val="19"/>
-              </w:rPr>
-              <w:t xml:space="preserve">Build Apps &amp; Theme</w:t>
-            </w:r>
-          </w:p>
-        </w:tc>
-        <w:tc>
-          <w:tcPr>
-            <w:tcMar>
-              <w:top w:type="dxa" w:w="30"/>
-              <w:left w:type="dxa" w:w="80"/>
-              <w:bottom w:type="dxa" w:w="30"/>
-              <w:right w:type="dxa" w:w="80"/>
-            </w:tcMar>
-          </w:tcPr>
-          <w:p>
-            <w:pPr>
-              <w:spacing w:after="0"/>
-            </w:pPr>
-            <w:r>
-              <w:rPr>
-                <w:rFonts w:ascii="Inter" w:cs="Inter" w:eastAsia="Inter" w:hAnsi="Inter"/>
-                <w:color w:val="454659"/>
-                <w:sz w:val="19"/>
-                <w:szCs w:val="19"/>
-              </w:rPr>
-              <w:t xml:space="preserve">Build analytics apps and apply the MCG theme</w:t>
+              <w:t xml:space="preserve">5</w:t>
+            </w:r>
+          </w:p>
+        </w:tc>
+        <w:tc>
+          <w:tcPr>
+            <w:tcMar>
+              <w:top w:type="dxa" w:w="30"/>
+              <w:left w:type="dxa" w:w="80"/>
+              <w:bottom w:type="dxa" w:w="30"/>
+              <w:right w:type="dxa" w:w="80"/>
+            </w:tcMar>
+          </w:tcPr>
+          <w:p>
+            <w:pPr>
+              <w:spacing w:after="0"/>
+            </w:pPr>
+            <w:r>
+              <w:rPr>
+                <w:rFonts w:ascii="Inter" w:cs="Inter" w:eastAsia="Inter" w:hAnsi="Inter"/>
+                <w:color w:val="454659"/>
+                <w:sz w:val="19"/>
+                <w:szCs w:val="19"/>
+              </w:rPr>
+              <w:t xml:space="preserve">Data Products</w:t>
+            </w:r>
+          </w:p>
+        </w:tc>
+        <w:tc>
+          <w:tcPr>
+            <w:tcMar>
+              <w:top w:type="dxa" w:w="30"/>
+              <w:left w:type="dxa" w:w="80"/>
+              <w:bottom w:type="dxa" w:w="30"/>
+              <w:right w:type="dxa" w:w="80"/>
+            </w:tcMar>
+          </w:tcPr>
+          <w:p>
+            <w:pPr>
+              <w:spacing w:after="0"/>
+            </w:pPr>
+            <w:r>
+              <w:rPr>
+                <w:rFonts w:ascii="Inter" w:cs="Inter" w:eastAsia="Inter" w:hAnsi="Inter"/>
+                <w:color w:val="454659"/>
+                <w:sz w:val="19"/>
+                <w:szCs w:val="19"/>
+              </w:rPr>
+              <w:t xml:space="preserve">The two gold data products with dataset attachment and marketplace publish toggles</w:t>
             </w:r>
           </w:p>
         </w:tc>
@@ -2644,57 +2638,57 @@
                 <w:sz w:val="19"/>
                 <w:szCs w:val="19"/>
               </w:rPr>
-              <w:t xml:space="preserve">7</w:t>
-            </w:r>
-          </w:p>
-        </w:tc>
-        <w:tc>
-          <w:tcPr>
-            <w:shd w:color="F6F7F8" w:val="solid"/>
-            <w:tcMar>
-              <w:top w:type="dxa" w:w="30"/>
-              <w:left w:type="dxa" w:w="80"/>
-              <w:bottom w:type="dxa" w:w="30"/>
-              <w:right w:type="dxa" w:w="80"/>
-            </w:tcMar>
-          </w:tcPr>
-          <w:p>
-            <w:pPr>
-              <w:spacing w:after="0"/>
-            </w:pPr>
-            <w:r>
-              <w:rPr>
-                <w:rFonts w:ascii="Inter" w:cs="Inter" w:eastAsia="Inter" w:hAnsi="Inter"/>
-                <w:color w:val="454659"/>
-                <w:sz w:val="19"/>
-                <w:szCs w:val="19"/>
-              </w:rPr>
-              <w:t xml:space="preserve">Knowledge Base &amp; Documents</w:t>
-            </w:r>
-          </w:p>
-        </w:tc>
-        <w:tc>
-          <w:tcPr>
-            <w:shd w:color="F6F7F8" w:val="solid"/>
-            <w:tcMar>
-              <w:top w:type="dxa" w:w="30"/>
-              <w:left w:type="dxa" w:w="80"/>
-              <w:bottom w:type="dxa" w:w="30"/>
-              <w:right w:type="dxa" w:w="80"/>
-            </w:tcMar>
-          </w:tcPr>
-          <w:p>
-            <w:pPr>
-              <w:spacing w:after="0"/>
-            </w:pPr>
-            <w:r>
-              <w:rPr>
-                <w:rFonts w:ascii="Inter" w:cs="Inter" w:eastAsia="Inter" w:hAnsi="Inter"/>
-                <w:color w:val="454659"/>
-                <w:sz w:val="19"/>
-                <w:szCs w:val="19"/>
-              </w:rPr>
-              <w:t xml:space="preserve">Create the Qlik Answers knowledge base and upload documents</w:t>
+              <w:t xml:space="preserve">6</w:t>
+            </w:r>
+          </w:p>
+        </w:tc>
+        <w:tc>
+          <w:tcPr>
+            <w:shd w:color="F6F7F8" w:val="solid"/>
+            <w:tcMar>
+              <w:top w:type="dxa" w:w="30"/>
+              <w:left w:type="dxa" w:w="80"/>
+              <w:bottom w:type="dxa" w:w="30"/>
+              <w:right w:type="dxa" w:w="80"/>
+            </w:tcMar>
+          </w:tcPr>
+          <w:p>
+            <w:pPr>
+              <w:spacing w:after="0"/>
+            </w:pPr>
+            <w:r>
+              <w:rPr>
+                <w:rFonts w:ascii="Inter" w:cs="Inter" w:eastAsia="Inter" w:hAnsi="Inter"/>
+                <w:color w:val="454659"/>
+                <w:sz w:val="19"/>
+                <w:szCs w:val="19"/>
+              </w:rPr>
+              <w:t xml:space="preserve">Build Apps &amp; Theme</w:t>
+            </w:r>
+          </w:p>
+        </w:tc>
+        <w:tc>
+          <w:tcPr>
+            <w:shd w:color="F6F7F8" w:val="solid"/>
+            <w:tcMar>
+              <w:top w:type="dxa" w:w="30"/>
+              <w:left w:type="dxa" w:w="80"/>
+              <w:bottom w:type="dxa" w:w="30"/>
+              <w:right w:type="dxa" w:w="80"/>
+            </w:tcMar>
+          </w:tcPr>
+          <w:p>
+            <w:pPr>
+              <w:spacing w:after="0"/>
+            </w:pPr>
+            <w:r>
+              <w:rPr>
+                <w:rFonts w:ascii="Inter" w:cs="Inter" w:eastAsia="Inter" w:hAnsi="Inter"/>
+                <w:color w:val="454659"/>
+                <w:sz w:val="19"/>
+                <w:szCs w:val="19"/>
+              </w:rPr>
+              <w:t xml:space="preserve">Build the analytics apps and apply the MCG theme</w:t>
             </w:r>
           </w:p>
         </w:tc>
@@ -2720,55 +2714,55 @@
                 <w:sz w:val="19"/>
                 <w:szCs w:val="19"/>
               </w:rPr>
-              <w:t xml:space="preserve">8</w:t>
-            </w:r>
-          </w:p>
-        </w:tc>
-        <w:tc>
-          <w:tcPr>
-            <w:tcMar>
-              <w:top w:type="dxa" w:w="30"/>
-              <w:left w:type="dxa" w:w="80"/>
-              <w:bottom w:type="dxa" w:w="30"/>
-              <w:right w:type="dxa" w:w="80"/>
-            </w:tcMar>
-          </w:tcPr>
-          <w:p>
-            <w:pPr>
-              <w:spacing w:after="0"/>
-            </w:pPr>
-            <w:r>
-              <w:rPr>
-                <w:rFonts w:ascii="Inter" w:cs="Inter" w:eastAsia="Inter" w:hAnsi="Inter"/>
-                <w:color w:val="454659"/>
-                <w:sz w:val="19"/>
-                <w:szCs w:val="19"/>
-              </w:rPr>
-              <w:t xml:space="preserve">Automations</w:t>
-            </w:r>
-          </w:p>
-        </w:tc>
-        <w:tc>
-          <w:tcPr>
-            <w:tcMar>
-              <w:top w:type="dxa" w:w="30"/>
-              <w:left w:type="dxa" w:w="80"/>
-              <w:bottom w:type="dxa" w:w="30"/>
-              <w:right w:type="dxa" w:w="80"/>
-            </w:tcMar>
-          </w:tcPr>
-          <w:p>
-            <w:pPr>
-              <w:spacing w:after="0"/>
-            </w:pPr>
-            <w:r>
-              <w:rPr>
-                <w:rFonts w:ascii="Inter" w:cs="Inter" w:eastAsia="Inter" w:hAnsi="Inter"/>
-                <w:color w:val="454659"/>
-                <w:sz w:val="19"/>
-                <w:szCs w:val="19"/>
-              </w:rPr>
-              <w:t xml:space="preserve">Deploy Teams alerting automation templates</w:t>
+              <w:t xml:space="preserve">7</w:t>
+            </w:r>
+          </w:p>
+        </w:tc>
+        <w:tc>
+          <w:tcPr>
+            <w:tcMar>
+              <w:top w:type="dxa" w:w="30"/>
+              <w:left w:type="dxa" w:w="80"/>
+              <w:bottom w:type="dxa" w:w="30"/>
+              <w:right w:type="dxa" w:w="80"/>
+            </w:tcMar>
+          </w:tcPr>
+          <w:p>
+            <w:pPr>
+              <w:spacing w:after="0"/>
+            </w:pPr>
+            <w:r>
+              <w:rPr>
+                <w:rFonts w:ascii="Inter" w:cs="Inter" w:eastAsia="Inter" w:hAnsi="Inter"/>
+                <w:color w:val="454659"/>
+                <w:sz w:val="19"/>
+                <w:szCs w:val="19"/>
+              </w:rPr>
+              <w:t xml:space="preserve">Knowledge Base &amp; Docs</w:t>
+            </w:r>
+          </w:p>
+        </w:tc>
+        <w:tc>
+          <w:tcPr>
+            <w:tcMar>
+              <w:top w:type="dxa" w:w="30"/>
+              <w:left w:type="dxa" w:w="80"/>
+              <w:bottom w:type="dxa" w:w="30"/>
+              <w:right w:type="dxa" w:w="80"/>
+            </w:tcMar>
+          </w:tcPr>
+          <w:p>
+            <w:pPr>
+              <w:spacing w:after="0"/>
+            </w:pPr>
+            <w:r>
+              <w:rPr>
+                <w:rFonts w:ascii="Inter" w:cs="Inter" w:eastAsia="Inter" w:hAnsi="Inter"/>
+                <w:color w:val="454659"/>
+                <w:sz w:val="19"/>
+                <w:szCs w:val="19"/>
+              </w:rPr>
+              <w:t xml:space="preserve">Create the Qlik Answers knowledge base and upload documents</w:t>
             </w:r>
           </w:p>
         </w:tc>
@@ -2795,57 +2789,57 @@
                 <w:sz w:val="19"/>
                 <w:szCs w:val="19"/>
               </w:rPr>
-              <w:t xml:space="preserve">9</w:t>
-            </w:r>
-          </w:p>
-        </w:tc>
-        <w:tc>
-          <w:tcPr>
-            <w:shd w:color="F6F7F8" w:val="solid"/>
-            <w:tcMar>
-              <w:top w:type="dxa" w:w="30"/>
-              <w:left w:type="dxa" w:w="80"/>
-              <w:bottom w:type="dxa" w:w="30"/>
-              <w:right w:type="dxa" w:w="80"/>
-            </w:tcMar>
-          </w:tcPr>
-          <w:p>
-            <w:pPr>
-              <w:spacing w:after="0"/>
-            </w:pPr>
-            <w:r>
-              <w:rPr>
-                <w:rFonts w:ascii="Inter" w:cs="Inter" w:eastAsia="Inter" w:hAnsi="Inter"/>
-                <w:color w:val="454659"/>
-                <w:sz w:val="19"/>
-                <w:szCs w:val="19"/>
-              </w:rPr>
-              <w:t xml:space="preserve">Data Products</w:t>
-            </w:r>
-          </w:p>
-        </w:tc>
-        <w:tc>
-          <w:tcPr>
-            <w:shd w:color="F6F7F8" w:val="solid"/>
-            <w:tcMar>
-              <w:top w:type="dxa" w:w="30"/>
-              <w:left w:type="dxa" w:w="80"/>
-              <w:bottom w:type="dxa" w:w="30"/>
-              <w:right w:type="dxa" w:w="80"/>
-            </w:tcMar>
-          </w:tcPr>
-          <w:p>
-            <w:pPr>
-              <w:spacing w:after="0"/>
-            </w:pPr>
-            <w:r>
-              <w:rPr>
-                <w:rFonts w:ascii="Inter" w:cs="Inter" w:eastAsia="Inter" w:hAnsi="Inter"/>
-                <w:color w:val="454659"/>
-                <w:sz w:val="19"/>
-                <w:szCs w:val="19"/>
-              </w:rPr>
-              <w:t xml:space="preserve">The two data products with their gold dataset attachment and marketplace publish toggles</w:t>
+              <w:t xml:space="preserve">8</w:t>
+            </w:r>
+          </w:p>
+        </w:tc>
+        <w:tc>
+          <w:tcPr>
+            <w:shd w:color="F6F7F8" w:val="solid"/>
+            <w:tcMar>
+              <w:top w:type="dxa" w:w="30"/>
+              <w:left w:type="dxa" w:w="80"/>
+              <w:bottom w:type="dxa" w:w="30"/>
+              <w:right w:type="dxa" w:w="80"/>
+            </w:tcMar>
+          </w:tcPr>
+          <w:p>
+            <w:pPr>
+              <w:spacing w:after="0"/>
+            </w:pPr>
+            <w:r>
+              <w:rPr>
+                <w:rFonts w:ascii="Inter" w:cs="Inter" w:eastAsia="Inter" w:hAnsi="Inter"/>
+                <w:color w:val="454659"/>
+                <w:sz w:val="19"/>
+                <w:szCs w:val="19"/>
+              </w:rPr>
+              <w:t xml:space="preserve">Automations</w:t>
+            </w:r>
+          </w:p>
+        </w:tc>
+        <w:tc>
+          <w:tcPr>
+            <w:shd w:color="F6F7F8" w:val="solid"/>
+            <w:tcMar>
+              <w:top w:type="dxa" w:w="30"/>
+              <w:left w:type="dxa" w:w="80"/>
+              <w:bottom w:type="dxa" w:w="30"/>
+              <w:right w:type="dxa" w:w="80"/>
+            </w:tcMar>
+          </w:tcPr>
+          <w:p>
+            <w:pPr>
+              <w:spacing w:after="0"/>
+            </w:pPr>
+            <w:r>
+              <w:rPr>
+                <w:rFonts w:ascii="Inter" w:cs="Inter" w:eastAsia="Inter" w:hAnsi="Inter"/>
+                <w:color w:val="454659"/>
+                <w:sz w:val="19"/>
+                <w:szCs w:val="19"/>
+              </w:rPr>
+              <w:t xml:space="preserve">Automation templates and Teams webhook configuration</w:t>
             </w:r>
           </w:p>
         </w:tc>
@@ -2871,55 +2865,55 @@
                 <w:sz w:val="19"/>
                 <w:szCs w:val="19"/>
               </w:rPr>
-              <w:t xml:space="preserve">10</w:t>
-            </w:r>
-          </w:p>
-        </w:tc>
-        <w:tc>
-          <w:tcPr>
-            <w:tcMar>
-              <w:top w:type="dxa" w:w="30"/>
-              <w:left w:type="dxa" w:w="80"/>
-              <w:bottom w:type="dxa" w:w="30"/>
-              <w:right w:type="dxa" w:w="80"/>
-            </w:tcMar>
-          </w:tcPr>
-          <w:p>
-            <w:pPr>
-              <w:spacing w:after="0"/>
-            </w:pPr>
-            <w:r>
-              <w:rPr>
-                <w:rFonts w:ascii="Inter" w:cs="Inter" w:eastAsia="Inter" w:hAnsi="Inter"/>
-                <w:color w:val="454659"/>
-                <w:sz w:val="19"/>
-                <w:szCs w:val="19"/>
-              </w:rPr>
-              <w:t xml:space="preserve">Business Glossary</w:t>
-            </w:r>
-          </w:p>
-        </w:tc>
-        <w:tc>
-          <w:tcPr>
-            <w:tcMar>
-              <w:top w:type="dxa" w:w="30"/>
-              <w:left w:type="dxa" w:w="80"/>
-              <w:bottom w:type="dxa" w:w="30"/>
-              <w:right w:type="dxa" w:w="80"/>
-            </w:tcMar>
-          </w:tcPr>
-          <w:p>
-            <w:pPr>
-              <w:spacing w:after="0"/>
-            </w:pPr>
-            <w:r>
-              <w:rPr>
-                <w:rFonts w:ascii="Inter" w:cs="Inter" w:eastAsia="Inter" w:hAnsi="Inter"/>
-                <w:color w:val="454659"/>
-                <w:sz w:val="19"/>
-                <w:szCs w:val="19"/>
-              </w:rPr>
-              <w:t xml:space="preserve">Import business glossary terms</w:t>
+              <w:t xml:space="preserve">9</w:t>
+            </w:r>
+          </w:p>
+        </w:tc>
+        <w:tc>
+          <w:tcPr>
+            <w:tcMar>
+              <w:top w:type="dxa" w:w="30"/>
+              <w:left w:type="dxa" w:w="80"/>
+              <w:bottom w:type="dxa" w:w="30"/>
+              <w:right w:type="dxa" w:w="80"/>
+            </w:tcMar>
+          </w:tcPr>
+          <w:p>
+            <w:pPr>
+              <w:spacing w:after="0"/>
+            </w:pPr>
+            <w:r>
+              <w:rPr>
+                <w:rFonts w:ascii="Inter" w:cs="Inter" w:eastAsia="Inter" w:hAnsi="Inter"/>
+                <w:color w:val="454659"/>
+                <w:sz w:val="19"/>
+                <w:szCs w:val="19"/>
+              </w:rPr>
+              <w:t xml:space="preserve">Qlik Predict</w:t>
+            </w:r>
+          </w:p>
+        </w:tc>
+        <w:tc>
+          <w:tcPr>
+            <w:tcMar>
+              <w:top w:type="dxa" w:w="30"/>
+              <w:left w:type="dxa" w:w="80"/>
+              <w:bottom w:type="dxa" w:w="30"/>
+              <w:right w:type="dxa" w:w="80"/>
+            </w:tcMar>
+          </w:tcPr>
+          <w:p>
+            <w:pPr>
+              <w:spacing w:after="0"/>
+            </w:pPr>
+            <w:r>
+              <w:rPr>
+                <w:rFonts w:ascii="Inter" w:cs="Inter" w:eastAsia="Inter" w:hAnsi="Inter"/>
+                <w:color w:val="454659"/>
+                <w:sz w:val="19"/>
+                <w:szCs w:val="19"/>
+              </w:rPr>
+              <w:t xml:space="preserve">The AutoML experiment, deployment and prediction configuration</w:t>
             </w:r>
           </w:p>
         </w:tc>
@@ -2946,7 +2940,158 @@
                 <w:sz w:val="19"/>
                 <w:szCs w:val="19"/>
               </w:rPr>
+              <w:t xml:space="preserve">10</w:t>
+            </w:r>
+          </w:p>
+        </w:tc>
+        <w:tc>
+          <w:tcPr>
+            <w:shd w:color="F6F7F8" w:val="solid"/>
+            <w:tcMar>
+              <w:top w:type="dxa" w:w="30"/>
+              <w:left w:type="dxa" w:w="80"/>
+              <w:bottom w:type="dxa" w:w="30"/>
+              <w:right w:type="dxa" w:w="80"/>
+            </w:tcMar>
+          </w:tcPr>
+          <w:p>
+            <w:pPr>
+              <w:spacing w:after="0"/>
+            </w:pPr>
+            <w:r>
+              <w:rPr>
+                <w:rFonts w:ascii="Inter" w:cs="Inter" w:eastAsia="Inter" w:hAnsi="Inter"/>
+                <w:color w:val="454659"/>
+                <w:sz w:val="19"/>
+                <w:szCs w:val="19"/>
+              </w:rPr>
+              <w:t xml:space="preserve">Glossary</w:t>
+            </w:r>
+          </w:p>
+        </w:tc>
+        <w:tc>
+          <w:tcPr>
+            <w:shd w:color="F6F7F8" w:val="solid"/>
+            <w:tcMar>
+              <w:top w:type="dxa" w:w="30"/>
+              <w:left w:type="dxa" w:w="80"/>
+              <w:bottom w:type="dxa" w:w="30"/>
+              <w:right w:type="dxa" w:w="80"/>
+            </w:tcMar>
+          </w:tcPr>
+          <w:p>
+            <w:pPr>
+              <w:spacing w:after="0"/>
+            </w:pPr>
+            <w:r>
+              <w:rPr>
+                <w:rFonts w:ascii="Inter" w:cs="Inter" w:eastAsia="Inter" w:hAnsi="Inter"/>
+                <w:color w:val="454659"/>
+                <w:sz w:val="19"/>
+                <w:szCs w:val="19"/>
+              </w:rPr>
+              <w:t xml:space="preserve">Import the business glossary terms</w:t>
+            </w:r>
+          </w:p>
+        </w:tc>
+      </w:tr>
+      <w:tr>
+        <w:tc>
+          <w:tcPr>
+            <w:tcMar>
+              <w:top w:type="dxa" w:w="30"/>
+              <w:left w:type="dxa" w:w="80"/>
+              <w:bottom w:type="dxa" w:w="30"/>
+              <w:right w:type="dxa" w:w="80"/>
+            </w:tcMar>
+          </w:tcPr>
+          <w:p>
+            <w:pPr>
+              <w:spacing w:after="0"/>
+            </w:pPr>
+            <w:r>
+              <w:rPr>
+                <w:rFonts w:ascii="Inter" w:cs="Inter" w:eastAsia="Inter" w:hAnsi="Inter"/>
+                <w:color w:val="454659"/>
+                <w:sz w:val="19"/>
+                <w:szCs w:val="19"/>
+              </w:rPr>
               <w:t xml:space="preserve">11</w:t>
+            </w:r>
+          </w:p>
+        </w:tc>
+        <w:tc>
+          <w:tcPr>
+            <w:tcMar>
+              <w:top w:type="dxa" w:w="30"/>
+              <w:left w:type="dxa" w:w="80"/>
+              <w:bottom w:type="dxa" w:w="30"/>
+              <w:right w:type="dxa" w:w="80"/>
+            </w:tcMar>
+          </w:tcPr>
+          <w:p>
+            <w:pPr>
+              <w:spacing w:after="0"/>
+            </w:pPr>
+            <w:r>
+              <w:rPr>
+                <w:rFonts w:ascii="Inter" w:cs="Inter" w:eastAsia="Inter" w:hAnsi="Inter"/>
+                <w:color w:val="454659"/>
+                <w:sz w:val="19"/>
+                <w:szCs w:val="19"/>
+              </w:rPr>
+              <w:t xml:space="preserve">Stewardship</w:t>
+            </w:r>
+          </w:p>
+        </w:tc>
+        <w:tc>
+          <w:tcPr>
+            <w:tcMar>
+              <w:top w:type="dxa" w:w="30"/>
+              <w:left w:type="dxa" w:w="80"/>
+              <w:bottom w:type="dxa" w:w="30"/>
+              <w:right w:type="dxa" w:w="80"/>
+            </w:tcMar>
+          </w:tcPr>
+          <w:p>
+            <w:pPr>
+              <w:spacing w:after="0"/>
+            </w:pPr>
+            <w:r>
+              <w:rPr>
+                <w:rFonts w:ascii="Inter" w:cs="Inter" w:eastAsia="Inter" w:hAnsi="Inter"/>
+                <w:color w:val="454659"/>
+                <w:sz w:val="19"/>
+                <w:szCs w:val="19"/>
+              </w:rPr>
+              <w:t xml:space="preserve">Create the Address Cleanup sprint, edit its 12-column record schema, and author the automation block graphs</w:t>
+            </w:r>
+          </w:p>
+        </w:tc>
+      </w:tr>
+      <w:tr>
+        <w:tc>
+          <w:tcPr>
+            <w:shd w:color="F6F7F8" w:val="solid"/>
+            <w:tcMar>
+              <w:top w:type="dxa" w:w="30"/>
+              <w:left w:type="dxa" w:w="80"/>
+              <w:bottom w:type="dxa" w:w="30"/>
+              <w:right w:type="dxa" w:w="80"/>
+            </w:tcMar>
+          </w:tcPr>
+          <w:p>
+            <w:pPr>
+              <w:spacing w:after="0"/>
+            </w:pPr>
+            <w:r>
+              <w:rPr>
+                <w:rFonts w:ascii="Inter" w:cs="Inter" w:eastAsia="Inter" w:hAnsi="Inter"/>
+                <w:color w:val="454659"/>
+                <w:sz w:val="19"/>
+                <w:szCs w:val="19"/>
+              </w:rPr>
+              <w:t xml:space="preserve">▶</w:t>
             </w:r>
           </w:p>
         </w:tc>
@@ -3082,6 +3227,373 @@
         <w:t xml:space="preserve">The CLI mode uses the same config.json file and performs all steps sequentially with console output.</w:t>
       </w:r>
     </w:p>
+    <w:p>
+      <w:pPr>
+        <w:spacing w:after="120" w:before="280"/>
+      </w:pPr>
+      <w:r>
+        <w:rPr>
+          <w:rFonts w:ascii="Inter" w:cs="Inter" w:eastAsia="Inter" w:hAnsi="Inter"/>
+          <w:b/>
+          <w:bCs/>
+          <w:color w:val="006580"/>
+          <w:sz w:val="26"/>
+          <w:szCs w:val="26"/>
+        </w:rPr>
+        <w:t xml:space="preserve">2.4 Task-Specific Commands</w:t>
+      </w:r>
+    </w:p>
+    <w:p>
+      <w:pPr>
+        <w:spacing w:after="120"/>
+        <w:jc w:val="left"/>
+      </w:pPr>
+      <w:r>
+        <w:rPr>
+          <w:rFonts w:ascii="Inter" w:cs="Inter" w:eastAsia="Inter" w:hAnsi="Inter"/>
+          <w:b w:val="false"/>
+          <w:bCs w:val="false"/>
+          <w:i w:val="false"/>
+          <w:iCs w:val="false"/>
+          <w:color w:val="454659"/>
+          <w:sz w:val="21"/>
+          <w:szCs w:val="21"/>
+        </w:rPr>
+        <w:t xml:space="preserve">Individual pieces of the stack can be run on their own — useful when re-deploying one part rather than the whole thing:</w:t>
+      </w:r>
+    </w:p>
+    <w:tbl>
+      <w:tblPr>
+        <w:tblW w:type="pct" w:w="100%"/>
+        <w:tblBorders>
+          <w:top w:val="single" w:color="auto" w:sz="4"/>
+          <w:left w:val="single" w:color="auto" w:sz="4"/>
+          <w:bottom w:val="single" w:color="auto" w:sz="4"/>
+          <w:right w:val="single" w:color="auto" w:sz="4"/>
+          <w:insideH w:val="single" w:color="auto" w:sz="4"/>
+          <w:insideV w:val="single" w:color="auto" w:sz="4"/>
+        </w:tblBorders>
+      </w:tblPr>
+      <w:tblGrid>
+        <w:gridCol w:w="100"/>
+        <w:gridCol w:w="100"/>
+      </w:tblGrid>
+      <w:tr>
+        <w:trPr>
+          <w:tblHeader/>
+        </w:trPr>
+        <w:tc>
+          <w:tcPr>
+            <w:shd w:color="006580" w:val="solid"/>
+            <w:tcMar>
+              <w:top w:type="dxa" w:w="40"/>
+              <w:left w:type="dxa" w:w="80"/>
+              <w:bottom w:type="dxa" w:w="40"/>
+              <w:right w:type="dxa" w:w="80"/>
+            </w:tcMar>
+          </w:tcPr>
+          <w:p>
+            <w:pPr>
+              <w:spacing w:after="0"/>
+            </w:pPr>
+            <w:r>
+              <w:rPr>
+                <w:rFonts w:ascii="Inter" w:cs="Inter" w:eastAsia="Inter" w:hAnsi="Inter"/>
+                <w:b/>
+                <w:bCs/>
+                <w:color w:val="FFFFFF"/>
+                <w:sz w:val="19"/>
+                <w:szCs w:val="19"/>
+              </w:rPr>
+              <w:t xml:space="preserve">Command</w:t>
+            </w:r>
+          </w:p>
+        </w:tc>
+        <w:tc>
+          <w:tcPr>
+            <w:shd w:color="006580" w:val="solid"/>
+            <w:tcMar>
+              <w:top w:type="dxa" w:w="40"/>
+              <w:left w:type="dxa" w:w="80"/>
+              <w:bottom w:type="dxa" w:w="40"/>
+              <w:right w:type="dxa" w:w="80"/>
+            </w:tcMar>
+          </w:tcPr>
+          <w:p>
+            <w:pPr>
+              <w:spacing w:after="0"/>
+            </w:pPr>
+            <w:r>
+              <w:rPr>
+                <w:rFonts w:ascii="Inter" w:cs="Inter" w:eastAsia="Inter" w:hAnsi="Inter"/>
+                <w:b/>
+                <w:bCs/>
+                <w:color w:val="FFFFFF"/>
+                <w:sz w:val="19"/>
+                <w:szCs w:val="19"/>
+              </w:rPr>
+              <w:t xml:space="preserve">What it does</w:t>
+            </w:r>
+          </w:p>
+        </w:tc>
+      </w:tr>
+      <w:tr>
+        <w:tc>
+          <w:tcPr>
+            <w:shd w:color="F6F7F8" w:val="solid"/>
+            <w:tcMar>
+              <w:top w:type="dxa" w:w="30"/>
+              <w:left w:type="dxa" w:w="80"/>
+              <w:bottom w:type="dxa" w:w="30"/>
+              <w:right w:type="dxa" w:w="80"/>
+            </w:tcMar>
+          </w:tcPr>
+          <w:p>
+            <w:pPr>
+              <w:spacing w:after="0"/>
+            </w:pPr>
+            <w:r>
+              <w:rPr>
+                <w:rFonts w:ascii="Inter" w:cs="Inter" w:eastAsia="Inter" w:hAnsi="Inter"/>
+                <w:color w:val="454659"/>
+                <w:sz w:val="19"/>
+                <w:szCs w:val="19"/>
+              </w:rPr>
+              <w:t xml:space="preserve">npm run stewardship:sprint</w:t>
+            </w:r>
+          </w:p>
+        </w:tc>
+        <w:tc>
+          <w:tcPr>
+            <w:shd w:color="F6F7F8" w:val="solid"/>
+            <w:tcMar>
+              <w:top w:type="dxa" w:w="30"/>
+              <w:left w:type="dxa" w:w="80"/>
+              <w:bottom w:type="dxa" w:w="30"/>
+              <w:right w:type="dxa" w:w="80"/>
+            </w:tcMar>
+          </w:tcPr>
+          <w:p>
+            <w:pPr>
+              <w:spacing w:after="0"/>
+            </w:pPr>
+            <w:r>
+              <w:rPr>
+                <w:rFonts w:ascii="Inter" w:cs="Inter" w:eastAsia="Inter" w:hAnsi="Inter"/>
+                <w:color w:val="454659"/>
+                <w:sz w:val="19"/>
+                <w:szCs w:val="19"/>
+              </w:rPr>
+              <w:t xml:space="preserve">Create the Address Cleanup stewardship sprint. Must target a DATA space; add --dry-run to print the payload, or --list to see what exists.</w:t>
+            </w:r>
+          </w:p>
+        </w:tc>
+      </w:tr>
+      <w:tr>
+        <w:tc>
+          <w:tcPr>
+            <w:tcMar>
+              <w:top w:type="dxa" w:w="30"/>
+              <w:left w:type="dxa" w:w="80"/>
+              <w:bottom w:type="dxa" w:w="30"/>
+              <w:right w:type="dxa" w:w="80"/>
+            </w:tcMar>
+          </w:tcPr>
+          <w:p>
+            <w:pPr>
+              <w:spacing w:after="0"/>
+            </w:pPr>
+            <w:r>
+              <w:rPr>
+                <w:rFonts w:ascii="Inter" w:cs="Inter" w:eastAsia="Inter" w:hAnsi="Inter"/>
+                <w:color w:val="454659"/>
+                <w:sz w:val="19"/>
+                <w:szCs w:val="19"/>
+              </w:rPr>
+              <w:t xml:space="preserve">npm run automations:workspaces</w:t>
+            </w:r>
+          </w:p>
+        </w:tc>
+        <w:tc>
+          <w:tcPr>
+            <w:tcMar>
+              <w:top w:type="dxa" w:w="30"/>
+              <w:left w:type="dxa" w:w="80"/>
+              <w:bottom w:type="dxa" w:w="30"/>
+              <w:right w:type="dxa" w:w="80"/>
+            </w:tcMar>
+          </w:tcPr>
+          <w:p>
+            <w:pPr>
+              <w:spacing w:after="0"/>
+            </w:pPr>
+            <w:r>
+              <w:rPr>
+                <w:rFonts w:ascii="Inter" w:cs="Inter" w:eastAsia="Inter" w:hAnsi="Inter"/>
+                <w:color w:val="454659"/>
+                <w:sz w:val="19"/>
+                <w:szCs w:val="19"/>
+              </w:rPr>
+              <w:t xml:space="preserve">Author the real block graphs for all five automations and push them to the tenant, creating the API Key connection they need.</w:t>
+            </w:r>
+          </w:p>
+        </w:tc>
+      </w:tr>
+      <w:tr>
+        <w:tc>
+          <w:tcPr>
+            <w:shd w:color="F6F7F8" w:val="solid"/>
+            <w:tcMar>
+              <w:top w:type="dxa" w:w="30"/>
+              <w:left w:type="dxa" w:w="80"/>
+              <w:bottom w:type="dxa" w:w="30"/>
+              <w:right w:type="dxa" w:w="80"/>
+            </w:tcMar>
+          </w:tcPr>
+          <w:p>
+            <w:pPr>
+              <w:spacing w:after="0"/>
+            </w:pPr>
+            <w:r>
+              <w:rPr>
+                <w:rFonts w:ascii="Inter" w:cs="Inter" w:eastAsia="Inter" w:hAnsi="Inter"/>
+                <w:color w:val="454659"/>
+                <w:sz w:val="19"/>
+                <w:szCs w:val="19"/>
+              </w:rPr>
+              <w:t xml:space="preserve">npm run talend:zip</w:t>
+            </w:r>
+          </w:p>
+        </w:tc>
+        <w:tc>
+          <w:tcPr>
+            <w:shd w:color="F6F7F8" w:val="solid"/>
+            <w:tcMar>
+              <w:top w:type="dxa" w:w="30"/>
+              <w:left w:type="dxa" w:w="80"/>
+              <w:bottom w:type="dxa" w:w="30"/>
+              <w:right w:type="dxa" w:w="80"/>
+            </w:tcMar>
+          </w:tcPr>
+          <w:p>
+            <w:pPr>
+              <w:spacing w:after="0"/>
+            </w:pPr>
+            <w:r>
+              <w:rPr>
+                <w:rFonts w:ascii="Inter" w:cs="Inter" w:eastAsia="Inter" w:hAnsi="Inter"/>
+                <w:color w:val="454659"/>
+                <w:sz w:val="19"/>
+                <w:szCs w:val="19"/>
+              </w:rPr>
+              <w:t xml:space="preserve">Package the Talend address job — routines, context group, build spec and Iceberg DDL — into a Studio import bundle.</w:t>
+            </w:r>
+          </w:p>
+        </w:tc>
+      </w:tr>
+      <w:tr>
+        <w:tc>
+          <w:tcPr>
+            <w:tcMar>
+              <w:top w:type="dxa" w:w="30"/>
+              <w:left w:type="dxa" w:w="80"/>
+              <w:bottom w:type="dxa" w:w="30"/>
+              <w:right w:type="dxa" w:w="80"/>
+            </w:tcMar>
+          </w:tcPr>
+          <w:p>
+            <w:pPr>
+              <w:spacing w:after="0"/>
+            </w:pPr>
+            <w:r>
+              <w:rPr>
+                <w:rFonts w:ascii="Inter" w:cs="Inter" w:eastAsia="Inter" w:hAnsi="Inter"/>
+                <w:color w:val="454659"/>
+                <w:sz w:val="19"/>
+                <w:szCs w:val="19"/>
+              </w:rPr>
+              <w:t xml:space="preserve">npm run pipeline:zip</w:t>
+            </w:r>
+          </w:p>
+        </w:tc>
+        <w:tc>
+          <w:tcPr>
+            <w:tcMar>
+              <w:top w:type="dxa" w:w="30"/>
+              <w:left w:type="dxa" w:w="80"/>
+              <w:bottom w:type="dxa" w:w="30"/>
+              <w:right w:type="dxa" w:w="80"/>
+            </w:tcMar>
+          </w:tcPr>
+          <w:p>
+            <w:pPr>
+              <w:spacing w:after="0"/>
+            </w:pPr>
+            <w:r>
+              <w:rPr>
+                <w:rFonts w:ascii="Inter" w:cs="Inter" w:eastAsia="Inter" w:hAnsi="Inter"/>
+                <w:color w:val="454659"/>
+                <w:sz w:val="19"/>
+                <w:szCs w:val="19"/>
+              </w:rPr>
+              <w:t xml:space="preserve">Package the declarative pipeline projects for manual import.</w:t>
+            </w:r>
+          </w:p>
+        </w:tc>
+      </w:tr>
+      <w:tr>
+        <w:tc>
+          <w:tcPr>
+            <w:shd w:color="F6F7F8" w:val="solid"/>
+            <w:tcMar>
+              <w:top w:type="dxa" w:w="30"/>
+              <w:left w:type="dxa" w:w="80"/>
+              <w:bottom w:type="dxa" w:w="30"/>
+              <w:right w:type="dxa" w:w="80"/>
+            </w:tcMar>
+          </w:tcPr>
+          <w:p>
+            <w:pPr>
+              <w:spacing w:after="0"/>
+            </w:pPr>
+            <w:r>
+              <w:rPr>
+                <w:rFonts w:ascii="Inter" w:cs="Inter" w:eastAsia="Inter" w:hAnsi="Inter"/>
+                <w:color w:val="454659"/>
+                <w:sz w:val="19"/>
+                <w:szCs w:val="19"/>
+              </w:rPr>
+              <w:t xml:space="preserve">node generators/capture-tenant-screenshots.js</w:t>
+            </w:r>
+          </w:p>
+        </w:tc>
+        <w:tc>
+          <w:tcPr>
+            <w:shd w:color="F6F7F8" w:val="solid"/>
+            <w:tcMar>
+              <w:top w:type="dxa" w:w="30"/>
+              <w:left w:type="dxa" w:w="80"/>
+              <w:bottom w:type="dxa" w:w="30"/>
+              <w:right w:type="dxa" w:w="80"/>
+            </w:tcMar>
+          </w:tcPr>
+          <w:p>
+            <w:pPr>
+              <w:spacing w:after="0"/>
+            </w:pPr>
+            <w:r>
+              <w:rPr>
+                <w:rFonts w:ascii="Inter" w:cs="Inter" w:eastAsia="Inter" w:hAnsi="Inter"/>
+                <w:color w:val="454659"/>
+                <w:sz w:val="19"/>
+                <w:szCs w:val="19"/>
+              </w:rPr>
+              <w:t xml:space="preserve">Refresh the live-tenant screenshots embedded in this guide.</w:t>
+            </w:r>
+          </w:p>
+        </w:tc>
+      </w:tr>
+    </w:tbl>
     <w:tbl>
       <w:tblPr>
         <w:tblW w:type="pct" w:w="100%"/>
@@ -18486,79 +18998,79 @@
                 <w:sz w:val="19"/>
                 <w:szCs w:val="19"/>
               </w:rPr>
-              <w:t xml:space="preserve">WISMO Rate Alert → Teams</w:t>
-            </w:r>
-          </w:p>
-        </w:tc>
-        <w:tc>
-          <w:tcPr>
-            <w:tcMar>
-              <w:top w:type="dxa" w:w="30"/>
-              <w:left w:type="dxa" w:w="80"/>
-              <w:bottom w:type="dxa" w:w="30"/>
-              <w:right w:type="dxa" w:w="80"/>
-            </w:tcMar>
-          </w:tcPr>
-          <w:p>
-            <w:pPr>
-              <w:spacing w:after="0"/>
-            </w:pPr>
-            <w:r>
-              <w:rPr>
-                <w:rFonts w:ascii="Inter" w:cs="Inter" w:eastAsia="Inter" w:hAnsi="Inter"/>
-                <w:color w:val="454659"/>
-                <w:sz w:val="19"/>
-                <w:szCs w:val="19"/>
-              </w:rPr>
-              <w:t xml:space="preserve">Data threshold</w:t>
-            </w:r>
-          </w:p>
-        </w:tc>
-        <w:tc>
-          <w:tcPr>
-            <w:tcMar>
-              <w:top w:type="dxa" w:w="30"/>
-              <w:left w:type="dxa" w:w="80"/>
-              <w:bottom w:type="dxa" w:w="30"/>
-              <w:right w:type="dxa" w:w="80"/>
-            </w:tcMar>
-          </w:tcPr>
-          <w:p>
-            <w:pPr>
-              <w:spacing w:after="0"/>
-            </w:pPr>
-            <w:r>
-              <w:rPr>
-                <w:rFonts w:ascii="Inter" w:cs="Inter" w:eastAsia="Inter" w:hAnsi="Inter"/>
-                <w:color w:val="454659"/>
-                <w:sz w:val="19"/>
-                <w:szCs w:val="19"/>
-              </w:rPr>
-              <w:t xml:space="preserve">Alert when WISMO rate exceeds 40% for any carrier or region combination</w:t>
-            </w:r>
-          </w:p>
-        </w:tc>
-        <w:tc>
-          <w:tcPr>
-            <w:tcMar>
-              <w:top w:type="dxa" w:w="30"/>
-              <w:left w:type="dxa" w:w="80"/>
-              <w:bottom w:type="dxa" w:w="30"/>
-              <w:right w:type="dxa" w:w="80"/>
-            </w:tcMar>
-          </w:tcPr>
-          <w:p>
-            <w:pPr>
-              <w:spacing w:after="0"/>
-            </w:pPr>
-            <w:r>
-              <w:rPr>
-                <w:rFonts w:ascii="Inter" w:cs="Inter" w:eastAsia="Inter" w:hAnsi="Inter"/>
-                <w:color w:val="454659"/>
-                <w:sz w:val="19"/>
-                <w:szCs w:val="19"/>
-              </w:rPr>
-              <w:t xml:space="preserve">Every 30 minutes</w:t>
+              <w:t xml:space="preserve">Stewardship Sprint Summary</w:t>
+            </w:r>
+          </w:p>
+        </w:tc>
+        <w:tc>
+          <w:tcPr>
+            <w:tcMar>
+              <w:top w:type="dxa" w:w="30"/>
+              <w:left w:type="dxa" w:w="80"/>
+              <w:bottom w:type="dxa" w:w="30"/>
+              <w:right w:type="dxa" w:w="80"/>
+            </w:tcMar>
+          </w:tcPr>
+          <w:p>
+            <w:pPr>
+              <w:spacing w:after="0"/>
+            </w:pPr>
+            <w:r>
+              <w:rPr>
+                <w:rFonts w:ascii="Inter" w:cs="Inter" w:eastAsia="Inter" w:hAnsi="Inter"/>
+                <w:color w:val="454659"/>
+                <w:sz w:val="19"/>
+                <w:szCs w:val="19"/>
+              </w:rPr>
+              <w:t xml:space="preserve">Scheduled</w:t>
+            </w:r>
+          </w:p>
+        </w:tc>
+        <w:tc>
+          <w:tcPr>
+            <w:tcMar>
+              <w:top w:type="dxa" w:w="30"/>
+              <w:left w:type="dxa" w:w="80"/>
+              <w:bottom w:type="dxa" w:w="30"/>
+              <w:right w:type="dxa" w:w="80"/>
+            </w:tcMar>
+          </w:tcPr>
+          <w:p>
+            <w:pPr>
+              <w:spacing w:after="0"/>
+            </w:pPr>
+            <w:r>
+              <w:rPr>
+                <w:rFonts w:ascii="Inter" w:cs="Inter" w:eastAsia="Inter" w:hAnsi="Inter"/>
+                <w:color w:val="454659"/>
+                <w:sz w:val="19"/>
+                <w:szCs w:val="19"/>
+              </w:rPr>
+              <w:t xml:space="preserve">Read the Address Cleanup sprint summary via the API Key connector and title the run with it</w:t>
+            </w:r>
+          </w:p>
+        </w:tc>
+        <w:tc>
+          <w:tcPr>
+            <w:tcMar>
+              <w:top w:type="dxa" w:w="30"/>
+              <w:left w:type="dxa" w:w="80"/>
+              <w:bottom w:type="dxa" w:w="30"/>
+              <w:right w:type="dxa" w:w="80"/>
+            </w:tcMar>
+          </w:tcPr>
+          <w:p>
+            <w:pPr>
+              <w:spacing w:after="0"/>
+            </w:pPr>
+            <w:r>
+              <w:rPr>
+                <w:rFonts w:ascii="Inter" w:cs="Inter" w:eastAsia="Inter" w:hAnsi="Inter"/>
+                <w:color w:val="454659"/>
+                <w:sz w:val="19"/>
+                <w:szCs w:val="19"/>
+              </w:rPr>
+              <w:t xml:space="preserve">Daily 07:00 UTC</w:t>
             </w:r>
           </w:p>
         </w:tc>
@@ -20345,7 +20857,7 @@
           <w:sz w:val="30"/>
           <w:szCs w:val="30"/>
         </w:rPr>
-        <w:t xml:space="preserve">14. Stewardship Campaigns</w:t>
+        <w:t xml:space="preserve">14. Stewardship Sprints</w:t>
       </w:r>
     </w:p>
     <w:p>
@@ -20364,7 +20876,7 @@
           <w:sz w:val="21"/>
           <w:szCs w:val="21"/>
         </w:rPr>
-        <w:t xml:space="preserve">Stewardship campaigns assign data quality issues to business users for manual review and resolution, closing the loop between automated detection and human judgment.</w:t>
+        <w:t xml:space="preserve">Stewardship sprints assign data quality issues to business users for manual review and resolution, closing the loop between automated detection and human judgment.</w:t>
       </w:r>
     </w:p>
     <w:p>
@@ -20380,7 +20892,7 @@
           <w:sz w:val="26"/>
           <w:szCs w:val="26"/>
         </w:rPr>
-        <w:t xml:space="preserve">14.1 Create Campaigns</w:t>
+        <w:t xml:space="preserve">14.1 Create Sprints</w:t>
       </w:r>
     </w:p>
     <w:p>
@@ -20399,7 +20911,7 @@
           <w:sz w:val="21"/>
           <w:szCs w:val="21"/>
         </w:rPr>
-        <w:t xml:space="preserve">Create four stewardship campaigns that address MCG's primary data quality challenges:</w:t>
+        <w:t xml:space="preserve">Create four stewardship sprints that address MCG's primary data quality challenges:</w:t>
       </w:r>
     </w:p>
     <w:tbl>
@@ -20475,7 +20987,7 @@
                 <w:sz w:val="19"/>
                 <w:szCs w:val="19"/>
               </w:rPr>
-              <w:t xml:space="preserve">Campaign Name</w:t>
+              <w:t xml:space="preserve">Sprint Name</w:t>
             </w:r>
           </w:p>
         </w:tc>
@@ -21073,7 +21585,7 @@
           <w:sz w:val="26"/>
           <w:szCs w:val="26"/>
         </w:rPr>
-        <w:t xml:space="preserve">14.2 Campaign Setup Steps</w:t>
+        <w:t xml:space="preserve">14.2 Sprint Setup Steps</w:t>
       </w:r>
     </w:p>
     <w:p>
@@ -21092,7 +21604,7 @@
           <w:sz w:val="21"/>
           <w:szCs w:val="21"/>
         </w:rPr>
-        <w:t xml:space="preserve">For each campaign:</w:t>
+        <w:t xml:space="preserve">For each sprint:</w:t>
       </w:r>
     </w:p>
     <w:p>
@@ -21148,7 +21660,7 @@
           <w:sz w:val="21"/>
           <w:szCs w:val="21"/>
         </w:rPr>
-        <w:t xml:space="preserve">Click Create Campaign</w:t>
+        <w:t xml:space="preserve">Click Create Sprint</w:t>
       </w:r>
     </w:p>
     <w:p>
@@ -21204,7 +21716,7 @@
           <w:sz w:val="21"/>
           <w:szCs w:val="21"/>
         </w:rPr>
-        <w:t xml:space="preserve">Set the campaign name and description</w:t>
+        <w:t xml:space="preserve">Set the sprint name and description</w:t>
       </w:r>
     </w:p>
     <w:p>
@@ -21288,7 +21800,7 @@
           <w:sz w:val="21"/>
           <w:szCs w:val="21"/>
         </w:rPr>
-        <w:t xml:space="preserve">Activate the campaign</w:t>
+        <w:t xml:space="preserve">Activate the sprint</w:t>
       </w:r>
     </w:p>
     <w:tbl>
@@ -21354,7 +21866,7 @@
                 <w:sz w:val="20"/>
                 <w:szCs w:val="20"/>
               </w:rPr>
-              <w:t xml:space="preserve">[Screenshot: Stewardship campaign setup screen showing the candidate record filter and reviewer assignment]</w:t>
+              <w:t xml:space="preserve">[Screenshot: Stewardship sprint setup screen showing the candidate record filter and reviewer assignment]</w:t>
             </w:r>
           </w:p>
         </w:tc>
@@ -21423,7 +21935,7 @@
                 <w:sz w:val="20"/>
                 <w:szCs w:val="20"/>
               </w:rPr>
-              <w:t xml:space="preserve">For demonstration purposes, resolve a few records in each campaign before the demo to show the workflow. Aim for 5-10 resolved records per campaign to demonstrate the before/after experience.</w:t>
+              <w:t xml:space="preserve">For demonstration purposes, resolve a few records in each sprint before the demo to show the workflow. Aim for 5-10 resolved records per sprint to demonstrate the before/after experience.</w:t>
             </w:r>
           </w:p>
         </w:tc>
@@ -23574,31 +24086,31 @@
                 <w:sz w:val="19"/>
                 <w:szCs w:val="19"/>
               </w:rPr>
-              <w:t xml:space="preserve">Open stewardship campaigns</w:t>
-            </w:r>
-          </w:p>
-        </w:tc>
-        <w:tc>
-          <w:tcPr>
-            <w:tcMar>
-              <w:top w:type="dxa" w:w="30"/>
-              <w:left w:type="dxa" w:w="80"/>
-              <w:bottom w:type="dxa" w:w="30"/>
-              <w:right w:type="dxa" w:w="80"/>
-            </w:tcMar>
-          </w:tcPr>
-          <w:p>
-            <w:pPr>
-              <w:spacing w:after="0"/>
-            </w:pPr>
-            <w:r>
-              <w:rPr>
-                <w:rFonts w:ascii="Inter" w:cs="Inter" w:eastAsia="Inter" w:hAnsi="Inter"/>
-                <w:color w:val="454659"/>
-                <w:sz w:val="19"/>
-                <w:szCs w:val="19"/>
-              </w:rPr>
-              <w:t xml:space="preserve">4 campaigns active with candidates</w:t>
+              <w:t xml:space="preserve">Open stewardship sprints</w:t>
+            </w:r>
+          </w:p>
+        </w:tc>
+        <w:tc>
+          <w:tcPr>
+            <w:tcMar>
+              <w:top w:type="dxa" w:w="30"/>
+              <w:left w:type="dxa" w:w="80"/>
+              <w:bottom w:type="dxa" w:w="30"/>
+              <w:right w:type="dxa" w:w="80"/>
+            </w:tcMar>
+          </w:tcPr>
+          <w:p>
+            <w:pPr>
+              <w:spacing w:after="0"/>
+            </w:pPr>
+            <w:r>
+              <w:rPr>
+                <w:rFonts w:ascii="Inter" w:cs="Inter" w:eastAsia="Inter" w:hAnsi="Inter"/>
+                <w:color w:val="454659"/>
+                <w:sz w:val="19"/>
+                <w:szCs w:val="19"/>
+              </w:rPr>
+              <w:t xml:space="preserve">4 sprints active with candidates</w:t>
             </w:r>
           </w:p>
         </w:tc>

--- a/documents/MCG_Setup_Guide.docx
+++ b/documents/MCG_Setup_Guide.docx
@@ -2460,7 +2460,7 @@
                 <w:sz w:val="19"/>
                 <w:szCs w:val="19"/>
               </w:rPr>
-              <w:t xml:space="preserve">PostgreSQL, Salesforce, Kafka, S3 and Athena</w:t>
+              <w:t xml:space="preserve">PostgreSQL, MySQL, Kafka, S3 and Athena</w:t>
             </w:r>
           </w:p>
         </w:tc>
@@ -6986,7 +6986,7 @@
           <w:sz w:val="21"/>
           <w:szCs w:val="21"/>
         </w:rPr>
-        <w:t xml:space="preserve">Salesforce, Amazon S3, and Amazon Athena are credentialed connectors — create them in Qlik Cloud (Data → Create connection) and supply their OAuth/IAM credentials.</w:t>
+        <w:t xml:space="preserve">Amazon S3 and Amazon Athena are credentialed connectors — create them in Qlik Cloud (Data → Create connection) and supply their OAuth/IAM credentials.</w:t>
       </w:r>
     </w:p>
     <w:tbl>
@@ -10409,7 +10409,7 @@
           <w:sz w:val="26"/>
           <w:szCs w:val="26"/>
         </w:rPr>
-        <w:t xml:space="preserve">7.3 Salesforce Connection (CRM)</w:t>
+        <w:t xml:space="preserve">7.3 Meridian CRM Connection (CRM)</w:t>
       </w:r>
     </w:p>
     <w:p>
@@ -10428,7 +10428,7 @@
           <w:sz w:val="21"/>
           <w:szCs w:val="21"/>
         </w:rPr>
-        <w:t xml:space="preserve">This connection provides customer and order data from Salesforce CRM.</w:t>
+        <w:t xml:space="preserve">This connection provides customer and order data from Meridian CRM.</w:t>
       </w:r>
     </w:p>
     <w:p>
@@ -10484,7 +10484,7 @@
           <w:sz w:val="21"/>
           <w:szCs w:val="21"/>
         </w:rPr>
-        <w:t xml:space="preserve">Select Salesforce as the connection type</w:t>
+        <w:t xml:space="preserve">Select MySQL as the connection type (a replication source, bound to the Data Movement gateway)</w:t>
       </w:r>
     </w:p>
     <w:p>
@@ -10637,7 +10637,7 @@
                 <w:sz w:val="19"/>
                 <w:szCs w:val="19"/>
               </w:rPr>
-              <w:t xml:space="preserve">MCG-Salesforce-CRM</w:t>
+              <w:t xml:space="preserve">MCG-CRM-Database</w:t>
             </w:r>
           </w:p>
         </w:tc>
@@ -10687,7 +10687,7 @@
                 <w:sz w:val="19"/>
                 <w:szCs w:val="19"/>
               </w:rPr>
-              <w:t xml:space="preserve">your-salesforce-username</w:t>
+              <w:t xml:space="preserve">qlik_cdc</w:t>
             </w:r>
           </w:p>
         </w:tc>
@@ -10765,31 +10765,31 @@
                 <w:sz w:val="19"/>
                 <w:szCs w:val="19"/>
               </w:rPr>
-              <w:t xml:space="preserve">Security token</w:t>
-            </w:r>
-          </w:p>
-        </w:tc>
-        <w:tc>
-          <w:tcPr>
-            <w:tcMar>
-              <w:top w:type="dxa" w:w="30"/>
-              <w:left w:type="dxa" w:w="80"/>
-              <w:bottom w:type="dxa" w:w="30"/>
-              <w:right w:type="dxa" w:w="80"/>
-            </w:tcMar>
-          </w:tcPr>
-          <w:p>
-            <w:pPr>
-              <w:spacing w:after="0"/>
-            </w:pPr>
-            <w:r>
-              <w:rPr>
-                <w:rFonts w:ascii="Inter" w:cs="Inter" w:eastAsia="Inter" w:hAnsi="Inter"/>
-                <w:color w:val="454659"/>
-                <w:sz w:val="19"/>
-                <w:szCs w:val="19"/>
-              </w:rPr>
-              <w:t xml:space="preserve">From Salesforce: Settings → Personal → Reset Security Token</w:t>
+              <w:t xml:space="preserve">Password</w:t>
+            </w:r>
+          </w:p>
+        </w:tc>
+        <w:tc>
+          <w:tcPr>
+            <w:tcMar>
+              <w:top w:type="dxa" w:w="30"/>
+              <w:left w:type="dxa" w:w="80"/>
+              <w:bottom w:type="dxa" w:w="30"/>
+              <w:right w:type="dxa" w:w="80"/>
+            </w:tcMar>
+          </w:tcPr>
+          <w:p>
+            <w:pPr>
+              <w:spacing w:after="0"/>
+            </w:pPr>
+            <w:r>
+              <w:rPr>
+                <w:rFonts w:ascii="Inter" w:cs="Inter" w:eastAsia="Inter" w:hAnsi="Inter"/>
+                <w:color w:val="454659"/>
+                <w:sz w:val="19"/>
+                <w:szCs w:val="19"/>
+              </w:rPr>
+              <w:t xml:space="preserve">The MYSQL_PASSWORD value from infrastructure/.env</w:t>
             </w:r>
           </w:p>
         </w:tc>
@@ -10820,7 +10820,7 @@
           <w:sz w:val="21"/>
           <w:szCs w:val="21"/>
         </w:rPr>
-        <w:t xml:space="preserve">After connecting, select these Salesforce objects:</w:t>
+        <w:t xml:space="preserve">After connecting, select these CRM tables:</w:t>
       </w:r>
     </w:p>
     <w:p>
@@ -10870,7 +10870,7 @@
           <w:sz w:val="21"/>
           <w:szCs w:val="21"/>
         </w:rPr>
-        <w:t xml:space="preserve">MCG_Order__c (custom object)</w:t>
+        <w:t xml:space="preserve">crm_orders (custom object)</w:t>
       </w:r>
     </w:p>
     <w:p>
@@ -10895,7 +10895,7 @@
           <w:sz w:val="21"/>
           <w:szCs w:val="21"/>
         </w:rPr>
-        <w:t xml:space="preserve">MCG_Product__c (custom object)</w:t>
+        <w:t xml:space="preserve">crm_products (custom object)</w:t>
       </w:r>
     </w:p>
     <w:tbl>
@@ -10961,7 +10961,7 @@
                 <w:sz w:val="20"/>
                 <w:szCs w:val="20"/>
               </w:rPr>
-              <w:t xml:space="preserve">[Screenshot: Salesforce connector configuration in Qlik Cloud showing the object selection screen with Contact, MCG_Order__c, and MCG_Product__c selected]</w:t>
+              <w:t xml:space="preserve">[Screenshot: MySQL CDC connector configuration in Qlik Cloud showing the table selection screen with Contact, crm_orders, and crm_products selected]</w:t>
             </w:r>
           </w:p>
         </w:tc>
@@ -11030,7 +11030,7 @@
                 <w:sz w:val="20"/>
                 <w:szCs w:val="20"/>
               </w:rPr>
-              <w:t xml:space="preserve">The MCG_Order__c and MCG_Product__c custom objects must exist in your Salesforce org. If you are using a fresh Developer Edition, run the Salesforce setup script first: npm run sf:setup</w:t>
+              <w:t xml:space="preserve">The crm_contacts, crm_orders and crm_products tables must exist in the Meridian CRM database. The seeder creates them and loads the demo population: npm run db:seed</w:t>
             </w:r>
           </w:p>
         </w:tc>
@@ -12169,7 +12169,7 @@
           <w:sz w:val="21"/>
           <w:szCs w:val="21"/>
         </w:rPr>
-        <w:t xml:space="preserve">This is the primary way to deploy the MCG pipelines. Two Open Lakehouse projects are defined as version-controlled YAML under deploy/pipelines/ (QTCP declarative pipelines preview): mcg-batch-pipeline (WMS CDC + Salesforce CRM → silver → gold) and mcg-streaming-pipeline (Kafka IoT → silver). Both import as Step 13 of npm run deploy.</w:t>
+        <w:t xml:space="preserve">This is the primary way to deploy the MCG pipelines. Two Open Lakehouse projects are defined as version-controlled YAML under deploy/pipelines/ (QTCP declarative pipelines preview): mcg-batch-pipeline (WMS CDC + Meridian CRM → silver → gold) and mcg-streaming-pipeline (Kafka IoT → silver). Both import as Step 13 of npm run deploy.</w:t>
       </w:r>
     </w:p>
     <w:p>
@@ -13292,7 +13292,7 @@
           <w:sz w:val="22"/>
           <w:szCs w:val="22"/>
         </w:rPr>
-        <w:t xml:space="preserve">API Pipelines (Salesforce → Bronze)</w:t>
+        <w:t xml:space="preserve">CRM Pipelines (MySQL → Bronze)</w:t>
       </w:r>
     </w:p>
     <w:p>
@@ -13311,7 +13311,7 @@
           <w:sz w:val="21"/>
           <w:szCs w:val="21"/>
         </w:rPr>
-        <w:t xml:space="preserve">These pipelines use REST API extraction to pull Salesforce data on a schedule. A rename rule maps the Salesforce objects to the bronze table names:</w:t>
+        <w:t xml:space="preserve">These pipelines use REST API extraction to pull Meridian CRM data on a schedule. A rename rule maps the CRM tables to the bronze table names:</w:t>
       </w:r>
     </w:p>
     <w:tbl>
@@ -13517,7 +13517,7 @@
                 <w:sz w:val="19"/>
                 <w:szCs w:val="19"/>
               </w:rPr>
-              <w:t xml:space="preserve">bronze.sf_contacts</w:t>
+              <w:t xml:space="preserve">bronze.crm_contacts</w:t>
             </w:r>
           </w:p>
         </w:tc>
@@ -13592,31 +13592,31 @@
                 <w:sz w:val="19"/>
                 <w:szCs w:val="19"/>
               </w:rPr>
-              <w:t xml:space="preserve">MCG_Order__c</w:t>
-            </w:r>
-          </w:p>
-        </w:tc>
-        <w:tc>
-          <w:tcPr>
-            <w:tcMar>
-              <w:top w:type="dxa" w:w="30"/>
-              <w:left w:type="dxa" w:w="80"/>
-              <w:bottom w:type="dxa" w:w="30"/>
-              <w:right w:type="dxa" w:w="80"/>
-            </w:tcMar>
-          </w:tcPr>
-          <w:p>
-            <w:pPr>
-              <w:spacing w:after="0"/>
-            </w:pPr>
-            <w:r>
-              <w:rPr>
-                <w:rFonts w:ascii="Inter" w:cs="Inter" w:eastAsia="Inter" w:hAnsi="Inter"/>
-                <w:color w:val="454659"/>
-                <w:sz w:val="19"/>
-                <w:szCs w:val="19"/>
-              </w:rPr>
-              <w:t xml:space="preserve">bronze.sf_orders</w:t>
+              <w:t xml:space="preserve">crm_orders</w:t>
+            </w:r>
+          </w:p>
+        </w:tc>
+        <w:tc>
+          <w:tcPr>
+            <w:tcMar>
+              <w:top w:type="dxa" w:w="30"/>
+              <w:left w:type="dxa" w:w="80"/>
+              <w:bottom w:type="dxa" w:w="30"/>
+              <w:right w:type="dxa" w:w="80"/>
+            </w:tcMar>
+          </w:tcPr>
+          <w:p>
+            <w:pPr>
+              <w:spacing w:after="0"/>
+            </w:pPr>
+            <w:r>
+              <w:rPr>
+                <w:rFonts w:ascii="Inter" w:cs="Inter" w:eastAsia="Inter" w:hAnsi="Inter"/>
+                <w:color w:val="454659"/>
+                <w:sz w:val="19"/>
+                <w:szCs w:val="19"/>
+              </w:rPr>
+              <w:t xml:space="preserve">bronze.crm_orders</w:t>
             </w:r>
           </w:p>
         </w:tc>
@@ -13692,32 +13692,32 @@
                 <w:sz w:val="19"/>
                 <w:szCs w:val="19"/>
               </w:rPr>
-              <w:t xml:space="preserve">MCG_Product__c</w:t>
-            </w:r>
-          </w:p>
-        </w:tc>
-        <w:tc>
-          <w:tcPr>
-            <w:shd w:color="F6F7F8" w:val="solid"/>
-            <w:tcMar>
-              <w:top w:type="dxa" w:w="30"/>
-              <w:left w:type="dxa" w:w="80"/>
-              <w:bottom w:type="dxa" w:w="30"/>
-              <w:right w:type="dxa" w:w="80"/>
-            </w:tcMar>
-          </w:tcPr>
-          <w:p>
-            <w:pPr>
-              <w:spacing w:after="0"/>
-            </w:pPr>
-            <w:r>
-              <w:rPr>
-                <w:rFonts w:ascii="Inter" w:cs="Inter" w:eastAsia="Inter" w:hAnsi="Inter"/>
-                <w:color w:val="454659"/>
-                <w:sz w:val="19"/>
-                <w:szCs w:val="19"/>
-              </w:rPr>
-              <w:t xml:space="preserve">bronze.sf_products</w:t>
+              <w:t xml:space="preserve">crm_products</w:t>
+            </w:r>
+          </w:p>
+        </w:tc>
+        <w:tc>
+          <w:tcPr>
+            <w:shd w:color="F6F7F8" w:val="solid"/>
+            <w:tcMar>
+              <w:top w:type="dxa" w:w="30"/>
+              <w:left w:type="dxa" w:w="80"/>
+              <w:bottom w:type="dxa" w:w="30"/>
+              <w:right w:type="dxa" w:w="80"/>
+            </w:tcMar>
+          </w:tcPr>
+          <w:p>
+            <w:pPr>
+              <w:spacing w:after="0"/>
+            </w:pPr>
+            <w:r>
+              <w:rPr>
+                <w:rFonts w:ascii="Inter" w:cs="Inter" w:eastAsia="Inter" w:hAnsi="Inter"/>
+                <w:color w:val="454659"/>
+                <w:sz w:val="19"/>
+                <w:szCs w:val="19"/>
+              </w:rPr>
+              <w:t xml:space="preserve">bronze.crm_products</w:t>
             </w:r>
           </w:p>
         </w:tc>
@@ -14526,7 +14526,7 @@
                 <w:sz w:val="19"/>
                 <w:szCs w:val="19"/>
               </w:rPr>
-              <w:t xml:space="preserve">bronze.sf_contacts</w:t>
+              <w:t xml:space="preserve">bronze.crm_contacts</w:t>
             </w:r>
           </w:p>
         </w:tc>
@@ -14602,7 +14602,7 @@
                 <w:sz w:val="19"/>
                 <w:szCs w:val="19"/>
               </w:rPr>
-              <w:t xml:space="preserve">bronze.sf_products</w:t>
+              <w:t xml:space="preserve">bronze.crm_products</w:t>
             </w:r>
           </w:p>
         </w:tc>
@@ -14677,7 +14677,7 @@
                 <w:sz w:val="19"/>
                 <w:szCs w:val="19"/>
               </w:rPr>
-              <w:t xml:space="preserve">bronze.sf_products</w:t>
+              <w:t xml:space="preserve">bronze.crm_products</w:t>
             </w:r>
           </w:p>
         </w:tc>
@@ -14753,7 +14753,7 @@
                 <w:sz w:val="19"/>
                 <w:szCs w:val="19"/>
               </w:rPr>
-              <w:t xml:space="preserve">bronze.sf_orders + bronze.shipments</w:t>
+              <w:t xml:space="preserve">bronze.crm_orders + bronze.shipments</w:t>
             </w:r>
           </w:p>
         </w:tc>
@@ -23162,7 +23162,7 @@
                 <w:sz w:val="19"/>
                 <w:szCs w:val="19"/>
               </w:rPr>
-              <w:t xml:space="preserve">Salesforce Connection</w:t>
+              <w:t xml:space="preserve">Meridian CRM Connection</w:t>
             </w:r>
           </w:p>
         </w:tc>

--- a/documents/MCG_Setup_Guide.docx
+++ b/documents/MCG_Setup_Guide.docx
@@ -10870,7 +10870,7 @@
           <w:sz w:val="21"/>
           <w:szCs w:val="21"/>
         </w:rPr>
-        <w:t xml:space="preserve">crm_orders (custom object)</w:t>
+        <w:t xml:space="preserve">crm_orders (table)</w:t>
       </w:r>
     </w:p>
     <w:p>
@@ -10895,7 +10895,7 @@
           <w:sz w:val="21"/>
           <w:szCs w:val="21"/>
         </w:rPr>
-        <w:t xml:space="preserve">crm_products (custom object)</w:t>
+        <w:t xml:space="preserve">crm_products (table)</w:t>
       </w:r>
     </w:p>
     <w:tbl>

--- a/documents/MCG_Setup_Guide.docx
+++ b/documents/MCG_Setup_Guide.docx
@@ -484,6 +484,925 @@
           <w:szCs w:val="30"/>
         </w:rPr>
         <w:t xml:space="preserve">1. Prerequisites</w:t>
+      </w:r>
+    </w:p>
+    <w:p>
+      <w:pPr>
+        <w:spacing w:after="120" w:before="280"/>
+      </w:pPr>
+      <w:r>
+        <w:rPr>
+          <w:rFonts w:ascii="Inter" w:cs="Inter" w:eastAsia="Inter" w:hAnsi="Inter"/>
+          <w:b/>
+          <w:bCs/>
+          <w:color w:val="006580"/>
+          <w:sz w:val="26"/>
+          <w:szCs w:val="26"/>
+        </w:rPr>
+        <w:t xml:space="preserve">1.0 Pick a data path first</w:t>
+      </w:r>
+    </w:p>
+    <w:p>
+      <w:pPr>
+        <w:spacing w:after="120"/>
+        <w:jc w:val="left"/>
+      </w:pPr>
+      <w:r>
+        <w:rPr>
+          <w:rFonts w:ascii="Inter" w:cs="Inter" w:eastAsia="Inter" w:hAnsi="Inter"/>
+          <w:b w:val="false"/>
+          <w:bCs w:val="false"/>
+          <w:i w:val="false"/>
+          <w:iCs w:val="false"/>
+          <w:color w:val="454659"/>
+          <w:sz w:val="21"/>
+          <w:szCs w:val="21"/>
+        </w:rPr>
+        <w:t xml:space="preserve">Everything in this section depends on one choice, and it is the choice that decides how much infrastructure you actually need.</w:t>
+      </w:r>
+    </w:p>
+    <w:tbl>
+      <w:tblPr>
+        <w:tblW w:type="pct" w:w="100%"/>
+        <w:tblBorders>
+          <w:top w:val="single" w:color="auto" w:sz="4"/>
+          <w:left w:val="single" w:color="auto" w:sz="4"/>
+          <w:bottom w:val="single" w:color="auto" w:sz="4"/>
+          <w:right w:val="single" w:color="auto" w:sz="4"/>
+          <w:insideH w:val="single" w:color="auto" w:sz="4"/>
+          <w:insideV w:val="single" w:color="auto" w:sz="4"/>
+        </w:tblBorders>
+      </w:tblPr>
+      <w:tblGrid>
+        <w:gridCol w:w="100"/>
+        <w:gridCol w:w="100"/>
+        <w:gridCol w:w="100"/>
+      </w:tblGrid>
+      <w:tr>
+        <w:trPr>
+          <w:tblHeader/>
+        </w:trPr>
+        <w:tc>
+          <w:tcPr>
+            <w:shd w:color="006580" w:val="solid"/>
+            <w:tcMar>
+              <w:top w:type="dxa" w:w="40"/>
+              <w:left w:type="dxa" w:w="80"/>
+              <w:bottom w:type="dxa" w:w="40"/>
+              <w:right w:type="dxa" w:w="80"/>
+            </w:tcMar>
+          </w:tcPr>
+          <w:p>
+            <w:pPr>
+              <w:spacing w:after="0"/>
+            </w:pPr>
+            <w:r>
+              <w:rPr>
+                <w:rFonts w:ascii="Inter" w:cs="Inter" w:eastAsia="Inter" w:hAnsi="Inter"/>
+                <w:b/>
+                <w:bCs/>
+                <w:color w:val="FFFFFF"/>
+                <w:sz w:val="19"/>
+                <w:szCs w:val="19"/>
+              </w:rPr>
+              <w:t xml:space="preserve"/>
+            </w:r>
+          </w:p>
+        </w:tc>
+        <w:tc>
+          <w:tcPr>
+            <w:shd w:color="006580" w:val="solid"/>
+            <w:tcMar>
+              <w:top w:type="dxa" w:w="40"/>
+              <w:left w:type="dxa" w:w="80"/>
+              <w:bottom w:type="dxa" w:w="40"/>
+              <w:right w:type="dxa" w:w="80"/>
+            </w:tcMar>
+          </w:tcPr>
+          <w:p>
+            <w:pPr>
+              <w:spacing w:after="0"/>
+            </w:pPr>
+            <w:r>
+              <w:rPr>
+                <w:rFonts w:ascii="Inter" w:cs="Inter" w:eastAsia="Inter" w:hAnsi="Inter"/>
+                <w:b/>
+                <w:bCs/>
+                <w:color w:val="FFFFFF"/>
+                <w:sz w:val="19"/>
+                <w:szCs w:val="19"/>
+              </w:rPr>
+              <w:t xml:space="preserve">QVD staging</w:t>
+            </w:r>
+          </w:p>
+        </w:tc>
+        <w:tc>
+          <w:tcPr>
+            <w:shd w:color="006580" w:val="solid"/>
+            <w:tcMar>
+              <w:top w:type="dxa" w:w="40"/>
+              <w:left w:type="dxa" w:w="80"/>
+              <w:bottom w:type="dxa" w:w="40"/>
+              <w:right w:type="dxa" w:w="80"/>
+            </w:tcMar>
+          </w:tcPr>
+          <w:p>
+            <w:pPr>
+              <w:spacing w:after="0"/>
+            </w:pPr>
+            <w:r>
+              <w:rPr>
+                <w:rFonts w:ascii="Inter" w:cs="Inter" w:eastAsia="Inter" w:hAnsi="Inter"/>
+                <w:b/>
+                <w:bCs/>
+                <w:color w:val="FFFFFF"/>
+                <w:sz w:val="19"/>
+                <w:szCs w:val="19"/>
+              </w:rPr>
+              <w:t xml:space="preserve">Gateway CDC</w:t>
+            </w:r>
+          </w:p>
+        </w:tc>
+      </w:tr>
+      <w:tr>
+        <w:tc>
+          <w:tcPr>
+            <w:shd w:color="F6F7F8" w:val="solid"/>
+            <w:tcMar>
+              <w:top w:type="dxa" w:w="30"/>
+              <w:left w:type="dxa" w:w="80"/>
+              <w:bottom w:type="dxa" w:w="30"/>
+              <w:right w:type="dxa" w:w="80"/>
+            </w:tcMar>
+          </w:tcPr>
+          <w:p>
+            <w:pPr>
+              <w:spacing w:after="0"/>
+            </w:pPr>
+            <w:r>
+              <w:rPr>
+                <w:rFonts w:ascii="Inter" w:cs="Inter" w:eastAsia="Inter" w:hAnsi="Inter"/>
+                <w:color w:val="454659"/>
+                <w:sz w:val="19"/>
+                <w:szCs w:val="19"/>
+              </w:rPr>
+              <w:t xml:space="preserve">Config</w:t>
+            </w:r>
+          </w:p>
+        </w:tc>
+        <w:tc>
+          <w:tcPr>
+            <w:shd w:color="F6F7F8" w:val="solid"/>
+            <w:tcMar>
+              <w:top w:type="dxa" w:w="30"/>
+              <w:left w:type="dxa" w:w="80"/>
+              <w:bottom w:type="dxa" w:w="30"/>
+              <w:right w:type="dxa" w:w="80"/>
+            </w:tcMar>
+          </w:tcPr>
+          <w:p>
+            <w:pPr>
+              <w:spacing w:after="0"/>
+            </w:pPr>
+            <w:r>
+              <w:rPr>
+                <w:rFonts w:ascii="Inter" w:cs="Inter" w:eastAsia="Inter" w:hAnsi="Inter"/>
+                <w:color w:val="454659"/>
+                <w:sz w:val="19"/>
+                <w:szCs w:val="19"/>
+              </w:rPr>
+              <w:t xml:space="preserve">deployMode: "qvd"</w:t>
+            </w:r>
+          </w:p>
+        </w:tc>
+        <w:tc>
+          <w:tcPr>
+            <w:shd w:color="F6F7F8" w:val="solid"/>
+            <w:tcMar>
+              <w:top w:type="dxa" w:w="30"/>
+              <w:left w:type="dxa" w:w="80"/>
+              <w:bottom w:type="dxa" w:w="30"/>
+              <w:right w:type="dxa" w:w="80"/>
+            </w:tcMar>
+          </w:tcPr>
+          <w:p>
+            <w:pPr>
+              <w:spacing w:after="0"/>
+            </w:pPr>
+            <w:r>
+              <w:rPr>
+                <w:rFonts w:ascii="Inter" w:cs="Inter" w:eastAsia="Inter" w:hAnsi="Inter"/>
+                <w:color w:val="454659"/>
+                <w:sz w:val="19"/>
+                <w:szCs w:val="19"/>
+              </w:rPr>
+              <w:t xml:space="preserve">deployMode: "gateway"</w:t>
+            </w:r>
+          </w:p>
+        </w:tc>
+      </w:tr>
+      <w:tr>
+        <w:tc>
+          <w:tcPr>
+            <w:tcMar>
+              <w:top w:type="dxa" w:w="30"/>
+              <w:left w:type="dxa" w:w="80"/>
+              <w:bottom w:type="dxa" w:w="30"/>
+              <w:right w:type="dxa" w:w="80"/>
+            </w:tcMar>
+          </w:tcPr>
+          <w:p>
+            <w:pPr>
+              <w:spacing w:after="0"/>
+            </w:pPr>
+            <w:r>
+              <w:rPr>
+                <w:rFonts w:ascii="Inter" w:cs="Inter" w:eastAsia="Inter" w:hAnsi="Inter"/>
+                <w:color w:val="454659"/>
+                <w:sz w:val="19"/>
+                <w:szCs w:val="19"/>
+              </w:rPr>
+              <w:t xml:space="preserve">Command</w:t>
+            </w:r>
+          </w:p>
+        </w:tc>
+        <w:tc>
+          <w:tcPr>
+            <w:tcMar>
+              <w:top w:type="dxa" w:w="30"/>
+              <w:left w:type="dxa" w:w="80"/>
+              <w:bottom w:type="dxa" w:w="30"/>
+              <w:right w:type="dxa" w:w="80"/>
+            </w:tcMar>
+          </w:tcPr>
+          <w:p>
+            <w:pPr>
+              <w:spacing w:after="0"/>
+            </w:pPr>
+            <w:r>
+              <w:rPr>
+                <w:rFonts w:ascii="Inter" w:cs="Inter" w:eastAsia="Inter" w:hAnsi="Inter"/>
+                <w:color w:val="454659"/>
+                <w:sz w:val="19"/>
+                <w:szCs w:val="19"/>
+              </w:rPr>
+              <w:t xml:space="preserve">npm run deploy:qvd</w:t>
+            </w:r>
+          </w:p>
+        </w:tc>
+        <w:tc>
+          <w:tcPr>
+            <w:tcMar>
+              <w:top w:type="dxa" w:w="30"/>
+              <w:left w:type="dxa" w:w="80"/>
+              <w:bottom w:type="dxa" w:w="30"/>
+              <w:right w:type="dxa" w:w="80"/>
+            </w:tcMar>
+          </w:tcPr>
+          <w:p>
+            <w:pPr>
+              <w:spacing w:after="0"/>
+            </w:pPr>
+            <w:r>
+              <w:rPr>
+                <w:rFonts w:ascii="Inter" w:cs="Inter" w:eastAsia="Inter" w:hAnsi="Inter"/>
+                <w:color w:val="454659"/>
+                <w:sz w:val="19"/>
+                <w:szCs w:val="19"/>
+              </w:rPr>
+              <w:t xml:space="preserve">npm run deploy:gateway</w:t>
+            </w:r>
+          </w:p>
+        </w:tc>
+      </w:tr>
+      <w:tr>
+        <w:tc>
+          <w:tcPr>
+            <w:shd w:color="F6F7F8" w:val="solid"/>
+            <w:tcMar>
+              <w:top w:type="dxa" w:w="30"/>
+              <w:left w:type="dxa" w:w="80"/>
+              <w:bottom w:type="dxa" w:w="30"/>
+              <w:right w:type="dxa" w:w="80"/>
+            </w:tcMar>
+          </w:tcPr>
+          <w:p>
+            <w:pPr>
+              <w:spacing w:after="0"/>
+            </w:pPr>
+            <w:r>
+              <w:rPr>
+                <w:rFonts w:ascii="Inter" w:cs="Inter" w:eastAsia="Inter" w:hAnsi="Inter"/>
+                <w:color w:val="454659"/>
+                <w:sz w:val="19"/>
+                <w:szCs w:val="19"/>
+              </w:rPr>
+              <w:t xml:space="preserve">Data Movement Gateway</w:t>
+            </w:r>
+          </w:p>
+        </w:tc>
+        <w:tc>
+          <w:tcPr>
+            <w:shd w:color="F6F7F8" w:val="solid"/>
+            <w:tcMar>
+              <w:top w:type="dxa" w:w="30"/>
+              <w:left w:type="dxa" w:w="80"/>
+              <w:bottom w:type="dxa" w:w="30"/>
+              <w:right w:type="dxa" w:w="80"/>
+            </w:tcMar>
+          </w:tcPr>
+          <w:p>
+            <w:pPr>
+              <w:spacing w:after="0"/>
+            </w:pPr>
+            <w:r>
+              <w:rPr>
+                <w:rFonts w:ascii="Inter" w:cs="Inter" w:eastAsia="Inter" w:hAnsi="Inter"/>
+                <w:color w:val="454659"/>
+                <w:sz w:val="19"/>
+                <w:szCs w:val="19"/>
+              </w:rPr>
+              <w:t xml:space="preserve">not needed</w:t>
+            </w:r>
+          </w:p>
+        </w:tc>
+        <w:tc>
+          <w:tcPr>
+            <w:shd w:color="F6F7F8" w:val="solid"/>
+            <w:tcMar>
+              <w:top w:type="dxa" w:w="30"/>
+              <w:left w:type="dxa" w:w="80"/>
+              <w:bottom w:type="dxa" w:w="30"/>
+              <w:right w:type="dxa" w:w="80"/>
+            </w:tcMar>
+          </w:tcPr>
+          <w:p>
+            <w:pPr>
+              <w:spacing w:after="0"/>
+            </w:pPr>
+            <w:r>
+              <w:rPr>
+                <w:rFonts w:ascii="Inter" w:cs="Inter" w:eastAsia="Inter" w:hAnsi="Inter"/>
+                <w:color w:val="454659"/>
+                <w:sz w:val="19"/>
+                <w:szCs w:val="19"/>
+              </w:rPr>
+              <w:t xml:space="preserve">required, registered and connected</w:t>
+            </w:r>
+          </w:p>
+        </w:tc>
+      </w:tr>
+      <w:tr>
+        <w:tc>
+          <w:tcPr>
+            <w:tcMar>
+              <w:top w:type="dxa" w:w="30"/>
+              <w:left w:type="dxa" w:w="80"/>
+              <w:bottom w:type="dxa" w:w="30"/>
+              <w:right w:type="dxa" w:w="80"/>
+            </w:tcMar>
+          </w:tcPr>
+          <w:p>
+            <w:pPr>
+              <w:spacing w:after="0"/>
+            </w:pPr>
+            <w:r>
+              <w:rPr>
+                <w:rFonts w:ascii="Inter" w:cs="Inter" w:eastAsia="Inter" w:hAnsi="Inter"/>
+                <w:color w:val="454659"/>
+                <w:sz w:val="19"/>
+                <w:szCs w:val="19"/>
+              </w:rPr>
+              <w:t xml:space="preserve">Inbound path to your databases</w:t>
+            </w:r>
+          </w:p>
+        </w:tc>
+        <w:tc>
+          <w:tcPr>
+            <w:tcMar>
+              <w:top w:type="dxa" w:w="30"/>
+              <w:left w:type="dxa" w:w="80"/>
+              <w:bottom w:type="dxa" w:w="30"/>
+              <w:right w:type="dxa" w:w="80"/>
+            </w:tcMar>
+          </w:tcPr>
+          <w:p>
+            <w:pPr>
+              <w:spacing w:after="0"/>
+            </w:pPr>
+            <w:r>
+              <w:rPr>
+                <w:rFonts w:ascii="Inter" w:cs="Inter" w:eastAsia="Inter" w:hAnsi="Inter"/>
+                <w:color w:val="454659"/>
+                <w:sz w:val="19"/>
+                <w:szCs w:val="19"/>
+              </w:rPr>
+              <w:t xml:space="preserve">not needed</w:t>
+            </w:r>
+          </w:p>
+        </w:tc>
+        <w:tc>
+          <w:tcPr>
+            <w:tcMar>
+              <w:top w:type="dxa" w:w="30"/>
+              <w:left w:type="dxa" w:w="80"/>
+              <w:bottom w:type="dxa" w:w="30"/>
+              <w:right w:type="dxa" w:w="80"/>
+            </w:tcMar>
+          </w:tcPr>
+          <w:p>
+            <w:pPr>
+              <w:spacing w:after="0"/>
+            </w:pPr>
+            <w:r>
+              <w:rPr>
+                <w:rFonts w:ascii="Inter" w:cs="Inter" w:eastAsia="Inter" w:hAnsi="Inter"/>
+                <w:color w:val="454659"/>
+                <w:sz w:val="19"/>
+                <w:szCs w:val="19"/>
+              </w:rPr>
+              <w:t xml:space="preserve">required — the gateway must reach them</w:t>
+            </w:r>
+          </w:p>
+        </w:tc>
+      </w:tr>
+      <w:tr>
+        <w:tc>
+          <w:tcPr>
+            <w:shd w:color="F6F7F8" w:val="solid"/>
+            <w:tcMar>
+              <w:top w:type="dxa" w:w="30"/>
+              <w:left w:type="dxa" w:w="80"/>
+              <w:bottom w:type="dxa" w:w="30"/>
+              <w:right w:type="dxa" w:w="80"/>
+            </w:tcMar>
+          </w:tcPr>
+          <w:p>
+            <w:pPr>
+              <w:spacing w:after="0"/>
+            </w:pPr>
+            <w:r>
+              <w:rPr>
+                <w:rFonts w:ascii="Inter" w:cs="Inter" w:eastAsia="Inter" w:hAnsi="Inter"/>
+                <w:color w:val="454659"/>
+                <w:sz w:val="19"/>
+                <w:szCs w:val="19"/>
+              </w:rPr>
+              <w:t xml:space="preserve">Source databases running</w:t>
+            </w:r>
+          </w:p>
+        </w:tc>
+        <w:tc>
+          <w:tcPr>
+            <w:shd w:color="F6F7F8" w:val="solid"/>
+            <w:tcMar>
+              <w:top w:type="dxa" w:w="30"/>
+              <w:left w:type="dxa" w:w="80"/>
+              <w:bottom w:type="dxa" w:w="30"/>
+              <w:right w:type="dxa" w:w="80"/>
+            </w:tcMar>
+          </w:tcPr>
+          <w:p>
+            <w:pPr>
+              <w:spacing w:after="0"/>
+            </w:pPr>
+            <w:r>
+              <w:rPr>
+                <w:rFonts w:ascii="Inter" w:cs="Inter" w:eastAsia="Inter" w:hAnsi="Inter"/>
+                <w:color w:val="454659"/>
+                <w:sz w:val="19"/>
+                <w:szCs w:val="19"/>
+              </w:rPr>
+              <w:t xml:space="preserve">not needed</w:t>
+            </w:r>
+          </w:p>
+        </w:tc>
+        <w:tc>
+          <w:tcPr>
+            <w:shd w:color="F6F7F8" w:val="solid"/>
+            <w:tcMar>
+              <w:top w:type="dxa" w:w="30"/>
+              <w:left w:type="dxa" w:w="80"/>
+              <w:bottom w:type="dxa" w:w="30"/>
+              <w:right w:type="dxa" w:w="80"/>
+            </w:tcMar>
+          </w:tcPr>
+          <w:p>
+            <w:pPr>
+              <w:spacing w:after="0"/>
+            </w:pPr>
+            <w:r>
+              <w:rPr>
+                <w:rFonts w:ascii="Inter" w:cs="Inter" w:eastAsia="Inter" w:hAnsi="Inter"/>
+                <w:color w:val="454659"/>
+                <w:sz w:val="19"/>
+                <w:szCs w:val="19"/>
+              </w:rPr>
+              <w:t xml:space="preserve">required</w:t>
+            </w:r>
+          </w:p>
+        </w:tc>
+      </w:tr>
+      <w:tr>
+        <w:tc>
+          <w:tcPr>
+            <w:tcMar>
+              <w:top w:type="dxa" w:w="30"/>
+              <w:left w:type="dxa" w:w="80"/>
+              <w:bottom w:type="dxa" w:w="30"/>
+              <w:right w:type="dxa" w:w="80"/>
+            </w:tcMar>
+          </w:tcPr>
+          <w:p>
+            <w:pPr>
+              <w:spacing w:after="0"/>
+            </w:pPr>
+            <w:r>
+              <w:rPr>
+                <w:rFonts w:ascii="Inter" w:cs="Inter" w:eastAsia="Inter" w:hAnsi="Inter"/>
+                <w:color w:val="454659"/>
+                <w:sz w:val="19"/>
+                <w:szCs w:val="19"/>
+              </w:rPr>
+              <w:t xml:space="preserve">Declarative pipelines</w:t>
+            </w:r>
+          </w:p>
+        </w:tc>
+        <w:tc>
+          <w:tcPr>
+            <w:tcMar>
+              <w:top w:type="dxa" w:w="30"/>
+              <w:left w:type="dxa" w:w="80"/>
+              <w:bottom w:type="dxa" w:w="30"/>
+              <w:right w:type="dxa" w:w="80"/>
+            </w:tcMar>
+          </w:tcPr>
+          <w:p>
+            <w:pPr>
+              <w:spacing w:after="0"/>
+            </w:pPr>
+            <w:r>
+              <w:rPr>
+                <w:rFonts w:ascii="Inter" w:cs="Inter" w:eastAsia="Inter" w:hAnsi="Inter"/>
+                <w:color w:val="454659"/>
+                <w:sz w:val="19"/>
+                <w:szCs w:val="19"/>
+              </w:rPr>
+              <w:t xml:space="preserve">skipped</w:t>
+            </w:r>
+          </w:p>
+        </w:tc>
+        <w:tc>
+          <w:tcPr>
+            <w:tcMar>
+              <w:top w:type="dxa" w:w="30"/>
+              <w:left w:type="dxa" w:w="80"/>
+              <w:bottom w:type="dxa" w:w="30"/>
+              <w:right w:type="dxa" w:w="80"/>
+            </w:tcMar>
+          </w:tcPr>
+          <w:p>
+            <w:pPr>
+              <w:spacing w:after="0"/>
+            </w:pPr>
+            <w:r>
+              <w:rPr>
+                <w:rFonts w:ascii="Inter" w:cs="Inter" w:eastAsia="Inter" w:hAnsi="Inter"/>
+                <w:color w:val="454659"/>
+                <w:sz w:val="19"/>
+                <w:szCs w:val="19"/>
+              </w:rPr>
+              <w:t xml:space="preserve">imported and bound</w:t>
+            </w:r>
+          </w:p>
+        </w:tc>
+      </w:tr>
+      <w:tr>
+        <w:tc>
+          <w:tcPr>
+            <w:shd w:color="F6F7F8" w:val="solid"/>
+            <w:tcMar>
+              <w:top w:type="dxa" w:w="30"/>
+              <w:left w:type="dxa" w:w="80"/>
+              <w:bottom w:type="dxa" w:w="30"/>
+              <w:right w:type="dxa" w:w="80"/>
+            </w:tcMar>
+          </w:tcPr>
+          <w:p>
+            <w:pPr>
+              <w:spacing w:after="0"/>
+            </w:pPr>
+            <w:r>
+              <w:rPr>
+                <w:rFonts w:ascii="Inter" w:cs="Inter" w:eastAsia="Inter" w:hAnsi="Inter"/>
+                <w:color w:val="454659"/>
+                <w:sz w:val="19"/>
+                <w:szCs w:val="19"/>
+              </w:rPr>
+              <w:t xml:space="preserve">How data reaches the apps</w:t>
+            </w:r>
+          </w:p>
+        </w:tc>
+        <w:tc>
+          <w:tcPr>
+            <w:shd w:color="F6F7F8" w:val="solid"/>
+            <w:tcMar>
+              <w:top w:type="dxa" w:w="30"/>
+              <w:left w:type="dxa" w:w="80"/>
+              <w:bottom w:type="dxa" w:w="30"/>
+              <w:right w:type="dxa" w:w="80"/>
+            </w:tcMar>
+          </w:tcPr>
+          <w:p>
+            <w:pPr>
+              <w:spacing w:after="0"/>
+            </w:pPr>
+            <w:r>
+              <w:rPr>
+                <w:rFonts w:ascii="Inter" w:cs="Inter" w:eastAsia="Inter" w:hAnsi="Inter"/>
+                <w:color w:val="454659"/>
+                <w:sz w:val="19"/>
+                <w:szCs w:val="19"/>
+              </w:rPr>
+              <w:t xml:space="preserve">CSVs uploaded to DataFiles, staged to QVD</w:t>
+            </w:r>
+          </w:p>
+        </w:tc>
+        <w:tc>
+          <w:tcPr>
+            <w:shd w:color="F6F7F8" w:val="solid"/>
+            <w:tcMar>
+              <w:top w:type="dxa" w:w="30"/>
+              <w:left w:type="dxa" w:w="80"/>
+              <w:bottom w:type="dxa" w:w="30"/>
+              <w:right w:type="dxa" w:w="80"/>
+            </w:tcMar>
+          </w:tcPr>
+          <w:p>
+            <w:pPr>
+              <w:spacing w:after="0"/>
+            </w:pPr>
+            <w:r>
+              <w:rPr>
+                <w:rFonts w:ascii="Inter" w:cs="Inter" w:eastAsia="Inter" w:hAnsi="Inter"/>
+                <w:color w:val="454659"/>
+                <w:sz w:val="19"/>
+                <w:szCs w:val="19"/>
+              </w:rPr>
+              <w:t xml:space="preserve">CDC through the gateway, landed to bronze</w:t>
+            </w:r>
+          </w:p>
+        </w:tc>
+      </w:tr>
+      <w:tr>
+        <w:tc>
+          <w:tcPr>
+            <w:tcMar>
+              <w:top w:type="dxa" w:w="30"/>
+              <w:left w:type="dxa" w:w="80"/>
+              <w:bottom w:type="dxa" w:w="30"/>
+              <w:right w:type="dxa" w:w="80"/>
+            </w:tcMar>
+          </w:tcPr>
+          <w:p>
+            <w:pPr>
+              <w:spacing w:after="0"/>
+            </w:pPr>
+            <w:r>
+              <w:rPr>
+                <w:rFonts w:ascii="Inter" w:cs="Inter" w:eastAsia="Inter" w:hAnsi="Inter"/>
+                <w:color w:val="454659"/>
+                <w:sz w:val="19"/>
+                <w:szCs w:val="19"/>
+              </w:rPr>
+              <w:t xml:space="preserve">Everything above storage</w:t>
+            </w:r>
+          </w:p>
+        </w:tc>
+        <w:tc>
+          <w:tcPr>
+            <w:tcMar>
+              <w:top w:type="dxa" w:w="30"/>
+              <w:left w:type="dxa" w:w="80"/>
+              <w:bottom w:type="dxa" w:w="30"/>
+              <w:right w:type="dxa" w:w="80"/>
+            </w:tcMar>
+          </w:tcPr>
+          <w:p>
+            <w:pPr>
+              <w:spacing w:after="0"/>
+            </w:pPr>
+            <w:r>
+              <w:rPr>
+                <w:rFonts w:ascii="Inter" w:cs="Inter" w:eastAsia="Inter" w:hAnsi="Inter"/>
+                <w:color w:val="454659"/>
+                <w:sz w:val="19"/>
+                <w:szCs w:val="19"/>
+              </w:rPr>
+              <w:t xml:space="preserve">identical</w:t>
+            </w:r>
+          </w:p>
+        </w:tc>
+        <w:tc>
+          <w:tcPr>
+            <w:tcMar>
+              <w:top w:type="dxa" w:w="30"/>
+              <w:left w:type="dxa" w:w="80"/>
+              <w:bottom w:type="dxa" w:w="30"/>
+              <w:right w:type="dxa" w:w="80"/>
+            </w:tcMar>
+          </w:tcPr>
+          <w:p>
+            <w:pPr>
+              <w:spacing w:after="0"/>
+            </w:pPr>
+            <w:r>
+              <w:rPr>
+                <w:rFonts w:ascii="Inter" w:cs="Inter" w:eastAsia="Inter" w:hAnsi="Inter"/>
+                <w:color w:val="454659"/>
+                <w:sz w:val="19"/>
+                <w:szCs w:val="19"/>
+              </w:rPr>
+              <w:t xml:space="preserve">identical</w:t>
+            </w:r>
+          </w:p>
+        </w:tc>
+      </w:tr>
+    </w:tbl>
+    <w:tbl>
+      <w:tblPr>
+        <w:tblW w:type="pct" w:w="100%"/>
+        <w:tblBorders>
+          <w:top w:val="single" w:color="auto" w:sz="4"/>
+          <w:left w:val="single" w:color="auto" w:sz="4"/>
+          <w:bottom w:val="single" w:color="auto" w:sz="4"/>
+          <w:right w:val="single" w:color="auto" w:sz="4"/>
+          <w:insideH w:val="single" w:color="auto" w:sz="4"/>
+          <w:insideV w:val="single" w:color="auto" w:sz="4"/>
+        </w:tblBorders>
+      </w:tblPr>
+      <w:tblGrid>
+        <w:gridCol w:w="100"/>
+        <w:gridCol w:w="100"/>
+      </w:tblGrid>
+      <w:tr>
+        <w:tc>
+          <w:tcPr>
+            <w:tcW w:type="pct" w:w="1%"/>
+            <w:tcBorders>
+              <w:top w:val="none"/>
+              <w:left w:val="none"/>
+              <w:bottom w:val="none"/>
+              <w:right w:val="none"/>
+            </w:tcBorders>
+            <w:shd w:color="006580" w:val="solid"/>
+          </w:tcPr>
+          <w:p>
+            <w:pPr>
+              <w:spacing w:after="0"/>
+            </w:pPr>
+            <w:r>
+              <w:rPr>
+                <w:sz w:val="10"/>
+                <w:szCs w:val="10"/>
+              </w:rPr>
+              <w:t xml:space="preserve"> </w:t>
+            </w:r>
+          </w:p>
+        </w:tc>
+        <w:tc>
+          <w:tcPr>
+            <w:tcW w:type="pct" w:w="99%"/>
+            <w:shd w:color="F6F7F8" w:val="solid"/>
+            <w:tcMar>
+              <w:top w:type="dxa" w:w="80"/>
+              <w:left w:type="dxa" w:w="120"/>
+              <w:bottom w:type="dxa" w:w="80"/>
+              <w:right w:type="dxa" w:w="120"/>
+            </w:tcMar>
+          </w:tcPr>
+          <w:p>
+            <w:pPr>
+              <w:spacing w:after="0"/>
+            </w:pPr>
+            <w:r>
+              <w:rPr>
+                <w:rFonts w:ascii="Inter" w:cs="Inter" w:eastAsia="Inter" w:hAnsi="Inter"/>
+                <w:color w:val="454659"/>
+                <w:sz w:val="20"/>
+                <w:szCs w:val="20"/>
+              </w:rPr>
+              <w:t xml:space="preserve">A gateway is not always possible — no host to run it on, no inbound route from Qlik Cloud to your databases, a tenant that forbids it, or a laptop demo with no network back to the source systems. QVD mode is the honest fallback: the catalog, profiling, trust scores, data products, glossary and both analytics apps behave exactly the same.</w:t>
+            </w:r>
+          </w:p>
+        </w:tc>
+      </w:tr>
+    </w:tbl>
+    <w:tbl>
+      <w:tblPr>
+        <w:tblW w:type="pct" w:w="100%"/>
+        <w:tblBorders>
+          <w:top w:val="single" w:color="auto" w:sz="4"/>
+          <w:left w:val="single" w:color="auto" w:sz="4"/>
+          <w:bottom w:val="single" w:color="auto" w:sz="4"/>
+          <w:right w:val="single" w:color="auto" w:sz="4"/>
+          <w:insideH w:val="single" w:color="auto" w:sz="4"/>
+          <w:insideV w:val="single" w:color="auto" w:sz="4"/>
+        </w:tblBorders>
+      </w:tblPr>
+      <w:tblGrid>
+        <w:gridCol w:w="100"/>
+        <w:gridCol w:w="100"/>
+      </w:tblGrid>
+      <w:tr>
+        <w:tc>
+          <w:tcPr>
+            <w:tcW w:type="pct" w:w="1%"/>
+            <w:tcBorders>
+              <w:top w:val="none"/>
+              <w:left w:val="none"/>
+              <w:bottom w:val="none"/>
+              <w:right w:val="none"/>
+            </w:tcBorders>
+            <w:shd w:color="009845" w:val="solid"/>
+          </w:tcPr>
+          <w:p>
+            <w:pPr>
+              <w:spacing w:after="0"/>
+            </w:pPr>
+            <w:r>
+              <w:rPr>
+                <w:sz w:val="10"/>
+                <w:szCs w:val="10"/>
+              </w:rPr>
+              <w:t xml:space="preserve"> </w:t>
+            </w:r>
+          </w:p>
+        </w:tc>
+        <w:tc>
+          <w:tcPr>
+            <w:tcW w:type="pct" w:w="99%"/>
+            <w:shd w:color="F6F7F8" w:val="solid"/>
+            <w:tcMar>
+              <w:top w:type="dxa" w:w="80"/>
+              <w:left w:type="dxa" w:w="120"/>
+              <w:bottom w:type="dxa" w:w="80"/>
+              <w:right w:type="dxa" w:w="120"/>
+            </w:tcMar>
+          </w:tcPr>
+          <w:p>
+            <w:pPr>
+              <w:spacing w:after="0"/>
+            </w:pPr>
+            <w:r>
+              <w:rPr>
+                <w:rFonts w:ascii="Inter" w:cs="Inter" w:eastAsia="Inter" w:hAnsi="Inter"/>
+                <w:color w:val="454659"/>
+                <w:sz w:val="20"/>
+                <w:szCs w:val="20"/>
+              </w:rPr>
+              <w:t xml:space="preserve">Pipelines land data THROUGH the gateway, so they cannot run without one. QVD mode skips the pipeline import along with the gateway-bound connections, and reports both as explicit SKIPs naming the mode rather than as failures.</w:t>
+            </w:r>
+          </w:p>
+        </w:tc>
+      </w:tr>
+    </w:tbl>
+    <w:p>
+      <w:pPr>
+        <w:spacing w:after="120"/>
+        <w:jc w:val="left"/>
+      </w:pPr>
+      <w:r>
+        <w:rPr>
+          <w:rFonts w:ascii="Inter" w:cs="Inter" w:eastAsia="Inter" w:hAnsi="Inter"/>
+          <w:b w:val="false"/>
+          <w:bCs w:val="false"/>
+          <w:i w:val="false"/>
+          <w:iCs w:val="false"/>
+          <w:color w:val="454659"/>
+          <w:sz w:val="21"/>
+          <w:szCs w:val="21"/>
+        </w:rPr>
+        <w:t xml:space="preserve">Leave dataGateway.id blank and the deploy infers QVD mode by itself. Override either way for a single run with --mode qvd or --mode gateway.</w:t>
+      </w:r>
+    </w:p>
+    <w:p>
+      <w:pPr>
+        <w:spacing w:after="120"/>
+        <w:jc w:val="left"/>
+      </w:pPr>
+      <w:r>
+        <w:rPr>
+          <w:rFonts w:ascii="Inter" w:cs="Inter" w:eastAsia="Inter" w:hAnsi="Inter"/>
+          <w:b w:val="false"/>
+          <w:bCs w:val="false"/>
+          <w:i w:val="false"/>
+          <w:iCs w:val="false"/>
+          <w:color w:val="454659"/>
+          <w:sz w:val="21"/>
+          <w:szCs w:val="21"/>
+        </w:rPr>
+        <w:t xml:space="preserve">In QVD mode the gateway, PostgreSQL and MySQL sections below are optional — read them when you move to the gateway path.</w:t>
       </w:r>
     </w:p>
     <w:p>
